--- a/downloads/teacher/ai-3-week-32.docx
+++ b/downloads/teacher/ai-3-week-32.docx
@@ -2751,6 +2751,396 @@
         <w:t>For your Verified Study Buddy, save the input, procedure, observed result and limitation of this check. Label this worked example as practice; use a different, previously unreviewed case when checking independent understanding.</w:t>
       </w:r>
     </w:p>
+    <w:p>
+      <w:pPr>
+        <w:pStyle w:val="Heading1"/>
+      </w:pPr>
+      <w:r>
+        <w:t>07. Prepare, teach and assess</w:t>
+      </w:r>
+    </w:p>
+    <w:p>
+      <w:r>
+        <w:t>Teaching target: Explain the mechanism and terminology of human review and consequential use</w:t>
+      </w:r>
+    </w:p>
+    <w:p>
+      <w:r>
+        <w:t>Prepare the labelled worked-case picture, the matching workbook, fictional input cards and a place for individual responses. No paid AI account is required for the paper reasoning activities.</w:t>
+      </w:r>
+    </w:p>
+    <w:tbl>
+      <w:tblPr>
+        <w:tblStyle w:val="LightShading-Accent1"/>
+        <w:tblW w:type="auto" w:w="0"/>
+        <w:tblLook w:firstColumn="1" w:firstRow="1" w:lastColumn="0" w:lastRow="0" w:noHBand="0" w:noVBand="1" w:val="04A0"/>
+      </w:tblPr>
+      <w:tblGrid>
+        <w:gridCol w:w="3408"/>
+        <w:gridCol w:w="3408"/>
+        <w:gridCol w:w="3408"/>
+      </w:tblGrid>
+      <w:tr>
+        <w:trPr>
+          <w:tblHeader/>
+        </w:trPr>
+        <w:tc>
+          <w:tcPr>
+            <w:tcW w:type="dxa" w:w="3408"/>
+          </w:tcPr>
+          <w:p>
+            <w:r>
+              <w:t>Session</w:t>
+            </w:r>
+          </w:p>
+        </w:tc>
+        <w:tc>
+          <w:tcPr>
+            <w:tcW w:type="dxa" w:w="3408"/>
+          </w:tcPr>
+          <w:p>
+            <w:r>
+              <w:t>Plan</w:t>
+            </w:r>
+          </w:p>
+        </w:tc>
+        <w:tc>
+          <w:tcPr>
+            <w:tcW w:type="dxa" w:w="3408"/>
+          </w:tcPr>
+          <w:p>
+            <w:r>
+              <w:t>Resources</w:t>
+            </w:r>
+          </w:p>
+        </w:tc>
+      </w:tr>
+      <w:tr>
+        <w:tc>
+          <w:tcPr>
+            <w:tcW w:type="dxa" w:w="3408"/>
+          </w:tcPr>
+          <w:p>
+            <w:r>
+              <w:t>Session 1 · Understand · 45 min</w:t>
+            </w:r>
+          </w:p>
+        </w:tc>
+        <w:tc>
+          <w:tcPr>
+            <w:tcW w:type="dxa" w:w="3408"/>
+          </w:tcPr>
+          <w:p>
+            <w:r>
+              <w:t>0–7: recall and prerequisite; 7–15: inspect the concrete case and predict; 15–30: teacher models the worked trace; 30–40: learners explain a step using the text and visual; 40–45: check the core idea.</w:t>
+            </w:r>
+          </w:p>
+        </w:tc>
+        <w:tc>
+          <w:tcPr>
+            <w:tcW w:type="dxa" w:w="3408"/>
+          </w:tcPr>
+          <w:p>
+            <w:r>
+              <w:t>Sections 1–6; record the brief recall in the workbook.</w:t>
+            </w:r>
+          </w:p>
+        </w:tc>
+      </w:tr>
+      <w:tr>
+        <w:tc>
+          <w:tcPr>
+            <w:tcW w:type="dxa" w:w="3408"/>
+          </w:tcPr>
+          <w:p>
+            <w:r>
+              <w:t>Session 2 · Practise · 45 min</w:t>
+            </w:r>
+          </w:p>
+        </w:tc>
+        <w:tc>
+          <w:tcPr>
+            <w:tcW w:type="dxa" w:w="3408"/>
+          </w:tcPr>
+          <w:p>
+            <w:r>
+              <w:t>0–5: retrieve the procedure; 5–15: W2 completion practice; 15–23: explain and check with a partner; 23–30: each learner answers the misconception check; 30–40: targeted reteaching or a harder variation; 40–45: prepare the investigation.</w:t>
+            </w:r>
+          </w:p>
+        </w:tc>
+        <w:tc>
+          <w:tcPr>
+            <w:tcW w:type="dxa" w:w="3408"/>
+          </w:tcPr>
+          <w:p>
+            <w:r>
+              <w:t>Sections 7–10; use the matching workbook W2 and misconception check.</w:t>
+            </w:r>
+          </w:p>
+        </w:tc>
+      </w:tr>
+      <w:tr>
+        <w:tc>
+          <w:tcPr>
+            <w:tcW w:type="dxa" w:w="3408"/>
+          </w:tcPr>
+          <w:p>
+            <w:r>
+              <w:t>Session 3 · Investigate and transfer · 45 min</w:t>
+            </w:r>
+          </w:p>
+        </w:tc>
+        <w:tc>
+          <w:tcPr>
+            <w:tcW w:type="dxa" w:w="3408"/>
+          </w:tcPr>
+          <w:p>
+            <w:r>
+              <w:t>0–5: retrieve the decision rule; 5–20: investigate or trace; 20–30: start the independent case; 30–38: connect the project; 38–43: act on feedback; 43–45: plan the return check.</w:t>
+            </w:r>
+          </w:p>
+        </w:tc>
+        <w:tc>
+          <w:tcPr>
+            <w:tcW w:type="dxa" w:w="3408"/>
+          </w:tcPr>
+          <w:p>
+            <w:r>
+              <w:t>Sections 9 and 11–14. Give extra time to finish the full task set; use Section 15 when the week includes a coding lab.</w:t>
+            </w:r>
+          </w:p>
+        </w:tc>
+      </w:tr>
+    </w:tbl>
+    <w:p>
+      <w:r>
+        <w:t>Before class, solve the supported practice: Coordinator approves draft v1 for room B. Assistant changes room to C in v2 and submits using the old approval. Show the intermediate steps and give the conclusion with its scope.</w:t>
+      </w:r>
+    </w:p>
+    <w:p>
+      <w:r>
+        <w:t>Reasoned practice answer: Teacher explanation: The submission violates version-bound approval. Preserve v1 approval, request review of v2 and prevent submission until its exact action is approved.</w:t>
+      </w:r>
+    </w:p>
+    <w:p>
+      <w:r>
+        <w:t>Check every learner before discussion: Use the worked case for Human review and consequential use. Proposed explanation: “The worked result establishes every future case”. Decide whether this explanation is supported. Point to the step or supplied fact that decides; explain your repair if needed.</w:t>
+      </w:r>
+    </w:p>
+    <w:p>
+      <w:r>
+        <w:t>Misconception repair: Review effectiveness depends on usable evidence, time and authority; a checkbox is not evidence of informed review.</w:t>
+      </w:r>
+    </w:p>
+    <w:p>
+      <w:r>
+        <w:t>Support: read the exact case aloud, enlarge the labelled picture, supply input cards and model only the first deciding step. Accept a spoken explanation or drawing; retain the reasoning goal.</w:t>
+      </w:r>
+    </w:p>
+    <w:p>
+      <w:r>
+        <w:t>Extension: H2 is replaced with unchanged H1 for classroom printing. Require a prediction and a reason before comparing. Expected result: The original approval covers that declared action. Reason: Both the approved content and its distribution scope now match.</w:t>
+      </w:r>
+    </w:p>
+    <w:p>
+      <w:r>
+        <w:t>Independent assessment: withhold the reserved answer until the learner has attempted the new case. Record support separately from correctness.</w:t>
+      </w:r>
+    </w:p>
+    <w:tbl>
+      <w:tblPr>
+        <w:tblStyle w:val="LightShading-Accent1"/>
+        <w:tblW w:type="auto" w:w="0"/>
+        <w:tblLook w:firstColumn="1" w:firstRow="1" w:lastColumn="0" w:lastRow="0" w:noHBand="0" w:noVBand="1" w:val="04A0"/>
+      </w:tblPr>
+      <w:tblGrid>
+        <w:gridCol w:w="2556"/>
+        <w:gridCol w:w="2556"/>
+        <w:gridCol w:w="2556"/>
+        <w:gridCol w:w="2556"/>
+      </w:tblGrid>
+      <w:tr>
+        <w:trPr>
+          <w:tblHeader/>
+        </w:trPr>
+        <w:tc>
+          <w:tcPr>
+            <w:tcW w:type="dxa" w:w="2556"/>
+          </w:tcPr>
+          <w:p>
+            <w:r>
+              <w:t>Criterion</w:t>
+            </w:r>
+          </w:p>
+        </w:tc>
+        <w:tc>
+          <w:tcPr>
+            <w:tcW w:type="dxa" w:w="2556"/>
+          </w:tcPr>
+          <w:p>
+            <w:r>
+              <w:t>Not yet</w:t>
+            </w:r>
+          </w:p>
+        </w:tc>
+        <w:tc>
+          <w:tcPr>
+            <w:tcW w:type="dxa" w:w="2556"/>
+          </w:tcPr>
+          <w:p>
+            <w:r>
+              <w:t>With support</w:t>
+            </w:r>
+          </w:p>
+        </w:tc>
+        <w:tc>
+          <w:tcPr>
+            <w:tcW w:type="dxa" w:w="2556"/>
+          </w:tcPr>
+          <w:p>
+            <w:r>
+              <w:t>Independent</w:t>
+            </w:r>
+          </w:p>
+        </w:tc>
+      </w:tr>
+      <w:tr>
+        <w:tc>
+          <w:tcPr>
+            <w:tcW w:type="dxa" w:w="2556"/>
+          </w:tcPr>
+          <w:p>
+            <w:r>
+              <w:t>Explanation</w:t>
+            </w:r>
+          </w:p>
+        </w:tc>
+        <w:tc>
+          <w:tcPr>
+            <w:tcW w:type="dxa" w:w="2556"/>
+          </w:tcPr>
+          <w:p>
+            <w:r>
+              <w:t>Names an answer without a deciding fact</w:t>
+            </w:r>
+          </w:p>
+        </w:tc>
+        <w:tc>
+          <w:tcPr>
+            <w:tcW w:type="dxa" w:w="2556"/>
+          </w:tcPr>
+          <w:p>
+            <w:r>
+              <w:t>Uses a hint to link fact and decision</w:t>
+            </w:r>
+          </w:p>
+        </w:tc>
+        <w:tc>
+          <w:tcPr>
+            <w:tcW w:type="dxa" w:w="2556"/>
+          </w:tcPr>
+          <w:p>
+            <w:r>
+              <w:t>Explains the deciding fact in own words</w:t>
+            </w:r>
+          </w:p>
+        </w:tc>
+      </w:tr>
+      <w:tr>
+        <w:tc>
+          <w:tcPr>
+            <w:tcW w:type="dxa" w:w="2556"/>
+          </w:tcPr>
+          <w:p>
+            <w:r>
+              <w:t>Trace or test</w:t>
+            </w:r>
+          </w:p>
+        </w:tc>
+        <w:tc>
+          <w:tcPr>
+            <w:tcW w:type="dxa" w:w="2556"/>
+          </w:tcPr>
+          <w:p>
+            <w:r>
+              <w:t>Cannot connect input and result</w:t>
+            </w:r>
+          </w:p>
+        </w:tc>
+        <w:tc>
+          <w:tcPr>
+            <w:tcW w:type="dxa" w:w="2556"/>
+          </w:tcPr>
+          <w:p>
+            <w:r>
+              <w:t>Completes steps with prompts</w:t>
+            </w:r>
+          </w:p>
+        </w:tc>
+        <w:tc>
+          <w:tcPr>
+            <w:tcW w:type="dxa" w:w="2556"/>
+          </w:tcPr>
+          <w:p>
+            <w:r>
+              <w:t>Traces or tests a changed case accurately</w:t>
+            </w:r>
+          </w:p>
+        </w:tc>
+      </w:tr>
+      <w:tr>
+        <w:tc>
+          <w:tcPr>
+            <w:tcW w:type="dxa" w:w="2556"/>
+          </w:tcPr>
+          <w:p>
+            <w:r>
+              <w:t>Limits and revision</w:t>
+            </w:r>
+          </w:p>
+        </w:tc>
+        <w:tc>
+          <w:tcPr>
+            <w:tcW w:type="dxa" w:w="2556"/>
+          </w:tcPr>
+          <w:p>
+            <w:r>
+              <w:t>Claims more than evidence supports</w:t>
+            </w:r>
+          </w:p>
+        </w:tc>
+        <w:tc>
+          <w:tcPr>
+            <w:tcW w:type="dxa" w:w="2556"/>
+          </w:tcPr>
+          <w:p>
+            <w:r>
+              <w:t>Names a limit after a prompt</w:t>
+            </w:r>
+          </w:p>
+        </w:tc>
+        <w:tc>
+          <w:tcPr>
+            <w:tcW w:type="dxa" w:w="2556"/>
+          </w:tcPr>
+          <w:p>
+            <w:r>
+              <w:t>States a defensible limit and useful next test</w:t>
+            </w:r>
+          </w:p>
+        </w:tc>
+      </w:tr>
+    </w:tbl>
+    <w:p>
+      <w:r>
+        <w:t>Project checkpoint: Present and defend. Demonstrate the system, explain one failure and justify the next improvement with evidence.</w:t>
+      </w:r>
+    </w:p>
+    <w:p>
+      <w:r>
+        <w:t>Use the weekly teacher answer for topic-specific reasoning. A saved progress tick is an activity record; judge mastery from the learner’s explanation and evidence.</w:t>
+      </w:r>
+    </w:p>
     <w:sectPr>
       <w:pgSz w:w="12240" w:h="15840"/>
       <w:pgMar w:top="936" w:right="1008" w:bottom="936" w:left="1008" w:header="720" w:footer="720" w:gutter="0"/>

--- a/downloads/teacher/ai-3-week-32.docx
+++ b/downloads/teacher/ai-3-week-32.docx
@@ -3141,6 +3141,39 @@
         <w:t>Use the weekly teacher answer for topic-specific reasoning. A saved progress tick is an activity record; judge mastery from the learner’s explanation and evidence.</w:t>
       </w:r>
     </w:p>
+    <w:p>
+      <w:pPr>
+        <w:pStyle w:val="Heading1"/>
+      </w:pPr>
+      <w:r>
+        <w:t>08. Use feedback, labs and repair paths</w:t>
+      </w:r>
+    </w:p>
+    <w:p>
+      <w:r>
+        <w:t>Use the two formative questions as supported practice, not as independent mastery scores. Discuss the deciding evidence rather than accepting a guessed selection.</w:t>
+      </w:r>
+    </w:p>
+    <w:p>
+      <w:r>
+        <w:t>The feedback comes from the reviewed public worked case. Do not reveal the separately reserved independent teacher answer until the learner has attempted that case.</w:t>
+      </w:r>
+    </w:p>
+    <w:p>
+      <w:r>
+        <w:t>Ask students to predict before running code. Preserve errors and actual outputs; collect a changed test and an explanation. The branch-boundary and indexing lessons deliberately include failure cases.</w:t>
+      </w:r>
+    </w:p>
+    <w:p>
+      <w:r>
+        <w:t>Use the earlier worked-explanation links to address a specific missing building block, then return to the current question. Adapt this suggestion after observing the learner; it is not an automatic diagnosis.</w:t>
+      </w:r>
+    </w:p>
+    <w:p>
+      <w:r>
+        <w:t>Collect the completed-work portfolio as evidence. Record support separately from correctness, and assess explanation, trace/test and limitations. Progress ticks and quiz selections alone do not establish mastery.</w:t>
+      </w:r>
+    </w:p>
     <w:sectPr>
       <w:pgSz w:w="12240" w:h="15840"/>
       <w:pgMar w:top="936" w:right="1008" w:bottom="936" w:left="1008" w:header="720" w:footer="720" w:gutter="0"/>

--- a/downloads/teacher/ai-3-week-32.docx
+++ b/downloads/teacher/ai-3-week-32.docx
@@ -29,6 +29,11 @@
       </w:r>
     </w:p>
     <w:p>
+      <w:r>
+        <w:t>Prepare Human AI Workflow: check the target, prerequisites, resources and adaptable teaching schedule.</w:t>
+      </w:r>
+    </w:p>
+    <w:p>
       <w:pPr>
         <w:pStyle w:val="Heading3"/>
       </w:pPr>
@@ -37,8 +42,26 @@
       </w:r>
     </w:p>
     <w:p>
-      <w:r>
-        <w:t>Primary target: Explain the mechanism and terminology of human review and consequential use</w:t>
+      <w:pPr>
+        <w:spacing w:line="336" w:lineRule="auto" w:after="180"/>
+      </w:pPr>
+      <w:r>
+        <w:rPr>
+          <w:b w:val="0"/>
+        </w:rPr>
+        <w:t xml:space="preserve">Primary target: Explain the </w:t>
+      </w:r>
+      <w:r>
+        <w:rPr>
+          <w:b/>
+        </w:rPr>
+        <w:t>mechanism</w:t>
+      </w:r>
+      <w:r>
+        <w:rPr>
+          <w:b w:val="0"/>
+        </w:rPr>
+        <w:t xml:space="preserve"> and terminology of human review and consequential use</w:t>
       </w:r>
     </w:p>
     <w:tbl>
@@ -185,8 +208,37 @@
       </w:tr>
     </w:tbl>
     <w:p>
-      <w:r>
-        <w:t>This is a starting allocation of 135 minutes, not a validated duration. Preserve all named topics. Schedule extra time for connected examples, the full investigation, independent cases and project building. Repeated copies of a case share one recorded attempt; they are not new evidence.</w:t>
+      <w:pPr>
+        <w:spacing w:line="336" w:lineRule="auto" w:after="180"/>
+      </w:pPr>
+      <w:r>
+        <w:rPr>
+          <w:b w:val="0"/>
+        </w:rPr>
+        <w:t>This is a starting allocation of 135 minutes, not a validated duration. Preserve all named topics. Schedule extra time for connected examples, the full investigation, independent cases and project building.</w:t>
+      </w:r>
+    </w:p>
+    <w:p>
+      <w:pPr>
+        <w:spacing w:line="336" w:lineRule="auto" w:after="180"/>
+      </w:pPr>
+      <w:r>
+        <w:rPr>
+          <w:b w:val="0"/>
+        </w:rPr>
+        <w:t xml:space="preserve">Repeated copies of a case share one recorded attempt; they are not new </w:t>
+      </w:r>
+      <w:r>
+        <w:rPr>
+          <w:b/>
+        </w:rPr>
+        <w:t>evidence</w:t>
+      </w:r>
+      <w:r>
+        <w:rPr>
+          <w:b w:val="0"/>
+        </w:rPr>
+        <w:t>.</w:t>
       </w:r>
     </w:p>
     <w:p>
@@ -206,18 +258,94 @@
       </w:r>
     </w:p>
     <w:p>
-      <w:r>
+      <w:pPr>
+        <w:spacing w:line="336" w:lineRule="auto" w:after="180"/>
+      </w:pPr>
+      <w:r>
+        <w:rPr>
+          <w:b w:val="0"/>
+        </w:rPr>
         <w:t>Without opening the old lesson, explain one key idea from Safety Boundaries. Give an example and a mistake that the idea helps you avoid.</w:t>
       </w:r>
     </w:p>
     <w:p>
-      <w:r>
-        <w:t>Look for: Explain the mechanism and terminology of untrusted input boundaries</w:t>
-      </w:r>
-    </w:p>
-    <w:p>
-      <w:r>
-        <w:t>Reference example, not the only acceptable wording: Teacher explanation: Untrusted input must be treated according to a contract before reaching code, queries or tools. Data that resembles instructions does not acquire execution authority. For the toy lookup accept room IDs matching one uppercase letter plus one digit. Perform exact dictionary lookup; never evaluate user strings as code. Reject invalid length or characters.</w:t>
+      <w:pPr>
+        <w:spacing w:line="336" w:lineRule="auto" w:after="180"/>
+      </w:pPr>
+      <w:r>
+        <w:rPr>
+          <w:b w:val="0"/>
+        </w:rPr>
+        <w:t xml:space="preserve">Look for: Explain the </w:t>
+      </w:r>
+      <w:r>
+        <w:rPr>
+          <w:b/>
+        </w:rPr>
+        <w:t>mechanism</w:t>
+      </w:r>
+      <w:r>
+        <w:rPr>
+          <w:b w:val="0"/>
+        </w:rPr>
+        <w:t xml:space="preserve"> and terminology of untrusted </w:t>
+      </w:r>
+      <w:r>
+        <w:rPr>
+          <w:b/>
+        </w:rPr>
+        <w:t>input</w:t>
+      </w:r>
+      <w:r>
+        <w:rPr>
+          <w:b w:val="0"/>
+        </w:rPr>
+        <w:t xml:space="preserve"> boundaries</w:t>
+      </w:r>
+    </w:p>
+    <w:p>
+      <w:pPr>
+        <w:spacing w:line="336" w:lineRule="auto" w:after="180"/>
+      </w:pPr>
+      <w:r>
+        <w:rPr>
+          <w:b w:val="0"/>
+        </w:rPr>
+        <w:t xml:space="preserve">Reference example, not the only acceptable wording: Teacher explanation: Untrusted </w:t>
+      </w:r>
+      <w:r>
+        <w:rPr>
+          <w:b/>
+        </w:rPr>
+        <w:t>input</w:t>
+      </w:r>
+      <w:r>
+        <w:rPr>
+          <w:b w:val="0"/>
+        </w:rPr>
+        <w:t xml:space="preserve"> must be treated according to a contract before reaching code, queries or tools.</w:t>
+      </w:r>
+    </w:p>
+    <w:p>
+      <w:pPr>
+        <w:spacing w:line="336" w:lineRule="auto" w:after="180"/>
+      </w:pPr>
+      <w:r>
+        <w:rPr>
+          <w:b w:val="0"/>
+        </w:rPr>
+        <w:t>Data that resembles instructions does not acquire execution authority. For the toy lookup accept room IDs matching one uppercase letter plus one digit. Perform exact dictionary lookup; never evaluate user strings as code.</w:t>
+      </w:r>
+    </w:p>
+    <w:p>
+      <w:pPr>
+        <w:spacing w:line="336" w:lineRule="auto" w:after="180"/>
+      </w:pPr>
+      <w:r>
+        <w:rPr>
+          <w:b w:val="0"/>
+        </w:rPr>
+        <w:t>Reject invalid length or characters.</w:t>
       </w:r>
     </w:p>
     <w:p>
@@ -229,18 +357,70 @@
       </w:r>
     </w:p>
     <w:p>
-      <w:r>
+      <w:pPr>
+        <w:spacing w:line="336" w:lineRule="auto" w:after="180"/>
+      </w:pPr>
+      <w:r>
+        <w:rPr>
+          <w:b w:val="0"/>
+        </w:rPr>
         <w:t>Without opening the old lesson, explain one key idea from Copyright and Provenance. Give an example and a mistake that the idea helps you avoid.</w:t>
       </w:r>
     </w:p>
     <w:p>
-      <w:r>
-        <w:t>Look for: Explain the mechanism and terminology of copyright and permitted sources</w:t>
-      </w:r>
-    </w:p>
-    <w:p>
-      <w:r>
-        <w:t>Reference example, not the only acceptable wording: Teacher explanation: Permission to access a work and permission to redistribute or modify it are separate. Use a classroom licence ledger instead of assuming all online material is reusable. For this fictional policy, licence L permits classroom display with attribution but forbids public redistribution. Licence M permits adaptation and redistribution with attribution. Unknown permission means seek approval or choose a permitted alternative; this exercise is not a legal ruling.</w:t>
+      <w:pPr>
+        <w:spacing w:line="336" w:lineRule="auto" w:after="180"/>
+      </w:pPr>
+      <w:r>
+        <w:rPr>
+          <w:b w:val="0"/>
+        </w:rPr>
+        <w:t xml:space="preserve">Look for: Explain the </w:t>
+      </w:r>
+      <w:r>
+        <w:rPr>
+          <w:b/>
+        </w:rPr>
+        <w:t>mechanism</w:t>
+      </w:r>
+      <w:r>
+        <w:rPr>
+          <w:b w:val="0"/>
+        </w:rPr>
+        <w:t xml:space="preserve"> and terminology of copyright and permitted sources</w:t>
+      </w:r>
+    </w:p>
+    <w:p>
+      <w:pPr>
+        <w:spacing w:line="336" w:lineRule="auto" w:after="180"/>
+      </w:pPr>
+      <w:r>
+        <w:rPr>
+          <w:b w:val="0"/>
+        </w:rPr>
+        <w:t>Reference example, not the only acceptable wording: Teacher explanation: Permission to access a work and permission to redistribute or modify it are separate.</w:t>
+      </w:r>
+    </w:p>
+    <w:p>
+      <w:pPr>
+        <w:spacing w:line="336" w:lineRule="auto" w:after="180"/>
+      </w:pPr>
+      <w:r>
+        <w:rPr>
+          <w:b w:val="0"/>
+        </w:rPr>
+        <w:t>Use a classroom licence ledger instead of assuming all online material is reusable. For this fictional policy, licence L permits classroom display with attribution but forbids public redistribution.</w:t>
+      </w:r>
+    </w:p>
+    <w:p>
+      <w:pPr>
+        <w:spacing w:line="336" w:lineRule="auto" w:after="180"/>
+      </w:pPr>
+      <w:r>
+        <w:rPr>
+          <w:b w:val="0"/>
+        </w:rPr>
+        <w:t>Licence M permits adaptation and redistribution with attribution. Unknown permission means seek approval or choose a permitted alternative; this exercise is not a legal ruling.</w:t>
       </w:r>
     </w:p>
     <w:p>
@@ -252,22 +432,92 @@
       </w:r>
     </w:p>
     <w:p>
-      <w:r>
+      <w:pPr>
+        <w:spacing w:line="336" w:lineRule="auto" w:after="180"/>
+      </w:pPr>
+      <w:r>
+        <w:rPr>
+          <w:b w:val="0"/>
+        </w:rPr>
         <w:t>Without opening the old lesson, explain one key idea from Evaluation Sets. Give an example and a mistake that the idea helps you avoid.</w:t>
       </w:r>
     </w:p>
     <w:p>
-      <w:r>
-        <w:t>Look for: Explain the mechanism and terminology of system evaluation sets</w:t>
-      </w:r>
-    </w:p>
-    <w:p>
-      <w:r>
-        <w:t>Reference example, not the only acceptable wording: Teacher explanation: A system evaluation set contains cases with expected behaviour and scoring rules. It should cover retrieval, support, fallback and permissions rather than only easy answerable questions. Record case ID, evidence version, expected claims or fallback, permitted actions and scoring rubric. Separate development from final cases. Aggregate metrics only after checking required conditions individually.</w:t>
-      </w:r>
-    </w:p>
-    <w:p>
-      <w:r>
+      <w:pPr>
+        <w:spacing w:line="336" w:lineRule="auto" w:after="180"/>
+      </w:pPr>
+      <w:r>
+        <w:rPr>
+          <w:b w:val="0"/>
+        </w:rPr>
+        <w:t xml:space="preserve">Look for: Explain the </w:t>
+      </w:r>
+      <w:r>
+        <w:rPr>
+          <w:b/>
+        </w:rPr>
+        <w:t>mechanism</w:t>
+      </w:r>
+      <w:r>
+        <w:rPr>
+          <w:b w:val="0"/>
+        </w:rPr>
+        <w:t xml:space="preserve"> and terminology of system evaluation sets</w:t>
+      </w:r>
+    </w:p>
+    <w:p>
+      <w:pPr>
+        <w:spacing w:line="336" w:lineRule="auto" w:after="180"/>
+      </w:pPr>
+      <w:r>
+        <w:rPr>
+          <w:b w:val="0"/>
+        </w:rPr>
+        <w:t>Reference example, not the only acceptable wording: Teacher explanation: A system evaluation set contains cases with expected behaviour and scoring rules.</w:t>
+      </w:r>
+    </w:p>
+    <w:p>
+      <w:pPr>
+        <w:spacing w:line="336" w:lineRule="auto" w:after="180"/>
+      </w:pPr>
+      <w:r>
+        <w:rPr>
+          <w:b w:val="0"/>
+        </w:rPr>
+        <w:t xml:space="preserve">It should cover retrieval, support, fallback and permissions rather than only easy answerable questions. Record case ID, </w:t>
+      </w:r>
+      <w:r>
+        <w:rPr>
+          <w:b/>
+        </w:rPr>
+        <w:t>evidence</w:t>
+      </w:r>
+      <w:r>
+        <w:rPr>
+          <w:b w:val="0"/>
+        </w:rPr>
+        <w:t xml:space="preserve"> version, expected claims or fallback, permitted actions and scoring rubric.</w:t>
+      </w:r>
+    </w:p>
+    <w:p>
+      <w:pPr>
+        <w:spacing w:line="336" w:lineRule="auto" w:after="180"/>
+      </w:pPr>
+      <w:r>
+        <w:rPr>
+          <w:b w:val="0"/>
+        </w:rPr>
+        <w:t>Separate development from final cases. Aggregate metrics only after checking required conditions individually.</w:t>
+      </w:r>
+    </w:p>
+    <w:p>
+      <w:pPr>
+        <w:spacing w:line="336" w:lineRule="auto" w:after="180"/>
+      </w:pPr>
+      <w:r>
+        <w:rPr>
+          <w:b w:val="0"/>
+        </w:rPr>
         <w:t>Use the student module and workbook section with this exact week title. The worked case, independent question and answers below form one aligned lesson sequence.</w:t>
       </w:r>
     </w:p>
@@ -280,8 +530,26 @@
       </w:r>
     </w:p>
     <w:p>
-      <w:r>
-        <w:t>A student asks a helper to submit an unchecked generated essay under their name. Design a workflow that preserves student reasoning and follows classroom rules.</w:t>
+      <w:pPr>
+        <w:spacing w:line="336" w:lineRule="auto" w:after="180"/>
+      </w:pPr>
+      <w:r>
+        <w:rPr>
+          <w:b w:val="0"/>
+        </w:rPr>
+        <w:t xml:space="preserve">A student asks a helper to submit an unchecked generated essay under their name. Design a </w:t>
+      </w:r>
+      <w:r>
+        <w:rPr>
+          <w:b/>
+        </w:rPr>
+        <w:t>workflow</w:t>
+      </w:r>
+      <w:r>
+        <w:rPr>
+          <w:b w:val="0"/>
+        </w:rPr>
+        <w:t xml:space="preserve"> that preserves student reasoning and follows classroom rules.</w:t>
       </w:r>
     </w:p>
     <w:p>
@@ -293,8 +561,38 @@
       </w:r>
     </w:p>
     <w:p>
-      <w:r>
-        <w:t>Allocate tasks according to strengths, accountability, and verification needs.</w:t>
+      <w:pPr>
+        <w:spacing w:line="336" w:lineRule="auto" w:after="180"/>
+      </w:pPr>
+      <w:r>
+        <w:rPr>
+          <w:b w:val="0"/>
+        </w:rPr>
+        <w:t xml:space="preserve">Allocate tasks according to strengths, </w:t>
+      </w:r>
+      <w:r>
+        <w:rPr>
+          <w:b/>
+        </w:rPr>
+        <w:t>accountability</w:t>
+      </w:r>
+      <w:r>
+        <w:rPr>
+          <w:b w:val="0"/>
+        </w:rPr>
+        <w:t xml:space="preserve">, and </w:t>
+      </w:r>
+      <w:r>
+        <w:rPr>
+          <w:b/>
+        </w:rPr>
+        <w:t>verification</w:t>
+      </w:r>
+      <w:r>
+        <w:rPr>
+          <w:b w:val="0"/>
+        </w:rPr>
+        <w:t xml:space="preserve"> needs.</w:t>
       </w:r>
     </w:p>
     <w:tbl>
@@ -430,12 +728,38 @@
       </w:r>
     </w:p>
     <w:p>
-      <w:r>
+      <w:pPr>
+        <w:spacing w:line="336" w:lineRule="auto" w:after="180"/>
+      </w:pPr>
+      <w:r>
+        <w:rPr>
+          <w:b w:val="0"/>
+        </w:rPr>
         <w:t>Use the supplied scenario, student illustrations and blank paper. For numeric work, offer counters or a calculator after learners show the setup. Fictional records are supplied; personal data and paid accounts are unnecessary.</w:t>
       </w:r>
     </w:p>
     <w:p>
-      <w:r>
+      <w:pPr>
+        <w:pStyle w:val="Heading3"/>
+      </w:pPr>
+      <w:r>
+        <w:t>Alternative compact allocation</w:t>
+      </w:r>
+    </w:p>
+    <w:p>
+      <w:r>
+        <w:t>This compact option is not the full-week schedule. Use the main teaching cycle and allow extra sessions for the investigation, independent work and project.</w:t>
+      </w:r>
+    </w:p>
+    <w:p>
+      <w:pPr>
+        <w:spacing w:line="336" w:lineRule="auto" w:after="180"/>
+        <w:shd w:fill="F1F6F8"/>
+      </w:pPr>
+      <w:r>
+        <w:rPr>
+          <w:b w:val="0"/>
+        </w:rPr>
         <w:t>Allow 80 minutes: recall 8; explanation 12; worked demonstration 15; guided practice 20; independent assessment 15; project and reflection 10. Extend the lab into a second session when needed.</w:t>
       </w:r>
     </w:p>
@@ -448,8 +772,84 @@
       </w:r>
     </w:p>
     <w:p>
-      <w:r>
-        <w:t>Two 45-minute sessions. Human review needs a responsible actor, evidence packet and explicit authority. Adding a person to a workflow does not guarantee effective oversight. Use the supplied constructed scenarios to make the mechanism inspectable. Collect W4 before sharing solutions. Students should name intermediate evidence and limitations; classroom pacing and learning effectiveness remain unvalidated.</w:t>
+      <w:pPr>
+        <w:spacing w:line="336" w:lineRule="auto" w:after="180"/>
+      </w:pPr>
+      <w:r>
+        <w:rPr>
+          <w:b w:val="0"/>
+        </w:rPr>
+        <w:t xml:space="preserve">Two 45-minute sessions. Human review needs a responsible actor, </w:t>
+      </w:r>
+      <w:r>
+        <w:rPr>
+          <w:b/>
+        </w:rPr>
+        <w:t>evidence</w:t>
+      </w:r>
+      <w:r>
+        <w:rPr>
+          <w:b w:val="0"/>
+        </w:rPr>
+        <w:t xml:space="preserve"> packet and explicit authority. Adding a person to a </w:t>
+      </w:r>
+      <w:r>
+        <w:rPr>
+          <w:b/>
+        </w:rPr>
+        <w:t>workflow</w:t>
+      </w:r>
+      <w:r>
+        <w:rPr>
+          <w:b w:val="0"/>
+        </w:rPr>
+        <w:t xml:space="preserve"> does not guarantee effective oversight.</w:t>
+      </w:r>
+    </w:p>
+    <w:p>
+      <w:pPr>
+        <w:spacing w:line="336" w:lineRule="auto" w:after="180"/>
+      </w:pPr>
+      <w:r>
+        <w:rPr>
+          <w:b w:val="0"/>
+        </w:rPr>
+        <w:t xml:space="preserve">Use the supplied constructed scenarios to make the </w:t>
+      </w:r>
+      <w:r>
+        <w:rPr>
+          <w:b/>
+        </w:rPr>
+        <w:t>mechanism</w:t>
+      </w:r>
+      <w:r>
+        <w:rPr>
+          <w:b w:val="0"/>
+        </w:rPr>
+        <w:t xml:space="preserve"> inspectable. Collect W4 before sharing solutions.</w:t>
+      </w:r>
+    </w:p>
+    <w:p>
+      <w:pPr>
+        <w:spacing w:line="336" w:lineRule="auto" w:after="180"/>
+      </w:pPr>
+      <w:r>
+        <w:rPr>
+          <w:b w:val="0"/>
+        </w:rPr>
+        <w:t xml:space="preserve">Students should name intermediate </w:t>
+      </w:r>
+      <w:r>
+        <w:rPr>
+          <w:b/>
+        </w:rPr>
+        <w:t>evidence</w:t>
+      </w:r>
+      <w:r>
+        <w:rPr>
+          <w:b w:val="0"/>
+        </w:rPr>
+        <w:t xml:space="preserve"> and limitations; classroom pacing and learning effectiveness remain unvalidated.</w:t>
       </w:r>
     </w:p>
     <w:p>
@@ -461,22 +861,81 @@
       </w:r>
     </w:p>
     <w:p>
-      <w:r>
-        <w:t>A result depends on the inputs, procedure and conditions that produced it. Preserve data roles and distinguish observed outcomes from predictions or unmeasured conditions. If the prior concept cannot be explained, use a short retrieval activity before this chapter.</w:t>
-      </w:r>
-    </w:p>
-    <w:p>
-      <w:r>
+      <w:pPr>
+        <w:spacing w:line="336" w:lineRule="auto" w:after="180"/>
+      </w:pPr>
+      <w:r>
+        <w:rPr>
+          <w:b w:val="0"/>
+        </w:rPr>
+        <w:t xml:space="preserve">A result depends on the </w:t>
+      </w:r>
+      <w:r>
+        <w:rPr>
+          <w:b/>
+        </w:rPr>
+        <w:t>input</w:t>
+      </w:r>
+      <w:r>
+        <w:rPr>
+          <w:b w:val="0"/>
+        </w:rPr>
+        <w:t xml:space="preserve">s, procedure and conditions that produced it. Preserve data roles and distinguish observed outcomes from </w:t>
+      </w:r>
+      <w:r>
+        <w:rPr>
+          <w:b/>
+        </w:rPr>
+        <w:t>prediction</w:t>
+      </w:r>
+      <w:r>
+        <w:rPr>
+          <w:b w:val="0"/>
+        </w:rPr>
+        <w:t>s or unmeasured conditions.</w:t>
+      </w:r>
+    </w:p>
+    <w:p>
+      <w:pPr>
+        <w:spacing w:line="336" w:lineRule="auto" w:after="180"/>
+      </w:pPr>
+      <w:r>
+        <w:rPr>
+          <w:b w:val="0"/>
+        </w:rPr>
+        <w:t>If the prior concept cannot be explained, use a short retrieval activity before this chapter.</w:t>
+      </w:r>
+    </w:p>
+    <w:p>
+      <w:pPr>
+        <w:spacing w:line="336" w:lineRule="auto" w:after="180"/>
+      </w:pPr>
+      <w:r>
+        <w:rPr>
+          <w:b w:val="0"/>
+        </w:rPr>
         <w:t>Lesson and workbook; paper and pencil</w:t>
       </w:r>
     </w:p>
     <w:p>
-      <w:r>
+      <w:pPr>
+        <w:spacing w:line="336" w:lineRule="auto" w:after="180"/>
+      </w:pPr>
+      <w:r>
+        <w:rPr>
+          <w:b w:val="0"/>
+        </w:rPr>
         <w:t>Calculator and optional local Python 3 for arithmetic; no live API or private data</w:t>
       </w:r>
     </w:p>
     <w:p>
-      <w:r>
+      <w:pPr>
+        <w:spacing w:line="336" w:lineRule="auto" w:after="180"/>
+      </w:pPr>
+      <w:r>
+        <w:rPr>
+          <w:b w:val="0"/>
+        </w:rPr>
         <w:t>Prepare the fresh retry separately and withhold its solution until after collection</w:t>
       </w:r>
     </w:p>
@@ -489,12 +948,36 @@
       </w:r>
     </w:p>
     <w:p>
-      <w:r>
-        <w:t>By the end, I can explain human ai workflow using a traced example and a stated limitation.</w:t>
-      </w:r>
-    </w:p>
-    <w:p>
-      <w:r>
+      <w:pPr>
+        <w:spacing w:line="336" w:lineRule="auto" w:after="180"/>
+      </w:pPr>
+      <w:r>
+        <w:rPr>
+          <w:b w:val="0"/>
+        </w:rPr>
+        <w:t xml:space="preserve">By the end, I can explain human ai </w:t>
+      </w:r>
+      <w:r>
+        <w:rPr>
+          <w:b/>
+        </w:rPr>
+        <w:t>workflow</w:t>
+      </w:r>
+      <w:r>
+        <w:rPr>
+          <w:b w:val="0"/>
+        </w:rPr>
+        <w:t xml:space="preserve"> using a traced example and a stated limitation.</w:t>
+      </w:r>
+    </w:p>
+    <w:p>
+      <w:pPr>
+        <w:spacing w:line="336" w:lineRule="auto" w:after="180"/>
+      </w:pPr>
+      <w:r>
+        <w:rPr>
+          <w:b w:val="0"/>
+        </w:rPr>
         <w:t>This added worked case illustrates the week’s main idea. Retain all original and connected topics; schedule its practice within the teaching cycle.</w:t>
       </w:r>
     </w:p>
@@ -507,61 +990,203 @@
       </w:r>
     </w:p>
     <w:p>
+      <w:r>
+        <w:t>Model Human AI Workflow using the supplied case, labelled mechanism and reasoning. Make the scope of each conclusion explicit.</w:t>
+      </w:r>
+    </w:p>
+    <w:p>
+      <w:pPr>
+        <w:spacing w:line="336" w:lineRule="auto" w:after="180"/>
+      </w:pPr>
+      <w:r>
+        <w:rPr>
+          <w:b/>
+        </w:rPr>
+        <w:t>Input</w:t>
+      </w:r>
+      <w:r>
+        <w:rPr>
+          <w:b w:val="0"/>
+        </w:rPr>
+        <w:t xml:space="preserve"> → </w:t>
+      </w:r>
+      <w:r>
+        <w:rPr>
+          <w:b/>
+        </w:rPr>
+        <w:t>Process</w:t>
+      </w:r>
+      <w:r>
+        <w:rPr>
+          <w:b w:val="0"/>
+        </w:rPr>
+        <w:t xml:space="preserve"> → </w:t>
+      </w:r>
+      <w:r>
+        <w:rPr>
+          <w:b/>
+        </w:rPr>
+        <w:t>Output</w:t>
+      </w:r>
+    </w:p>
+    <w:p>
+      <w:pPr>
+        <w:spacing w:line="336" w:lineRule="auto" w:after="180"/>
+      </w:pPr>
+      <w:r>
+        <w:rPr>
+          <w:b w:val="0"/>
+        </w:rPr>
+        <w:t>Trace the information. At each stage, ask what changed and how you could test it.</w:t>
+      </w:r>
+    </w:p>
+    <w:p>
+      <w:pPr>
+        <w:spacing w:line="336" w:lineRule="auto" w:after="180"/>
+      </w:pPr>
+      <w:r>
+        <w:rPr>
+          <w:b w:val="0"/>
+        </w:rPr>
+        <w:t>Which stage could fail even when the other two are correct? Explain:</w:t>
+      </w:r>
+    </w:p>
+    <w:p>
+      <w:pPr>
+        <w:spacing w:line="336" w:lineRule="auto" w:after="180"/>
+      </w:pPr>
+      <w:r>
+        <w:rPr>
+          <w:b w:val="0"/>
+        </w:rPr>
+        <w:t xml:space="preserve">Predict first. Then check each step. A correct answer without visible reasoning is incomplete </w:t>
+      </w:r>
+      <w:r>
+        <w:rPr>
+          <w:b/>
+        </w:rPr>
+        <w:t>evidence</w:t>
+      </w:r>
+      <w:r>
+        <w:rPr>
+          <w:b w:val="0"/>
+        </w:rPr>
+        <w:t>.</w:t>
+      </w:r>
+    </w:p>
+    <w:p>
+      <w:pPr>
+        <w:spacing w:line="336" w:lineRule="auto" w:after="180"/>
+        <w:shd w:fill="F4F9FC"/>
+      </w:pPr>
+      <w:r>
+        <w:rPr>
+          <w:b w:val="0"/>
+        </w:rPr>
+        <w:t>1. AI drafts questions from approved notes.</w:t>
+      </w:r>
+    </w:p>
+    <w:p>
+      <w:pPr>
+        <w:spacing w:line="336" w:lineRule="auto" w:after="180"/>
+        <w:shd w:fill="F4F9FC"/>
+      </w:pPr>
+      <w:r>
+        <w:rPr>
+          <w:b w:val="0"/>
+        </w:rPr>
+        <w:t xml:space="preserve">2. Learner checks clarity; retrieval </w:t>
+      </w:r>
+      <w:r>
+        <w:rPr>
+          <w:b/>
+        </w:rPr>
+        <w:t>evidence</w:t>
+      </w:r>
+      <w:r>
+        <w:rPr>
+          <w:b w:val="0"/>
+        </w:rPr>
+        <w:t xml:space="preserve"> supports claims.</w:t>
+      </w:r>
+    </w:p>
+    <w:p>
+      <w:pPr>
+        <w:spacing w:line="336" w:lineRule="auto" w:after="180"/>
+        <w:shd w:fill="F4F9FC"/>
+      </w:pPr>
+      <w:r>
+        <w:rPr>
+          <w:b w:val="0"/>
+        </w:rPr>
+        <w:t>3. Teacher decides whether material is appropriate.</w:t>
+      </w:r>
+    </w:p>
+    <w:p>
+      <w:pPr>
+        <w:spacing w:line="336" w:lineRule="auto" w:after="180"/>
+        <w:shd w:fill="F4F9FC"/>
+      </w:pPr>
+      <w:r>
+        <w:rPr>
+          <w:b w:val="0"/>
+        </w:rPr>
+        <w:t xml:space="preserve">4. Product records who verified and approved without shifting </w:t>
+      </w:r>
+      <w:r>
+        <w:rPr>
+          <w:b/>
+        </w:rPr>
+        <w:t>accountability</w:t>
+      </w:r>
+      <w:r>
+        <w:rPr>
+          <w:b w:val="0"/>
+        </w:rPr>
+        <w:t xml:space="preserve"> to AI.</w:t>
+      </w:r>
+    </w:p>
+    <w:p>
+      <w:pPr>
+        <w:spacing w:line="336" w:lineRule="auto" w:after="180"/>
+      </w:pPr>
+      <w:r>
+        <w:rPr>
+          <w:b w:val="0"/>
+        </w:rPr>
+        <w:t>Recalculate, retrace, or restate the reasoning in your own representation:</w:t>
+      </w:r>
+    </w:p>
+    <w:p>
+      <w:pPr>
+        <w:spacing w:line="336" w:lineRule="auto" w:after="180"/>
+        <w:shd w:fill="F5F1FB"/>
+      </w:pPr>
+      <w:r>
+        <w:rPr>
+          <w:b w:val="0"/>
+        </w:rPr>
+        <w:t xml:space="preserve">CHECK Did the </w:t>
+      </w:r>
+      <w:r>
+        <w:rPr>
+          <w:b/>
+        </w:rPr>
+        <w:t>evidence</w:t>
+      </w:r>
+      <w:r>
+        <w:rPr>
+          <w:b w:val="0"/>
+        </w:rPr>
+        <w:t xml:space="preserve"> answer the exact question? Did the total, path, or source record stay consistent?</w:t>
+      </w:r>
+    </w:p>
+    <w:p>
       <w:pPr>
         <w:pStyle w:val="Heading3"/>
       </w:pPr>
       <w:r>
-        <w:t>Explain the mechanism</w:t>
-      </w:r>
-    </w:p>
-    <w:p>
-      <w:r>
-        <w:t>Input → Process → Output</w:t>
-      </w:r>
-    </w:p>
-    <w:p>
-      <w:r>
-        <w:t>Trace the information. At each stage, ask what changed and how you could test it.</w:t>
-      </w:r>
-    </w:p>
-    <w:p>
-      <w:r>
-        <w:t>Which stage could fail even when the other two are correct? Explain:</w:t>
-      </w:r>
-    </w:p>
-    <w:p>
-      <w:r>
-        <w:t>Predict first. Then check each step. A correct answer without visible reasoning is incomplete evidence.</w:t>
-      </w:r>
-    </w:p>
-    <w:p>
-      <w:r>
-        <w:t>1. AI drafts questions from approved notes.</w:t>
-      </w:r>
-    </w:p>
-    <w:p>
-      <w:r>
-        <w:t>2. Learner checks clarity; retrieval evidence supports claims.</w:t>
-      </w:r>
-    </w:p>
-    <w:p>
-      <w:r>
-        <w:t>3. Teacher decides whether material is appropriate.</w:t>
-      </w:r>
-    </w:p>
-    <w:p>
-      <w:r>
-        <w:t>4. Product records who verified and approved without shifting accountability to AI.</w:t>
-      </w:r>
-    </w:p>
-    <w:p>
-      <w:r>
-        <w:t>Recalculate, retrace, or restate the reasoning in your own representation:</w:t>
-      </w:r>
-    </w:p>
-    <w:p>
-      <w:r>
-        <w:t>CHECK Did the evidence answer the exact question? Did the total, path, or source record stay consistent?</w:t>
+        <w:t>Concrete teaching case</w:t>
       </w:r>
     </w:p>
     <w:p>
@@ -569,16 +1194,30 @@
         <w:pStyle w:val="Heading3"/>
       </w:pPr>
       <w:r>
-        <w:t>Concrete teaching case</w:t>
-      </w:r>
-    </w:p>
-    <w:p>
-      <w:r>
+        <w:t>The teaching case</w:t>
+      </w:r>
+    </w:p>
+    <w:p>
+      <w:pPr>
+        <w:spacing w:line="336" w:lineRule="auto" w:after="180"/>
+        <w:shd w:fill="F1F6FC"/>
+      </w:pPr>
+      <w:r>
+        <w:rPr>
+          <w:b w:val="0"/>
+        </w:rPr>
         <w:t>An AI drafts, verifies and submits a student's assessment without review.</w:t>
       </w:r>
     </w:p>
     <w:p>
-      <w:r>
+      <w:pPr>
+        <w:spacing w:line="336" w:lineRule="auto" w:after="180"/>
+        <w:shd w:fill="F5F1FB"/>
+      </w:pPr>
+      <w:r>
+        <w:rPr>
+          <w:b w:val="0"/>
+        </w:rPr>
         <w:t>Where should responsibility remain?</w:t>
       </w:r>
     </w:p>
@@ -591,7 +1230,22 @@
       </w:r>
     </w:p>
     <w:p>
-      <w:r>
+      <w:pPr>
+        <w:pStyle w:val="Heading3"/>
+      </w:pPr>
+      <w:r>
+        <w:t>Why the result follows</w:t>
+      </w:r>
+    </w:p>
+    <w:p>
+      <w:pPr>
+        <w:spacing w:line="336" w:lineRule="auto" w:after="180"/>
+        <w:shd w:fill="F1F6FC"/>
+      </w:pPr>
+      <w:r>
+        <w:rPr>
+          <w:b w:val="0"/>
+        </w:rPr>
         <w:t>The student reviews, verifies, follows class rules and remains responsible. Submission requires authorisation and must not bypass learning.</w:t>
       </w:r>
     </w:p>
@@ -604,23 +1258,168 @@
       </w:r>
     </w:p>
     <w:p>
-      <w:r>
-        <w:t>Human review needs a responsible actor, evidence packet and explicit authority. Adding a person to a workflow does not guarantee effective oversight.</w:t>
-      </w:r>
-    </w:p>
-    <w:p>
-      <w:r>
-        <w:t>Begin by writing the question the procedure is intended to answer. Identify the information already supplied, the information it will produce and the information still missing. These are constructed classroom examples; they do not require live accounts, private records or an external service. Do not treat a plausible explanation as a measured outcome.</w:t>
-      </w:r>
-    </w:p>
-    <w:p>
-      <w:r>
-        <w:t>For this fictional workflow the assistant drafts a room request but only the coordinator can approve and submit it. Review packets include sources, uncertainty, requested action and the exact version. Any material change requires new approval.</w:t>
-      </w:r>
-    </w:p>
-    <w:p>
-      <w:r>
-        <w:t>Before applying the procedure, write its units, denominator or decision boundary where relevant. A partner should be able to repeat each step using the same inputs. If a required input is absent or violates the stated contract, record that condition explicitly instead of quietly replacing it with a convenient value.</w:t>
+      <w:pPr>
+        <w:spacing w:line="336" w:lineRule="auto" w:after="180"/>
+      </w:pPr>
+      <w:r>
+        <w:rPr>
+          <w:b w:val="0"/>
+        </w:rPr>
+        <w:t xml:space="preserve">Human review needs a responsible actor, </w:t>
+      </w:r>
+      <w:r>
+        <w:rPr>
+          <w:b/>
+        </w:rPr>
+        <w:t>evidence</w:t>
+      </w:r>
+      <w:r>
+        <w:rPr>
+          <w:b w:val="0"/>
+        </w:rPr>
+        <w:t xml:space="preserve"> packet and explicit authority. Adding a person to a </w:t>
+      </w:r>
+      <w:r>
+        <w:rPr>
+          <w:b/>
+        </w:rPr>
+        <w:t>workflow</w:t>
+      </w:r>
+      <w:r>
+        <w:rPr>
+          <w:b w:val="0"/>
+        </w:rPr>
+        <w:t xml:space="preserve"> does not guarantee effective oversight.</w:t>
+      </w:r>
+    </w:p>
+    <w:p>
+      <w:pPr>
+        <w:pStyle w:val="Heading3"/>
+      </w:pPr>
+      <w:r>
+        <w:t>Explain the added worked example · 1</w:t>
+      </w:r>
+    </w:p>
+    <w:p>
+      <w:pPr>
+        <w:spacing w:line="336" w:lineRule="auto" w:after="180"/>
+      </w:pPr>
+      <w:r>
+        <w:rPr>
+          <w:b w:val="0"/>
+        </w:rPr>
+        <w:t>Begin by writing the question the procedure is intended to answer. Identify the information already supplied, the information it will produce and the information still missing.</w:t>
+      </w:r>
+    </w:p>
+    <w:p>
+      <w:pPr>
+        <w:spacing w:line="336" w:lineRule="auto" w:after="180"/>
+      </w:pPr>
+      <w:r>
+        <w:rPr>
+          <w:b w:val="0"/>
+        </w:rPr>
+        <w:t>These are constructed classroom examples; they do not require live accounts, private records or an external service. Do not treat a plausible explanation as a measured outcome.</w:t>
+      </w:r>
+    </w:p>
+    <w:p>
+      <w:pPr>
+        <w:spacing w:line="336" w:lineRule="auto" w:after="180"/>
+      </w:pPr>
+      <w:r>
+        <w:rPr>
+          <w:b w:val="0"/>
+        </w:rPr>
+        <w:t xml:space="preserve">For this fictional </w:t>
+      </w:r>
+      <w:r>
+        <w:rPr>
+          <w:b/>
+        </w:rPr>
+        <w:t>workflow</w:t>
+      </w:r>
+      <w:r>
+        <w:rPr>
+          <w:b w:val="0"/>
+        </w:rPr>
+        <w:t xml:space="preserve"> the assistant drafts a room request but only the coordinator can approve and submit it. </w:t>
+      </w:r>
+      <w:r>
+        <w:rPr>
+          <w:b/>
+        </w:rPr>
+        <w:t>Review packet</w:t>
+      </w:r>
+      <w:r>
+        <w:rPr>
+          <w:b w:val="0"/>
+        </w:rPr>
+        <w:t>s include sources, uncertainty, requested action and the exact version.</w:t>
+      </w:r>
+    </w:p>
+    <w:p>
+      <w:pPr>
+        <w:spacing w:line="336" w:lineRule="auto" w:after="180"/>
+      </w:pPr>
+      <w:r>
+        <w:rPr>
+          <w:b w:val="0"/>
+        </w:rPr>
+        <w:t>Any material change requires new approval.</w:t>
+      </w:r>
+    </w:p>
+    <w:p>
+      <w:pPr>
+        <w:pStyle w:val="Heading3"/>
+      </w:pPr>
+      <w:r>
+        <w:t>Explain the added worked example · 2</w:t>
+      </w:r>
+    </w:p>
+    <w:p>
+      <w:pPr>
+        <w:spacing w:line="336" w:lineRule="auto" w:after="180"/>
+      </w:pPr>
+      <w:r>
+        <w:rPr>
+          <w:b w:val="0"/>
+        </w:rPr>
+        <w:t xml:space="preserve">Before applying the procedure, write its units, denominator or decision boundary where relevant. A partner should be able to repeat each step using the same </w:t>
+      </w:r>
+      <w:r>
+        <w:rPr>
+          <w:b/>
+        </w:rPr>
+        <w:t>input</w:t>
+      </w:r>
+      <w:r>
+        <w:rPr>
+          <w:b w:val="0"/>
+        </w:rPr>
+        <w:t>s.</w:t>
+      </w:r>
+    </w:p>
+    <w:p>
+      <w:pPr>
+        <w:spacing w:line="336" w:lineRule="auto" w:after="180"/>
+      </w:pPr>
+      <w:r>
+        <w:rPr>
+          <w:b w:val="0"/>
+        </w:rPr>
+        <w:t xml:space="preserve">If a required </w:t>
+      </w:r>
+      <w:r>
+        <w:rPr>
+          <w:b/>
+        </w:rPr>
+        <w:t>input</w:t>
+      </w:r>
+      <w:r>
+        <w:rPr>
+          <w:b w:val="0"/>
+        </w:rPr>
+        <w:t xml:space="preserve"> is absent or violates the stated contract, record that condition explicitly instead of quietly replacing it with a convenient value.</w:t>
       </w:r>
     </w:p>
     <w:p>
@@ -742,23 +1541,137 @@
       </w:r>
     </w:p>
     <w:p>
-      <w:r>
-        <w:t>Use the complete worked example below before asking learners to complete W2. Reveal a small part, invite a prediction, then explain the deciding step. These teacher notes contain solutions; do not reveal the independent case answer during modelling.</w:t>
-      </w:r>
-    </w:p>
-    <w:p>
-      <w:r>
+      <w:pPr>
+        <w:spacing w:line="336" w:lineRule="auto" w:after="180"/>
+      </w:pPr>
+      <w:r>
+        <w:rPr>
+          <w:b w:val="0"/>
+        </w:rPr>
+        <w:t xml:space="preserve">Use the complete worked example below before asking learners to complete W2. Reveal a small part, invite a </w:t>
+      </w:r>
+      <w:r>
+        <w:rPr>
+          <w:b/>
+        </w:rPr>
+        <w:t>prediction</w:t>
+      </w:r>
+      <w:r>
+        <w:rPr>
+          <w:b w:val="0"/>
+        </w:rPr>
+        <w:t>, then explain the deciding step.</w:t>
+      </w:r>
+    </w:p>
+    <w:p>
+      <w:pPr>
+        <w:spacing w:line="336" w:lineRule="auto" w:after="180"/>
+      </w:pPr>
+      <w:r>
+        <w:rPr>
+          <w:b w:val="0"/>
+        </w:rPr>
+        <w:t>These teacher notes contain solutions; do not reveal the independent case answer during modelling.</w:t>
+      </w:r>
+    </w:p>
+    <w:p>
+      <w:pPr>
+        <w:spacing w:line="336" w:lineRule="auto" w:after="180"/>
+      </w:pPr>
+      <w:r>
+        <w:rPr>
+          <w:b w:val="0"/>
+        </w:rPr>
         <w:t>Coordinator approves draft v1 for room B. Assistant changes room to C in v2 and submits using the old approval.</w:t>
       </w:r>
     </w:p>
     <w:p>
-      <w:r>
-        <w:t>The submission violates version-bound approval. Preserve v1 approval, request review of v2 and prevent submission until its exact action is approved.</w:t>
-      </w:r>
-    </w:p>
-    <w:p>
-      <w:r>
-        <w:t>Compare the intermediate evidence with the final statement. Explain why each number or decision follows from the stated inputs. The conclusion belongs to this scenario and procedure; changing the inputs, evaluation population or authority can change what it establishes. Retain the raw record so a later revision can be compared honestly.</w:t>
+      <w:pPr>
+        <w:spacing w:line="336" w:lineRule="auto" w:after="180"/>
+      </w:pPr>
+      <w:r>
+        <w:rPr>
+          <w:b w:val="0"/>
+        </w:rPr>
+        <w:t xml:space="preserve">The submission violates </w:t>
+      </w:r>
+      <w:r>
+        <w:rPr>
+          <w:b/>
+        </w:rPr>
+        <w:t>version-bound approval</w:t>
+      </w:r>
+      <w:r>
+        <w:rPr>
+          <w:b w:val="0"/>
+        </w:rPr>
+        <w:t>. Preserve v1 approval, request review of v2 and prevent submission until its exact action is approved.</w:t>
+      </w:r>
+    </w:p>
+    <w:p>
+      <w:pPr>
+        <w:pStyle w:val="Heading3"/>
+      </w:pPr>
+      <w:r>
+        <w:t>Model the reasoning aloud · 3</w:t>
+      </w:r>
+    </w:p>
+    <w:p>
+      <w:pPr>
+        <w:spacing w:line="336" w:lineRule="auto" w:after="180"/>
+      </w:pPr>
+      <w:r>
+        <w:rPr>
+          <w:b w:val="0"/>
+        </w:rPr>
+        <w:t xml:space="preserve">Compare the intermediate </w:t>
+      </w:r>
+      <w:r>
+        <w:rPr>
+          <w:b/>
+        </w:rPr>
+        <w:t>evidence</w:t>
+      </w:r>
+      <w:r>
+        <w:rPr>
+          <w:b w:val="0"/>
+        </w:rPr>
+        <w:t xml:space="preserve"> with the final statement. Explain why each number or decision follows from the stated </w:t>
+      </w:r>
+      <w:r>
+        <w:rPr>
+          <w:b/>
+        </w:rPr>
+        <w:t>input</w:t>
+      </w:r>
+      <w:r>
+        <w:rPr>
+          <w:b w:val="0"/>
+        </w:rPr>
+        <w:t>s.</w:t>
+      </w:r>
+    </w:p>
+    <w:p>
+      <w:pPr>
+        <w:spacing w:line="336" w:lineRule="auto" w:after="180"/>
+      </w:pPr>
+      <w:r>
+        <w:rPr>
+          <w:b w:val="0"/>
+        </w:rPr>
+        <w:t xml:space="preserve">The conclusion belongs to this scenario and procedure; changing the </w:t>
+      </w:r>
+      <w:r>
+        <w:rPr>
+          <w:b/>
+        </w:rPr>
+        <w:t>input</w:t>
+      </w:r>
+      <w:r>
+        <w:rPr>
+          <w:b w:val="0"/>
+        </w:rPr>
+        <w:t>s, evaluation population or authority can change what it establishes. Retain the raw record so a later revision can be compared honestly.</w:t>
       </w:r>
     </w:p>
     <w:tbl>
@@ -864,7 +1777,13 @@
       </w:tr>
     </w:tbl>
     <w:p>
-      <w:r>
+      <w:pPr>
+        <w:spacing w:line="336" w:lineRule="auto" w:after="180"/>
+      </w:pPr>
+      <w:r>
+        <w:rPr>
+          <w:b w:val="0"/>
+        </w:rPr>
         <w:t>Use the diagram and verbal explanation together. Ask learners to match a sentence to a specific visual step; do not assign learners fixed visual or auditory learning styles.</w:t>
       </w:r>
     </w:p>
@@ -877,7 +1796,13 @@
       </w:r>
     </w:p>
     <w:p>
-      <w:r>
+      <w:pPr>
+        <w:spacing w:line="336" w:lineRule="auto" w:after="180"/>
+      </w:pPr>
+      <w:r>
+        <w:rPr>
+          <w:b w:val="0"/>
+        </w:rPr>
         <w:t>A human approval belongs to the exact draft and action reviewed.</w:t>
       </w:r>
     </w:p>
@@ -890,13 +1815,55 @@
       </w:r>
     </w:p>
     <w:p>
-      <w:r>
+      <w:pPr>
+        <w:pStyle w:val="Heading3"/>
+      </w:pPr>
+      <w:r>
+        <w:t>Supplied facts</w:t>
+      </w:r>
+    </w:p>
+    <w:p>
+      <w:pPr>
+        <w:spacing w:line="336" w:lineRule="auto" w:after="180"/>
+        <w:shd w:fill="F1F6FC"/>
+      </w:pPr>
+      <w:r>
+        <w:rPr>
+          <w:b w:val="0"/>
+        </w:rPr>
         <w:t>A teacher approves study handout H1 for classroom printing. H2 adds a pupil email address and proposes public posting. No H2 approval exists.</w:t>
       </w:r>
     </w:p>
     <w:p>
-      <w:r>
-        <w:t>All inputs and outcomes in this worked example are invented classroom data; no real model run is claimed.</w:t>
+      <w:pPr>
+        <w:pStyle w:val="Heading3"/>
+      </w:pPr>
+      <w:r>
+        <w:t>Supplied facts</w:t>
+      </w:r>
+    </w:p>
+    <w:p>
+      <w:pPr>
+        <w:spacing w:line="336" w:lineRule="auto" w:after="180"/>
+        <w:shd w:fill="F1F6FC"/>
+      </w:pPr>
+      <w:r>
+        <w:rPr>
+          <w:b w:val="0"/>
+        </w:rPr>
+        <w:t xml:space="preserve">All </w:t>
+      </w:r>
+      <w:r>
+        <w:rPr>
+          <w:b/>
+        </w:rPr>
+        <w:t>input</w:t>
+      </w:r>
+      <w:r>
+        <w:rPr>
+          <w:b w:val="0"/>
+        </w:rPr>
+        <w:t>s and outcomes in this worked example are invented classroom data; no real model run is claimed.</w:t>
       </w:r>
     </w:p>
     <w:p>
@@ -1059,43 +2026,160 @@
       </w:r>
     </w:p>
     <w:p>
-      <w:r>
-        <w:t>Read the picture in order. Stop public posting and show H2’s changed content and intended audience to the reviewer. The arrows show which recorded input or intermediate result each decision uses. Explain the deciding step aloud before checking the changed case; pointing to the final answer alone does not show how it follows.</w:t>
-      </w:r>
-    </w:p>
-    <w:p>
       <w:pPr>
         <w:pStyle w:val="Heading3"/>
       </w:pPr>
       <w:r>
+        <w:t>Why the result follows</w:t>
+      </w:r>
+    </w:p>
+    <w:p>
+      <w:pPr>
+        <w:spacing w:line="336" w:lineRule="auto" w:after="180"/>
+        <w:shd w:fill="F1F6FC"/>
+      </w:pPr>
+      <w:r>
+        <w:rPr>
+          <w:b w:val="0"/>
+        </w:rPr>
+        <w:t xml:space="preserve">Read the picture in order. Stop public posting and show H2’s changed content and intended audience to the reviewer. The arrows show which recorded </w:t>
+      </w:r>
+      <w:r>
+        <w:rPr>
+          <w:b/>
+        </w:rPr>
+        <w:t>input</w:t>
+      </w:r>
+      <w:r>
+        <w:rPr>
+          <w:b w:val="0"/>
+        </w:rPr>
+        <w:t xml:space="preserve"> or intermediate result each decision uses.</w:t>
+      </w:r>
+    </w:p>
+    <w:p>
+      <w:pPr>
+        <w:spacing w:line="336" w:lineRule="auto" w:after="180"/>
+        <w:shd w:fill="F1F6FC"/>
+      </w:pPr>
+      <w:r>
+        <w:rPr>
+          <w:b w:val="0"/>
+        </w:rPr>
+        <w:t>Explain the deciding step aloud before checking the changed case; pointing to the final answer alone does not show how it follows.</w:t>
+      </w:r>
+    </w:p>
+    <w:p>
+      <w:pPr>
+        <w:pStyle w:val="Heading3"/>
+      </w:pPr>
+      <w:r>
         <w:t>What this example does not establish</w:t>
       </w:r>
     </w:p>
     <w:p>
-      <w:r>
-        <w:t>Human review helps only when the reviewer sees the material changes, evidence and actual consequences.</w:t>
-      </w:r>
-    </w:p>
-    <w:p>
       <w:pPr>
         <w:pStyle w:val="Heading3"/>
       </w:pPr>
       <w:r>
+        <w:t>Keep the stated limit</w:t>
+      </w:r>
+    </w:p>
+    <w:p>
+      <w:pPr>
+        <w:spacing w:line="336" w:lineRule="auto" w:after="180"/>
+        <w:shd w:fill="FFF5E6"/>
+      </w:pPr>
+      <w:r>
+        <w:rPr>
+          <w:b w:val="0"/>
+        </w:rPr>
+        <w:t xml:space="preserve">Human review helps only when the reviewer sees the material changes, </w:t>
+      </w:r>
+      <w:r>
+        <w:rPr>
+          <w:b/>
+        </w:rPr>
+        <w:t>evidence</w:t>
+      </w:r>
+      <w:r>
+        <w:rPr>
+          <w:b w:val="0"/>
+        </w:rPr>
+        <w:t xml:space="preserve"> and actual consequences.</w:t>
+      </w:r>
+    </w:p>
+    <w:p>
+      <w:pPr>
+        <w:pStyle w:val="Heading3"/>
+      </w:pPr>
+      <w:r>
         <w:t>Change one thing in the pictured case</w:t>
       </w:r>
     </w:p>
     <w:p>
-      <w:r>
+      <w:pPr>
+        <w:pStyle w:val="Heading3"/>
+      </w:pPr>
+      <w:r>
+        <w:t>Change one thing</w:t>
+      </w:r>
+    </w:p>
+    <w:p>
+      <w:pPr>
+        <w:spacing w:line="336" w:lineRule="auto" w:after="180"/>
+        <w:shd w:fill="F5F1FB"/>
+      </w:pPr>
+      <w:r>
+        <w:rPr>
+          <w:b w:val="0"/>
+        </w:rPr>
         <w:t>Change: H2 is replaced with unchanged H1 for classroom printing.</w:t>
       </w:r>
     </w:p>
     <w:p>
-      <w:r>
-        <w:t>Prediction: The original approval covers that declared action.</w:t>
-      </w:r>
-    </w:p>
-    <w:p>
-      <w:r>
+      <w:pPr>
+        <w:pStyle w:val="Heading3"/>
+      </w:pPr>
+      <w:r>
+        <w:t>Predicted result</w:t>
+      </w:r>
+    </w:p>
+    <w:p>
+      <w:pPr>
+        <w:spacing w:line="336" w:lineRule="auto" w:after="180"/>
+        <w:shd w:fill="F1F6FC"/>
+      </w:pPr>
+      <w:r>
+        <w:rPr>
+          <w:b/>
+        </w:rPr>
+        <w:t>Prediction</w:t>
+      </w:r>
+      <w:r>
+        <w:rPr>
+          <w:b w:val="0"/>
+        </w:rPr>
+        <w:t>: The original approval covers that declared action.</w:t>
+      </w:r>
+    </w:p>
+    <w:p>
+      <w:pPr>
+        <w:pStyle w:val="Heading3"/>
+      </w:pPr>
+      <w:r>
+        <w:t>Why the result follows</w:t>
+      </w:r>
+    </w:p>
+    <w:p>
+      <w:pPr>
+        <w:spacing w:line="336" w:lineRule="auto" w:after="180"/>
+        <w:shd w:fill="F1F6FC"/>
+      </w:pPr>
+      <w:r>
+        <w:rPr>
+          <w:b w:val="0"/>
+        </w:rPr>
         <w:t>Reason: Both the approved content and its distribution scope now match.</w:t>
       </w:r>
     </w:p>
@@ -1108,8 +2192,57 @@
       </w:r>
     </w:p>
     <w:p>
-      <w:r>
-        <w:t>Cover the result. Ask learners to name the inputs and predict the next step. Uncover one step, connect the icon to the actual procedure, and explain its evidence. Then change the supplied condition and compare. The picture is a representation; it does not document execution of a real AI model.</w:t>
+      <w:pPr>
+        <w:pStyle w:val="Heading3"/>
+      </w:pPr>
+      <w:r>
+        <w:t>Ask while showing the picture · 4</w:t>
+      </w:r>
+    </w:p>
+    <w:p>
+      <w:pPr>
+        <w:spacing w:line="336" w:lineRule="auto" w:after="180"/>
+      </w:pPr>
+      <w:r>
+        <w:rPr>
+          <w:b w:val="0"/>
+        </w:rPr>
+        <w:t xml:space="preserve">Cover the result. Ask learners to name the </w:t>
+      </w:r>
+      <w:r>
+        <w:rPr>
+          <w:b/>
+        </w:rPr>
+        <w:t>input</w:t>
+      </w:r>
+      <w:r>
+        <w:rPr>
+          <w:b w:val="0"/>
+        </w:rPr>
+        <w:t xml:space="preserve">s and predict the next step. Uncover one step, connect the icon to the actual procedure, and explain its </w:t>
+      </w:r>
+      <w:r>
+        <w:rPr>
+          <w:b/>
+        </w:rPr>
+        <w:t>evidence</w:t>
+      </w:r>
+      <w:r>
+        <w:rPr>
+          <w:b w:val="0"/>
+        </w:rPr>
+        <w:t>. Then change the supplied condition and compare.</w:t>
+      </w:r>
+    </w:p>
+    <w:p>
+      <w:pPr>
+        <w:spacing w:line="336" w:lineRule="auto" w:after="180"/>
+      </w:pPr>
+      <w:r>
+        <w:rPr>
+          <w:b w:val="0"/>
+        </w:rPr>
+        <w:t>The picture is a representation; it does not document execution of a real AI model.</w:t>
       </w:r>
     </w:p>
     <w:p>
@@ -1121,11 +2254,16 @@
       </w:r>
     </w:p>
     <w:p>
+      <w:r>
+        <w:t>Demonstrate Human AI Workflow, reduce support deliberately and check individual reasoning before discussing answers.</w:t>
+      </w:r>
+    </w:p>
+    <w:p>
       <w:pPr>
         <w:pStyle w:val="Heading3"/>
       </w:pPr>
       <w:r>
-        <w:t>Demonstrate and guide practice</w:t>
+        <w:t>Board sequence</w:t>
       </w:r>
     </w:p>
     <w:p>
@@ -1133,55 +2271,185 @@
         <w:pStyle w:val="Heading3"/>
       </w:pPr>
       <w:r>
-        <w:t>Board sequence</w:t>
-      </w:r>
-    </w:p>
-    <w:p>
-      <w:r>
+        <w:t>1. Put the facts on the board</w:t>
+      </w:r>
+    </w:p>
+    <w:p>
+      <w:pPr>
+        <w:spacing w:line="336" w:lineRule="auto" w:after="180"/>
+        <w:shd w:fill="F4F9FC"/>
+      </w:pPr>
+      <w:r>
+        <w:rPr>
+          <w:b w:val="0"/>
+        </w:rPr>
         <w:t>Write the given facts: An AI drafts, verifies and submits a student's assessment without review.</w:t>
       </w:r>
     </w:p>
     <w:p>
-      <w:r>
+      <w:pPr>
+        <w:pStyle w:val="Heading3"/>
+      </w:pPr>
+      <w:r>
+        <w:t>2. State the decision to explain</w:t>
+      </w:r>
+    </w:p>
+    <w:p>
+      <w:pPr>
+        <w:spacing w:line="336" w:lineRule="auto" w:after="180"/>
+        <w:shd w:fill="F5F1FB"/>
+      </w:pPr>
+      <w:r>
+        <w:rPr>
+          <w:b w:val="0"/>
+        </w:rPr>
         <w:t>Write the question to explain: Where should responsibility remain?</w:t>
       </w:r>
     </w:p>
     <w:p>
-      <w:r>
-        <w:t>Reveal after predictions: The student reviews, verifies, follows class rules and remains responsible. Submission requires authorisation and must not bypass learning.</w:t>
-      </w:r>
-    </w:p>
-    <w:p>
-      <w:r>
-        <w:t>Keep for an independent attempt: A workflow drafts a class email, checks its claims and then sends it. Where should approval occur, and what should the approver see?</w:t>
-      </w:r>
-    </w:p>
-    <w:p>
       <w:pPr>
         <w:pStyle w:val="Heading3"/>
       </w:pPr>
       <w:r>
+        <w:t>3. Reveal the worked reasoning</w:t>
+      </w:r>
+    </w:p>
+    <w:p>
+      <w:pPr>
+        <w:spacing w:line="336" w:lineRule="auto" w:after="180"/>
+        <w:shd w:fill="F1F6FC"/>
+      </w:pPr>
+      <w:r>
+        <w:rPr>
+          <w:b w:val="0"/>
+        </w:rPr>
+        <w:t xml:space="preserve">Reveal after </w:t>
+      </w:r>
+      <w:r>
+        <w:rPr>
+          <w:b/>
+        </w:rPr>
+        <w:t>prediction</w:t>
+      </w:r>
+      <w:r>
+        <w:rPr>
+          <w:b w:val="0"/>
+        </w:rPr>
+        <w:t>s: The student reviews, verifies, follows class rules and remains responsible. Submission requires authorisation and must not bypass learning.</w:t>
+      </w:r>
+    </w:p>
+    <w:p>
+      <w:pPr>
+        <w:pStyle w:val="Heading3"/>
+      </w:pPr>
+      <w:r>
+        <w:t>Hold back the independent task</w:t>
+      </w:r>
+    </w:p>
+    <w:p>
+      <w:pPr>
+        <w:spacing w:line="336" w:lineRule="auto" w:after="180"/>
+        <w:shd w:fill="F5F1FB"/>
+      </w:pPr>
+      <w:r>
+        <w:rPr>
+          <w:b w:val="0"/>
+        </w:rPr>
+        <w:t xml:space="preserve">Keep for an independent attempt: A </w:t>
+      </w:r>
+      <w:r>
+        <w:rPr>
+          <w:b/>
+        </w:rPr>
+        <w:t>workflow</w:t>
+      </w:r>
+      <w:r>
+        <w:rPr>
+          <w:b w:val="0"/>
+        </w:rPr>
+        <w:t xml:space="preserve"> drafts a class email, checks its claims and then sends it. Where should approval occur, and what should the approver see?</w:t>
+      </w:r>
+    </w:p>
+    <w:p>
+      <w:pPr>
+        <w:pStyle w:val="Heading3"/>
+      </w:pPr>
+      <w:r>
         <w:t>Classroom dialogue</w:t>
       </w:r>
     </w:p>
     <w:p>
-      <w:r>
+      <w:pPr>
+        <w:pStyle w:val="Heading3"/>
+      </w:pPr>
+      <w:r>
+        <w:t>Ask the class</w:t>
+      </w:r>
+    </w:p>
+    <w:p>
+      <w:pPr>
+        <w:spacing w:line="336" w:lineRule="auto" w:after="180"/>
+        <w:shd w:fill="F5F1FB"/>
+      </w:pPr>
+      <w:r>
+        <w:rPr>
+          <w:b w:val="0"/>
+        </w:rPr>
         <w:t>Ask: Which facts are given, and which would we have to assume? Learners mark relevant details before discussing answers.</w:t>
       </w:r>
     </w:p>
     <w:p>
-      <w:r>
+      <w:pPr>
+        <w:pStyle w:val="Heading3"/>
+      </w:pPr>
+      <w:r>
+        <w:t>Language to model</w:t>
+      </w:r>
+    </w:p>
+    <w:p>
+      <w:pPr>
+        <w:spacing w:line="336" w:lineRule="auto" w:after="180"/>
+        <w:shd w:fill="F1F6F8"/>
+      </w:pPr>
+      <w:r>
+        <w:rPr>
+          <w:b w:val="0"/>
+        </w:rPr>
         <w:t>Say: Predict first. Show the rule, information path or calculation that would produce the result. A correct guess is not yet an explanation.</w:t>
       </w:r>
     </w:p>
     <w:p>
-      <w:r>
+      <w:pPr>
+        <w:spacing w:line="336" w:lineRule="auto" w:after="180"/>
+      </w:pPr>
+      <w:r>
+        <w:rPr>
+          <w:b w:val="0"/>
+        </w:rPr>
         <w:t>Reveal reasoning one step at a time. Explain why a tempting alternative fails. Write units and denominators for arithmetic, trace conditions for decisions, and identify supporting sources for claims.</w:t>
       </w:r>
     </w:p>
     <w:p>
-      <w:r>
-        <w:t>In pairs, one learner solves while the other checks evidence; exchange roles. Remove the worked answer before independent assessment.</w:t>
+      <w:pPr>
+        <w:spacing w:line="336" w:lineRule="auto" w:after="180"/>
+      </w:pPr>
+      <w:r>
+        <w:rPr>
+          <w:b w:val="0"/>
+        </w:rPr>
+        <w:t xml:space="preserve">In pairs, one learner solves while the other checks </w:t>
+      </w:r>
+      <w:r>
+        <w:rPr>
+          <w:b/>
+        </w:rPr>
+        <w:t>evidence</w:t>
+      </w:r>
+      <w:r>
+        <w:rPr>
+          <w:b w:val="0"/>
+        </w:rPr>
+        <w:t>; exchange roles. Remove the worked answer before independent assessment.</w:t>
       </w:r>
     </w:p>
     <w:p>
@@ -1193,8 +2461,96 @@
       </w:r>
     </w:p>
     <w:p>
-      <w:r>
-        <w:t>Guided: The submission violates version-bound approval. Preserve v1 approval, request review of v2 and prevent submission until its exact action is approved. Qualification: Review effectiveness depends on usable evidence, time and authority; a checkbox is not evidence of informed review. Exit: accept a concrete variation with its predicted outcome and a stated condition that would challenge the mechanism; reject a claim resting on unmeasured evidence.</w:t>
+      <w:pPr>
+        <w:spacing w:line="336" w:lineRule="auto" w:after="180"/>
+      </w:pPr>
+      <w:r>
+        <w:rPr>
+          <w:b w:val="0"/>
+        </w:rPr>
+        <w:t xml:space="preserve">Guided: The submission violates </w:t>
+      </w:r>
+      <w:r>
+        <w:rPr>
+          <w:b/>
+        </w:rPr>
+        <w:t>version-bound approval</w:t>
+      </w:r>
+      <w:r>
+        <w:rPr>
+          <w:b w:val="0"/>
+        </w:rPr>
+        <w:t>. Preserve v1 approval, request review of v2 and prevent submission until its exact action is approved.</w:t>
+      </w:r>
+    </w:p>
+    <w:p>
+      <w:pPr>
+        <w:spacing w:line="336" w:lineRule="auto" w:after="180"/>
+      </w:pPr>
+      <w:r>
+        <w:rPr>
+          <w:b w:val="0"/>
+        </w:rPr>
+        <w:t xml:space="preserve">Qualification: Review effectiveness depends on usable </w:t>
+      </w:r>
+      <w:r>
+        <w:rPr>
+          <w:b/>
+        </w:rPr>
+        <w:t>evidence</w:t>
+      </w:r>
+      <w:r>
+        <w:rPr>
+          <w:b w:val="0"/>
+        </w:rPr>
+        <w:t xml:space="preserve">, time and authority; a checkbox is not </w:t>
+      </w:r>
+      <w:r>
+        <w:rPr>
+          <w:b/>
+        </w:rPr>
+        <w:t>evidence</w:t>
+      </w:r>
+      <w:r>
+        <w:rPr>
+          <w:b w:val="0"/>
+        </w:rPr>
+        <w:t xml:space="preserve"> of informed review.</w:t>
+      </w:r>
+    </w:p>
+    <w:p>
+      <w:pPr>
+        <w:spacing w:line="336" w:lineRule="auto" w:after="180"/>
+      </w:pPr>
+      <w:r>
+        <w:rPr>
+          <w:b w:val="0"/>
+        </w:rPr>
+        <w:t xml:space="preserve">Exit: accept a concrete variation with its predicted outcome and a stated condition that would challenge the </w:t>
+      </w:r>
+      <w:r>
+        <w:rPr>
+          <w:b/>
+        </w:rPr>
+        <w:t>mechanism</w:t>
+      </w:r>
+      <w:r>
+        <w:rPr>
+          <w:b w:val="0"/>
+        </w:rPr>
+        <w:t xml:space="preserve">; reject a claim resting on unmeasured </w:t>
+      </w:r>
+      <w:r>
+        <w:rPr>
+          <w:b/>
+        </w:rPr>
+        <w:t>evidence</w:t>
+      </w:r>
+      <w:r>
+        <w:rPr>
+          <w:b w:val="0"/>
+        </w:rPr>
+        <w:t>.</w:t>
       </w:r>
     </w:p>
     <w:p>
@@ -1426,41 +2782,119 @@
       </w:r>
     </w:p>
     <w:p>
-      <w:r>
+      <w:pPr>
+        <w:pStyle w:val="Heading3"/>
+      </w:pPr>
+      <w:r>
+        <w:t>Completion practice</w:t>
+      </w:r>
+    </w:p>
+    <w:p>
+      <w:pPr>
+        <w:spacing w:line="336" w:lineRule="auto" w:after="180"/>
+        <w:shd w:fill="F5F1FB"/>
+      </w:pPr>
+      <w:r>
+        <w:rPr>
+          <w:b w:val="0"/>
+        </w:rPr>
         <w:t>Completion task: Coordinator approves draft v1 for room B. Assistant changes room to C in v2 and submits using the old approval. Show the intermediate steps and give the conclusion with its scope.</w:t>
       </w:r>
     </w:p>
     <w:p>
-      <w:r>
-        <w:t>Teacher check: Teacher explanation: The submission violates version-bound approval. Preserve v1 approval, request review of v2 and prevent submission until its exact action is approved.</w:t>
-      </w:r>
-    </w:p>
-    <w:p>
-      <w:r>
-        <w:t>Start by identifying the given inputs together. Leave the intermediate steps blank. If needed, model one step, then withdraw that help on the next step. Move to a full trace only when the partial trace is understood. For partners, alternate explainer and checker; collect a response from every learner before discussion.</w:t>
-      </w:r>
-    </w:p>
-    <w:p>
       <w:pPr>
         <w:pStyle w:val="Heading3"/>
       </w:pPr>
       <w:r>
+        <w:t>Reasoning to listen for</w:t>
+      </w:r>
+    </w:p>
+    <w:p>
+      <w:pPr>
+        <w:spacing w:line="336" w:lineRule="auto" w:after="180"/>
+        <w:shd w:fill="F1F6FC"/>
+      </w:pPr>
+      <w:r>
+        <w:rPr>
+          <w:b w:val="0"/>
+        </w:rPr>
+        <w:t xml:space="preserve">Teacher check: Teacher explanation: The submission violates </w:t>
+      </w:r>
+      <w:r>
+        <w:rPr>
+          <w:b/>
+        </w:rPr>
+        <w:t>version-bound approval</w:t>
+      </w:r>
+      <w:r>
+        <w:rPr>
+          <w:b w:val="0"/>
+        </w:rPr>
+        <w:t>. Preserve v1 approval, request review of v2 and prevent submission until its exact action is approved.</w:t>
+      </w:r>
+    </w:p>
+    <w:p>
+      <w:pPr>
+        <w:spacing w:line="336" w:lineRule="auto" w:after="180"/>
+      </w:pPr>
+      <w:r>
+        <w:rPr>
+          <w:b w:val="0"/>
+        </w:rPr>
+        <w:t xml:space="preserve">Start by identifying the given </w:t>
+      </w:r>
+      <w:r>
+        <w:rPr>
+          <w:b/>
+        </w:rPr>
+        <w:t>input</w:t>
+      </w:r>
+      <w:r>
+        <w:rPr>
+          <w:b w:val="0"/>
+        </w:rPr>
+        <w:t>s together. Leave the intermediate steps blank. If needed, model one step, then withdraw that help on the next step. Move to a full trace only when the partial trace is understood.</w:t>
+      </w:r>
+    </w:p>
+    <w:p>
+      <w:pPr>
+        <w:spacing w:line="336" w:lineRule="auto" w:after="180"/>
+      </w:pPr>
+      <w:r>
+        <w:rPr>
+          <w:b w:val="0"/>
+        </w:rPr>
+        <w:t>For partners, alternate explainer and checker; collect a response from every learner before discussion.</w:t>
+      </w:r>
+    </w:p>
+    <w:p>
+      <w:pPr>
+        <w:pStyle w:val="Heading3"/>
+      </w:pPr>
+      <w:r>
         <w:t>Individual reasoning check</w:t>
       </w:r>
     </w:p>
     <w:p>
-      <w:r>
-        <w:t>Use the worked case for Human review and consequential use. Proposed explanation: “The worked result establishes every future case”. Decide whether this explanation is supported. Point to the step or supplied fact that decides; explain your repair if needed.</w:t>
-      </w:r>
-    </w:p>
-    <w:p>
-      <w:r>
-        <w:t>Expected correction: Review effectiveness depends on usable evidence, time and authority; a checkbox is not evidence of informed review.</w:t>
-      </w:r>
-    </w:p>
-    <w:p>
-      <w:r>
-        <w:t>Collect explanations, not only yes/no votes. If a misunderstanding is common, re-model the relevant step for the class. If it affects a few learners, give a short targeted group explanation while others solve a more demanding variation.</w:t>
+      <w:pPr>
+        <w:spacing w:line="336" w:lineRule="auto" w:after="180"/>
+      </w:pPr>
+      <w:r>
+        <w:rPr>
+          <w:b w:val="0"/>
+        </w:rPr>
+        <w:t>Use the worked case for Human review and consequential use. Proposed explanation: “The worked result establishes every future case”. Decide whether this explanation is supported.</w:t>
+      </w:r>
+    </w:p>
+    <w:p>
+      <w:pPr>
+        <w:spacing w:line="336" w:lineRule="auto" w:after="180"/>
+      </w:pPr>
+      <w:r>
+        <w:rPr>
+          <w:b w:val="0"/>
+        </w:rPr>
+        <w:t>Point to the step or supplied fact that decides; explain your repair if needed.</w:t>
       </w:r>
     </w:p>
     <w:p>
@@ -1468,12 +2902,96 @@
         <w:pStyle w:val="Heading3"/>
       </w:pPr>
       <w:r>
+        <w:t>Expected repair</w:t>
+      </w:r>
+    </w:p>
+    <w:p>
+      <w:pPr>
+        <w:spacing w:line="336" w:lineRule="auto" w:after="180"/>
+        <w:shd w:fill="F1F6FC"/>
+      </w:pPr>
+      <w:r>
+        <w:rPr>
+          <w:b w:val="0"/>
+        </w:rPr>
+        <w:t xml:space="preserve">Expected correction: Review effectiveness depends on usable </w:t>
+      </w:r>
+      <w:r>
+        <w:rPr>
+          <w:b/>
+        </w:rPr>
+        <w:t>evidence</w:t>
+      </w:r>
+      <w:r>
+        <w:rPr>
+          <w:b w:val="0"/>
+        </w:rPr>
+        <w:t xml:space="preserve">, time and authority; a checkbox is not </w:t>
+      </w:r>
+      <w:r>
+        <w:rPr>
+          <w:b/>
+        </w:rPr>
+        <w:t>evidence</w:t>
+      </w:r>
+      <w:r>
+        <w:rPr>
+          <w:b w:val="0"/>
+        </w:rPr>
+        <w:t xml:space="preserve"> of informed review.</w:t>
+      </w:r>
+    </w:p>
+    <w:p>
+      <w:pPr>
+        <w:spacing w:line="336" w:lineRule="auto" w:after="180"/>
+      </w:pPr>
+      <w:r>
+        <w:rPr>
+          <w:b w:val="0"/>
+        </w:rPr>
+        <w:t>Collect explanations, not only yes/no votes. If a misunderstanding is common, re-model the relevant step for the class.</w:t>
+      </w:r>
+    </w:p>
+    <w:p>
+      <w:pPr>
+        <w:spacing w:line="336" w:lineRule="auto" w:after="180"/>
+      </w:pPr>
+      <w:r>
+        <w:rPr>
+          <w:b w:val="0"/>
+        </w:rPr>
+        <w:t>If it affects a few learners, give a short targeted group explanation while others solve a more demanding variation.</w:t>
+      </w:r>
+    </w:p>
+    <w:p>
+      <w:pPr>
+        <w:pStyle w:val="Heading3"/>
+      </w:pPr>
+      <w:r>
         <w:t>Pictorial practice question</w:t>
       </w:r>
     </w:p>
     <w:p>
-      <w:r>
-        <w:t>Why can H1’s approval not automatically approve H2? Point to the relevant step in the picture, then write the changed result and the rule or evidence that supports it.</w:t>
+      <w:pPr>
+        <w:spacing w:line="336" w:lineRule="auto" w:after="180"/>
+      </w:pPr>
+      <w:r>
+        <w:rPr>
+          <w:b w:val="0"/>
+        </w:rPr>
+        <w:t xml:space="preserve">Why can H1’s approval not automatically approve H2? Point to the relevant step in the picture, then write the changed result and the rule or </w:t>
+      </w:r>
+      <w:r>
+        <w:rPr>
+          <w:b/>
+        </w:rPr>
+        <w:t>evidence</w:t>
+      </w:r>
+      <w:r>
+        <w:rPr>
+          <w:b w:val="0"/>
+        </w:rPr>
+        <w:t xml:space="preserve"> that supports it.</w:t>
       </w:r>
     </w:p>
     <w:p>
@@ -1485,18 +3003,71 @@
       </w:r>
     </w:p>
     <w:p>
-      <w:r>
-        <w:t>The reviewer did not approve the added personal detail or public audience. Approval must match the version and action. Changed-case check: The original approval covers that declared action. Both the approved content and its distribution scope now match.</w:t>
-      </w:r>
-    </w:p>
-    <w:p>
-      <w:r>
+      <w:pPr>
+        <w:spacing w:line="336" w:lineRule="auto" w:after="180"/>
+      </w:pPr>
+      <w:r>
+        <w:rPr>
+          <w:b w:val="0"/>
+        </w:rPr>
+        <w:t>The reviewer did not approve the added personal detail or public audience. Approval must match the version and action. Changed-case check: The original approval covers that declared action.</w:t>
+      </w:r>
+    </w:p>
+    <w:p>
+      <w:pPr>
+        <w:spacing w:line="336" w:lineRule="auto" w:after="180"/>
+      </w:pPr>
+      <w:r>
+        <w:rPr>
+          <w:b w:val="0"/>
+        </w:rPr>
+        <w:t>Both the approved content and its distribution scope now match.</w:t>
+      </w:r>
+    </w:p>
+    <w:p>
+      <w:pPr>
+        <w:spacing w:line="336" w:lineRule="auto" w:after="180"/>
+      </w:pPr>
+      <w:r>
+        <w:rPr>
+          <w:b w:val="0"/>
+        </w:rPr>
         <w:t>Changed-case reasoning: The original approval covers that declared action. Both the approved content and its distribution scope now match.</w:t>
       </w:r>
     </w:p>
     <w:p>
-      <w:r>
-        <w:t>Collect each learner’s explanation before discussion. Use the first missing connection between input, deciding step and result to choose support. This question is worked-case practice, not fresh mastery evidence.</w:t>
+      <w:pPr>
+        <w:spacing w:line="336" w:lineRule="auto" w:after="180"/>
+      </w:pPr>
+      <w:r>
+        <w:rPr>
+          <w:b w:val="0"/>
+        </w:rPr>
+        <w:t xml:space="preserve">Collect each learner’s explanation before discussion. Use the first missing connection between </w:t>
+      </w:r>
+      <w:r>
+        <w:rPr>
+          <w:b/>
+        </w:rPr>
+        <w:t>input</w:t>
+      </w:r>
+      <w:r>
+        <w:rPr>
+          <w:b w:val="0"/>
+        </w:rPr>
+        <w:t xml:space="preserve">, deciding step and result to choose support. This question is worked-case practice, not fresh mastery </w:t>
+      </w:r>
+      <w:r>
+        <w:rPr>
+          <w:b/>
+        </w:rPr>
+        <w:t>evidence</w:t>
+      </w:r>
+      <w:r>
+        <w:rPr>
+          <w:b w:val="0"/>
+        </w:rPr>
+        <w:t>.</w:t>
       </w:r>
     </w:p>
     <w:p>
@@ -1508,54 +3079,129 @@
       </w:r>
     </w:p>
     <w:p>
+      <w:r>
+        <w:t>Run the Human AI Workflow investigation and use the first unsupported step to choose a teaching response.</w:t>
+      </w:r>
+    </w:p>
+    <w:p>
+      <w:pPr>
+        <w:spacing w:line="336" w:lineRule="auto" w:after="180"/>
+      </w:pPr>
+      <w:r>
+        <w:rPr>
+          <w:b w:val="0"/>
+        </w:rPr>
+        <w:t>Words You Can Use to Reason</w:t>
+      </w:r>
+    </w:p>
+    <w:p>
+      <w:pPr>
+        <w:spacing w:line="336" w:lineRule="auto" w:after="180"/>
+      </w:pPr>
+      <w:r>
+        <w:rPr>
+          <w:b w:val="0"/>
+        </w:rPr>
+        <w:t>A definition matters when you can recognize the idea, use it, and contrast it with a near-miss.</w:t>
+      </w:r>
+    </w:p>
+    <w:p>
+      <w:pPr>
+        <w:spacing w:line="336" w:lineRule="auto" w:after="180"/>
+      </w:pPr>
+      <w:r>
+        <w:rPr>
+          <w:b w:val="0"/>
+        </w:rPr>
+        <w:t>Predict → Test → Record → Explain</w:t>
+      </w:r>
+    </w:p>
+    <w:p>
+      <w:pPr>
+        <w:spacing w:line="336" w:lineRule="auto" w:after="180"/>
+      </w:pPr>
+      <w:r>
+        <w:rPr>
+          <w:b w:val="0"/>
+        </w:rPr>
+        <w:t>Keep expected and actual results separate. Surprises are useful data when recorded honestly.</w:t>
+      </w:r>
+    </w:p>
+    <w:p>
+      <w:pPr>
+        <w:spacing w:line="336" w:lineRule="auto" w:after="180"/>
+      </w:pPr>
+      <w:r>
+        <w:rPr>
+          <w:b w:val="0"/>
+        </w:rPr>
+        <w:t xml:space="preserve">Allocate tasks on a </w:t>
+      </w:r>
+      <w:r>
+        <w:rPr>
+          <w:b/>
+        </w:rPr>
+        <w:t>workflow</w:t>
+      </w:r>
+      <w:r>
+        <w:rPr>
+          <w:b w:val="0"/>
+        </w:rPr>
+        <w:t xml:space="preserve"> map, justify each owner, simulate a failed tool or unsupported claim, and verify the stop/</w:t>
+      </w:r>
+      <w:r>
+        <w:rPr>
+          <w:b/>
+        </w:rPr>
+        <w:t>escalation</w:t>
+      </w:r>
+      <w:r>
+        <w:rPr>
+          <w:b w:val="0"/>
+        </w:rPr>
+        <w:t xml:space="preserve"> path.</w:t>
+      </w:r>
+    </w:p>
+    <w:p>
+      <w:pPr>
+        <w:spacing w:line="336" w:lineRule="auto" w:after="180"/>
+        <w:shd w:fill="F5F1FB"/>
+      </w:pPr>
+      <w:r>
+        <w:rPr>
+          <w:b w:val="0"/>
+        </w:rPr>
+        <w:t>What did the hardest test teach you that the normal test did not?</w:t>
+      </w:r>
+    </w:p>
+    <w:p>
       <w:pPr>
         <w:pStyle w:val="Heading3"/>
       </w:pPr>
       <w:r>
-        <w:t>Run the weekly evidence lab</w:t>
-      </w:r>
-    </w:p>
-    <w:p>
-      <w:r>
-        <w:t>Words You Can Use to Reason</w:t>
-      </w:r>
-    </w:p>
-    <w:p>
-      <w:r>
-        <w:t>A definition matters when you can recognize the idea, use it, and contrast it with a near-miss.</w:t>
-      </w:r>
-    </w:p>
-    <w:p>
-      <w:r>
-        <w:t>Predict → Test → Record → Explain</w:t>
-      </w:r>
-    </w:p>
-    <w:p>
-      <w:r>
-        <w:t>Keep expected and actual results separate. Surprises are useful data when recorded honestly.</w:t>
-      </w:r>
-    </w:p>
-    <w:p>
-      <w:r>
-        <w:t>Allocate tasks on a workflow map, justify each owner, simulate a failed tool or unsupported claim, and verify the stop/escalation path.</w:t>
-      </w:r>
-    </w:p>
-    <w:p>
-      <w:r>
-        <w:t>What did the hardest test teach you that the normal test did not?</w:t>
-      </w:r>
-    </w:p>
-    <w:p>
-      <w:pPr>
-        <w:pStyle w:val="Heading3"/>
-      </w:pPr>
-      <w:r>
         <w:t>Make the lab runnable</w:t>
       </w:r>
     </w:p>
     <w:p>
-      <w:r>
-        <w:t>Use the concrete case as the shared normal case and the independent question as a second case. Each pair creates a boundary or missing-information case and predicts its result before testing. Keep the expected result separate from an observed mistake.</w:t>
+      <w:pPr>
+        <w:spacing w:line="336" w:lineRule="auto" w:after="180"/>
+      </w:pPr>
+      <w:r>
+        <w:rPr>
+          <w:b w:val="0"/>
+        </w:rPr>
+        <w:t>Use the concrete case as the shared normal case and the independent question as a second case. Each pair creates a boundary or missing-information case and predicts its result before testing.</w:t>
+      </w:r>
+    </w:p>
+    <w:p>
+      <w:pPr>
+        <w:spacing w:line="336" w:lineRule="auto" w:after="180"/>
+      </w:pPr>
+      <w:r>
+        <w:rPr>
+          <w:b w:val="0"/>
+        </w:rPr>
+        <w:t>Keep the expected result separate from an observed mistake.</w:t>
       </w:r>
     </w:p>
     <w:tbl>
@@ -1713,8 +3359,25 @@
       </w:r>
     </w:p>
     <w:p>
-      <w:r>
-        <w:t>For guessing, return to given facts and request a trace. For vocabulary without application, use one example and one non-example. For arithmetic errors, check the setup before the calculation. Finish with a different uncoached case before recording mastery.</w:t>
+      <w:pPr>
+        <w:spacing w:line="336" w:lineRule="auto" w:after="180"/>
+      </w:pPr>
+      <w:r>
+        <w:rPr>
+          <w:b w:val="0"/>
+        </w:rPr>
+        <w:t>For guessing, return to given facts and request a trace. For vocabulary without application, use one example and one non-example. For arithmetic errors, check the setup before the calculation.</w:t>
+      </w:r>
+    </w:p>
+    <w:p>
+      <w:pPr>
+        <w:spacing w:line="336" w:lineRule="auto" w:after="180"/>
+      </w:pPr>
+      <w:r>
+        <w:rPr>
+          <w:b w:val="0"/>
+        </w:rPr>
+        <w:t>Finish with a different uncoached case before recording mastery.</w:t>
       </w:r>
     </w:p>
     <w:p>
@@ -1726,18 +3389,96 @@
       </w:r>
     </w:p>
     <w:p>
-      <w:r>
-        <w:t>The worked result establishes every future case: Review effectiveness depends on usable evidence, time and authority; a checkbox is not evidence of informed review.</w:t>
-      </w:r>
-    </w:p>
-    <w:p>
-      <w:r>
-        <w:t>A missing input may be replaced without recording the change: A replacement changes the evidence or contract. Record the change and its justification; do not silently turn unknown into a measured value.</w:t>
-      </w:r>
-    </w:p>
-    <w:p>
-      <w:r>
-        <w:t>Repeating an assessed case is new independent evidence: A replay checks consistency. An example used for feedback or revision cannot later be described as untouched final evaluation.</w:t>
+      <w:pPr>
+        <w:spacing w:line="336" w:lineRule="auto" w:after="180"/>
+      </w:pPr>
+      <w:r>
+        <w:rPr>
+          <w:b w:val="0"/>
+        </w:rPr>
+        <w:t xml:space="preserve">The worked result establishes every future case: Review effectiveness depends on usable </w:t>
+      </w:r>
+      <w:r>
+        <w:rPr>
+          <w:b/>
+        </w:rPr>
+        <w:t>evidence</w:t>
+      </w:r>
+      <w:r>
+        <w:rPr>
+          <w:b w:val="0"/>
+        </w:rPr>
+        <w:t xml:space="preserve">, time and authority; a checkbox is not </w:t>
+      </w:r>
+      <w:r>
+        <w:rPr>
+          <w:b/>
+        </w:rPr>
+        <w:t>evidence</w:t>
+      </w:r>
+      <w:r>
+        <w:rPr>
+          <w:b w:val="0"/>
+        </w:rPr>
+        <w:t xml:space="preserve"> of informed review.</w:t>
+      </w:r>
+    </w:p>
+    <w:p>
+      <w:pPr>
+        <w:spacing w:line="336" w:lineRule="auto" w:after="180"/>
+      </w:pPr>
+      <w:r>
+        <w:rPr>
+          <w:b w:val="0"/>
+        </w:rPr>
+        <w:t xml:space="preserve">A missing </w:t>
+      </w:r>
+      <w:r>
+        <w:rPr>
+          <w:b/>
+        </w:rPr>
+        <w:t>input</w:t>
+      </w:r>
+      <w:r>
+        <w:rPr>
+          <w:b w:val="0"/>
+        </w:rPr>
+        <w:t xml:space="preserve"> may be replaced without recording the change: A replacement changes the </w:t>
+      </w:r>
+      <w:r>
+        <w:rPr>
+          <w:b/>
+        </w:rPr>
+        <w:t>evidence</w:t>
+      </w:r>
+      <w:r>
+        <w:rPr>
+          <w:b w:val="0"/>
+        </w:rPr>
+        <w:t xml:space="preserve"> or contract. Record the change and its justification; do not silently turn unknown into a measured value.</w:t>
+      </w:r>
+    </w:p>
+    <w:p>
+      <w:pPr>
+        <w:spacing w:line="336" w:lineRule="auto" w:after="180"/>
+      </w:pPr>
+      <w:r>
+        <w:rPr>
+          <w:b w:val="0"/>
+        </w:rPr>
+        <w:t xml:space="preserve">Repeating an assessed case is new independent </w:t>
+      </w:r>
+      <w:r>
+        <w:rPr>
+          <w:b/>
+        </w:rPr>
+        <w:t>evidence</w:t>
+      </w:r>
+      <w:r>
+        <w:rPr>
+          <w:b w:val="0"/>
+        </w:rPr>
+        <w:t>: A replay checks consistency. An example used for feedback or revision cannot later be described as untouched final evaluation.</w:t>
       </w:r>
     </w:p>
     <w:p>
@@ -1895,8 +3636,25 @@
       </w:tr>
     </w:tbl>
     <w:p>
-      <w:r>
-        <w:t>Offer an oral explanation, drawing, enlarged visual or fewer examples when that removes a reading/writing barrier. Keep the same reasoning goal. Stretch secure learners by changing a boundary or assumption and asking them to defend the effect, not simply by assigning more of the same questions.</w:t>
+      <w:pPr>
+        <w:spacing w:line="336" w:lineRule="auto" w:after="180"/>
+      </w:pPr>
+      <w:r>
+        <w:rPr>
+          <w:b w:val="0"/>
+        </w:rPr>
+        <w:t>Offer an oral explanation, drawing, enlarged visual or fewer examples when that removes a reading/writing barrier. Keep the same reasoning goal.</w:t>
+      </w:r>
+    </w:p>
+    <w:p>
+      <w:pPr>
+        <w:spacing w:line="336" w:lineRule="auto" w:after="180"/>
+      </w:pPr>
+      <w:r>
+        <w:rPr>
+          <w:b w:val="0"/>
+        </w:rPr>
+        <w:t>Stretch secure learners by changing a boundary or assumption and asking them to defend the effect, not simply by assigning more of the same questions.</w:t>
       </w:r>
     </w:p>
     <w:p>
@@ -1908,11 +3666,16 @@
       </w:r>
     </w:p>
     <w:p>
+      <w:r>
+        <w:t>Use the Human AI Workflow questions, teacher keys and criteria after the relevant attempts. Previously discussed cases are practice; protect the separately selected independent task.</w:t>
+      </w:r>
+    </w:p>
+    <w:p>
       <w:pPr>
         <w:pStyle w:val="Heading3"/>
       </w:pPr>
       <w:r>
-        <w:t>Assess and explain the answers</w:t>
+        <w:t>Worked case answer</w:t>
       </w:r>
     </w:p>
     <w:p>
@@ -1920,11 +3683,18 @@
         <w:pStyle w:val="Heading3"/>
       </w:pPr>
       <w:r>
-        <w:t>Worked case answer</w:t>
-      </w:r>
-    </w:p>
-    <w:p>
-      <w:r>
+        <w:t>Teacher key · Worked case answer</w:t>
+      </w:r>
+    </w:p>
+    <w:p>
+      <w:pPr>
+        <w:spacing w:line="336" w:lineRule="auto" w:after="180"/>
+        <w:shd w:fill="F1F6FC"/>
+      </w:pPr>
+      <w:r>
+        <w:rPr>
+          <w:b w:val="0"/>
+        </w:rPr>
         <w:t>The student reviews, verifies, follows class rules and remains responsible. Submission requires authorisation and must not bypass learning.</w:t>
       </w:r>
     </w:p>
@@ -1937,21 +3707,75 @@
       </w:r>
     </w:p>
     <w:p>
-      <w:r>
-        <w:t>A workflow drafts a class email, checks its claims and then sends it. Where should approval occur, and what should the approver see?</w:t>
-      </w:r>
-    </w:p>
-    <w:p>
       <w:pPr>
         <w:pStyle w:val="Heading3"/>
       </w:pPr>
       <w:r>
+        <w:t>Independent question · withhold the key</w:t>
+      </w:r>
+    </w:p>
+    <w:p>
+      <w:pPr>
+        <w:spacing w:line="336" w:lineRule="auto" w:after="180"/>
+        <w:shd w:fill="F5F1FB"/>
+      </w:pPr>
+      <w:r>
+        <w:rPr>
+          <w:b w:val="0"/>
+        </w:rPr>
+        <w:t xml:space="preserve">A </w:t>
+      </w:r>
+      <w:r>
+        <w:rPr>
+          <w:b/>
+        </w:rPr>
+        <w:t>workflow</w:t>
+      </w:r>
+      <w:r>
+        <w:rPr>
+          <w:b w:val="0"/>
+        </w:rPr>
+        <w:t xml:space="preserve"> drafts a class email, checks its claims and then sends it. Where should approval occur, and what should the approver see?</w:t>
+      </w:r>
+    </w:p>
+    <w:p>
+      <w:pPr>
+        <w:pStyle w:val="Heading3"/>
+      </w:pPr>
+      <w:r>
         <w:t>Expected independent answer</w:t>
       </w:r>
     </w:p>
     <w:p>
-      <w:r>
-        <w:t>Approval must occur before sending. The person should see the exact recipients, subject, message and relevant verification results.</w:t>
+      <w:pPr>
+        <w:pStyle w:val="Heading3"/>
+      </w:pPr>
+      <w:r>
+        <w:t>Teacher key · Expected independent answer</w:t>
+      </w:r>
+    </w:p>
+    <w:p>
+      <w:pPr>
+        <w:spacing w:line="336" w:lineRule="auto" w:after="180"/>
+        <w:shd w:fill="F1F6FC"/>
+      </w:pPr>
+      <w:r>
+        <w:rPr>
+          <w:b w:val="0"/>
+        </w:rPr>
+        <w:t xml:space="preserve">Approval must occur before sending. The person should see the exact recipients, subject, message and relevant </w:t>
+      </w:r>
+      <w:r>
+        <w:rPr>
+          <w:b/>
+        </w:rPr>
+        <w:t>verification</w:t>
+      </w:r>
+      <w:r>
+        <w:rPr>
+          <w:b w:val="0"/>
+        </w:rPr>
+        <w:t xml:space="preserve"> results.</w:t>
       </w:r>
     </w:p>
     <w:p>
@@ -2189,8 +4013,25 @@
       </w:tr>
     </w:tbl>
     <w:p>
-      <w:r>
-        <w:t>Use 6/8 as a classroom checkpoint, with 2 required for both Result and Reasoning. This is a proposed teaching rule, not a validated certification threshold. Do not count a coached answer as independent mastery; correct unsafe or unsupported claims regardless of total.</w:t>
+      <w:pPr>
+        <w:spacing w:line="336" w:lineRule="auto" w:after="180"/>
+      </w:pPr>
+      <w:r>
+        <w:rPr>
+          <w:b w:val="0"/>
+        </w:rPr>
+        <w:t>Use 6/8 as a classroom checkpoint, with 2 required for both Result and Reasoning. This is a proposed teaching rule, not a validated certification threshold.</w:t>
+      </w:r>
+    </w:p>
+    <w:p>
+      <w:pPr>
+        <w:spacing w:line="336" w:lineRule="auto" w:after="180"/>
+      </w:pPr>
+      <w:r>
+        <w:rPr>
+          <w:b w:val="0"/>
+        </w:rPr>
+        <w:t>Do not count a coached answer as independent mastery; correct unsafe or unsupported claims regardless of total.</w:t>
       </w:r>
     </w:p>
     <w:p>
@@ -2202,8 +4043,26 @@
       </w:r>
     </w:p>
     <w:p>
-      <w:r>
-        <w:t>Ask the learner to find the evidence that challenges this claim: “Approval of a general idea also approves any later message and recipients.” Keep the first attempt and an uncoached retry separate.</w:t>
+      <w:pPr>
+        <w:spacing w:line="336" w:lineRule="auto" w:after="180"/>
+      </w:pPr>
+      <w:r>
+        <w:rPr>
+          <w:b w:val="0"/>
+        </w:rPr>
+        <w:t xml:space="preserve">Ask the learner to find the </w:t>
+      </w:r>
+      <w:r>
+        <w:rPr>
+          <w:b/>
+        </w:rPr>
+        <w:t>evidence</w:t>
+      </w:r>
+      <w:r>
+        <w:rPr>
+          <w:b w:val="0"/>
+        </w:rPr>
+        <w:t xml:space="preserve"> that challenges this claim: “Approval of a general idea also approves any later message and recipients.” Keep the first attempt and an uncoached retry separate.</w:t>
       </w:r>
     </w:p>
     <w:p>
@@ -2215,15 +4074,42 @@
       </w:r>
     </w:p>
     <w:p>
-      <w:r>
-        <w:t>Student plans and drafts, uses permitted assistance, verifies claims and sources, revises in their own understanding and discloses assistance as required by class rules. Submission remains an authorised student action; the tool must not bypass review or the learning task.</w:t>
-      </w:r>
-    </w:p>
-    <w:p>
       <w:pPr>
         <w:pStyle w:val="Heading3"/>
       </w:pPr>
       <w:r>
+        <w:t>Teacher key · Original transfer answer</w:t>
+      </w:r>
+    </w:p>
+    <w:p>
+      <w:pPr>
+        <w:spacing w:line="336" w:lineRule="auto" w:after="180"/>
+        <w:shd w:fill="F1F6FC"/>
+      </w:pPr>
+      <w:r>
+        <w:rPr>
+          <w:b w:val="0"/>
+        </w:rPr>
+        <w:t>Student plans and drafts, uses permitted assistance, verifies claims and sources, revises in their own understanding and discloses assistance as required by class rules.</w:t>
+      </w:r>
+    </w:p>
+    <w:p>
+      <w:pPr>
+        <w:spacing w:line="336" w:lineRule="auto" w:after="180"/>
+        <w:shd w:fill="F1F6FC"/>
+      </w:pPr>
+      <w:r>
+        <w:rPr>
+          <w:b w:val="0"/>
+        </w:rPr>
+        <w:t>Submission remains an authorised student action; the tool must not bypass review or the learning task.</w:t>
+      </w:r>
+    </w:p>
+    <w:p>
+      <w:pPr>
+        <w:pStyle w:val="Heading3"/>
+      </w:pPr>
+      <w:r>
         <w:t>Explanations for the additional workbook examples</w:t>
       </w:r>
     </w:p>
@@ -2236,66 +4122,390 @@
       </w:r>
     </w:p>
     <w:p>
-      <w:r>
-        <w:t>Explain the weekly mechanism in your own words. Use the worked scenario to name its input, decision rule and output.</w:t>
-      </w:r>
-    </w:p>
-    <w:p>
-      <w:r>
-        <w:t>Teacher explanation: Human review needs a responsible actor, evidence packet and explicit authority. Adding a person to a workflow does not guarantee effective oversight. For this fictional workflow the assistant drafts a room request but only the coordinator can approve and submit it. Review packets include sources, uncertainty, requested action and the exact version. Any material change requires new approval.</w:t>
-      </w:r>
-    </w:p>
-    <w:p>
       <w:pPr>
         <w:pStyle w:val="Heading3"/>
       </w:pPr>
       <w:r>
+        <w:t>Workbook question · W1</w:t>
+      </w:r>
+    </w:p>
+    <w:p>
+      <w:pPr>
+        <w:spacing w:line="336" w:lineRule="auto" w:after="180"/>
+        <w:shd w:fill="F5F1FB"/>
+      </w:pPr>
+      <w:r>
+        <w:rPr>
+          <w:b w:val="0"/>
+        </w:rPr>
+        <w:t xml:space="preserve">Explain the weekly </w:t>
+      </w:r>
+      <w:r>
+        <w:rPr>
+          <w:b/>
+        </w:rPr>
+        <w:t>mechanism</w:t>
+      </w:r>
+      <w:r>
+        <w:rPr>
+          <w:b w:val="0"/>
+        </w:rPr>
+        <w:t xml:space="preserve"> in your own words. Use the worked scenario to name its </w:t>
+      </w:r>
+      <w:r>
+        <w:rPr>
+          <w:b/>
+        </w:rPr>
+        <w:t>input</w:t>
+      </w:r>
+      <w:r>
+        <w:rPr>
+          <w:b w:val="0"/>
+        </w:rPr>
+        <w:t xml:space="preserve">, decision rule and </w:t>
+      </w:r>
+      <w:r>
+        <w:rPr>
+          <w:b/>
+        </w:rPr>
+        <w:t>output</w:t>
+      </w:r>
+      <w:r>
+        <w:rPr>
+          <w:b w:val="0"/>
+        </w:rPr>
+        <w:t>.</w:t>
+      </w:r>
+    </w:p>
+    <w:p>
+      <w:pPr>
+        <w:pStyle w:val="Heading3"/>
+      </w:pPr>
+      <w:r>
+        <w:t>Teacher reasoning · W1</w:t>
+      </w:r>
+    </w:p>
+    <w:p>
+      <w:pPr>
+        <w:spacing w:line="336" w:lineRule="auto" w:after="180"/>
+        <w:shd w:fill="F1F6FC"/>
+      </w:pPr>
+      <w:r>
+        <w:rPr>
+          <w:b w:val="0"/>
+        </w:rPr>
+        <w:t xml:space="preserve">Teacher explanation: Human review needs a responsible actor, </w:t>
+      </w:r>
+      <w:r>
+        <w:rPr>
+          <w:b/>
+        </w:rPr>
+        <w:t>evidence</w:t>
+      </w:r>
+      <w:r>
+        <w:rPr>
+          <w:b w:val="0"/>
+        </w:rPr>
+        <w:t xml:space="preserve"> packet and explicit authority. Adding a person to a </w:t>
+      </w:r>
+      <w:r>
+        <w:rPr>
+          <w:b/>
+        </w:rPr>
+        <w:t>workflow</w:t>
+      </w:r>
+      <w:r>
+        <w:rPr>
+          <w:b w:val="0"/>
+        </w:rPr>
+        <w:t xml:space="preserve"> does not guarantee effective oversight.</w:t>
+      </w:r>
+    </w:p>
+    <w:p>
+      <w:pPr>
+        <w:spacing w:line="336" w:lineRule="auto" w:after="180"/>
+        <w:shd w:fill="F1F6FC"/>
+      </w:pPr>
+      <w:r>
+        <w:rPr>
+          <w:b w:val="0"/>
+        </w:rPr>
+        <w:t xml:space="preserve">For this fictional </w:t>
+      </w:r>
+      <w:r>
+        <w:rPr>
+          <w:b/>
+        </w:rPr>
+        <w:t>workflow</w:t>
+      </w:r>
+      <w:r>
+        <w:rPr>
+          <w:b w:val="0"/>
+        </w:rPr>
+        <w:t xml:space="preserve"> the assistant drafts a room request but only the coordinator can approve and submit it. </w:t>
+      </w:r>
+      <w:r>
+        <w:rPr>
+          <w:b/>
+        </w:rPr>
+        <w:t>Review packet</w:t>
+      </w:r>
+      <w:r>
+        <w:rPr>
+          <w:b w:val="0"/>
+        </w:rPr>
+        <w:t>s include sources, uncertainty, requested action and the exact version.</w:t>
+      </w:r>
+    </w:p>
+    <w:p>
+      <w:pPr>
+        <w:spacing w:line="336" w:lineRule="auto" w:after="180"/>
+        <w:shd w:fill="F1F6FC"/>
+      </w:pPr>
+      <w:r>
+        <w:rPr>
+          <w:b w:val="0"/>
+        </w:rPr>
+        <w:t>Any material change requires new approval.</w:t>
+      </w:r>
+    </w:p>
+    <w:p>
+      <w:pPr>
+        <w:pStyle w:val="Heading3"/>
+      </w:pPr>
+      <w:r>
         <w:t>W2 Trace the worked case</w:t>
       </w:r>
     </w:p>
     <w:p>
-      <w:r>
+      <w:pPr>
+        <w:pStyle w:val="Heading3"/>
+      </w:pPr>
+      <w:r>
+        <w:t>Workbook question · W2</w:t>
+      </w:r>
+    </w:p>
+    <w:p>
+      <w:pPr>
+        <w:spacing w:line="336" w:lineRule="auto" w:after="180"/>
+        <w:shd w:fill="F5F1FB"/>
+      </w:pPr>
+      <w:r>
+        <w:rPr>
+          <w:b w:val="0"/>
+        </w:rPr>
         <w:t>Coordinator approves draft v1 for room B. Assistant changes room to C in v2 and submits using the old approval. Show the intermediate steps and give the conclusion with its scope.</w:t>
       </w:r>
     </w:p>
     <w:p>
-      <w:r>
-        <w:t>Teacher explanation: The submission violates version-bound approval. Preserve v1 approval, request review of v2 and prevent submission until its exact action is approved.</w:t>
-      </w:r>
-    </w:p>
-    <w:p>
       <w:pPr>
         <w:pStyle w:val="Heading3"/>
       </w:pPr>
       <w:r>
+        <w:t>Teacher reasoning · W2</w:t>
+      </w:r>
+    </w:p>
+    <w:p>
+      <w:pPr>
+        <w:spacing w:line="336" w:lineRule="auto" w:after="180"/>
+        <w:shd w:fill="F1F6FC"/>
+      </w:pPr>
+      <w:r>
+        <w:rPr>
+          <w:b w:val="0"/>
+        </w:rPr>
+        <w:t xml:space="preserve">Teacher explanation: The submission violates </w:t>
+      </w:r>
+      <w:r>
+        <w:rPr>
+          <w:b/>
+        </w:rPr>
+        <w:t>version-bound approval</w:t>
+      </w:r>
+      <w:r>
+        <w:rPr>
+          <w:b w:val="0"/>
+        </w:rPr>
+        <w:t>. Preserve v1 approval, request review of v2 and prevent submission until its exact action is approved.</w:t>
+      </w:r>
+    </w:p>
+    <w:p>
+      <w:pPr>
+        <w:pStyle w:val="Heading3"/>
+      </w:pPr>
+      <w:r>
         <w:t>W3 Audit the limit</w:t>
       </w:r>
     </w:p>
     <w:p>
-      <w:r>
-        <w:t>A report omits this qualification: Review effectiveness depends on usable evidence, time and authority; a checkbox is not evidence of informed review. Explain how omitting it could change a reader's interpretation, and write an accurate replacement.</w:t>
-      </w:r>
-    </w:p>
-    <w:p>
-      <w:r>
-        <w:t>Teacher explanation: Review effectiveness depends on usable evidence, time and authority; a checkbox is not evidence of informed review. State the observed result separately from the unverified or out-of-scope claim; preserve the original evidence rather than inventing a missing fact.</w:t>
-      </w:r>
-    </w:p>
-    <w:p>
       <w:pPr>
         <w:pStyle w:val="Heading3"/>
       </w:pPr>
       <w:r>
+        <w:t>Workbook question · W3</w:t>
+      </w:r>
+    </w:p>
+    <w:p>
+      <w:pPr>
+        <w:spacing w:line="336" w:lineRule="auto" w:after="180"/>
+        <w:shd w:fill="F5F1FB"/>
+      </w:pPr>
+      <w:r>
+        <w:rPr>
+          <w:b w:val="0"/>
+        </w:rPr>
+        <w:t xml:space="preserve">A report omits this qualification: Review effectiveness depends on usable </w:t>
+      </w:r>
+      <w:r>
+        <w:rPr>
+          <w:b/>
+        </w:rPr>
+        <w:t>evidence</w:t>
+      </w:r>
+      <w:r>
+        <w:rPr>
+          <w:b w:val="0"/>
+        </w:rPr>
+        <w:t xml:space="preserve">, time and authority; a checkbox is not </w:t>
+      </w:r>
+      <w:r>
+        <w:rPr>
+          <w:b/>
+        </w:rPr>
+        <w:t>evidence</w:t>
+      </w:r>
+      <w:r>
+        <w:rPr>
+          <w:b w:val="0"/>
+        </w:rPr>
+        <w:t xml:space="preserve"> of informed review.</w:t>
+      </w:r>
+    </w:p>
+    <w:p>
+      <w:pPr>
+        <w:spacing w:line="336" w:lineRule="auto" w:after="180"/>
+        <w:shd w:fill="F5F1FB"/>
+      </w:pPr>
+      <w:r>
+        <w:rPr>
+          <w:b w:val="0"/>
+        </w:rPr>
+        <w:t>Explain how omitting it could change a reader's interpretation, and write an accurate replacement.</w:t>
+      </w:r>
+    </w:p>
+    <w:p>
+      <w:pPr>
+        <w:pStyle w:val="Heading3"/>
+      </w:pPr>
+      <w:r>
+        <w:t>Teacher reasoning · W3</w:t>
+      </w:r>
+    </w:p>
+    <w:p>
+      <w:pPr>
+        <w:spacing w:line="336" w:lineRule="auto" w:after="180"/>
+        <w:shd w:fill="F1F6FC"/>
+      </w:pPr>
+      <w:r>
+        <w:rPr>
+          <w:b w:val="0"/>
+        </w:rPr>
+        <w:t xml:space="preserve">Teacher explanation: Review effectiveness depends on usable </w:t>
+      </w:r>
+      <w:r>
+        <w:rPr>
+          <w:b/>
+        </w:rPr>
+        <w:t>evidence</w:t>
+      </w:r>
+      <w:r>
+        <w:rPr>
+          <w:b w:val="0"/>
+        </w:rPr>
+        <w:t xml:space="preserve">, time and authority; a checkbox is not </w:t>
+      </w:r>
+      <w:r>
+        <w:rPr>
+          <w:b/>
+        </w:rPr>
+        <w:t>evidence</w:t>
+      </w:r>
+      <w:r>
+        <w:rPr>
+          <w:b w:val="0"/>
+        </w:rPr>
+        <w:t xml:space="preserve"> of informed review.</w:t>
+      </w:r>
+    </w:p>
+    <w:p>
+      <w:pPr>
+        <w:spacing w:line="336" w:lineRule="auto" w:after="180"/>
+        <w:shd w:fill="F1F6FC"/>
+      </w:pPr>
+      <w:r>
+        <w:rPr>
+          <w:b w:val="0"/>
+        </w:rPr>
+        <w:t xml:space="preserve">State the observed result separately from the unverified or out-of-scope claim; preserve the original </w:t>
+      </w:r>
+      <w:r>
+        <w:rPr>
+          <w:b/>
+        </w:rPr>
+        <w:t>evidence</w:t>
+      </w:r>
+      <w:r>
+        <w:rPr>
+          <w:b w:val="0"/>
+        </w:rPr>
+        <w:t xml:space="preserve"> rather than inventing a missing fact.</w:t>
+      </w:r>
+    </w:p>
+    <w:p>
+      <w:pPr>
+        <w:pStyle w:val="Heading3"/>
+      </w:pPr>
+      <w:r>
         <w:t>W4 Apply a new case independently</w:t>
       </w:r>
     </w:p>
     <w:p>
-      <w:r>
+      <w:pPr>
+        <w:pStyle w:val="Heading3"/>
+      </w:pPr>
+      <w:r>
+        <w:t>Workbook question · W4</w:t>
+      </w:r>
+    </w:p>
+    <w:p>
+      <w:pPr>
+        <w:spacing w:line="336" w:lineRule="auto" w:after="180"/>
+        <w:shd w:fill="F5F1FB"/>
+      </w:pPr>
+      <w:r>
+        <w:rPr>
+          <w:b w:val="0"/>
+        </w:rPr>
         <w:t>Teacher approves read-only report R1. System adds email distribution in R2. What permission is missing and what should the reviewer see?</w:t>
       </w:r>
     </w:p>
     <w:p>
-      <w:r>
+      <w:pPr>
+        <w:pStyle w:val="Heading3"/>
+      </w:pPr>
+      <w:r>
+        <w:t>Teacher reasoning · W4</w:t>
+      </w:r>
+    </w:p>
+    <w:p>
+      <w:pPr>
+        <w:spacing w:line="336" w:lineRule="auto" w:after="180"/>
+        <w:shd w:fill="F1F6FC"/>
+      </w:pPr>
+      <w:r>
+        <w:rPr>
+          <w:b w:val="0"/>
+        </w:rPr>
         <w:t>Teacher explanation: Email distribution is a new side effect not covered by report approval. Show recipient, content/version and purpose; require authorised approval before sending.</w:t>
       </w:r>
     </w:p>
@@ -2308,25 +4518,166 @@
       </w:r>
     </w:p>
     <w:p>
-      <w:r>
-        <w:t>For the worked scenario, propose one additional case that could reveal a failure, describe its expected outcome before running it, and explain what would need to remain fixed for a fair comparison. Do not reuse W4 as a new final test after receiving feedback.</w:t>
-      </w:r>
-    </w:p>
-    <w:p>
-      <w:r>
-        <w:t>Teacher explanation: Accept a concrete variant of the worked input or a missing/conflicting/boundary condition, with an expectation derived from the declared procedure. Require preserved settings, original outputs and data roles. Review effectiveness depends on usable evidence, time and authority; a checkbox is not evidence of informed review. The new case should test this particular mechanism rather than merely restate the original result.</w:t>
-      </w:r>
-    </w:p>
-    <w:p>
       <w:pPr>
         <w:pStyle w:val="Heading3"/>
       </w:pPr>
       <w:r>
+        <w:t>Workbook question · W5</w:t>
+      </w:r>
+    </w:p>
+    <w:p>
+      <w:pPr>
+        <w:spacing w:line="336" w:lineRule="auto" w:after="180"/>
+        <w:shd w:fill="F5F1FB"/>
+      </w:pPr>
+      <w:r>
+        <w:rPr>
+          <w:b w:val="0"/>
+        </w:rPr>
+        <w:t>For the worked scenario, propose one additional case that could reveal a failure, describe its expected outcome before running it, and explain what would need to remain fixed for a fair comparison.</w:t>
+      </w:r>
+    </w:p>
+    <w:p>
+      <w:pPr>
+        <w:spacing w:line="336" w:lineRule="auto" w:after="180"/>
+        <w:shd w:fill="F5F1FB"/>
+      </w:pPr>
+      <w:r>
+        <w:rPr>
+          <w:b w:val="0"/>
+        </w:rPr>
+        <w:t>Do not reuse W4 as a new final test after receiving feedback.</w:t>
+      </w:r>
+    </w:p>
+    <w:p>
+      <w:pPr>
+        <w:pStyle w:val="Heading3"/>
+      </w:pPr>
+      <w:r>
+        <w:t>Teacher reasoning · W5</w:t>
+      </w:r>
+    </w:p>
+    <w:p>
+      <w:pPr>
+        <w:spacing w:line="336" w:lineRule="auto" w:after="180"/>
+        <w:shd w:fill="F1F6FC"/>
+      </w:pPr>
+      <w:r>
+        <w:rPr>
+          <w:b w:val="0"/>
+        </w:rPr>
+        <w:t xml:space="preserve">Teacher explanation: Accept a concrete variant of the worked </w:t>
+      </w:r>
+      <w:r>
+        <w:rPr>
+          <w:b/>
+        </w:rPr>
+        <w:t>input</w:t>
+      </w:r>
+      <w:r>
+        <w:rPr>
+          <w:b w:val="0"/>
+        </w:rPr>
+        <w:t xml:space="preserve"> or a missing/conflicting/boundary condition, with an expectation derived from the declared procedure.</w:t>
+      </w:r>
+    </w:p>
+    <w:p>
+      <w:pPr>
+        <w:spacing w:line="336" w:lineRule="auto" w:after="180"/>
+        <w:shd w:fill="F1F6FC"/>
+      </w:pPr>
+      <w:r>
+        <w:rPr>
+          <w:b w:val="0"/>
+        </w:rPr>
+        <w:t xml:space="preserve">Require preserved settings, original </w:t>
+      </w:r>
+      <w:r>
+        <w:rPr>
+          <w:b/>
+        </w:rPr>
+        <w:t>output</w:t>
+      </w:r>
+      <w:r>
+        <w:rPr>
+          <w:b w:val="0"/>
+        </w:rPr>
+        <w:t xml:space="preserve">s and data roles. Review effectiveness depends on usable </w:t>
+      </w:r>
+      <w:r>
+        <w:rPr>
+          <w:b/>
+        </w:rPr>
+        <w:t>evidence</w:t>
+      </w:r>
+      <w:r>
+        <w:rPr>
+          <w:b w:val="0"/>
+        </w:rPr>
+        <w:t xml:space="preserve">, time and authority; a checkbox is not </w:t>
+      </w:r>
+      <w:r>
+        <w:rPr>
+          <w:b/>
+        </w:rPr>
+        <w:t>evidence</w:t>
+      </w:r>
+      <w:r>
+        <w:rPr>
+          <w:b w:val="0"/>
+        </w:rPr>
+        <w:t xml:space="preserve"> of informed review.</w:t>
+      </w:r>
+    </w:p>
+    <w:p>
+      <w:pPr>
+        <w:spacing w:line="336" w:lineRule="auto" w:after="180"/>
+        <w:shd w:fill="F1F6FC"/>
+      </w:pPr>
+      <w:r>
+        <w:rPr>
+          <w:b w:val="0"/>
+        </w:rPr>
+        <w:t xml:space="preserve">The new case should test this particular </w:t>
+      </w:r>
+      <w:r>
+        <w:rPr>
+          <w:b/>
+        </w:rPr>
+        <w:t>mechanism</w:t>
+      </w:r>
+      <w:r>
+        <w:rPr>
+          <w:b w:val="0"/>
+        </w:rPr>
+        <w:t xml:space="preserve"> rather than merely restate the original result.</w:t>
+      </w:r>
+    </w:p>
+    <w:p>
+      <w:pPr>
+        <w:pStyle w:val="Heading3"/>
+      </w:pPr>
+      <w:r>
         <w:t>Assess independent transfer</w:t>
       </w:r>
     </w:p>
     <w:p>
-      <w:r>
+      <w:pPr>
+        <w:pStyle w:val="Heading3"/>
+      </w:pPr>
+      <w:r>
+        <w:t>Independent question · withhold the key</w:t>
+      </w:r>
+    </w:p>
+    <w:p>
+      <w:pPr>
+        <w:spacing w:line="336" w:lineRule="auto" w:after="180"/>
+        <w:shd w:fill="F5F1FB"/>
+      </w:pPr>
+      <w:r>
+        <w:rPr>
+          <w:b w:val="0"/>
+        </w:rPr>
         <w:t>Selected case: Teacher approves read-only report R1. System adds email distribution in R2. What permission is missing and what should the reviewer see?</w:t>
       </w:r>
     </w:p>
@@ -2339,7 +4690,22 @@
       </w:r>
     </w:p>
     <w:p>
-      <w:r>
+      <w:pPr>
+        <w:pStyle w:val="Heading3"/>
+      </w:pPr>
+      <w:r>
+        <w:t>Teacher key · Selected case answer</w:t>
+      </w:r>
+    </w:p>
+    <w:p>
+      <w:pPr>
+        <w:spacing w:line="336" w:lineRule="auto" w:after="180"/>
+        <w:shd w:fill="F1F6FC"/>
+      </w:pPr>
+      <w:r>
+        <w:rPr>
+          <w:b w:val="0"/>
+        </w:rPr>
         <w:t>Teacher explanation: Email distribution is a new side effect not covered by report approval. Show recipient, content/version and purpose; require authorised approval before sending.</w:t>
       </w:r>
     </w:p>
@@ -2446,21 +4812,77 @@
       </w:tr>
     </w:tbl>
     <w:p>
-      <w:r>
-        <w:t>Record each dimension as not yet, with support, or independent. Accept a valid alternative procedure with a defensible trace. Do not penalise an honestly recorded model failure if the learner correctly explains its evidence and limits.</w:t>
-      </w:r>
-    </w:p>
-    <w:p>
       <w:pPr>
         <w:pStyle w:val="Heading3"/>
       </w:pPr>
       <w:r>
+        <w:t>Teacher key · Selected case answer</w:t>
+      </w:r>
+    </w:p>
+    <w:p>
+      <w:pPr>
+        <w:spacing w:line="336" w:lineRule="auto" w:after="180"/>
+        <w:shd w:fill="F1F6FC"/>
+      </w:pPr>
+      <w:r>
+        <w:rPr>
+          <w:b w:val="0"/>
+        </w:rPr>
+        <w:t>Record each dimension as not yet, with support, or independent. Accept a valid alternative procedure with a defensible trace.</w:t>
+      </w:r>
+    </w:p>
+    <w:p>
+      <w:pPr>
+        <w:spacing w:line="336" w:lineRule="auto" w:after="180"/>
+        <w:shd w:fill="F1F6FC"/>
+      </w:pPr>
+      <w:r>
+        <w:rPr>
+          <w:b w:val="0"/>
+        </w:rPr>
+        <w:t xml:space="preserve">Do not penalise an honestly recorded model failure if the learner correctly explains its </w:t>
+      </w:r>
+      <w:r>
+        <w:rPr>
+          <w:b/>
+        </w:rPr>
+        <w:t>evidence</w:t>
+      </w:r>
+      <w:r>
+        <w:rPr>
+          <w:b w:val="0"/>
+        </w:rPr>
+        <w:t xml:space="preserve"> and limits.</w:t>
+      </w:r>
+    </w:p>
+    <w:p>
+      <w:pPr>
+        <w:pStyle w:val="Heading3"/>
+      </w:pPr>
+      <w:r>
         <w:t>Feedback that the learner uses</w:t>
       </w:r>
     </w:p>
     <w:p>
-      <w:r>
-        <w:t>Name the earliest unsupported step and give one action to repair it. Have the learner make that repair now and explain why. Then assess the relevant skill on a fresh, fully specified case. Confirm it was not previously practised with feedback; solve and check the new case before assigning it. A follow-up design prompt is a starting brief, not automatically an equivalent test.</w:t>
+      <w:pPr>
+        <w:spacing w:line="336" w:lineRule="auto" w:after="180"/>
+      </w:pPr>
+      <w:r>
+        <w:rPr>
+          <w:b w:val="0"/>
+        </w:rPr>
+        <w:t>Name the earliest unsupported step and give one action to repair it. Have the learner make that repair now and explain why. Then assess the relevant skill on a fresh, fully specified case.</w:t>
+      </w:r>
+    </w:p>
+    <w:p>
+      <w:pPr>
+        <w:spacing w:line="336" w:lineRule="auto" w:after="180"/>
+      </w:pPr>
+      <w:r>
+        <w:rPr>
+          <w:b w:val="0"/>
+        </w:rPr>
+        <w:t>Confirm it was not previously practised with feedback; solve and check the new case before assigning it. A follow-up design prompt is a starting brief, not automatically an equivalent test.</w:t>
       </w:r>
     </w:p>
     <w:p>
@@ -2472,11 +4894,62 @@
       </w:r>
     </w:p>
     <w:p>
+      <w:r>
+        <w:t>Connect Human AI Workflow to Verified Study Buddy, adapt support and plan a later changed-case check.</w:t>
+      </w:r>
+    </w:p>
+    <w:p>
       <w:pPr>
         <w:pStyle w:val="Heading3"/>
       </w:pPr>
       <w:r>
-        <w:t>Connect and extend learning</w:t>
+        <w:t>Verified Study Buddy</w:t>
+      </w:r>
+    </w:p>
+    <w:p>
+      <w:pPr>
+        <w:spacing w:line="336" w:lineRule="auto" w:after="180"/>
+      </w:pPr>
+      <w:r>
+        <w:rPr>
+          <w:b w:val="0"/>
+        </w:rPr>
+        <w:t>AI drafts; sources ground; validators check; learner chooses; teacher governs classroom use.</w:t>
+      </w:r>
+    </w:p>
+    <w:p>
+      <w:pPr>
+        <w:spacing w:line="336" w:lineRule="auto" w:after="180"/>
+      </w:pPr>
+      <w:r>
+        <w:rPr>
+          <w:b w:val="0"/>
+        </w:rPr>
+        <w:t xml:space="preserve">Keep the decision, </w:t>
+      </w:r>
+      <w:r>
+        <w:rPr>
+          <w:b/>
+        </w:rPr>
+        <w:t>input</w:t>
+      </w:r>
+      <w:r>
+        <w:rPr>
+          <w:b w:val="0"/>
+        </w:rPr>
+        <w:t xml:space="preserve">, result, explanation and remaining limitation in the project </w:t>
+      </w:r>
+      <w:r>
+        <w:rPr>
+          <w:b/>
+        </w:rPr>
+        <w:t>evidence</w:t>
+      </w:r>
+      <w:r>
+        <w:rPr>
+          <w:b w:val="0"/>
+        </w:rPr>
+        <w:t xml:space="preserve"> record. Retrieve this record next week rather than restarting the project.</w:t>
       </w:r>
     </w:p>
     <w:p>
@@ -2484,17 +4957,54 @@
         <w:pStyle w:val="Heading3"/>
       </w:pPr>
       <w:r>
-        <w:t>Verified Study Buddy</w:t>
-      </w:r>
-    </w:p>
-    <w:p>
-      <w:r>
-        <w:t>AI drafts; sources ground; validators check; learner chooses; teacher governs classroom use.</w:t>
-      </w:r>
-    </w:p>
-    <w:p>
-      <w:r>
-        <w:t>Keep the decision, input, result, explanation and remaining limitation in the project evidence record. Retrieve this record next week rather than restarting the project.</w:t>
+        <w:t>Support and stretch</w:t>
+      </w:r>
+    </w:p>
+    <w:p>
+      <w:pPr>
+        <w:spacing w:line="336" w:lineRule="auto" w:after="180"/>
+      </w:pPr>
+      <w:r>
+        <w:rPr>
+          <w:b w:val="0"/>
+        </w:rPr>
+        <w:t xml:space="preserve">Provide one short approved passage; separate instruction, </w:t>
+      </w:r>
+      <w:r>
+        <w:rPr>
+          <w:b/>
+        </w:rPr>
+        <w:t>input</w:t>
+      </w:r>
+      <w:r>
+        <w:rPr>
+          <w:b w:val="0"/>
+        </w:rPr>
+        <w:t xml:space="preserve">, </w:t>
+      </w:r>
+      <w:r>
+        <w:rPr>
+          <w:b/>
+        </w:rPr>
+        <w:t>output</w:t>
+      </w:r>
+      <w:r>
+        <w:rPr>
+          <w:b w:val="0"/>
+        </w:rPr>
+        <w:t xml:space="preserve"> and </w:t>
+      </w:r>
+      <w:r>
+        <w:rPr>
+          <w:b/>
+        </w:rPr>
+        <w:t>evidence</w:t>
+      </w:r>
+      <w:r>
+        <w:rPr>
+          <w:b w:val="0"/>
+        </w:rPr>
+        <w:t>. Stretch: introduce an unsupported claim or conflicting source and validate claim by claim with a fallback.</w:t>
       </w:r>
     </w:p>
     <w:p>
@@ -2502,12 +5012,30 @@
         <w:pStyle w:val="Heading3"/>
       </w:pPr>
       <w:r>
-        <w:t>Support and stretch</w:t>
-      </w:r>
-    </w:p>
-    <w:p>
-      <w:r>
-        <w:t>Provide one short approved passage; separate instruction, input, output and evidence. Stretch: introduce an unsupported claim or conflicting source and validate claim by claim with a fallback.</w:t>
+        <w:t>Exit reflection</w:t>
+      </w:r>
+    </w:p>
+    <w:p>
+      <w:pPr>
+        <w:spacing w:line="336" w:lineRule="auto" w:after="180"/>
+      </w:pPr>
+      <w:r>
+        <w:rPr>
+          <w:b w:val="0"/>
+        </w:rPr>
+        <w:t xml:space="preserve">Ask for one decision the learner can now justify and one situation requiring more </w:t>
+      </w:r>
+      <w:r>
+        <w:rPr>
+          <w:b/>
+        </w:rPr>
+        <w:t>evidence</w:t>
+      </w:r>
+      <w:r>
+        <w:rPr>
+          <w:b w:val="0"/>
+        </w:rPr>
+        <w:t xml:space="preserve"> or human review. Confidence ratings are separate from correct independent performance.</w:t>
       </w:r>
     </w:p>
     <w:p>
@@ -2515,12 +5043,30 @@
         <w:pStyle w:val="Heading3"/>
       </w:pPr>
       <w:r>
-        <w:t>Exit reflection</w:t>
-      </w:r>
-    </w:p>
-    <w:p>
-      <w:r>
-        <w:t>Ask for one decision the learner can now justify and one situation requiring more evidence or human review. Confidence ratings are separate from correct independent performance.</w:t>
+        <w:t>Bridge to the next week</w:t>
+      </w:r>
+    </w:p>
+    <w:p>
+      <w:pPr>
+        <w:spacing w:line="336" w:lineRule="auto" w:after="180"/>
+      </w:pPr>
+      <w:r>
+        <w:rPr>
+          <w:b w:val="0"/>
+        </w:rPr>
+        <w:t xml:space="preserve">Next: Week 33: Capstone Design. Retrieve today’s </w:t>
+      </w:r>
+      <w:r>
+        <w:rPr>
+          <w:b/>
+        </w:rPr>
+        <w:t>evidence</w:t>
+      </w:r>
+      <w:r>
+        <w:rPr>
+          <w:b w:val="0"/>
+        </w:rPr>
+        <w:t xml:space="preserve"> and identify what carries forward and what is new.</w:t>
       </w:r>
     </w:p>
     <w:p>
@@ -2528,12 +5074,109 @@
         <w:pStyle w:val="Heading3"/>
       </w:pPr>
       <w:r>
-        <w:t>Bridge to the next week</w:t>
-      </w:r>
-    </w:p>
-    <w:p>
-      <w:r>
-        <w:t>Next: Week 33: Capstone Design. Retrieve today’s evidence and identify what carries forward and what is new.</w:t>
+        <w:t>Support and fresh reassessment</w:t>
+      </w:r>
+    </w:p>
+    <w:p>
+      <w:pPr>
+        <w:spacing w:line="336" w:lineRule="auto" w:after="180"/>
+      </w:pPr>
+      <w:r>
+        <w:rPr>
+          <w:b w:val="0"/>
+        </w:rPr>
+        <w:t xml:space="preserve">Provide an </w:t>
+      </w:r>
+      <w:r>
+        <w:rPr>
+          <w:b/>
+        </w:rPr>
+        <w:t>input</w:t>
+      </w:r>
+      <w:r>
+        <w:rPr>
+          <w:b w:val="0"/>
+        </w:rPr>
+        <w:t>/procedure/result/limit frame and a calculator when needed. Ask students to identify the first step before completing the whole trace.</w:t>
+      </w:r>
+    </w:p>
+    <w:p>
+      <w:pPr>
+        <w:spacing w:line="336" w:lineRule="auto" w:after="180"/>
+      </w:pPr>
+      <w:r>
+        <w:rPr>
+          <w:b w:val="0"/>
+        </w:rPr>
+        <w:t xml:space="preserve">Extension: compare two concrete variants of this </w:t>
+      </w:r>
+      <w:r>
+        <w:rPr>
+          <w:b/>
+        </w:rPr>
+        <w:t>mechanism</w:t>
+      </w:r>
+      <w:r>
+        <w:rPr>
+          <w:b w:val="0"/>
+        </w:rPr>
+        <w:t xml:space="preserve"> while holding unrelated conditions fixed; report both successful and unsuccessful outcomes.</w:t>
+      </w:r>
+    </w:p>
+    <w:p>
+      <w:pPr>
+        <w:spacing w:line="336" w:lineRule="auto" w:after="180"/>
+      </w:pPr>
+      <w:r>
+        <w:rPr>
+          <w:b w:val="0"/>
+        </w:rPr>
+        <w:t>W4: Email distribution is a new side effect not covered by report approval. Show recipient, content/version and purpose; require authorised approval before sending. Require intermediate reasoning and the stated scope.</w:t>
+      </w:r>
+    </w:p>
+    <w:p>
+      <w:pPr>
+        <w:spacing w:line="336" w:lineRule="auto" w:after="180"/>
+      </w:pPr>
+      <w:r>
+        <w:rPr>
+          <w:b w:val="0"/>
+        </w:rPr>
+        <w:t>Fresh retry: Approval permits sending to one named recipient; proposed action adds two more. Expected reasoning: Recipient scope changed; block the expanded send and request review of the new destination list.</w:t>
+      </w:r>
+    </w:p>
+    <w:p>
+      <w:pPr>
+        <w:spacing w:line="336" w:lineRule="auto" w:after="180"/>
+      </w:pPr>
+      <w:r>
+        <w:rPr>
+          <w:b w:val="0"/>
+        </w:rPr>
+        <w:t>If students need support, record it and reassess with another new case rather than awarding independence to a copied answer.</w:t>
+      </w:r>
+    </w:p>
+    <w:p>
+      <w:pPr>
+        <w:spacing w:line="336" w:lineRule="auto" w:after="180"/>
+      </w:pPr>
+      <w:r>
+        <w:rPr>
+          <w:b w:val="0"/>
+        </w:rPr>
+        <w:t xml:space="preserve">Next connection: Latency cost and resource use. Preserve the current case record and retrieve its </w:t>
+      </w:r>
+      <w:r>
+        <w:rPr>
+          <w:b/>
+        </w:rPr>
+        <w:t>evidence</w:t>
+      </w:r>
+      <w:r>
+        <w:rPr>
+          <w:b w:val="0"/>
+        </w:rPr>
+        <w:t xml:space="preserve"> boundary before moving on.</w:t>
       </w:r>
     </w:p>
     <w:p>
@@ -2541,40 +5184,40 @@
         <w:pStyle w:val="Heading3"/>
       </w:pPr>
       <w:r>
-        <w:t>Support and fresh reassessment</w:t>
-      </w:r>
-    </w:p>
-    <w:p>
-      <w:r>
-        <w:t>Provide an input/procedure/result/limit frame and a calculator when needed. Ask students to identify the first step before completing the whole trace. Extension: compare two concrete variants of this mechanism while holding unrelated conditions fixed; report both successful and unsuccessful outcomes.</w:t>
-      </w:r>
-    </w:p>
-    <w:p>
-      <w:r>
-        <w:t>W4: Email distribution is a new side effect not covered by report approval. Show recipient, content/version and purpose; require authorised approval before sending. Require intermediate reasoning and the stated scope. Fresh retry: Approval permits sending to one named recipient; proposed action adds two more. Expected reasoning: Recipient scope changed; block the expanded send and request review of the new destination list. If students need support, record it and reassess with another new case rather than awarding independence to a copied answer.</w:t>
-      </w:r>
-    </w:p>
-    <w:p>
-      <w:r>
-        <w:t>Next connection: Latency cost and resource use. Preserve the current case record and retrieve its evidence boundary before moving on.</w:t>
-      </w:r>
-    </w:p>
-    <w:p>
-      <w:pPr>
-        <w:pStyle w:val="Heading3"/>
-      </w:pPr>
-      <w:r>
         <w:t>Plan the delayed return</w:t>
       </w:r>
     </w:p>
     <w:p>
-      <w:r>
+      <w:pPr>
+        <w:spacing w:line="336" w:lineRule="auto" w:after="180"/>
+      </w:pPr>
+      <w:r>
+        <w:rPr>
+          <w:b w:val="0"/>
+        </w:rPr>
         <w:t>Suggested return points in this level: ai-3/33, ai-3/35. Use actual classroom dates, adjusting for holidays and gaps. One, three and six teaching weeks are scheduling choices, not a claimed optimal spacing.</w:t>
       </w:r>
     </w:p>
     <w:p>
-      <w:r>
-        <w:t>At a delayed check, ask for the idea from memory and a changed application. Compare with the earlier independent response and record support used. For a new level, revisit the previous capstone before checking the new prerequisites.</w:t>
+      <w:pPr>
+        <w:spacing w:line="336" w:lineRule="auto" w:after="180"/>
+      </w:pPr>
+      <w:r>
+        <w:rPr>
+          <w:b w:val="0"/>
+        </w:rPr>
+        <w:t>At a delayed check, ask for the idea from memory and a changed application. Compare with the earlier independent response and record support used.</w:t>
+      </w:r>
+    </w:p>
+    <w:p>
+      <w:pPr>
+        <w:spacing w:line="336" w:lineRule="auto" w:after="180"/>
+      </w:pPr>
+      <w:r>
+        <w:rPr>
+          <w:b w:val="0"/>
+        </w:rPr>
+        <w:t>For a new level, revisit the previous capstone before checking the new prerequisites.</w:t>
       </w:r>
     </w:p>
     <w:tbl>
@@ -2734,8 +5377,26 @@
       </w:tr>
     </w:tbl>
     <w:p>
-      <w:r>
-        <w:t>Use the evidence to choose reteaching or the next step. A completed page, confidence rating or attractive project does not by itself demonstrate understanding.</w:t>
+      <w:pPr>
+        <w:spacing w:line="336" w:lineRule="auto" w:after="180"/>
+      </w:pPr>
+      <w:r>
+        <w:rPr>
+          <w:b w:val="0"/>
+        </w:rPr>
+        <w:t xml:space="preserve">Use the </w:t>
+      </w:r>
+      <w:r>
+        <w:rPr>
+          <w:b/>
+        </w:rPr>
+        <w:t>evidence</w:t>
+      </w:r>
+      <w:r>
+        <w:rPr>
+          <w:b w:val="0"/>
+        </w:rPr>
+        <w:t xml:space="preserve"> to choose reteaching or the next step. A completed page, confidence rating or attractive project does not by itself demonstrate understanding.</w:t>
       </w:r>
     </w:p>
     <w:p>
@@ -2747,8 +5408,37 @@
       </w:r>
     </w:p>
     <w:p>
-      <w:r>
-        <w:t>For your Verified Study Buddy, save the input, procedure, observed result and limitation of this check. Label this worked example as practice; use a different, previously unreviewed case when checking independent understanding.</w:t>
+      <w:pPr>
+        <w:spacing w:line="336" w:lineRule="auto" w:after="180"/>
+      </w:pPr>
+      <w:r>
+        <w:rPr>
+          <w:b w:val="0"/>
+        </w:rPr>
+        <w:t xml:space="preserve">For your Verified Study Buddy, save the </w:t>
+      </w:r>
+      <w:r>
+        <w:rPr>
+          <w:b/>
+        </w:rPr>
+        <w:t>input</w:t>
+      </w:r>
+      <w:r>
+        <w:rPr>
+          <w:b w:val="0"/>
+        </w:rPr>
+        <w:t>, procedure, observed result and limitation of this check.</w:t>
+      </w:r>
+    </w:p>
+    <w:p>
+      <w:pPr>
+        <w:spacing w:line="336" w:lineRule="auto" w:after="180"/>
+      </w:pPr>
+      <w:r>
+        <w:rPr>
+          <w:b w:val="0"/>
+        </w:rPr>
+        <w:t>Label this worked example as practice; use a different, previously unreviewed case when checking independent understanding.</w:t>
       </w:r>
     </w:p>
     <w:p>
@@ -2761,12 +5451,62 @@
     </w:p>
     <w:p>
       <w:r>
-        <w:t>Teaching target: Explain the mechanism and terminology of human review and consequential use</w:t>
-      </w:r>
-    </w:p>
-    <w:p>
-      <w:r>
-        <w:t>Prepare the labelled worked-case picture, the matching workbook, fictional input cards and a place for individual responses. No paid AI account is required for the paper reasoning activities.</w:t>
+        <w:t>Use this preparation summary alongside the detailed Human AI Workflow lesson; it is a checklist rather than a replacement for the full sequence.</w:t>
+      </w:r>
+    </w:p>
+    <w:p>
+      <w:pPr>
+        <w:pStyle w:val="Heading3"/>
+      </w:pPr>
+      <w:r>
+        <w:t>Teaching target</w:t>
+      </w:r>
+    </w:p>
+    <w:p>
+      <w:pPr>
+        <w:spacing w:line="336" w:lineRule="auto" w:after="180"/>
+        <w:shd w:fill="EDF7F3"/>
+      </w:pPr>
+      <w:r>
+        <w:rPr>
+          <w:b w:val="0"/>
+        </w:rPr>
+        <w:t xml:space="preserve">Teaching target: Explain the </w:t>
+      </w:r>
+      <w:r>
+        <w:rPr>
+          <w:b/>
+        </w:rPr>
+        <w:t>mechanism</w:t>
+      </w:r>
+      <w:r>
+        <w:rPr>
+          <w:b w:val="0"/>
+        </w:rPr>
+        <w:t xml:space="preserve"> and terminology of human review and consequential use</w:t>
+      </w:r>
+    </w:p>
+    <w:p>
+      <w:pPr>
+        <w:spacing w:line="336" w:lineRule="auto" w:after="180"/>
+      </w:pPr>
+      <w:r>
+        <w:rPr>
+          <w:b w:val="0"/>
+        </w:rPr>
+        <w:t xml:space="preserve">Prepare the labelled worked-case picture, the matching workbook, fictional </w:t>
+      </w:r>
+      <w:r>
+        <w:rPr>
+          <w:b/>
+        </w:rPr>
+        <w:t>input</w:t>
+      </w:r>
+      <w:r>
+        <w:rPr>
+          <w:b w:val="0"/>
+        </w:rPr>
+        <w:t xml:space="preserve"> cards and a place for individual responses. No paid AI account is required for the paper reasoning activities.</w:t>
       </w:r>
     </w:p>
     <w:tbl>
@@ -2913,37 +5653,207 @@
       </w:tr>
     </w:tbl>
     <w:p>
-      <w:r>
+      <w:pPr>
+        <w:spacing w:line="336" w:lineRule="auto" w:after="180"/>
+      </w:pPr>
+      <w:r>
+        <w:rPr>
+          <w:b w:val="0"/>
+        </w:rPr>
         <w:t>Before class, solve the supported practice: Coordinator approves draft v1 for room B. Assistant changes room to C in v2 and submits using the old approval. Show the intermediate steps and give the conclusion with its scope.</w:t>
       </w:r>
     </w:p>
     <w:p>
-      <w:r>
-        <w:t>Reasoned practice answer: Teacher explanation: The submission violates version-bound approval. Preserve v1 approval, request review of v2 and prevent submission until its exact action is approved.</w:t>
-      </w:r>
-    </w:p>
-    <w:p>
-      <w:r>
-        <w:t>Check every learner before discussion: Use the worked case for Human review and consequential use. Proposed explanation: “The worked result establishes every future case”. Decide whether this explanation is supported. Point to the step or supplied fact that decides; explain your repair if needed.</w:t>
-      </w:r>
-    </w:p>
-    <w:p>
-      <w:r>
-        <w:t>Misconception repair: Review effectiveness depends on usable evidence, time and authority; a checkbox is not evidence of informed review.</w:t>
-      </w:r>
-    </w:p>
-    <w:p>
-      <w:r>
-        <w:t>Support: read the exact case aloud, enlarge the labelled picture, supply input cards and model only the first deciding step. Accept a spoken explanation or drawing; retain the reasoning goal.</w:t>
-      </w:r>
-    </w:p>
-    <w:p>
-      <w:r>
-        <w:t>Extension: H2 is replaced with unchanged H1 for classroom printing. Require a prediction and a reason before comparing. Expected result: The original approval covers that declared action. Reason: Both the approved content and its distribution scope now match.</w:t>
-      </w:r>
-    </w:p>
-    <w:p>
-      <w:r>
+      <w:pPr>
+        <w:pStyle w:val="Heading3"/>
+      </w:pPr>
+      <w:r>
+        <w:t>Supported practice answer</w:t>
+      </w:r>
+    </w:p>
+    <w:p>
+      <w:pPr>
+        <w:spacing w:line="336" w:lineRule="auto" w:after="180"/>
+        <w:shd w:fill="F1F6FC"/>
+      </w:pPr>
+      <w:r>
+        <w:rPr>
+          <w:b w:val="0"/>
+        </w:rPr>
+        <w:t xml:space="preserve">Reasoned practice answer: Teacher explanation: The submission violates </w:t>
+      </w:r>
+      <w:r>
+        <w:rPr>
+          <w:b/>
+        </w:rPr>
+        <w:t>version-bound approval</w:t>
+      </w:r>
+      <w:r>
+        <w:rPr>
+          <w:b w:val="0"/>
+        </w:rPr>
+        <w:t>. Preserve v1 approval, request review of v2 and prevent submission until its exact action is approved.</w:t>
+      </w:r>
+    </w:p>
+    <w:p>
+      <w:pPr>
+        <w:spacing w:line="336" w:lineRule="auto" w:after="180"/>
+      </w:pPr>
+      <w:r>
+        <w:rPr>
+          <w:b w:val="0"/>
+        </w:rPr>
+        <w:t>Check every learner before discussion: Use the worked case for Human review and consequential use. Proposed explanation: “The worked result establishes every future case”. Decide whether this explanation is supported.</w:t>
+      </w:r>
+    </w:p>
+    <w:p>
+      <w:pPr>
+        <w:spacing w:line="336" w:lineRule="auto" w:after="180"/>
+      </w:pPr>
+      <w:r>
+        <w:rPr>
+          <w:b w:val="0"/>
+        </w:rPr>
+        <w:t>Point to the step or supplied fact that decides; explain your repair if needed.</w:t>
+      </w:r>
+    </w:p>
+    <w:p>
+      <w:pPr>
+        <w:pStyle w:val="Heading3"/>
+      </w:pPr>
+      <w:r>
+        <w:t>Repair the misconception</w:t>
+      </w:r>
+    </w:p>
+    <w:p>
+      <w:pPr>
+        <w:spacing w:line="336" w:lineRule="auto" w:after="180"/>
+        <w:shd w:fill="FFF5E6"/>
+      </w:pPr>
+      <w:r>
+        <w:rPr>
+          <w:b w:val="0"/>
+        </w:rPr>
+        <w:t xml:space="preserve">Misconception repair: Review effectiveness depends on usable </w:t>
+      </w:r>
+      <w:r>
+        <w:rPr>
+          <w:b/>
+        </w:rPr>
+        <w:t>evidence</w:t>
+      </w:r>
+      <w:r>
+        <w:rPr>
+          <w:b w:val="0"/>
+        </w:rPr>
+        <w:t xml:space="preserve">, time and authority; a checkbox is not </w:t>
+      </w:r>
+      <w:r>
+        <w:rPr>
+          <w:b/>
+        </w:rPr>
+        <w:t>evidence</w:t>
+      </w:r>
+      <w:r>
+        <w:rPr>
+          <w:b w:val="0"/>
+        </w:rPr>
+        <w:t xml:space="preserve"> of informed review.</w:t>
+      </w:r>
+    </w:p>
+    <w:p>
+      <w:pPr>
+        <w:pStyle w:val="Heading3"/>
+      </w:pPr>
+      <w:r>
+        <w:t>Support without giving away the answer</w:t>
+      </w:r>
+    </w:p>
+    <w:p>
+      <w:pPr>
+        <w:spacing w:line="336" w:lineRule="auto" w:after="180"/>
+        <w:shd w:fill="F1F6F8"/>
+      </w:pPr>
+      <w:r>
+        <w:rPr>
+          <w:b w:val="0"/>
+        </w:rPr>
+        <w:t xml:space="preserve">Support: read the exact case aloud, enlarge the labelled picture, supply </w:t>
+      </w:r>
+      <w:r>
+        <w:rPr>
+          <w:b/>
+        </w:rPr>
+        <w:t>input</w:t>
+      </w:r>
+      <w:r>
+        <w:rPr>
+          <w:b w:val="0"/>
+        </w:rPr>
+        <w:t xml:space="preserve"> cards and model only the first deciding step. Accept a spoken explanation or drawing; retain the reasoning goal.</w:t>
+      </w:r>
+    </w:p>
+    <w:p>
+      <w:pPr>
+        <w:pStyle w:val="Heading3"/>
+      </w:pPr>
+      <w:r>
+        <w:t>Extend the reasoning</w:t>
+      </w:r>
+    </w:p>
+    <w:p>
+      <w:pPr>
+        <w:spacing w:line="336" w:lineRule="auto" w:after="180"/>
+        <w:shd w:fill="F5F1FB"/>
+      </w:pPr>
+      <w:r>
+        <w:rPr>
+          <w:b w:val="0"/>
+        </w:rPr>
+        <w:t xml:space="preserve">Extension: H2 is replaced with unchanged H1 for classroom printing. Require a </w:t>
+      </w:r>
+      <w:r>
+        <w:rPr>
+          <w:b/>
+        </w:rPr>
+        <w:t>prediction</w:t>
+      </w:r>
+      <w:r>
+        <w:rPr>
+          <w:b w:val="0"/>
+        </w:rPr>
+        <w:t xml:space="preserve"> and a reason before comparing. Expected result: The original approval covers that declared action.</w:t>
+      </w:r>
+    </w:p>
+    <w:p>
+      <w:pPr>
+        <w:spacing w:line="336" w:lineRule="auto" w:after="180"/>
+        <w:shd w:fill="F5F1FB"/>
+      </w:pPr>
+      <w:r>
+        <w:rPr>
+          <w:b w:val="0"/>
+        </w:rPr>
+        <w:t>Reason: Both the approved content and its distribution scope now match.</w:t>
+      </w:r>
+    </w:p>
+    <w:p>
+      <w:pPr>
+        <w:pStyle w:val="Heading3"/>
+      </w:pPr>
+      <w:r>
+        <w:t>Protect the independent attempt</w:t>
+      </w:r>
+    </w:p>
+    <w:p>
+      <w:pPr>
+        <w:spacing w:line="336" w:lineRule="auto" w:after="180"/>
+        <w:shd w:fill="FFF5E6"/>
+      </w:pPr>
+      <w:r>
+        <w:rPr>
+          <w:b w:val="0"/>
+        </w:rPr>
         <w:t>Independent assessment: withhold the reserved answer until the learner has attempted the new case. Record support separately from correctness.</w:t>
       </w:r>
     </w:p>
@@ -3132,13 +6042,58 @@
       </w:tr>
     </w:tbl>
     <w:p>
-      <w:r>
-        <w:t>Project checkpoint: Present and defend. Demonstrate the system, explain one failure and justify the next improvement with evidence.</w:t>
-      </w:r>
-    </w:p>
-    <w:p>
-      <w:r>
-        <w:t>Use the weekly teacher answer for topic-specific reasoning. A saved progress tick is an activity record; judge mastery from the learner’s explanation and evidence.</w:t>
+      <w:pPr>
+        <w:pStyle w:val="Heading3"/>
+      </w:pPr>
+      <w:r>
+        <w:t>Project checkpoint</w:t>
+      </w:r>
+    </w:p>
+    <w:p>
+      <w:pPr>
+        <w:spacing w:line="336" w:lineRule="auto" w:after="180"/>
+        <w:shd w:fill="EDF7F3"/>
+      </w:pPr>
+      <w:r>
+        <w:rPr>
+          <w:b w:val="0"/>
+        </w:rPr>
+        <w:t xml:space="preserve">Project checkpoint: Present and defend. Demonstrate the system, explain one failure and justify the next improvement with </w:t>
+      </w:r>
+      <w:r>
+        <w:rPr>
+          <w:b/>
+        </w:rPr>
+        <w:t>evidence</w:t>
+      </w:r>
+      <w:r>
+        <w:rPr>
+          <w:b w:val="0"/>
+        </w:rPr>
+        <w:t>.</w:t>
+      </w:r>
+    </w:p>
+    <w:p>
+      <w:pPr>
+        <w:spacing w:line="336" w:lineRule="auto" w:after="180"/>
+      </w:pPr>
+      <w:r>
+        <w:rPr>
+          <w:b w:val="0"/>
+        </w:rPr>
+        <w:t xml:space="preserve">Use the weekly teacher answer for topic-specific reasoning. A saved progress tick is an activity record; judge mastery from the learner’s explanation and </w:t>
+      </w:r>
+      <w:r>
+        <w:rPr>
+          <w:b/>
+        </w:rPr>
+        <w:t>evidence</w:t>
+      </w:r>
+      <w:r>
+        <w:rPr>
+          <w:b w:val="0"/>
+        </w:rPr>
+        <w:t>.</w:t>
       </w:r>
     </w:p>
     <w:p>
@@ -3151,27 +6106,991 @@
     </w:p>
     <w:p>
       <w:r>
-        <w:t>Use the two formative questions as supported practice, not as independent mastery scores. Discuss the deciding evidence rather than accepting a guessed selection.</w:t>
-      </w:r>
-    </w:p>
-    <w:p>
-      <w:r>
+        <w:t>Use feedback, earlier review and portfolios purposefully. Apply the coding routine only when this lesson has an executable lab.</w:t>
+      </w:r>
+    </w:p>
+    <w:p>
+      <w:pPr>
+        <w:spacing w:line="336" w:lineRule="auto" w:after="180"/>
+      </w:pPr>
+      <w:r>
+        <w:rPr>
+          <w:b w:val="0"/>
+        </w:rPr>
+        <w:t xml:space="preserve">Use the two formative questions as supported practice, not as independent mastery scores. Discuss the deciding </w:t>
+      </w:r>
+      <w:r>
+        <w:rPr>
+          <w:b/>
+        </w:rPr>
+        <w:t>evidence</w:t>
+      </w:r>
+      <w:r>
+        <w:rPr>
+          <w:b w:val="0"/>
+        </w:rPr>
+        <w:t xml:space="preserve"> rather than accepting a guessed selection.</w:t>
+      </w:r>
+    </w:p>
+    <w:p>
+      <w:pPr>
+        <w:spacing w:line="336" w:lineRule="auto" w:after="180"/>
+      </w:pPr>
+      <w:r>
+        <w:rPr>
+          <w:b w:val="0"/>
+        </w:rPr>
         <w:t>The feedback comes from the reviewed public worked case. Do not reveal the separately reserved independent teacher answer until the learner has attempted that case.</w:t>
       </w:r>
     </w:p>
     <w:p>
-      <w:r>
-        <w:t>Ask students to predict before running code. Preserve errors and actual outputs; collect a changed test and an explanation. The branch-boundary and indexing lessons deliberately include failure cases.</w:t>
-      </w:r>
-    </w:p>
-    <w:p>
-      <w:r>
+      <w:pPr>
+        <w:pStyle w:val="Heading3"/>
+      </w:pPr>
+      <w:r>
+        <w:t>For later coding lessons</w:t>
+      </w:r>
+    </w:p>
+    <w:p>
+      <w:r>
+        <w:t>This week has no code block. Use this routine when a later lesson includes an executable lab.</w:t>
+      </w:r>
+    </w:p>
+    <w:p>
+      <w:pPr>
+        <w:spacing w:line="336" w:lineRule="auto" w:after="180"/>
+        <w:shd w:fill="F1F6F8"/>
+      </w:pPr>
+      <w:r>
+        <w:rPr>
+          <w:b w:val="0"/>
+        </w:rPr>
+        <w:t xml:space="preserve">Ask students to predict before running code. Preserve errors and actual </w:t>
+      </w:r>
+      <w:r>
+        <w:rPr>
+          <w:b/>
+        </w:rPr>
+        <w:t>output</w:t>
+      </w:r>
+      <w:r>
+        <w:rPr>
+          <w:b w:val="0"/>
+        </w:rPr>
+        <w:t>s; collect a changed test and an explanation. The branch-boundary and indexing lessons deliberately include failure cases.</w:t>
+      </w:r>
+    </w:p>
+    <w:p>
+      <w:pPr>
+        <w:spacing w:line="336" w:lineRule="auto" w:after="180"/>
+      </w:pPr>
+      <w:r>
+        <w:rPr>
+          <w:b w:val="0"/>
+        </w:rPr>
         <w:t>Use the earlier worked-explanation links to address a specific missing building block, then return to the current question. Adapt this suggestion after observing the learner; it is not an automatic diagnosis.</w:t>
       </w:r>
     </w:p>
     <w:p>
-      <w:r>
-        <w:t>Collect the completed-work portfolio as evidence. Record support separately from correctness, and assess explanation, trace/test and limitations. Progress ticks and quiz selections alone do not establish mastery.</w:t>
+      <w:pPr>
+        <w:spacing w:line="336" w:lineRule="auto" w:after="180"/>
+      </w:pPr>
+      <w:r>
+        <w:rPr>
+          <w:b w:val="0"/>
+        </w:rPr>
+        <w:t xml:space="preserve">Collect the completed-work portfolio as </w:t>
+      </w:r>
+      <w:r>
+        <w:rPr>
+          <w:b/>
+        </w:rPr>
+        <w:t>evidence</w:t>
+      </w:r>
+      <w:r>
+        <w:rPr>
+          <w:b w:val="0"/>
+        </w:rPr>
+        <w:t>. Record support separately from correctness, and assess explanation, trace/test and limitations. Progress ticks and quiz selections alone do not establish mastery.</w:t>
+      </w:r>
+    </w:p>
+    <w:p>
+      <w:pPr>
+        <w:pStyle w:val="Heading1"/>
+      </w:pPr>
+      <w:r>
+        <w:t>09. Visual concept journey</w:t>
+      </w:r>
+    </w:p>
+    <w:p>
+      <w:r>
+        <w:t>Show one Human AI Workflow graphic at a time, request a prediction and discuss its trace before the independent assessment.</w:t>
+      </w:r>
+    </w:p>
+    <w:p>
+      <w:pPr>
+        <w:spacing w:line="336" w:lineRule="auto" w:after="180"/>
+      </w:pPr>
+      <w:r>
+        <w:rPr>
+          <w:b w:val="0"/>
+        </w:rPr>
+        <w:t xml:space="preserve">Use one picture at a time. Hide a worked result before asking for a </w:t>
+      </w:r>
+      <w:r>
+        <w:rPr>
+          <w:b/>
+        </w:rPr>
+        <w:t>prediction</w:t>
+      </w:r>
+      <w:r>
+        <w:rPr>
+          <w:b w:val="0"/>
+        </w:rPr>
+        <w:t>, then reveal it for feedback. These are supported teaching cases; retain the separate independent assessment for a fresh first attempt.</w:t>
+      </w:r>
+    </w:p>
+    <w:p>
+      <w:pPr>
+        <w:pStyle w:val="Heading3"/>
+      </w:pPr>
+      <w:r>
+        <w:t>01. Human AI Workflow: the case</w:t>
+      </w:r>
+    </w:p>
+    <w:p>
+      <w:r>
+        <w:drawing>
+          <wp:inline xmlns:a="http://schemas.openxmlformats.org/drawingml/2006/main" xmlns:pic="http://schemas.openxmlformats.org/drawingml/2006/picture">
+            <wp:extent cx="5486400" cy="3142488"/>
+            <wp:docPr id="2" name="Picture 2" descr="A human approval belongs to the exact draft and action reviewed. Supplied facts: A teacher approves study handout H1 for classroom printing. H2 adds a pupil email address and proposes public posting. No H2 approval exists. All inputs and outcomes in this worked example are invented classroom data; no real model run is claimed."/>
+            <wp:cNvGraphicFramePr>
+              <a:graphicFrameLocks noChangeAspect="1"/>
+            </wp:cNvGraphicFramePr>
+            <a:graphic>
+              <a:graphicData uri="http://schemas.openxmlformats.org/drawingml/2006/picture">
+                <pic:pic>
+                  <pic:nvPicPr>
+                    <pic:cNvPr id="0" name="academy-story-ai-3-32-01.png"/>
+                    <pic:cNvPicPr/>
+                  </pic:nvPicPr>
+                  <pic:blipFill>
+                    <a:blip r:embed="rId10"/>
+                    <a:stretch>
+                      <a:fillRect/>
+                    </a:stretch>
+                  </pic:blipFill>
+                  <pic:spPr>
+                    <a:xfrm>
+                      <a:off x="0" y="0"/>
+                      <a:ext cx="5486400" cy="3142488"/>
+                    </a:xfrm>
+                    <a:prstGeom prst="rect"/>
+                  </pic:spPr>
+                </pic:pic>
+              </a:graphicData>
+            </a:graphic>
+          </wp:inline>
+        </w:drawing>
+      </w:r>
+    </w:p>
+    <w:p>
+      <w:pPr>
+        <w:spacing w:line="336" w:lineRule="auto" w:after="180"/>
+      </w:pPr>
+      <w:r>
+        <w:rPr>
+          <w:b w:val="0"/>
+        </w:rPr>
+        <w:t>A human approval belongs to the exact draft and action reviewed. Supplied facts: A teacher approves study handout H1 for classroom printing. H2 adds a pupil email address and proposes public posting. No H2 approval exists.</w:t>
+      </w:r>
+    </w:p>
+    <w:p>
+      <w:pPr>
+        <w:spacing w:line="336" w:lineRule="auto" w:after="180"/>
+      </w:pPr>
+      <w:r>
+        <w:rPr>
+          <w:b w:val="0"/>
+        </w:rPr>
+        <w:t xml:space="preserve">All </w:t>
+      </w:r>
+      <w:r>
+        <w:rPr>
+          <w:b/>
+        </w:rPr>
+        <w:t>input</w:t>
+      </w:r>
+      <w:r>
+        <w:rPr>
+          <w:b w:val="0"/>
+        </w:rPr>
+        <w:t>s and outcomes in this worked example are invented classroom data; no real model run is claimed.</w:t>
+      </w:r>
+    </w:p>
+    <w:p>
+      <w:pPr>
+        <w:spacing w:line="336" w:lineRule="auto" w:after="180"/>
+        <w:shd w:fill="F5F1FB"/>
+      </w:pPr>
+      <w:r>
+        <w:rPr>
+          <w:b w:val="0"/>
+        </w:rPr>
+        <w:t>Point to the given fact that matters most. Explain why it matters.</w:t>
+      </w:r>
+    </w:p>
+    <w:p>
+      <w:pPr>
+        <w:pStyle w:val="Heading3"/>
+      </w:pPr>
+      <w:r>
+        <w:t>Discuss while showing the picture</w:t>
+      </w:r>
+    </w:p>
+    <w:p>
+      <w:pPr>
+        <w:spacing w:line="336" w:lineRule="auto" w:after="180"/>
+        <w:shd w:fill="F1F6F8"/>
+      </w:pPr>
+      <w:r>
+        <w:rPr>
+          <w:b w:val="0"/>
+        </w:rPr>
+        <w:t>Teacher prompt: Point to the given fact that matters most. Explain why it matters. Ask learners to describe one label or arrow in ordinary words. Use the adjacent transcript if the image is difficult to see.</w:t>
+      </w:r>
+    </w:p>
+    <w:p>
+      <w:pPr>
+        <w:pStyle w:val="Heading3"/>
+      </w:pPr>
+      <w:r>
+        <w:t>02. Follow the deciding steps</w:t>
+      </w:r>
+    </w:p>
+    <w:p>
+      <w:r>
+        <w:drawing>
+          <wp:inline xmlns:a="http://schemas.openxmlformats.org/drawingml/2006/main" xmlns:pic="http://schemas.openxmlformats.org/drawingml/2006/picture">
+            <wp:extent cx="5486400" cy="3337560"/>
+            <wp:docPr id="3" name="Picture 3" descr="Identify approval: The recorded approval covers H1 and classroom printing. → Inspect change: H2 changes both content and distribution scope. → Require review: Stop public posting and show H2’s changed content and intended audience to the reviewer."/>
+            <wp:cNvGraphicFramePr>
+              <a:graphicFrameLocks noChangeAspect="1"/>
+            </wp:cNvGraphicFramePr>
+            <a:graphic>
+              <a:graphicData uri="http://schemas.openxmlformats.org/drawingml/2006/picture">
+                <pic:pic>
+                  <pic:nvPicPr>
+                    <pic:cNvPr id="0" name="academy-story-ai-3-32-02.png"/>
+                    <pic:cNvPicPr/>
+                  </pic:nvPicPr>
+                  <pic:blipFill>
+                    <a:blip r:embed="rId11"/>
+                    <a:stretch>
+                      <a:fillRect/>
+                    </a:stretch>
+                  </pic:blipFill>
+                  <pic:spPr>
+                    <a:xfrm>
+                      <a:off x="0" y="0"/>
+                      <a:ext cx="5486400" cy="3337560"/>
+                    </a:xfrm>
+                    <a:prstGeom prst="rect"/>
+                  </pic:spPr>
+                </pic:pic>
+              </a:graphicData>
+            </a:graphic>
+          </wp:inline>
+        </w:drawing>
+      </w:r>
+    </w:p>
+    <w:p>
+      <w:pPr>
+        <w:spacing w:line="336" w:lineRule="auto" w:after="180"/>
+      </w:pPr>
+      <w:r>
+        <w:rPr>
+          <w:b w:val="0"/>
+        </w:rPr>
+        <w:t>Identify approval: The recorded approval covers H1 and classroom printing. → Inspect change: H2 changes both content and distribution scope. → Require review: Stop public posting and show H2’s changed content and intended audience to the reviewer.</w:t>
+      </w:r>
+    </w:p>
+    <w:p>
+      <w:pPr>
+        <w:spacing w:line="336" w:lineRule="auto" w:after="180"/>
+        <w:shd w:fill="F5F1FB"/>
+      </w:pPr>
+      <w:r>
+        <w:rPr>
+          <w:b w:val="0"/>
+        </w:rPr>
+        <w:t xml:space="preserve">Point to each numbered stage and explain which recorded </w:t>
+      </w:r>
+      <w:r>
+        <w:rPr>
+          <w:b/>
+        </w:rPr>
+        <w:t>input</w:t>
+      </w:r>
+      <w:r>
+        <w:rPr>
+          <w:b w:val="0"/>
+        </w:rPr>
+        <w:t xml:space="preserve"> it uses.</w:t>
+      </w:r>
+    </w:p>
+    <w:p>
+      <w:pPr>
+        <w:pStyle w:val="Heading3"/>
+      </w:pPr>
+      <w:r>
+        <w:t>Discuss while showing the picture</w:t>
+      </w:r>
+    </w:p>
+    <w:p>
+      <w:pPr>
+        <w:spacing w:line="336" w:lineRule="auto" w:after="180"/>
+        <w:shd w:fill="F1F6F8"/>
+      </w:pPr>
+      <w:r>
+        <w:rPr>
+          <w:b w:val="0"/>
+        </w:rPr>
+        <w:t xml:space="preserve">Teacher prompt: Point to each numbered stage and explain which recorded </w:t>
+      </w:r>
+      <w:r>
+        <w:rPr>
+          <w:b/>
+        </w:rPr>
+        <w:t>input</w:t>
+      </w:r>
+      <w:r>
+        <w:rPr>
+          <w:b w:val="0"/>
+        </w:rPr>
+        <w:t xml:space="preserve"> it uses. Ask learners to describe one label or arrow in ordinary words. Use the adjacent transcript if the image is difficult to see.</w:t>
+      </w:r>
+    </w:p>
+    <w:p>
+      <w:pPr>
+        <w:pStyle w:val="Heading3"/>
+      </w:pPr>
+      <w:r>
+        <w:t>03. Human review and consequential use — evidence trace</w:t>
+      </w:r>
+    </w:p>
+    <w:p>
+      <w:r>
+        <w:drawing>
+          <wp:inline xmlns:a="http://schemas.openxmlformats.org/drawingml/2006/main" xmlns:pic="http://schemas.openxmlformats.org/drawingml/2006/picture">
+            <wp:extent cx="5486400" cy="3297936"/>
+            <wp:docPr id="4" name="Picture 4" descr="Human review and consequential use — evidence trace. Coordinator approves draft v1 for room B. Assistant changes room to C in v2 and submits using the old approval. | For this fictional workflow the assistant drafts a room request but only the coordinator can approve and submit it. Review packets include sources, uncertainty, requested action and the exact version. Any material change requires new approval. | The submission violates version-bound approval. Preserve v1 approval, request review of v2 and prevent submission until its exact action is approved."/>
+            <wp:cNvGraphicFramePr>
+              <a:graphicFrameLocks noChangeAspect="1"/>
+            </wp:cNvGraphicFramePr>
+            <a:graphic>
+              <a:graphicData uri="http://schemas.openxmlformats.org/drawingml/2006/picture">
+                <pic:pic>
+                  <pic:nvPicPr>
+                    <pic:cNvPr id="0" name="academy-story-ai-3-32-03.png"/>
+                    <pic:cNvPicPr/>
+                  </pic:nvPicPr>
+                  <pic:blipFill>
+                    <a:blip r:embed="rId12"/>
+                    <a:stretch>
+                      <a:fillRect/>
+                    </a:stretch>
+                  </pic:blipFill>
+                  <pic:spPr>
+                    <a:xfrm>
+                      <a:off x="0" y="0"/>
+                      <a:ext cx="5486400" cy="3297936"/>
+                    </a:xfrm>
+                    <a:prstGeom prst="rect"/>
+                  </pic:spPr>
+                </pic:pic>
+              </a:graphicData>
+            </a:graphic>
+          </wp:inline>
+        </w:drawing>
+      </w:r>
+    </w:p>
+    <w:p>
+      <w:pPr>
+        <w:spacing w:line="336" w:lineRule="auto" w:after="180"/>
+      </w:pPr>
+      <w:r>
+        <w:rPr>
+          <w:b w:val="0"/>
+        </w:rPr>
+        <w:t xml:space="preserve">Human review and consequential use — </w:t>
+      </w:r>
+      <w:r>
+        <w:rPr>
+          <w:b/>
+        </w:rPr>
+        <w:t>evidence</w:t>
+      </w:r>
+      <w:r>
+        <w:rPr>
+          <w:b w:val="0"/>
+        </w:rPr>
+        <w:t xml:space="preserve"> trace. Coordinator approves draft v1 for room B.</w:t>
+      </w:r>
+    </w:p>
+    <w:p>
+      <w:pPr>
+        <w:spacing w:line="336" w:lineRule="auto" w:after="180"/>
+      </w:pPr>
+      <w:r>
+        <w:rPr>
+          <w:b w:val="0"/>
+        </w:rPr>
+        <w:t xml:space="preserve">Assistant changes room to C in v2 and submits using the old approval. | For this fictional </w:t>
+      </w:r>
+      <w:r>
+        <w:rPr>
+          <w:b/>
+        </w:rPr>
+        <w:t>workflow</w:t>
+      </w:r>
+      <w:r>
+        <w:rPr>
+          <w:b w:val="0"/>
+        </w:rPr>
+        <w:t xml:space="preserve"> the assistant drafts a room request but only the coordinator can approve and submit it.</w:t>
+      </w:r>
+    </w:p>
+    <w:p>
+      <w:pPr>
+        <w:spacing w:line="336" w:lineRule="auto" w:after="180"/>
+      </w:pPr>
+      <w:r>
+        <w:rPr>
+          <w:b/>
+        </w:rPr>
+        <w:t>Review packet</w:t>
+      </w:r>
+      <w:r>
+        <w:rPr>
+          <w:b w:val="0"/>
+        </w:rPr>
+        <w:t xml:space="preserve">s include sources, uncertainty, requested action and the exact version. Any material change requires new approval. | The submission violates </w:t>
+      </w:r>
+      <w:r>
+        <w:rPr>
+          <w:b/>
+        </w:rPr>
+        <w:t>version-bound approval</w:t>
+      </w:r>
+      <w:r>
+        <w:rPr>
+          <w:b w:val="0"/>
+        </w:rPr>
+        <w:t>.</w:t>
+      </w:r>
+    </w:p>
+    <w:p>
+      <w:pPr>
+        <w:spacing w:line="336" w:lineRule="auto" w:after="180"/>
+      </w:pPr>
+      <w:r>
+        <w:rPr>
+          <w:b w:val="0"/>
+        </w:rPr>
+        <w:t>Preserve v1 approval, request review of v2 and prevent submission until its exact action is approved.</w:t>
+      </w:r>
+    </w:p>
+    <w:p>
+      <w:pPr>
+        <w:spacing w:line="336" w:lineRule="auto" w:after="180"/>
+        <w:shd w:fill="F5F1FB"/>
+      </w:pPr>
+      <w:r>
+        <w:rPr>
+          <w:b w:val="0"/>
+        </w:rPr>
+        <w:t>Read the labels and values. Explain the relationship the model shows.</w:t>
+      </w:r>
+    </w:p>
+    <w:p>
+      <w:pPr>
+        <w:pStyle w:val="Heading3"/>
+      </w:pPr>
+      <w:r>
+        <w:t>Discuss while showing the picture</w:t>
+      </w:r>
+    </w:p>
+    <w:p>
+      <w:pPr>
+        <w:spacing w:line="336" w:lineRule="auto" w:after="180"/>
+        <w:shd w:fill="F1F6F8"/>
+      </w:pPr>
+      <w:r>
+        <w:rPr>
+          <w:b w:val="0"/>
+        </w:rPr>
+        <w:t>Teacher prompt: Read the labels and values. Explain the relationship the model shows. Ask learners to describe one label or arrow in ordinary words. Use the adjacent transcript if the image is difficult to see.</w:t>
+      </w:r>
+    </w:p>
+    <w:p>
+      <w:pPr>
+        <w:pStyle w:val="Heading3"/>
+      </w:pPr>
+      <w:r>
+        <w:t>04. Change one thing. Trace what follows.</w:t>
+      </w:r>
+    </w:p>
+    <w:p>
+      <w:r>
+        <w:drawing>
+          <wp:inline xmlns:a="http://schemas.openxmlformats.org/drawingml/2006/main" xmlns:pic="http://schemas.openxmlformats.org/drawingml/2006/picture">
+            <wp:extent cx="5486400" cy="3041904"/>
+            <wp:docPr id="5" name="Picture 5" descr="Original case: Stop public posting and show H2’s changed content and intended audience to the reviewer. Changed condition: H2 is replaced with unchanged H1 for classroom printing. Expected result: The original approval covers that declared action. Reason: Both the approved content and its distribution scope now match."/>
+            <wp:cNvGraphicFramePr>
+              <a:graphicFrameLocks noChangeAspect="1"/>
+            </wp:cNvGraphicFramePr>
+            <a:graphic>
+              <a:graphicData uri="http://schemas.openxmlformats.org/drawingml/2006/picture">
+                <pic:pic>
+                  <pic:nvPicPr>
+                    <pic:cNvPr id="0" name="academy-story-ai-3-32-04.png"/>
+                    <pic:cNvPicPr/>
+                  </pic:nvPicPr>
+                  <pic:blipFill>
+                    <a:blip r:embed="rId13"/>
+                    <a:stretch>
+                      <a:fillRect/>
+                    </a:stretch>
+                  </pic:blipFill>
+                  <pic:spPr>
+                    <a:xfrm>
+                      <a:off x="0" y="0"/>
+                      <a:ext cx="5486400" cy="3041904"/>
+                    </a:xfrm>
+                    <a:prstGeom prst="rect"/>
+                  </pic:spPr>
+                </pic:pic>
+              </a:graphicData>
+            </a:graphic>
+          </wp:inline>
+        </w:drawing>
+      </w:r>
+    </w:p>
+    <w:p>
+      <w:pPr>
+        <w:spacing w:line="336" w:lineRule="auto" w:after="180"/>
+      </w:pPr>
+      <w:r>
+        <w:rPr>
+          <w:b w:val="0"/>
+        </w:rPr>
+        <w:t>Original case: Stop public posting and show H2’s changed content and intended audience to the reviewer. Changed condition: H2 is replaced with unchanged H1 for classroom printing.</w:t>
+      </w:r>
+    </w:p>
+    <w:p>
+      <w:pPr>
+        <w:spacing w:line="336" w:lineRule="auto" w:after="180"/>
+      </w:pPr>
+      <w:r>
+        <w:rPr>
+          <w:b w:val="0"/>
+        </w:rPr>
+        <w:t>Expected result: The original approval covers that declared action. Reason: Both the approved content and its distribution scope now match.</w:t>
+      </w:r>
+    </w:p>
+    <w:p>
+      <w:pPr>
+        <w:spacing w:line="336" w:lineRule="auto" w:after="180"/>
+        <w:shd w:fill="F5F1FB"/>
+      </w:pPr>
+      <w:r>
+        <w:rPr>
+          <w:b w:val="0"/>
+        </w:rPr>
+        <w:t>Predict before checking the worked changed-case result. Name what changed and what the supplied facts allow you to conclude.</w:t>
+      </w:r>
+    </w:p>
+    <w:p>
+      <w:pPr>
+        <w:pStyle w:val="Heading3"/>
+      </w:pPr>
+      <w:r>
+        <w:t>Discuss while showing the picture</w:t>
+      </w:r>
+    </w:p>
+    <w:p>
+      <w:pPr>
+        <w:spacing w:line="336" w:lineRule="auto" w:after="180"/>
+        <w:shd w:fill="F1F6F8"/>
+      </w:pPr>
+      <w:r>
+        <w:rPr>
+          <w:b w:val="0"/>
+        </w:rPr>
+        <w:t>Teacher prompt: Predict before checking the worked changed-case result. Name what changed and what the supplied facts allow you to conclude. Ask learners to describe one label or arrow in ordinary words.</w:t>
+      </w:r>
+    </w:p>
+    <w:p>
+      <w:pPr>
+        <w:spacing w:line="336" w:lineRule="auto" w:after="180"/>
+        <w:shd w:fill="F1F6F8"/>
+      </w:pPr>
+      <w:r>
+        <w:rPr>
+          <w:b w:val="0"/>
+        </w:rPr>
+        <w:t>Use the adjacent transcript if the image is difficult to see. Changed-case reasoning: Both the approved content and its distribution scope now match.</w:t>
+      </w:r>
+    </w:p>
+    <w:p>
+      <w:pPr>
+        <w:pStyle w:val="Heading3"/>
+      </w:pPr>
+      <w:r>
+        <w:t>05. Connect the explanation to its limit</w:t>
+      </w:r>
+    </w:p>
+    <w:p>
+      <w:r>
+        <w:drawing>
+          <wp:inline xmlns:a="http://schemas.openxmlformats.org/drawingml/2006/main" xmlns:pic="http://schemas.openxmlformats.org/drawingml/2006/picture">
+            <wp:extent cx="5486400" cy="2834640"/>
+            <wp:docPr id="6" name="Picture 6" descr="Read the picture in order. Stop public posting and show H2’s changed content and intended audience to the reviewer. The arrows show which recorded input or intermediate result each decision uses. Explain the deciding step aloud before checking the changed case; pointing to the final answer alone does not show how it follows. Limit: Human review helps only when the reviewer sees the material changes, evidence and actual consequences."/>
+            <wp:cNvGraphicFramePr>
+              <a:graphicFrameLocks noChangeAspect="1"/>
+            </wp:cNvGraphicFramePr>
+            <a:graphic>
+              <a:graphicData uri="http://schemas.openxmlformats.org/drawingml/2006/picture">
+                <pic:pic>
+                  <pic:nvPicPr>
+                    <pic:cNvPr id="0" name="academy-story-ai-3-32-05.png"/>
+                    <pic:cNvPicPr/>
+                  </pic:nvPicPr>
+                  <pic:blipFill>
+                    <a:blip r:embed="rId14"/>
+                    <a:stretch>
+                      <a:fillRect/>
+                    </a:stretch>
+                  </pic:blipFill>
+                  <pic:spPr>
+                    <a:xfrm>
+                      <a:off x="0" y="0"/>
+                      <a:ext cx="5486400" cy="2834640"/>
+                    </a:xfrm>
+                    <a:prstGeom prst="rect"/>
+                  </pic:spPr>
+                </pic:pic>
+              </a:graphicData>
+            </a:graphic>
+          </wp:inline>
+        </w:drawing>
+      </w:r>
+    </w:p>
+    <w:p>
+      <w:pPr>
+        <w:spacing w:line="336" w:lineRule="auto" w:after="180"/>
+      </w:pPr>
+      <w:r>
+        <w:rPr>
+          <w:b w:val="0"/>
+        </w:rPr>
+        <w:t xml:space="preserve">Read the picture in order. Stop public posting and show H2’s changed content and intended audience to the reviewer. The arrows show which recorded </w:t>
+      </w:r>
+      <w:r>
+        <w:rPr>
+          <w:b/>
+        </w:rPr>
+        <w:t>input</w:t>
+      </w:r>
+      <w:r>
+        <w:rPr>
+          <w:b w:val="0"/>
+        </w:rPr>
+        <w:t xml:space="preserve"> or intermediate result each decision uses.</w:t>
+      </w:r>
+    </w:p>
+    <w:p>
+      <w:pPr>
+        <w:spacing w:line="336" w:lineRule="auto" w:after="180"/>
+      </w:pPr>
+      <w:r>
+        <w:rPr>
+          <w:b w:val="0"/>
+        </w:rPr>
+        <w:t>Explain the deciding step aloud before checking the changed case; pointing to the final answer alone does not show how it follows.</w:t>
+      </w:r>
+    </w:p>
+    <w:p>
+      <w:pPr>
+        <w:spacing w:line="336" w:lineRule="auto" w:after="180"/>
+      </w:pPr>
+      <w:r>
+        <w:rPr>
+          <w:b w:val="0"/>
+        </w:rPr>
+        <w:t xml:space="preserve">Limit: Human review helps only when the reviewer sees the material changes, </w:t>
+      </w:r>
+      <w:r>
+        <w:rPr>
+          <w:b/>
+        </w:rPr>
+        <w:t>evidence</w:t>
+      </w:r>
+      <w:r>
+        <w:rPr>
+          <w:b w:val="0"/>
+        </w:rPr>
+        <w:t xml:space="preserve"> and actual consequences.</w:t>
+      </w:r>
+    </w:p>
+    <w:p>
+      <w:pPr>
+        <w:spacing w:line="336" w:lineRule="auto" w:after="180"/>
+        <w:shd w:fill="F5F1FB"/>
+      </w:pPr>
+      <w:r>
+        <w:rPr>
+          <w:b w:val="0"/>
+        </w:rPr>
+        <w:t>Explain the case, then point to a limit on the claim.</w:t>
+      </w:r>
+    </w:p>
+    <w:p>
+      <w:pPr>
+        <w:pStyle w:val="Heading3"/>
+      </w:pPr>
+      <w:r>
+        <w:t>Discuss while showing the picture</w:t>
+      </w:r>
+    </w:p>
+    <w:p>
+      <w:pPr>
+        <w:spacing w:line="336" w:lineRule="auto" w:after="180"/>
+        <w:shd w:fill="F1F6F8"/>
+      </w:pPr>
+      <w:r>
+        <w:rPr>
+          <w:b w:val="0"/>
+        </w:rPr>
+        <w:t>Teacher prompt: Explain the case, then point to a limit on the claim. Ask learners to describe one label or arrow in ordinary words. Use the adjacent transcript if the image is difficult to see.</w:t>
+      </w:r>
+    </w:p>
+    <w:p>
+      <w:pPr>
+        <w:spacing w:line="336" w:lineRule="auto" w:after="180"/>
+        <w:shd w:fill="F1F6F8"/>
+      </w:pPr>
+      <w:r>
+        <w:rPr>
+          <w:b w:val="0"/>
+        </w:rPr>
+        <w:t xml:space="preserve">Keep the stated scope: Human review helps only when the reviewer sees the material changes, </w:t>
+      </w:r>
+      <w:r>
+        <w:rPr>
+          <w:b/>
+        </w:rPr>
+        <w:t>evidence</w:t>
+      </w:r>
+      <w:r>
+        <w:rPr>
+          <w:b w:val="0"/>
+        </w:rPr>
+        <w:t xml:space="preserve"> and actual consequences.</w:t>
+      </w:r>
+    </w:p>
+    <w:p>
+      <w:pPr>
+        <w:pStyle w:val="Heading3"/>
+      </w:pPr>
+      <w:r>
+        <w:t>06. Make the idea visible in your project</w:t>
+      </w:r>
+    </w:p>
+    <w:p>
+      <w:r>
+        <w:drawing>
+          <wp:inline xmlns:a="http://schemas.openxmlformats.org/drawingml/2006/main" xmlns:pic="http://schemas.openxmlformats.org/drawingml/2006/picture">
+            <wp:extent cx="5486400" cy="3681984"/>
+            <wp:docPr id="7" name="Picture 7" descr="For your Verified Study Buddy, save the input, procedure, observed result and limitation of this check. Label this worked example as practice; use a different, previously unreviewed case when checking independent understanding. Draw your input, deciding step, result and limit. Supported question: Why can H1’s approval not automatically approve H2? Point to the relevant step in the picture, then write the changed result and the rule or evidence that supports it."/>
+            <wp:cNvGraphicFramePr>
+              <a:graphicFrameLocks noChangeAspect="1"/>
+            </wp:cNvGraphicFramePr>
+            <a:graphic>
+              <a:graphicData uri="http://schemas.openxmlformats.org/drawingml/2006/picture">
+                <pic:pic>
+                  <pic:nvPicPr>
+                    <pic:cNvPr id="0" name="academy-story-ai-3-32-06.png"/>
+                    <pic:cNvPicPr/>
+                  </pic:nvPicPr>
+                  <pic:blipFill>
+                    <a:blip r:embed="rId15"/>
+                    <a:stretch>
+                      <a:fillRect/>
+                    </a:stretch>
+                  </pic:blipFill>
+                  <pic:spPr>
+                    <a:xfrm>
+                      <a:off x="0" y="0"/>
+                      <a:ext cx="5486400" cy="3681984"/>
+                    </a:xfrm>
+                    <a:prstGeom prst="rect"/>
+                  </pic:spPr>
+                </pic:pic>
+              </a:graphicData>
+            </a:graphic>
+          </wp:inline>
+        </w:drawing>
+      </w:r>
+    </w:p>
+    <w:p>
+      <w:pPr>
+        <w:spacing w:line="336" w:lineRule="auto" w:after="180"/>
+      </w:pPr>
+      <w:r>
+        <w:rPr>
+          <w:b w:val="0"/>
+        </w:rPr>
+        <w:t xml:space="preserve">For your Verified Study Buddy, save the </w:t>
+      </w:r>
+      <w:r>
+        <w:rPr>
+          <w:b/>
+        </w:rPr>
+        <w:t>input</w:t>
+      </w:r>
+      <w:r>
+        <w:rPr>
+          <w:b w:val="0"/>
+        </w:rPr>
+        <w:t>, procedure, observed result and limitation of this check.</w:t>
+      </w:r>
+    </w:p>
+    <w:p>
+      <w:pPr>
+        <w:spacing w:line="336" w:lineRule="auto" w:after="180"/>
+      </w:pPr>
+      <w:r>
+        <w:rPr>
+          <w:b w:val="0"/>
+        </w:rPr>
+        <w:t xml:space="preserve">Label this worked example as practice; use a different, previously unreviewed case when checking independent understanding. Draw your </w:t>
+      </w:r>
+      <w:r>
+        <w:rPr>
+          <w:b/>
+        </w:rPr>
+        <w:t>input</w:t>
+      </w:r>
+      <w:r>
+        <w:rPr>
+          <w:b w:val="0"/>
+        </w:rPr>
+        <w:t>, deciding step, result and limit.</w:t>
+      </w:r>
+    </w:p>
+    <w:p>
+      <w:pPr>
+        <w:spacing w:line="336" w:lineRule="auto" w:after="180"/>
+      </w:pPr>
+      <w:r>
+        <w:rPr>
+          <w:b w:val="0"/>
+        </w:rPr>
+        <w:t xml:space="preserve">Supported question: Why can H1’s approval not automatically approve H2? Point to the relevant step in the picture, then write the changed result and the rule or </w:t>
+      </w:r>
+      <w:r>
+        <w:rPr>
+          <w:b/>
+        </w:rPr>
+        <w:t>evidence</w:t>
+      </w:r>
+      <w:r>
+        <w:rPr>
+          <w:b w:val="0"/>
+        </w:rPr>
+        <w:t xml:space="preserve"> that supports it.</w:t>
+      </w:r>
+    </w:p>
+    <w:p>
+      <w:pPr>
+        <w:spacing w:line="336" w:lineRule="auto" w:after="180"/>
+        <w:shd w:fill="F5F1FB"/>
+      </w:pPr>
+      <w:r>
+        <w:rPr>
+          <w:b w:val="0"/>
+        </w:rPr>
+        <w:t xml:space="preserve">Draw your project trace and justify the deciding step using </w:t>
+      </w:r>
+      <w:r>
+        <w:rPr>
+          <w:b/>
+        </w:rPr>
+        <w:t>evidence</w:t>
+      </w:r>
+      <w:r>
+        <w:rPr>
+          <w:b w:val="0"/>
+        </w:rPr>
+        <w:t>.</w:t>
+      </w:r>
+    </w:p>
+    <w:p>
+      <w:pPr>
+        <w:pStyle w:val="Heading3"/>
+      </w:pPr>
+      <w:r>
+        <w:t>Discuss while showing the picture</w:t>
+      </w:r>
+    </w:p>
+    <w:p>
+      <w:pPr>
+        <w:spacing w:line="336" w:lineRule="auto" w:after="180"/>
+        <w:shd w:fill="F1F6F8"/>
+      </w:pPr>
+      <w:r>
+        <w:rPr>
+          <w:b w:val="0"/>
+        </w:rPr>
+        <w:t xml:space="preserve">Teacher prompt: Draw your project trace and justify the deciding step using </w:t>
+      </w:r>
+      <w:r>
+        <w:rPr>
+          <w:b/>
+        </w:rPr>
+        <w:t>evidence</w:t>
+      </w:r>
+      <w:r>
+        <w:rPr>
+          <w:b w:val="0"/>
+        </w:rPr>
+        <w:t>. Ask learners to describe one label or arrow in ordinary words. Use the adjacent transcript if the image is difficult to see.</w:t>
+      </w:r>
+    </w:p>
+    <w:p>
+      <w:pPr>
+        <w:spacing w:line="336" w:lineRule="auto" w:after="180"/>
+        <w:shd w:fill="F1F6F8"/>
+      </w:pPr>
+      <w:r>
+        <w:rPr>
+          <w:b w:val="0"/>
+        </w:rPr>
+        <w:t>Supported practice key: The reviewer did not approve the added personal detail or public audience. Approval must match the version and action. Changed-case check: The original approval covers that declared action.</w:t>
+      </w:r>
+    </w:p>
+    <w:p>
+      <w:pPr>
+        <w:spacing w:line="336" w:lineRule="auto" w:after="180"/>
+        <w:shd w:fill="F1F6F8"/>
+      </w:pPr>
+      <w:r>
+        <w:rPr>
+          <w:b w:val="0"/>
+        </w:rPr>
+        <w:t>Both the approved content and its distribution scope now match.</w:t>
       </w:r>
     </w:p>
     <w:sectPr>

--- a/downloads/teacher/ai-3-week-32.docx
+++ b/downloads/teacher/ai-3-week-32.docx
@@ -201,7 +201,7 @@
           </w:tcPr>
           <w:p>
             <w:r>
-              <w:t>Sections 9 and 11–14. Give extra time to finish the full task set; use Section 15 when the week includes a coding lab.</w:t>
+              <w:t>Use “Run the investigation”, “Connect your project”, “Show what you know”, “Study a complete case” and “Try a new case independently”. Give extra time for the full task set. If this week has a coding lab, use its named section; section numbers can change when extra explanations are included.</w:t>
             </w:r>
           </w:p>
         </w:tc>
@@ -5646,7 +5646,7 @@
           </w:tcPr>
           <w:p>
             <w:r>
-              <w:t>Sections 9 and 11–14. Give extra time to finish the full task set; use Section 15 when the week includes a coding lab.</w:t>
+              <w:t>Use “Run the investigation”, “Connect your project”, “Show what you know”, “Study a complete case” and “Try a new case independently”. Give extra time for the full task set. If this week has a coding lab, use its named section; section numbers can change when extra explanations are included.</w:t>
             </w:r>
           </w:p>
         </w:tc>

--- a/downloads/teacher/ai-3-week-32.docx
+++ b/downloads/teacher/ai-3-week-32.docx
@@ -25,20 +25,38 @@
         <w:pStyle w:val="Heading1"/>
       </w:pPr>
       <w:r>
-        <w:t>01. Human + AI Workflow</w:t>
-      </w:r>
-    </w:p>
-    <w:p>
-      <w:r>
-        <w:t>Prepare Human AI Workflow: check the target, prerequisites, resources and adaptable teaching schedule.</w:t>
-      </w:r>
-    </w:p>
-    <w:p>
-      <w:pPr>
-        <w:pStyle w:val="Heading3"/>
-      </w:pPr>
-      <w:r>
-        <w:t>Teach the learning cycle</w:t>
+        <w:t>Teach oversight as an informed authorised decision.</w:t>
+      </w:r>
+    </w:p>
+    <w:p>
+      <w:r>
+        <w:t>Supply complete handoffs, preserve stop conditions and assess a fresh action-scope change.</w:t>
+      </w:r>
+    </w:p>
+    <w:p>
+      <w:r>
+        <w:t>Ask who saw which evidence and which exact content/version/destination their decision covered.</w:t>
+      </w:r>
+    </w:p>
+    <w:p>
+      <w:pPr>
+        <w:pStyle w:val="Heading1"/>
+      </w:pPr>
+      <w:r>
+        <w:t>01. Prepare this connected week</w:t>
+      </w:r>
+    </w:p>
+    <w:p>
+      <w:r>
+        <w:t>Use one main plan and keep practice separate from the independent first attempt.</w:t>
+      </w:r>
+    </w:p>
+    <w:p>
+      <w:pPr>
+        <w:pStyle w:val="Heading2"/>
+      </w:pPr>
+      <w:r>
+        <w:t>Learning goal and precision</w:t>
       </w:r>
     </w:p>
     <w:p>
@@ -62,6 +80,158 @@
           <w:b w:val="0"/>
         </w:rPr>
         <w:t xml:space="preserve"> and terminology of human review and consequential use</w:t>
+      </w:r>
+    </w:p>
+    <w:p>
+      <w:pPr>
+        <w:spacing w:line="336" w:lineRule="auto" w:after="180"/>
+      </w:pPr>
+      <w:r>
+        <w:rPr>
+          <w:b w:val="0"/>
+        </w:rPr>
+        <w:t xml:space="preserve">Two 45-minute sessions. Human review needs a responsible actor, </w:t>
+      </w:r>
+      <w:r>
+        <w:rPr>
+          <w:b/>
+        </w:rPr>
+        <w:t>evidence</w:t>
+      </w:r>
+      <w:r>
+        <w:rPr>
+          <w:b w:val="0"/>
+        </w:rPr>
+        <w:t xml:space="preserve"> packet and explicit authority. Adding a person to a </w:t>
+      </w:r>
+      <w:r>
+        <w:rPr>
+          <w:b/>
+        </w:rPr>
+        <w:t>workflow</w:t>
+      </w:r>
+      <w:r>
+        <w:rPr>
+          <w:b w:val="0"/>
+        </w:rPr>
+        <w:t xml:space="preserve"> does not guarantee effective oversight.</w:t>
+      </w:r>
+    </w:p>
+    <w:p>
+      <w:pPr>
+        <w:spacing w:line="336" w:lineRule="auto" w:after="180"/>
+      </w:pPr>
+      <w:r>
+        <w:rPr>
+          <w:b w:val="0"/>
+        </w:rPr>
+        <w:t xml:space="preserve">Use the supplied constructed scenarios to make the </w:t>
+      </w:r>
+      <w:r>
+        <w:rPr>
+          <w:b/>
+        </w:rPr>
+        <w:t>mechanism</w:t>
+      </w:r>
+      <w:r>
+        <w:rPr>
+          <w:b w:val="0"/>
+        </w:rPr>
+        <w:t xml:space="preserve"> inspectable. Collect W4 before sharing solutions.</w:t>
+      </w:r>
+    </w:p>
+    <w:p>
+      <w:pPr>
+        <w:spacing w:line="336" w:lineRule="auto" w:after="180"/>
+      </w:pPr>
+      <w:r>
+        <w:rPr>
+          <w:b w:val="0"/>
+        </w:rPr>
+        <w:t xml:space="preserve">Students should name intermediate </w:t>
+      </w:r>
+      <w:r>
+        <w:rPr>
+          <w:b/>
+        </w:rPr>
+        <w:t>evidence</w:t>
+      </w:r>
+      <w:r>
+        <w:rPr>
+          <w:b w:val="0"/>
+        </w:rPr>
+        <w:t xml:space="preserve"> and limitations; classroom pacing and learning effectiveness remain unvalidated.</w:t>
+      </w:r>
+    </w:p>
+    <w:p>
+      <w:pPr>
+        <w:spacing w:line="336" w:lineRule="auto" w:after="180"/>
+      </w:pPr>
+      <w:r>
+        <w:rPr>
+          <w:b w:val="0"/>
+        </w:rPr>
+        <w:t xml:space="preserve">By the end, I can explain human ai </w:t>
+      </w:r>
+      <w:r>
+        <w:rPr>
+          <w:b/>
+        </w:rPr>
+        <w:t>workflow</w:t>
+      </w:r>
+      <w:r>
+        <w:rPr>
+          <w:b w:val="0"/>
+        </w:rPr>
+        <w:t xml:space="preserve"> using a traced example and a stated limitation.</w:t>
+      </w:r>
+    </w:p>
+    <w:p>
+      <w:pPr>
+        <w:pStyle w:val="Heading2"/>
+      </w:pPr>
+      <w:r>
+        <w:t>What to prepare</w:t>
+      </w:r>
+    </w:p>
+    <w:p>
+      <w:pPr>
+        <w:pStyle w:val="ListBullet"/>
+      </w:pPr>
+      <w:r>
+        <w:t>Use the supplied scenario, student illustrations and blank paper. For numeric work, offer counters or a calculator after learners show the setup. Fictional records are supplied; personal data and paid accounts are unnecessary.</w:t>
+      </w:r>
+    </w:p>
+    <w:p>
+      <w:pPr>
+        <w:pStyle w:val="ListBullet"/>
+      </w:pPr>
+      <w:r>
+        <w:t>Lesson and workbook; paper and pencil</w:t>
+      </w:r>
+    </w:p>
+    <w:p>
+      <w:pPr>
+        <w:pStyle w:val="ListBullet"/>
+      </w:pPr>
+      <w:r>
+        <w:t>Calculator and optional local Python 3 for arithmetic; no live API or private data</w:t>
+      </w:r>
+    </w:p>
+    <w:p>
+      <w:pPr>
+        <w:pStyle w:val="ListBullet"/>
+      </w:pPr>
+      <w:r>
+        <w:t>Prepare the fresh retry separately and withhold its solution until after collection</w:t>
+      </w:r>
+    </w:p>
+    <w:p>
+      <w:pPr>
+        <w:pStyle w:val="Heading2"/>
+      </w:pPr>
+      <w:r>
+        <w:t>Main teaching plan</w:t>
       </w:r>
     </w:p>
     <w:tbl>
@@ -243,9 +413,316 @@
     </w:p>
     <w:p>
       <w:pPr>
+        <w:pStyle w:val="Heading2"/>
+      </w:pPr>
+      <w:r>
+        <w:t>Opening retrieval and readiness</w:t>
+      </w:r>
+    </w:p>
+    <w:p>
+      <w:pPr>
+        <w:spacing w:line="336" w:lineRule="auto" w:after="180"/>
+      </w:pPr>
+      <w:r>
+        <w:rPr>
+          <w:b w:val="0"/>
+        </w:rPr>
+        <w:t>Without opening the old lesson, explain one key idea from Safety Boundaries. Give an example and a mistake that the idea helps you avoid.</w:t>
+      </w:r>
+    </w:p>
+    <w:p>
+      <w:pPr>
+        <w:spacing w:line="336" w:lineRule="auto" w:after="180"/>
+      </w:pPr>
+      <w:r>
+        <w:rPr>
+          <w:b w:val="0"/>
+        </w:rPr>
+        <w:t xml:space="preserve">Look for: Explain the </w:t>
+      </w:r>
+      <w:r>
+        <w:rPr>
+          <w:b/>
+        </w:rPr>
+        <w:t>mechanism</w:t>
+      </w:r>
+      <w:r>
+        <w:rPr>
+          <w:b w:val="0"/>
+        </w:rPr>
+        <w:t xml:space="preserve"> and terminology of untrusted </w:t>
+      </w:r>
+      <w:r>
+        <w:rPr>
+          <w:b/>
+        </w:rPr>
+        <w:t>input</w:t>
+      </w:r>
+      <w:r>
+        <w:rPr>
+          <w:b w:val="0"/>
+        </w:rPr>
+        <w:t xml:space="preserve"> boundaries</w:t>
+      </w:r>
+    </w:p>
+    <w:p>
+      <w:pPr>
+        <w:spacing w:line="336" w:lineRule="auto" w:after="180"/>
+      </w:pPr>
+      <w:r>
+        <w:rPr>
+          <w:b w:val="0"/>
+        </w:rPr>
+        <w:t xml:space="preserve">Reference example, not the only acceptable wording: Teacher explanation: Untrusted </w:t>
+      </w:r>
+      <w:r>
+        <w:rPr>
+          <w:b/>
+        </w:rPr>
+        <w:t>input</w:t>
+      </w:r>
+      <w:r>
+        <w:rPr>
+          <w:b w:val="0"/>
+        </w:rPr>
+        <w:t xml:space="preserve"> must be treated according to a contract before reaching code, queries or tools.</w:t>
+      </w:r>
+    </w:p>
+    <w:p>
+      <w:pPr>
+        <w:spacing w:line="336" w:lineRule="auto" w:after="180"/>
+      </w:pPr>
+      <w:r>
+        <w:rPr>
+          <w:b w:val="0"/>
+        </w:rPr>
+        <w:t>Data that resembles instructions does not acquire execution authority. For the toy lookup accept room IDs matching one uppercase letter plus one digit. Perform exact dictionary lookup; never evaluate user strings as code.</w:t>
+      </w:r>
+    </w:p>
+    <w:p>
+      <w:pPr>
+        <w:spacing w:line="336" w:lineRule="auto" w:after="180"/>
+      </w:pPr>
+      <w:r>
+        <w:rPr>
+          <w:b w:val="0"/>
+        </w:rPr>
+        <w:t>Reject invalid length or characters.</w:t>
+      </w:r>
+    </w:p>
+    <w:p>
+      <w:pPr>
+        <w:spacing w:line="336" w:lineRule="auto" w:after="180"/>
+      </w:pPr>
+      <w:r>
+        <w:rPr>
+          <w:b w:val="0"/>
+        </w:rPr>
+        <w:t>Without opening the old lesson, explain one key idea from Copyright and Provenance. Give an example and a mistake that the idea helps you avoid.</w:t>
+      </w:r>
+    </w:p>
+    <w:p>
+      <w:pPr>
+        <w:spacing w:line="336" w:lineRule="auto" w:after="180"/>
+      </w:pPr>
+      <w:r>
+        <w:rPr>
+          <w:b w:val="0"/>
+        </w:rPr>
+        <w:t xml:space="preserve">Look for: Explain the </w:t>
+      </w:r>
+      <w:r>
+        <w:rPr>
+          <w:b/>
+        </w:rPr>
+        <w:t>mechanism</w:t>
+      </w:r>
+      <w:r>
+        <w:rPr>
+          <w:b w:val="0"/>
+        </w:rPr>
+        <w:t xml:space="preserve"> and terminology of copyright and permitted sources</w:t>
+      </w:r>
+    </w:p>
+    <w:p>
+      <w:pPr>
+        <w:spacing w:line="336" w:lineRule="auto" w:after="180"/>
+      </w:pPr>
+      <w:r>
+        <w:rPr>
+          <w:b w:val="0"/>
+        </w:rPr>
+        <w:t>Reference example, not the only acceptable wording: Teacher explanation: Permission to access a work and permission to redistribute or modify it are separate.</w:t>
+      </w:r>
+    </w:p>
+    <w:p>
+      <w:pPr>
+        <w:spacing w:line="336" w:lineRule="auto" w:after="180"/>
+      </w:pPr>
+      <w:r>
+        <w:rPr>
+          <w:b w:val="0"/>
+        </w:rPr>
+        <w:t>Use a classroom licence ledger instead of assuming all online material is reusable. For this fictional policy, licence L permits classroom display with attribution but forbids public redistribution.</w:t>
+      </w:r>
+    </w:p>
+    <w:p>
+      <w:pPr>
+        <w:spacing w:line="336" w:lineRule="auto" w:after="180"/>
+      </w:pPr>
+      <w:r>
+        <w:rPr>
+          <w:b w:val="0"/>
+        </w:rPr>
+        <w:t>Licence M permits adaptation and redistribution with attribution. Unknown permission means seek approval or choose a permitted alternative; this exercise is not a legal ruling.</w:t>
+      </w:r>
+    </w:p>
+    <w:p>
+      <w:pPr>
+        <w:spacing w:line="336" w:lineRule="auto" w:after="180"/>
+      </w:pPr>
+      <w:r>
+        <w:rPr>
+          <w:b w:val="0"/>
+        </w:rPr>
+        <w:t>Without opening the old lesson, explain one key idea from Evaluation Sets. Give an example and a mistake that the idea helps you avoid.</w:t>
+      </w:r>
+    </w:p>
+    <w:p>
+      <w:pPr>
+        <w:spacing w:line="336" w:lineRule="auto" w:after="180"/>
+      </w:pPr>
+      <w:r>
+        <w:rPr>
+          <w:b w:val="0"/>
+        </w:rPr>
+        <w:t xml:space="preserve">Look for: Explain the </w:t>
+      </w:r>
+      <w:r>
+        <w:rPr>
+          <w:b/>
+        </w:rPr>
+        <w:t>mechanism</w:t>
+      </w:r>
+      <w:r>
+        <w:rPr>
+          <w:b w:val="0"/>
+        </w:rPr>
+        <w:t xml:space="preserve"> and terminology of system evaluation sets</w:t>
+      </w:r>
+    </w:p>
+    <w:p>
+      <w:pPr>
+        <w:spacing w:line="336" w:lineRule="auto" w:after="180"/>
+      </w:pPr>
+      <w:r>
+        <w:rPr>
+          <w:b w:val="0"/>
+        </w:rPr>
+        <w:t>Reference example, not the only acceptable wording: Teacher explanation: A system evaluation set contains cases with expected behaviour and scoring rules.</w:t>
+      </w:r>
+    </w:p>
+    <w:p>
+      <w:pPr>
+        <w:spacing w:line="336" w:lineRule="auto" w:after="180"/>
+      </w:pPr>
+      <w:r>
+        <w:rPr>
+          <w:b w:val="0"/>
+        </w:rPr>
+        <w:t xml:space="preserve">It should cover retrieval, support, fallback and permissions rather than only easy answerable questions. Record case ID, </w:t>
+      </w:r>
+      <w:r>
+        <w:rPr>
+          <w:b/>
+        </w:rPr>
+        <w:t>evidence</w:t>
+      </w:r>
+      <w:r>
+        <w:rPr>
+          <w:b w:val="0"/>
+        </w:rPr>
+        <w:t xml:space="preserve"> version, expected claims or fallback, permitted actions and scoring rubric.</w:t>
+      </w:r>
+    </w:p>
+    <w:p>
+      <w:pPr>
+        <w:spacing w:line="336" w:lineRule="auto" w:after="180"/>
+      </w:pPr>
+      <w:r>
+        <w:rPr>
+          <w:b w:val="0"/>
+        </w:rPr>
+        <w:t>Separate development from final cases. Aggregate metrics only after checking required conditions individually.</w:t>
+      </w:r>
+    </w:p>
+    <w:p>
+      <w:pPr>
+        <w:spacing w:line="336" w:lineRule="auto" w:after="180"/>
+      </w:pPr>
+      <w:r>
+        <w:rPr>
+          <w:b w:val="0"/>
+        </w:rPr>
+        <w:t xml:space="preserve">A result depends on the </w:t>
+      </w:r>
+      <w:r>
+        <w:rPr>
+          <w:b/>
+        </w:rPr>
+        <w:t>input</w:t>
+      </w:r>
+      <w:r>
+        <w:rPr>
+          <w:b w:val="0"/>
+        </w:rPr>
+        <w:t xml:space="preserve">s, procedure and conditions that produced it. Preserve data roles and distinguish observed outcomes from </w:t>
+      </w:r>
+      <w:r>
+        <w:rPr>
+          <w:b/>
+        </w:rPr>
+        <w:t>prediction</w:t>
+      </w:r>
+      <w:r>
+        <w:rPr>
+          <w:b w:val="0"/>
+        </w:rPr>
+        <w:t>s or unmeasured conditions.</w:t>
+      </w:r>
+    </w:p>
+    <w:p>
+      <w:pPr>
+        <w:spacing w:line="336" w:lineRule="auto" w:after="180"/>
+      </w:pPr>
+      <w:r>
+        <w:rPr>
+          <w:b w:val="0"/>
+        </w:rPr>
+        <w:t>If the prior concept cannot be explained, use a short retrieval activity before this chapter.</w:t>
+      </w:r>
+    </w:p>
+    <w:p>
+      <w:pPr>
+        <w:pStyle w:val="Heading2"/>
+      </w:pPr>
+      <w:r>
+        <w:t>Earlier wording, alternatives and picture transcripts · reference / check after trying</w:t>
+      </w:r>
+    </w:p>
+    <w:p>
+      <w:pPr>
         <w:pStyle w:val="Heading3"/>
       </w:pPr>
       <w:r>
+        <w:t>Teach the learning cycle</w:t>
+      </w:r>
+    </w:p>
+    <w:p>
+      <w:pPr>
+        <w:pStyle w:val="Heading3"/>
+      </w:pPr>
+      <w:r>
         <w:t>Retrieval answer guidance</w:t>
       </w:r>
     </w:p>
@@ -259,97 +736,6 @@
     </w:p>
     <w:p>
       <w:pPr>
-        <w:spacing w:line="336" w:lineRule="auto" w:after="180"/>
-      </w:pPr>
-      <w:r>
-        <w:rPr>
-          <w:b w:val="0"/>
-        </w:rPr>
-        <w:t>Without opening the old lesson, explain one key idea from Safety Boundaries. Give an example and a mistake that the idea helps you avoid.</w:t>
-      </w:r>
-    </w:p>
-    <w:p>
-      <w:pPr>
-        <w:spacing w:line="336" w:lineRule="auto" w:after="180"/>
-      </w:pPr>
-      <w:r>
-        <w:rPr>
-          <w:b w:val="0"/>
-        </w:rPr>
-        <w:t xml:space="preserve">Look for: Explain the </w:t>
-      </w:r>
-      <w:r>
-        <w:rPr>
-          <w:b/>
-        </w:rPr>
-        <w:t>mechanism</w:t>
-      </w:r>
-      <w:r>
-        <w:rPr>
-          <w:b w:val="0"/>
-        </w:rPr>
-        <w:t xml:space="preserve"> and terminology of untrusted </w:t>
-      </w:r>
-      <w:r>
-        <w:rPr>
-          <w:b/>
-        </w:rPr>
-        <w:t>input</w:t>
-      </w:r>
-      <w:r>
-        <w:rPr>
-          <w:b w:val="0"/>
-        </w:rPr>
-        <w:t xml:space="preserve"> boundaries</w:t>
-      </w:r>
-    </w:p>
-    <w:p>
-      <w:pPr>
-        <w:spacing w:line="336" w:lineRule="auto" w:after="180"/>
-      </w:pPr>
-      <w:r>
-        <w:rPr>
-          <w:b w:val="0"/>
-        </w:rPr>
-        <w:t xml:space="preserve">Reference example, not the only acceptable wording: Teacher explanation: Untrusted </w:t>
-      </w:r>
-      <w:r>
-        <w:rPr>
-          <w:b/>
-        </w:rPr>
-        <w:t>input</w:t>
-      </w:r>
-      <w:r>
-        <w:rPr>
-          <w:b w:val="0"/>
-        </w:rPr>
-        <w:t xml:space="preserve"> must be treated according to a contract before reaching code, queries or tools.</w:t>
-      </w:r>
-    </w:p>
-    <w:p>
-      <w:pPr>
-        <w:spacing w:line="336" w:lineRule="auto" w:after="180"/>
-      </w:pPr>
-      <w:r>
-        <w:rPr>
-          <w:b w:val="0"/>
-        </w:rPr>
-        <w:t>Data that resembles instructions does not acquire execution authority. For the toy lookup accept room IDs matching one uppercase letter plus one digit. Perform exact dictionary lookup; never evaluate user strings as code.</w:t>
-      </w:r>
-    </w:p>
-    <w:p>
-      <w:pPr>
-        <w:spacing w:line="336" w:lineRule="auto" w:after="180"/>
-      </w:pPr>
-      <w:r>
-        <w:rPr>
-          <w:b w:val="0"/>
-        </w:rPr>
-        <w:t>Reject invalid length or characters.</w:t>
-      </w:r>
-    </w:p>
-    <w:p>
-      <w:pPr>
         <w:pStyle w:val="Heading3"/>
       </w:pPr>
       <w:r>
@@ -358,156 +744,10 @@
     </w:p>
     <w:p>
       <w:pPr>
-        <w:spacing w:line="336" w:lineRule="auto" w:after="180"/>
-      </w:pPr>
-      <w:r>
-        <w:rPr>
-          <w:b w:val="0"/>
-        </w:rPr>
-        <w:t>Without opening the old lesson, explain one key idea from Copyright and Provenance. Give an example and a mistake that the idea helps you avoid.</w:t>
-      </w:r>
-    </w:p>
-    <w:p>
-      <w:pPr>
-        <w:spacing w:line="336" w:lineRule="auto" w:after="180"/>
-      </w:pPr>
-      <w:r>
-        <w:rPr>
-          <w:b w:val="0"/>
-        </w:rPr>
-        <w:t xml:space="preserve">Look for: Explain the </w:t>
-      </w:r>
-      <w:r>
-        <w:rPr>
-          <w:b/>
-        </w:rPr>
-        <w:t>mechanism</w:t>
-      </w:r>
-      <w:r>
-        <w:rPr>
-          <w:b w:val="0"/>
-        </w:rPr>
-        <w:t xml:space="preserve"> and terminology of copyright and permitted sources</w:t>
-      </w:r>
-    </w:p>
-    <w:p>
-      <w:pPr>
-        <w:spacing w:line="336" w:lineRule="auto" w:after="180"/>
-      </w:pPr>
-      <w:r>
-        <w:rPr>
-          <w:b w:val="0"/>
-        </w:rPr>
-        <w:t>Reference example, not the only acceptable wording: Teacher explanation: Permission to access a work and permission to redistribute or modify it are separate.</w:t>
-      </w:r>
-    </w:p>
-    <w:p>
-      <w:pPr>
-        <w:spacing w:line="336" w:lineRule="auto" w:after="180"/>
-      </w:pPr>
-      <w:r>
-        <w:rPr>
-          <w:b w:val="0"/>
-        </w:rPr>
-        <w:t>Use a classroom licence ledger instead of assuming all online material is reusable. For this fictional policy, licence L permits classroom display with attribution but forbids public redistribution.</w:t>
-      </w:r>
-    </w:p>
-    <w:p>
-      <w:pPr>
-        <w:spacing w:line="336" w:lineRule="auto" w:after="180"/>
-      </w:pPr>
-      <w:r>
-        <w:rPr>
-          <w:b w:val="0"/>
-        </w:rPr>
-        <w:t>Licence M permits adaptation and redistribution with attribution. Unknown permission means seek approval or choose a permitted alternative; this exercise is not a legal ruling.</w:t>
-      </w:r>
-    </w:p>
-    <w:p>
-      <w:pPr>
         <w:pStyle w:val="Heading3"/>
       </w:pPr>
       <w:r>
         <w:t>Evaluation Sets</w:t>
-      </w:r>
-    </w:p>
-    <w:p>
-      <w:pPr>
-        <w:spacing w:line="336" w:lineRule="auto" w:after="180"/>
-      </w:pPr>
-      <w:r>
-        <w:rPr>
-          <w:b w:val="0"/>
-        </w:rPr>
-        <w:t>Without opening the old lesson, explain one key idea from Evaluation Sets. Give an example and a mistake that the idea helps you avoid.</w:t>
-      </w:r>
-    </w:p>
-    <w:p>
-      <w:pPr>
-        <w:spacing w:line="336" w:lineRule="auto" w:after="180"/>
-      </w:pPr>
-      <w:r>
-        <w:rPr>
-          <w:b w:val="0"/>
-        </w:rPr>
-        <w:t xml:space="preserve">Look for: Explain the </w:t>
-      </w:r>
-      <w:r>
-        <w:rPr>
-          <w:b/>
-        </w:rPr>
-        <w:t>mechanism</w:t>
-      </w:r>
-      <w:r>
-        <w:rPr>
-          <w:b w:val="0"/>
-        </w:rPr>
-        <w:t xml:space="preserve"> and terminology of system evaluation sets</w:t>
-      </w:r>
-    </w:p>
-    <w:p>
-      <w:pPr>
-        <w:spacing w:line="336" w:lineRule="auto" w:after="180"/>
-      </w:pPr>
-      <w:r>
-        <w:rPr>
-          <w:b w:val="0"/>
-        </w:rPr>
-        <w:t>Reference example, not the only acceptable wording: Teacher explanation: A system evaluation set contains cases with expected behaviour and scoring rules.</w:t>
-      </w:r>
-    </w:p>
-    <w:p>
-      <w:pPr>
-        <w:spacing w:line="336" w:lineRule="auto" w:after="180"/>
-      </w:pPr>
-      <w:r>
-        <w:rPr>
-          <w:b w:val="0"/>
-        </w:rPr>
-        <w:t xml:space="preserve">It should cover retrieval, support, fallback and permissions rather than only easy answerable questions. Record case ID, </w:t>
-      </w:r>
-      <w:r>
-        <w:rPr>
-          <w:b/>
-        </w:rPr>
-        <w:t>evidence</w:t>
-      </w:r>
-      <w:r>
-        <w:rPr>
-          <w:b w:val="0"/>
-        </w:rPr>
-        <w:t xml:space="preserve"> version, expected claims or fallback, permitted actions and scoring rubric.</w:t>
-      </w:r>
-    </w:p>
-    <w:p>
-      <w:pPr>
-        <w:spacing w:line="336" w:lineRule="auto" w:after="180"/>
-      </w:pPr>
-      <w:r>
-        <w:rPr>
-          <w:b w:val="0"/>
-        </w:rPr>
-        <w:t>Separate development from final cases. Aggregate metrics only after checking required conditions individually.</w:t>
       </w:r>
     </w:p>
     <w:p>
@@ -728,6 +968,11 @@
       </w:r>
     </w:p>
     <w:p>
+      <w:r>
+        <w:t>This compact option is not the full-week schedule. Use the main teaching cycle and allow extra sessions for the investigation, independent work and project.</w:t>
+      </w:r>
+    </w:p>
+    <w:p>
       <w:pPr>
         <w:spacing w:line="336" w:lineRule="auto" w:after="180"/>
       </w:pPr>
@@ -735,7 +980,7 @@
         <w:rPr>
           <w:b w:val="0"/>
         </w:rPr>
-        <w:t>Use the supplied scenario, student illustrations and blank paper. For numeric work, offer counters or a calculator after learners show the setup. Fictional records are supplied; personal data and paid accounts are unnecessary.</w:t>
+        <w:t>Allow 80 minutes: recall 8; explanation 12; worked demonstration 15; guided practice 20; independent assessment 15; project and reflection 10. Extend the lab into a second session when needed.</w:t>
       </w:r>
     </w:p>
     <w:p>
@@ -743,24 +988,487 @@
         <w:pStyle w:val="Heading3"/>
       </w:pPr>
       <w:r>
-        <w:t>Alternative compact allocation</w:t>
-      </w:r>
-    </w:p>
-    <w:p>
-      <w:r>
-        <w:t>This compact option is not the full-week schedule. Use the main teaching cycle and allow extra sessions for the investigation, independent work and project.</w:t>
+        <w:t>Preparation for the connected explanation</w:t>
+      </w:r>
+    </w:p>
+    <w:p>
+      <w:pPr>
+        <w:pStyle w:val="Heading3"/>
+      </w:pPr>
+      <w:r>
+        <w:t>Readiness answer</w:t>
+      </w:r>
+    </w:p>
+    <w:p>
+      <w:pPr>
+        <w:pStyle w:val="Heading3"/>
+      </w:pPr>
+      <w:r>
+        <w:t>End goal for the pictorial case</w:t>
       </w:r>
     </w:p>
     <w:p>
       <w:pPr>
         <w:spacing w:line="336" w:lineRule="auto" w:after="180"/>
-        <w:shd w:fill="F1F6F8"/>
-      </w:pPr>
-      <w:r>
-        <w:rPr>
-          <w:b w:val="0"/>
-        </w:rPr>
-        <w:t>Allow 80 minutes: recall 8; explanation 12; worked demonstration 15; guided practice 20; independent assessment 15; project and reflection 10. Extend the lab into a second session when needed.</w:t>
+      </w:pPr>
+      <w:r>
+        <w:rPr>
+          <w:b w:val="0"/>
+        </w:rPr>
+        <w:t>This added worked case illustrates the week’s main idea. Retain all original and connected topics; schedule its practice within the teaching cycle.</w:t>
+      </w:r>
+    </w:p>
+    <w:p>
+      <w:pPr>
+        <w:pStyle w:val="Heading1"/>
+      </w:pPr>
+      <w:r>
+        <w:t>02. Teach responsibility through exact handoff records</w:t>
+      </w:r>
+    </w:p>
+    <w:p>
+      <w:r>
+        <w:t>Keep draft authority, validation and final action ownership distinct.</w:t>
+      </w:r>
+    </w:p>
+    <w:p>
+      <w:pPr>
+        <w:pStyle w:val="Heading2"/>
+      </w:pPr>
+      <w:r>
+        <w:t>State the owner and stop map</w:t>
+      </w:r>
+    </w:p>
+    <w:tbl>
+      <w:tblPr>
+        <w:tblStyle w:val="LightShading-Accent1"/>
+        <w:tblW w:type="auto" w:w="0"/>
+        <w:tblLook w:firstColumn="1" w:firstRow="1" w:lastColumn="0" w:lastRow="0" w:noHBand="0" w:noVBand="1" w:val="04A0"/>
+      </w:tblPr>
+      <w:tblGrid>
+        <w:gridCol w:w="5112"/>
+        <w:gridCol w:w="5112"/>
+      </w:tblGrid>
+      <w:tr>
+        <w:trPr>
+          <w:tblHeader/>
+        </w:trPr>
+        <w:tc>
+          <w:tcPr>
+            <w:tcW w:type="dxa" w:w="5112"/>
+          </w:tcPr>
+          <w:p>
+            <w:r>
+              <w:t>Room-workflow stage</w:t>
+            </w:r>
+          </w:p>
+        </w:tc>
+        <w:tc>
+          <w:tcPr>
+            <w:tcW w:type="dxa" w:w="5112"/>
+          </w:tcPr>
+          <w:p>
+            <w:r>
+              <w:t>Owner, input and stop rule</w:t>
+            </w:r>
+          </w:p>
+        </w:tc>
+      </w:tr>
+      <w:tr>
+        <w:tc>
+          <w:tcPr>
+            <w:tcW w:type="dxa" w:w="5112"/>
+          </w:tcPr>
+          <w:p>
+            <w:r>
+              <w:t>Prepare evidence</w:t>
+            </w:r>
+          </w:p>
+        </w:tc>
+        <w:tc>
+          <w:tcPr>
+            <w:tcW w:type="dxa" w:w="5112"/>
+          </w:tcPr>
+          <w:p>
+            <w:r>
+              <w:t>Learner selects permitted current room sources and states the request</w:t>
+            </w:r>
+          </w:p>
+        </w:tc>
+      </w:tr>
+      <w:tr>
+        <w:tc>
+          <w:tcPr>
+            <w:tcW w:type="dxa" w:w="5112"/>
+          </w:tcPr>
+          <w:p>
+            <w:r>
+              <w:t>Draft</w:t>
+            </w:r>
+          </w:p>
+        </w:tc>
+        <w:tc>
+          <w:tcPr>
+            <w:tcW w:type="dxa" w:w="5112"/>
+          </w:tcPr>
+          <w:p>
+            <w:r>
+              <w:t>Assistant proposes content; no approval or submission authority</w:t>
+            </w:r>
+          </w:p>
+        </w:tc>
+      </w:tr>
+      <w:tr>
+        <w:tc>
+          <w:tcPr>
+            <w:tcW w:type="dxa" w:w="5112"/>
+          </w:tcPr>
+          <w:p>
+            <w:r>
+              <w:t>Validate</w:t>
+            </w:r>
+          </w:p>
+        </w:tc>
+        <w:tc>
+          <w:tcPr>
+            <w:tcW w:type="dxa" w:w="5112"/>
+          </w:tcPr>
+          <w:p>
+            <w:r>
+              <w:t>Application checks schema, same-room support, access and permitted action; failures stop</w:t>
+            </w:r>
+          </w:p>
+        </w:tc>
+      </w:tr>
+      <w:tr>
+        <w:tc>
+          <w:tcPr>
+            <w:tcW w:type="dxa" w:w="5112"/>
+          </w:tcPr>
+          <w:p>
+            <w:r>
+              <w:t>Review</w:t>
+            </w:r>
+          </w:p>
+        </w:tc>
+        <w:tc>
+          <w:tcPr>
+            <w:tcW w:type="dxa" w:w="5112"/>
+          </w:tcPr>
+          <w:p>
+            <w:r>
+              <w:t>Coordinator sees exact version, sources, changes, uncertainties, intended action and destination</w:t>
+            </w:r>
+          </w:p>
+        </w:tc>
+      </w:tr>
+      <w:tr>
+        <w:tc>
+          <w:tcPr>
+            <w:tcW w:type="dxa" w:w="5112"/>
+          </w:tcPr>
+          <w:p>
+            <w:r>
+              <w:t>Approve</w:t>
+            </w:r>
+          </w:p>
+        </w:tc>
+        <w:tc>
+          <w:tcPr>
+            <w:tcW w:type="dxa" w:w="5112"/>
+          </w:tcPr>
+          <w:p>
+            <w:r>
+              <w:t>Only coordinator may approve the exact room/content/version/action; no implied approval of changes</w:t>
+            </w:r>
+          </w:p>
+        </w:tc>
+      </w:tr>
+      <w:tr>
+        <w:tc>
+          <w:tcPr>
+            <w:tcW w:type="dxa" w:w="5112"/>
+          </w:tcPr>
+          <w:p>
+            <w:r>
+              <w:t>Submit</w:t>
+            </w:r>
+          </w:p>
+        </w:tc>
+        <w:tc>
+          <w:tcPr>
+            <w:tcW w:type="dxa" w:w="5112"/>
+          </w:tcPr>
+          <w:p>
+            <w:r>
+              <w:t>Only coordinator may submit the matching approved version under this toy contract</w:t>
+            </w:r>
+          </w:p>
+        </w:tc>
+      </w:tr>
+      <w:tr>
+        <w:tc>
+          <w:tcPr>
+            <w:tcW w:type="dxa" w:w="5112"/>
+          </w:tcPr>
+          <w:p>
+            <w:r>
+              <w:t>Revise</w:t>
+            </w:r>
+          </w:p>
+        </w:tc>
+        <w:tc>
+          <w:tcPr>
+            <w:tcW w:type="dxa" w:w="5112"/>
+          </w:tcPr>
+          <w:p>
+            <w:r>
+              <w:t>Any material content, action or destination change returns to review; no automatic reuse of old approval</w:t>
+            </w:r>
+          </w:p>
+        </w:tc>
+      </w:tr>
+    </w:tbl>
+    <w:p>
+      <w:pPr>
+        <w:spacing w:line="336" w:lineRule="auto" w:after="180"/>
+      </w:pPr>
+      <w:r>
+        <w:rPr>
+          <w:b w:val="0"/>
+        </w:rPr>
+        <w:t xml:space="preserve">Human review needs a responsible actor, </w:t>
+      </w:r>
+      <w:r>
+        <w:rPr>
+          <w:b/>
+        </w:rPr>
+        <w:t>evidence</w:t>
+      </w:r>
+      <w:r>
+        <w:rPr>
+          <w:b w:val="0"/>
+        </w:rPr>
+        <w:t xml:space="preserve"> packet and explicit authority. Adding a person to a </w:t>
+      </w:r>
+      <w:r>
+        <w:rPr>
+          <w:b/>
+        </w:rPr>
+        <w:t>workflow</w:t>
+      </w:r>
+      <w:r>
+        <w:rPr>
+          <w:b w:val="0"/>
+        </w:rPr>
+        <w:t xml:space="preserve"> does not guarantee effective oversight.</w:t>
+      </w:r>
+    </w:p>
+    <w:p>
+      <w:pPr>
+        <w:spacing w:line="336" w:lineRule="auto" w:after="180"/>
+      </w:pPr>
+      <w:r>
+        <w:rPr>
+          <w:b w:val="0"/>
+        </w:rPr>
+        <w:t xml:space="preserve">For this fictional </w:t>
+      </w:r>
+      <w:r>
+        <w:rPr>
+          <w:b/>
+        </w:rPr>
+        <w:t>workflow</w:t>
+      </w:r>
+      <w:r>
+        <w:rPr>
+          <w:b w:val="0"/>
+        </w:rPr>
+        <w:t xml:space="preserve"> the assistant drafts a room request but only the coordinator can approve and submit it. </w:t>
+      </w:r>
+      <w:r>
+        <w:rPr>
+          <w:b/>
+        </w:rPr>
+        <w:t>Review packet</w:t>
+      </w:r>
+      <w:r>
+        <w:rPr>
+          <w:b w:val="0"/>
+        </w:rPr>
+        <w:t>s include sources, uncertainty, requested action and the exact version.</w:t>
+      </w:r>
+    </w:p>
+    <w:p>
+      <w:pPr>
+        <w:spacing w:line="336" w:lineRule="auto" w:after="180"/>
+      </w:pPr>
+      <w:r>
+        <w:rPr>
+          <w:b w:val="0"/>
+        </w:rPr>
+        <w:t>Any material change requires new approval.</w:t>
+      </w:r>
+    </w:p>
+    <w:p>
+      <w:pPr>
+        <w:pStyle w:val="Heading2"/>
+      </w:pPr>
+      <w:r>
+        <w:t>Trace the room approval mismatch</w:t>
+      </w:r>
+    </w:p>
+    <w:p>
+      <w:pPr>
+        <w:spacing w:line="336" w:lineRule="auto" w:after="180"/>
+      </w:pPr>
+      <w:r>
+        <w:rPr>
+          <w:b w:val="0"/>
+        </w:rPr>
+        <w:t>Coordinator approves draft v1 for room B. Assistant changes room to C in v2 and submits using the old approval.</w:t>
+      </w:r>
+    </w:p>
+    <w:p>
+      <w:pPr>
+        <w:spacing w:line="336" w:lineRule="auto" w:after="180"/>
+      </w:pPr>
+      <w:r>
+        <w:rPr>
+          <w:b w:val="0"/>
+        </w:rPr>
+        <w:t xml:space="preserve">The submission violates </w:t>
+      </w:r>
+      <w:r>
+        <w:rPr>
+          <w:b/>
+        </w:rPr>
+        <w:t>version-bound approval</w:t>
+      </w:r>
+      <w:r>
+        <w:rPr>
+          <w:b w:val="0"/>
+        </w:rPr>
+        <w:t>. Preserve v1 approval, request review of v2 and prevent submission until its exact action is approved.</w:t>
+      </w:r>
+    </w:p>
+    <w:p>
+      <w:pPr>
+        <w:pStyle w:val="Heading2"/>
+      </w:pPr>
+      <w:r>
+        <w:t>Read the H1/H2 handout case</w:t>
+      </w:r>
+    </w:p>
+    <w:p>
+      <w:pPr>
+        <w:spacing w:line="336" w:lineRule="auto" w:after="180"/>
+      </w:pPr>
+      <w:r>
+        <w:rPr>
+          <w:b w:val="0"/>
+        </w:rPr>
+        <w:t>A human approval belongs to the exact draft and action reviewed.</w:t>
+      </w:r>
+    </w:p>
+    <w:p>
+      <w:pPr>
+        <w:spacing w:line="336" w:lineRule="auto" w:after="180"/>
+      </w:pPr>
+      <w:r>
+        <w:rPr>
+          <w:b w:val="0"/>
+        </w:rPr>
+        <w:t>A teacher approves study handout H1 for classroom printing. H2 adds a pupil email address and proposes public posting. No H2 approval exists.</w:t>
+      </w:r>
+    </w:p>
+    <w:p>
+      <w:pPr>
+        <w:spacing w:line="336" w:lineRule="auto" w:after="180"/>
+      </w:pPr>
+      <w:r>
+        <w:rPr>
+          <w:b w:val="0"/>
+        </w:rPr>
+        <w:t xml:space="preserve">All </w:t>
+      </w:r>
+      <w:r>
+        <w:rPr>
+          <w:b/>
+        </w:rPr>
+        <w:t>input</w:t>
+      </w:r>
+      <w:r>
+        <w:rPr>
+          <w:b w:val="0"/>
+        </w:rPr>
+        <w:t>s and outcomes in this worked example are invented classroom data; no real model run is claimed.</w:t>
+      </w:r>
+    </w:p>
+    <w:p>
+      <w:pPr>
+        <w:spacing w:line="336" w:lineRule="auto" w:after="180"/>
+      </w:pPr>
+      <w:r>
+        <w:rPr>
+          <w:b w:val="0"/>
+        </w:rPr>
+        <w:t>Separate handout fixture: teacher approval covers only H1 and classroom printing. H2 adds a fictional pupil-email placeholder and public posting; no actual address or H2 approval is supplied. Stop the changed action and show the content/destination differences to the authorised reviewer.</w:t>
+      </w:r>
+    </w:p>
+    <w:p>
+      <w:pPr>
+        <w:spacing w:line="336" w:lineRule="auto" w:after="180"/>
+      </w:pPr>
+      <w:r>
+        <w:rPr>
+          <w:b w:val="0"/>
+        </w:rPr>
+        <w:t>Returning to unchanged H1 and classroom printing matches the supplied original scope; no revocation or expiry is stated in this toy case. This does not establish that any printing or posting occurred.</w:t>
+      </w:r>
+    </w:p>
+    <w:p>
+      <w:pPr>
+        <w:pStyle w:val="Heading2"/>
+      </w:pPr>
+      <w:r>
+        <w:t>Trace content and distribution changes</w:t>
+      </w:r>
+    </w:p>
+    <w:p>
+      <w:r>
+        <w:drawing>
+          <wp:inline xmlns:a="http://schemas.openxmlformats.org/drawingml/2006/main" xmlns:pic="http://schemas.openxmlformats.org/drawingml/2006/picture">
+            <wp:extent cx="5486400" cy="3337560"/>
+            <wp:docPr id="1" name="Picture 1" descr="Identify approval: The recorded approval covers H1 and classroom printing. → Inspect change: H2 changes both content and distribution scope. → Require review: Stop public posting and show H2’s changed content and intended audience to the reviewer."/>
+            <wp:cNvGraphicFramePr>
+              <a:graphicFrameLocks noChangeAspect="1"/>
+            </wp:cNvGraphicFramePr>
+            <a:graphic>
+              <a:graphicData uri="http://schemas.openxmlformats.org/drawingml/2006/picture">
+                <pic:pic>
+                  <pic:nvPicPr>
+                    <pic:cNvPr id="0" name="academy-story-ai-3-32-02.png"/>
+                    <pic:cNvPicPr/>
+                  </pic:nvPicPr>
+                  <pic:blipFill>
+                    <a:blip r:embed="rId9"/>
+                    <a:stretch>
+                      <a:fillRect/>
+                    </a:stretch>
+                  </pic:blipFill>
+                  <pic:spPr>
+                    <a:xfrm>
+                      <a:off x="0" y="0"/>
+                      <a:ext cx="5486400" cy="3337560"/>
+                    </a:xfrm>
+                    <a:prstGeom prst="rect"/>
+                  </pic:spPr>
+                </pic:pic>
+              </a:graphicData>
+            </a:graphic>
+          </wp:inline>
+        </w:drawing>
       </w:r>
     </w:p>
     <w:p>
@@ -768,7 +1476,114 @@
         <w:pStyle w:val="Heading3"/>
       </w:pPr>
       <w:r>
-        <w:t>Preparation for the connected explanation</w:t>
+        <w:t>Read the picture one step at a time</w:t>
+      </w:r>
+    </w:p>
+    <w:tbl>
+      <w:tblPr>
+        <w:tblStyle w:val="LightShading-Accent1"/>
+        <w:tblW w:type="auto" w:w="0"/>
+        <w:tblLook w:firstColumn="1" w:firstRow="1" w:lastColumn="0" w:lastRow="0" w:noHBand="0" w:noVBand="1" w:val="04A0"/>
+      </w:tblPr>
+      <w:tblGrid>
+        <w:gridCol w:w="5112"/>
+        <w:gridCol w:w="5112"/>
+      </w:tblGrid>
+      <w:tr>
+        <w:trPr>
+          <w:tblHeader/>
+        </w:trPr>
+        <w:tc>
+          <w:tcPr>
+            <w:tcW w:type="dxa" w:w="5112"/>
+          </w:tcPr>
+          <w:p>
+            <w:r>
+              <w:t>Step</w:t>
+            </w:r>
+          </w:p>
+        </w:tc>
+        <w:tc>
+          <w:tcPr>
+            <w:tcW w:type="dxa" w:w="5112"/>
+          </w:tcPr>
+          <w:p>
+            <w:r>
+              <w:t>What happens and why</w:t>
+            </w:r>
+          </w:p>
+        </w:tc>
+      </w:tr>
+      <w:tr>
+        <w:tc>
+          <w:tcPr>
+            <w:tcW w:type="dxa" w:w="5112"/>
+          </w:tcPr>
+          <w:p>
+            <w:r>
+              <w:t>1. Identify approval</w:t>
+            </w:r>
+          </w:p>
+        </w:tc>
+        <w:tc>
+          <w:tcPr>
+            <w:tcW w:type="dxa" w:w="5112"/>
+          </w:tcPr>
+          <w:p>
+            <w:r>
+              <w:t>The recorded approval covers H1 and classroom printing.</w:t>
+            </w:r>
+          </w:p>
+        </w:tc>
+      </w:tr>
+      <w:tr>
+        <w:tc>
+          <w:tcPr>
+            <w:tcW w:type="dxa" w:w="5112"/>
+          </w:tcPr>
+          <w:p>
+            <w:r>
+              <w:t>2. Inspect change</w:t>
+            </w:r>
+          </w:p>
+        </w:tc>
+        <w:tc>
+          <w:tcPr>
+            <w:tcW w:type="dxa" w:w="5112"/>
+          </w:tcPr>
+          <w:p>
+            <w:r>
+              <w:t>H2 changes both content and distribution scope.</w:t>
+            </w:r>
+          </w:p>
+        </w:tc>
+      </w:tr>
+      <w:tr>
+        <w:tc>
+          <w:tcPr>
+            <w:tcW w:type="dxa" w:w="5112"/>
+          </w:tcPr>
+          <w:p>
+            <w:r>
+              <w:t>3. Require review</w:t>
+            </w:r>
+          </w:p>
+        </w:tc>
+        <w:tc>
+          <w:tcPr>
+            <w:tcW w:type="dxa" w:w="5112"/>
+          </w:tcPr>
+          <w:p>
+            <w:r>
+              <w:t>Stop public posting and show H2’s changed content and intended audience to the reviewer.</w:t>
+            </w:r>
+          </w:p>
+        </w:tc>
+      </w:tr>
+    </w:tbl>
+    <w:p>
+      <w:r>
+        <w:t>Match each pictured step to the supplied facts. This is a worked teaching case, not an independent assessment.</w:t>
       </w:r>
     </w:p>
     <w:p>
@@ -779,31 +1594,143 @@
         <w:rPr>
           <w:b w:val="0"/>
         </w:rPr>
-        <w:t xml:space="preserve">Two 45-minute sessions. Human review needs a responsible actor, </w:t>
+        <w:t xml:space="preserve">Read the picture in order. Stop public posting and show H2’s changed content and intended audience to the reviewer. The arrows show which recorded </w:t>
       </w:r>
       <w:r>
         <w:rPr>
           <w:b/>
         </w:rPr>
+        <w:t>input</w:t>
+      </w:r>
+      <w:r>
+        <w:rPr>
+          <w:b w:val="0"/>
+        </w:rPr>
+        <w:t xml:space="preserve"> or intermediate result each decision uses.</w:t>
+      </w:r>
+    </w:p>
+    <w:p>
+      <w:pPr>
+        <w:spacing w:line="336" w:lineRule="auto" w:after="180"/>
+      </w:pPr>
+      <w:r>
+        <w:rPr>
+          <w:b w:val="0"/>
+        </w:rPr>
+        <w:t>Explain the deciding step aloud before checking the changed case; pointing to the final answer alone does not show how it follows.</w:t>
+      </w:r>
+    </w:p>
+    <w:p>
+      <w:pPr>
+        <w:pStyle w:val="Heading2"/>
+      </w:pPr>
+      <w:r>
+        <w:t>Predict unchanged approved scope</w:t>
+      </w:r>
+    </w:p>
+    <w:p>
+      <w:pPr>
+        <w:spacing w:line="336" w:lineRule="auto" w:after="180"/>
+      </w:pPr>
+      <w:r>
+        <w:rPr>
+          <w:b w:val="0"/>
+        </w:rPr>
+        <w:t>Change: H2 is replaced with unchanged H1 for classroom printing.</w:t>
+      </w:r>
+    </w:p>
+    <w:p>
+      <w:pPr>
+        <w:spacing w:line="336" w:lineRule="auto" w:after="180"/>
+      </w:pPr>
+      <w:r>
+        <w:rPr>
+          <w:b/>
+        </w:rPr>
+        <w:t>Prediction</w:t>
+      </w:r>
+      <w:r>
+        <w:rPr>
+          <w:b w:val="0"/>
+        </w:rPr>
+        <w:t>: The original approval covers that declared action.</w:t>
+      </w:r>
+    </w:p>
+    <w:p>
+      <w:pPr>
+        <w:spacing w:line="336" w:lineRule="auto" w:after="180"/>
+      </w:pPr>
+      <w:r>
+        <w:rPr>
+          <w:b w:val="0"/>
+        </w:rPr>
+        <w:t>Reason: Both the approved content and its distribution scope now match.</w:t>
+      </w:r>
+    </w:p>
+    <w:p>
+      <w:pPr>
+        <w:pStyle w:val="Heading2"/>
+      </w:pPr>
+      <w:r>
+        <w:t>State effective-review limits</w:t>
+      </w:r>
+    </w:p>
+    <w:p>
+      <w:pPr>
+        <w:spacing w:line="336" w:lineRule="auto" w:after="180"/>
+      </w:pPr>
+      <w:r>
+        <w:rPr>
+          <w:b w:val="0"/>
+        </w:rPr>
+        <w:t xml:space="preserve">Human review helps only when the reviewer sees the material changes, </w:t>
+      </w:r>
+      <w:r>
+        <w:rPr>
+          <w:b/>
+        </w:rPr>
         <w:t>evidence</w:t>
       </w:r>
       <w:r>
         <w:rPr>
           <w:b w:val="0"/>
         </w:rPr>
-        <w:t xml:space="preserve"> packet and explicit authority. Adding a person to a </w:t>
+        <w:t xml:space="preserve"> and actual consequences.</w:t>
+      </w:r>
+    </w:p>
+    <w:p>
+      <w:pPr>
+        <w:spacing w:line="336" w:lineRule="auto" w:after="180"/>
+      </w:pPr>
+      <w:r>
+        <w:rPr>
+          <w:b w:val="0"/>
+        </w:rPr>
+        <w:t xml:space="preserve">Cover the result. Ask learners to name the </w:t>
       </w:r>
       <w:r>
         <w:rPr>
           <w:b/>
         </w:rPr>
-        <w:t>workflow</w:t>
-      </w:r>
-      <w:r>
-        <w:rPr>
-          <w:b w:val="0"/>
-        </w:rPr>
-        <w:t xml:space="preserve"> does not guarantee effective oversight.</w:t>
+        <w:t>input</w:t>
+      </w:r>
+      <w:r>
+        <w:rPr>
+          <w:b w:val="0"/>
+        </w:rPr>
+        <w:t xml:space="preserve">s and predict the next step. Uncover one step, connect the icon to the actual procedure, and explain its </w:t>
+      </w:r>
+      <w:r>
+        <w:rPr>
+          <w:b/>
+        </w:rPr>
+        <w:t>evidence</w:t>
+      </w:r>
+      <w:r>
+        <w:rPr>
+          <w:b w:val="0"/>
+        </w:rPr>
+        <w:t>. Then change the supplied condition and compare.</w:t>
       </w:r>
     </w:p>
     <w:p>
@@ -814,19 +1741,102 @@
         <w:rPr>
           <w:b w:val="0"/>
         </w:rPr>
-        <w:t xml:space="preserve">Use the supplied constructed scenarios to make the </w:t>
-      </w:r>
+        <w:t>The picture is a representation; it does not document execution of a real AI model.</w:t>
+      </w:r>
+    </w:p>
+    <w:p>
+      <w:pPr>
+        <w:pStyle w:val="Heading2"/>
+      </w:pPr>
+      <w:r>
+        <w:t>Additional discussion · Learner responsibility · reference / check after trying</w:t>
+      </w:r>
+    </w:p>
+    <w:p>
+      <w:pPr>
+        <w:spacing w:line="336" w:lineRule="auto" w:after="180"/>
+      </w:pPr>
+      <w:r>
+        <w:rPr>
+          <w:b w:val="0"/>
+        </w:rPr>
+        <w:t>An AI drafts, verifies and submits a student's assessment without review.</w:t>
+      </w:r>
+    </w:p>
+    <w:p>
+      <w:pPr>
+        <w:spacing w:line="336" w:lineRule="auto" w:after="180"/>
+      </w:pPr>
+      <w:r>
+        <w:rPr>
+          <w:b w:val="0"/>
+        </w:rPr>
+        <w:t>Where should responsibility remain?</w:t>
+      </w:r>
+    </w:p>
+    <w:p>
+      <w:pPr>
+        <w:spacing w:line="336" w:lineRule="auto" w:after="180"/>
+      </w:pPr>
+      <w:r>
+        <w:rPr>
+          <w:b w:val="0"/>
+        </w:rPr>
+        <w:t>The student reviews, verifies, follows class rules and remains responsible. Submission requires authorisation and must not bypass learning.</w:t>
+      </w:r>
+    </w:p>
+    <w:p>
+      <w:pPr>
+        <w:pStyle w:val="Heading2"/>
+      </w:pPr>
+      <w:r>
+        <w:t>Earlier wording, alternatives and picture transcripts · reference / check after trying</w:t>
+      </w:r>
+    </w:p>
+    <w:p>
+      <w:pPr>
+        <w:spacing w:line="336" w:lineRule="auto" w:after="180"/>
+      </w:pPr>
+      <w:r>
+        <w:rPr>
+          <w:b w:val="0"/>
+        </w:rPr>
+        <w:t>Explain the mechanism</w:t>
+      </w:r>
+    </w:p>
+    <w:p>
+      <w:pPr>
+        <w:spacing w:line="336" w:lineRule="auto" w:after="180"/>
+      </w:pPr>
       <w:r>
         <w:rPr>
           <w:b/>
         </w:rPr>
-        <w:t>mechanism</w:t>
-      </w:r>
-      <w:r>
-        <w:rPr>
-          <w:b w:val="0"/>
-        </w:rPr>
-        <w:t xml:space="preserve"> inspectable. Collect W4 before sharing solutions.</w:t>
+        <w:t>Input</w:t>
+      </w:r>
+      <w:r>
+        <w:rPr>
+          <w:b w:val="0"/>
+        </w:rPr>
+        <w:t xml:space="preserve"> → </w:t>
+      </w:r>
+      <w:r>
+        <w:rPr>
+          <w:b/>
+        </w:rPr>
+        <w:t>Process</w:t>
+      </w:r>
+      <w:r>
+        <w:rPr>
+          <w:b w:val="0"/>
+        </w:rPr>
+        <w:t xml:space="preserve"> → </w:t>
+      </w:r>
+      <w:r>
+        <w:rPr>
+          <w:b/>
+        </w:rPr>
+        <w:t>Output</w:t>
       </w:r>
     </w:p>
     <w:p>
@@ -837,7 +1847,29 @@
         <w:rPr>
           <w:b w:val="0"/>
         </w:rPr>
-        <w:t xml:space="preserve">Students should name intermediate </w:t>
+        <w:t>Trace the information. At each stage, ask what changed and how you could test it.</w:t>
+      </w:r>
+    </w:p>
+    <w:p>
+      <w:pPr>
+        <w:spacing w:line="336" w:lineRule="auto" w:after="180"/>
+      </w:pPr>
+      <w:r>
+        <w:rPr>
+          <w:b w:val="0"/>
+        </w:rPr>
+        <w:t>Which stage could fail even when the other two are correct? Explain:</w:t>
+      </w:r>
+    </w:p>
+    <w:p>
+      <w:pPr>
+        <w:spacing w:line="336" w:lineRule="auto" w:after="180"/>
+      </w:pPr>
+      <w:r>
+        <w:rPr>
+          <w:b w:val="0"/>
+        </w:rPr>
+        <w:t xml:space="preserve">Predict first. Then check each step. A correct answer without visible reasoning is incomplete </w:t>
       </w:r>
       <w:r>
         <w:rPr>
@@ -849,7 +1881,109 @@
         <w:rPr>
           <w:b w:val="0"/>
         </w:rPr>
-        <w:t xml:space="preserve"> and limitations; classroom pacing and learning effectiveness remain unvalidated.</w:t>
+        <w:t>.</w:t>
+      </w:r>
+    </w:p>
+    <w:p>
+      <w:pPr>
+        <w:spacing w:line="336" w:lineRule="auto" w:after="180"/>
+      </w:pPr>
+      <w:r>
+        <w:rPr>
+          <w:b w:val="0"/>
+        </w:rPr>
+        <w:t>1. AI drafts questions from approved notes.</w:t>
+      </w:r>
+    </w:p>
+    <w:p>
+      <w:pPr>
+        <w:spacing w:line="336" w:lineRule="auto" w:after="180"/>
+      </w:pPr>
+      <w:r>
+        <w:rPr>
+          <w:b w:val="0"/>
+        </w:rPr>
+        <w:t xml:space="preserve">2. Learner checks clarity; retrieval </w:t>
+      </w:r>
+      <w:r>
+        <w:rPr>
+          <w:b/>
+        </w:rPr>
+        <w:t>evidence</w:t>
+      </w:r>
+      <w:r>
+        <w:rPr>
+          <w:b w:val="0"/>
+        </w:rPr>
+        <w:t xml:space="preserve"> supports claims.</w:t>
+      </w:r>
+    </w:p>
+    <w:p>
+      <w:pPr>
+        <w:spacing w:line="336" w:lineRule="auto" w:after="180"/>
+      </w:pPr>
+      <w:r>
+        <w:rPr>
+          <w:b w:val="0"/>
+        </w:rPr>
+        <w:t>3. Teacher decides whether material is appropriate.</w:t>
+      </w:r>
+    </w:p>
+    <w:p>
+      <w:pPr>
+        <w:spacing w:line="336" w:lineRule="auto" w:after="180"/>
+      </w:pPr>
+      <w:r>
+        <w:rPr>
+          <w:b w:val="0"/>
+        </w:rPr>
+        <w:t xml:space="preserve">4. Product records who verified and approved without shifting </w:t>
+      </w:r>
+      <w:r>
+        <w:rPr>
+          <w:b/>
+        </w:rPr>
+        <w:t>accountability</w:t>
+      </w:r>
+      <w:r>
+        <w:rPr>
+          <w:b w:val="0"/>
+        </w:rPr>
+        <w:t xml:space="preserve"> to AI.</w:t>
+      </w:r>
+    </w:p>
+    <w:p>
+      <w:pPr>
+        <w:spacing w:line="336" w:lineRule="auto" w:after="180"/>
+      </w:pPr>
+      <w:r>
+        <w:rPr>
+          <w:b w:val="0"/>
+        </w:rPr>
+        <w:t>Recalculate, retrace, or restate the reasoning in your own representation:</w:t>
+      </w:r>
+    </w:p>
+    <w:p>
+      <w:pPr>
+        <w:spacing w:line="336" w:lineRule="auto" w:after="180"/>
+      </w:pPr>
+      <w:r>
+        <w:rPr>
+          <w:b w:val="0"/>
+        </w:rPr>
+        <w:t xml:space="preserve">CHECK Did the </w:t>
+      </w:r>
+      <w:r>
+        <w:rPr>
+          <w:b/>
+        </w:rPr>
+        <w:t>evidence</w:t>
+      </w:r>
+      <w:r>
+        <w:rPr>
+          <w:b w:val="0"/>
+        </w:rPr>
+        <w:t xml:space="preserve"> answer the exact question? Did the total, path, or source record stay consistent?</w:t>
       </w:r>
     </w:p>
     <w:p>
@@ -857,7 +1991,23 @@
         <w:pStyle w:val="Heading3"/>
       </w:pPr>
       <w:r>
-        <w:t>Readiness answer</w:t>
+        <w:t>Concrete teaching case</w:t>
+      </w:r>
+    </w:p>
+    <w:p>
+      <w:pPr>
+        <w:pStyle w:val="Heading3"/>
+      </w:pPr>
+      <w:r>
+        <w:t>Exact explanation to model</w:t>
+      </w:r>
+    </w:p>
+    <w:p>
+      <w:pPr>
+        <w:pStyle w:val="Heading3"/>
+      </w:pPr>
+      <w:r>
+        <w:t>Explain the added worked example</w:t>
       </w:r>
     </w:p>
     <w:p>
@@ -868,31 +2018,7 @@
         <w:rPr>
           <w:b w:val="0"/>
         </w:rPr>
-        <w:t xml:space="preserve">A result depends on the </w:t>
-      </w:r>
-      <w:r>
-        <w:rPr>
-          <w:b/>
-        </w:rPr>
-        <w:t>input</w:t>
-      </w:r>
-      <w:r>
-        <w:rPr>
-          <w:b w:val="0"/>
-        </w:rPr>
-        <w:t xml:space="preserve">s, procedure and conditions that produced it. Preserve data roles and distinguish observed outcomes from </w:t>
-      </w:r>
-      <w:r>
-        <w:rPr>
-          <w:b/>
-        </w:rPr>
-        <w:t>prediction</w:t>
-      </w:r>
-      <w:r>
-        <w:rPr>
-          <w:b w:val="0"/>
-        </w:rPr>
-        <w:t>s or unmeasured conditions.</w:t>
+        <w:t>Begin by writing the question the procedure is intended to answer. Identify the information already supplied, the information it will produce and the information still missing.</w:t>
       </w:r>
     </w:p>
     <w:p>
@@ -903,477 +2029,7 @@
         <w:rPr>
           <w:b w:val="0"/>
         </w:rPr>
-        <w:t>If the prior concept cannot be explained, use a short retrieval activity before this chapter.</w:t>
-      </w:r>
-    </w:p>
-    <w:p>
-      <w:pPr>
-        <w:spacing w:line="336" w:lineRule="auto" w:after="180"/>
-      </w:pPr>
-      <w:r>
-        <w:rPr>
-          <w:b w:val="0"/>
-        </w:rPr>
-        <w:t>Lesson and workbook; paper and pencil</w:t>
-      </w:r>
-    </w:p>
-    <w:p>
-      <w:pPr>
-        <w:spacing w:line="336" w:lineRule="auto" w:after="180"/>
-      </w:pPr>
-      <w:r>
-        <w:rPr>
-          <w:b w:val="0"/>
-        </w:rPr>
-        <w:t>Calculator and optional local Python 3 for arithmetic; no live API or private data</w:t>
-      </w:r>
-    </w:p>
-    <w:p>
-      <w:pPr>
-        <w:spacing w:line="336" w:lineRule="auto" w:after="180"/>
-      </w:pPr>
-      <w:r>
-        <w:rPr>
-          <w:b w:val="0"/>
-        </w:rPr>
-        <w:t>Prepare the fresh retry separately and withhold its solution until after collection</w:t>
-      </w:r>
-    </w:p>
-    <w:p>
-      <w:pPr>
-        <w:pStyle w:val="Heading3"/>
-      </w:pPr>
-      <w:r>
-        <w:t>End goal for the pictorial case</w:t>
-      </w:r>
-    </w:p>
-    <w:p>
-      <w:pPr>
-        <w:spacing w:line="336" w:lineRule="auto" w:after="180"/>
-      </w:pPr>
-      <w:r>
-        <w:rPr>
-          <w:b w:val="0"/>
-        </w:rPr>
-        <w:t xml:space="preserve">By the end, I can explain human ai </w:t>
-      </w:r>
-      <w:r>
-        <w:rPr>
-          <w:b/>
-        </w:rPr>
-        <w:t>workflow</w:t>
-      </w:r>
-      <w:r>
-        <w:rPr>
-          <w:b w:val="0"/>
-        </w:rPr>
-        <w:t xml:space="preserve"> using a traced example and a stated limitation.</w:t>
-      </w:r>
-    </w:p>
-    <w:p>
-      <w:pPr>
-        <w:spacing w:line="336" w:lineRule="auto" w:after="180"/>
-      </w:pPr>
-      <w:r>
-        <w:rPr>
-          <w:b w:val="0"/>
-        </w:rPr>
-        <w:t>This added worked case illustrates the week’s main idea. Retain all original and connected topics; schedule its practice within the teaching cycle.</w:t>
-      </w:r>
-    </w:p>
-    <w:p>
-      <w:pPr>
-        <w:pStyle w:val="Heading1"/>
-      </w:pPr>
-      <w:r>
-        <w:t>02. Explain the mechanism</w:t>
-      </w:r>
-    </w:p>
-    <w:p>
-      <w:r>
-        <w:t>Model Human AI Workflow using the supplied case, labelled mechanism and reasoning. Make the scope of each conclusion explicit.</w:t>
-      </w:r>
-    </w:p>
-    <w:p>
-      <w:pPr>
-        <w:spacing w:line="336" w:lineRule="auto" w:after="180"/>
-      </w:pPr>
-      <w:r>
-        <w:rPr>
-          <w:b/>
-        </w:rPr>
-        <w:t>Input</w:t>
-      </w:r>
-      <w:r>
-        <w:rPr>
-          <w:b w:val="0"/>
-        </w:rPr>
-        <w:t xml:space="preserve"> → </w:t>
-      </w:r>
-      <w:r>
-        <w:rPr>
-          <w:b/>
-        </w:rPr>
-        <w:t>Process</w:t>
-      </w:r>
-      <w:r>
-        <w:rPr>
-          <w:b w:val="0"/>
-        </w:rPr>
-        <w:t xml:space="preserve"> → </w:t>
-      </w:r>
-      <w:r>
-        <w:rPr>
-          <w:b/>
-        </w:rPr>
-        <w:t>Output</w:t>
-      </w:r>
-    </w:p>
-    <w:p>
-      <w:pPr>
-        <w:spacing w:line="336" w:lineRule="auto" w:after="180"/>
-      </w:pPr>
-      <w:r>
-        <w:rPr>
-          <w:b w:val="0"/>
-        </w:rPr>
-        <w:t>Trace the information. At each stage, ask what changed and how you could test it.</w:t>
-      </w:r>
-    </w:p>
-    <w:p>
-      <w:pPr>
-        <w:spacing w:line="336" w:lineRule="auto" w:after="180"/>
-      </w:pPr>
-      <w:r>
-        <w:rPr>
-          <w:b w:val="0"/>
-        </w:rPr>
-        <w:t>Which stage could fail even when the other two are correct? Explain:</w:t>
-      </w:r>
-    </w:p>
-    <w:p>
-      <w:pPr>
-        <w:spacing w:line="336" w:lineRule="auto" w:after="180"/>
-      </w:pPr>
-      <w:r>
-        <w:rPr>
-          <w:b w:val="0"/>
-        </w:rPr>
-        <w:t xml:space="preserve">Predict first. Then check each step. A correct answer without visible reasoning is incomplete </w:t>
-      </w:r>
-      <w:r>
-        <w:rPr>
-          <w:b/>
-        </w:rPr>
-        <w:t>evidence</w:t>
-      </w:r>
-      <w:r>
-        <w:rPr>
-          <w:b w:val="0"/>
-        </w:rPr>
-        <w:t>.</w:t>
-      </w:r>
-    </w:p>
-    <w:p>
-      <w:pPr>
-        <w:spacing w:line="336" w:lineRule="auto" w:after="180"/>
-        <w:shd w:fill="F4F9FC"/>
-      </w:pPr>
-      <w:r>
-        <w:rPr>
-          <w:b w:val="0"/>
-        </w:rPr>
-        <w:t>1. AI drafts questions from approved notes.</w:t>
-      </w:r>
-    </w:p>
-    <w:p>
-      <w:pPr>
-        <w:spacing w:line="336" w:lineRule="auto" w:after="180"/>
-        <w:shd w:fill="F4F9FC"/>
-      </w:pPr>
-      <w:r>
-        <w:rPr>
-          <w:b w:val="0"/>
-        </w:rPr>
-        <w:t xml:space="preserve">2. Learner checks clarity; retrieval </w:t>
-      </w:r>
-      <w:r>
-        <w:rPr>
-          <w:b/>
-        </w:rPr>
-        <w:t>evidence</w:t>
-      </w:r>
-      <w:r>
-        <w:rPr>
-          <w:b w:val="0"/>
-        </w:rPr>
-        <w:t xml:space="preserve"> supports claims.</w:t>
-      </w:r>
-    </w:p>
-    <w:p>
-      <w:pPr>
-        <w:spacing w:line="336" w:lineRule="auto" w:after="180"/>
-        <w:shd w:fill="F4F9FC"/>
-      </w:pPr>
-      <w:r>
-        <w:rPr>
-          <w:b w:val="0"/>
-        </w:rPr>
-        <w:t>3. Teacher decides whether material is appropriate.</w:t>
-      </w:r>
-    </w:p>
-    <w:p>
-      <w:pPr>
-        <w:spacing w:line="336" w:lineRule="auto" w:after="180"/>
-        <w:shd w:fill="F4F9FC"/>
-      </w:pPr>
-      <w:r>
-        <w:rPr>
-          <w:b w:val="0"/>
-        </w:rPr>
-        <w:t xml:space="preserve">4. Product records who verified and approved without shifting </w:t>
-      </w:r>
-      <w:r>
-        <w:rPr>
-          <w:b/>
-        </w:rPr>
-        <w:t>accountability</w:t>
-      </w:r>
-      <w:r>
-        <w:rPr>
-          <w:b w:val="0"/>
-        </w:rPr>
-        <w:t xml:space="preserve"> to AI.</w:t>
-      </w:r>
-    </w:p>
-    <w:p>
-      <w:pPr>
-        <w:spacing w:line="336" w:lineRule="auto" w:after="180"/>
-      </w:pPr>
-      <w:r>
-        <w:rPr>
-          <w:b w:val="0"/>
-        </w:rPr>
-        <w:t>Recalculate, retrace, or restate the reasoning in your own representation:</w:t>
-      </w:r>
-    </w:p>
-    <w:p>
-      <w:pPr>
-        <w:spacing w:line="336" w:lineRule="auto" w:after="180"/>
-        <w:shd w:fill="F5F1FB"/>
-      </w:pPr>
-      <w:r>
-        <w:rPr>
-          <w:b w:val="0"/>
-        </w:rPr>
-        <w:t xml:space="preserve">CHECK Did the </w:t>
-      </w:r>
-      <w:r>
-        <w:rPr>
-          <w:b/>
-        </w:rPr>
-        <w:t>evidence</w:t>
-      </w:r>
-      <w:r>
-        <w:rPr>
-          <w:b w:val="0"/>
-        </w:rPr>
-        <w:t xml:space="preserve"> answer the exact question? Did the total, path, or source record stay consistent?</w:t>
-      </w:r>
-    </w:p>
-    <w:p>
-      <w:pPr>
-        <w:pStyle w:val="Heading3"/>
-      </w:pPr>
-      <w:r>
-        <w:t>Concrete teaching case</w:t>
-      </w:r>
-    </w:p>
-    <w:p>
-      <w:pPr>
-        <w:pStyle w:val="Heading3"/>
-      </w:pPr>
-      <w:r>
-        <w:t>The teaching case</w:t>
-      </w:r>
-    </w:p>
-    <w:p>
-      <w:pPr>
-        <w:spacing w:line="336" w:lineRule="auto" w:after="180"/>
-        <w:shd w:fill="F1F6FC"/>
-      </w:pPr>
-      <w:r>
-        <w:rPr>
-          <w:b w:val="0"/>
-        </w:rPr>
-        <w:t>An AI drafts, verifies and submits a student's assessment without review.</w:t>
-      </w:r>
-    </w:p>
-    <w:p>
-      <w:pPr>
-        <w:spacing w:line="336" w:lineRule="auto" w:after="180"/>
-        <w:shd w:fill="F5F1FB"/>
-      </w:pPr>
-      <w:r>
-        <w:rPr>
-          <w:b w:val="0"/>
-        </w:rPr>
-        <w:t>Where should responsibility remain?</w:t>
-      </w:r>
-    </w:p>
-    <w:p>
-      <w:pPr>
-        <w:pStyle w:val="Heading3"/>
-      </w:pPr>
-      <w:r>
-        <w:t>Exact explanation to model</w:t>
-      </w:r>
-    </w:p>
-    <w:p>
-      <w:pPr>
-        <w:pStyle w:val="Heading3"/>
-      </w:pPr>
-      <w:r>
-        <w:t>Why the result follows</w:t>
-      </w:r>
-    </w:p>
-    <w:p>
-      <w:pPr>
-        <w:spacing w:line="336" w:lineRule="auto" w:after="180"/>
-        <w:shd w:fill="F1F6FC"/>
-      </w:pPr>
-      <w:r>
-        <w:rPr>
-          <w:b w:val="0"/>
-        </w:rPr>
-        <w:t>The student reviews, verifies, follows class rules and remains responsible. Submission requires authorisation and must not bypass learning.</w:t>
-      </w:r>
-    </w:p>
-    <w:p>
-      <w:pPr>
-        <w:pStyle w:val="Heading3"/>
-      </w:pPr>
-      <w:r>
-        <w:t>Explain the added worked example</w:t>
-      </w:r>
-    </w:p>
-    <w:p>
-      <w:pPr>
-        <w:spacing w:line="336" w:lineRule="auto" w:after="180"/>
-      </w:pPr>
-      <w:r>
-        <w:rPr>
-          <w:b w:val="0"/>
-        </w:rPr>
-        <w:t xml:space="preserve">Human review needs a responsible actor, </w:t>
-      </w:r>
-      <w:r>
-        <w:rPr>
-          <w:b/>
-        </w:rPr>
-        <w:t>evidence</w:t>
-      </w:r>
-      <w:r>
-        <w:rPr>
-          <w:b w:val="0"/>
-        </w:rPr>
-        <w:t xml:space="preserve"> packet and explicit authority. Adding a person to a </w:t>
-      </w:r>
-      <w:r>
-        <w:rPr>
-          <w:b/>
-        </w:rPr>
-        <w:t>workflow</w:t>
-      </w:r>
-      <w:r>
-        <w:rPr>
-          <w:b w:val="0"/>
-        </w:rPr>
-        <w:t xml:space="preserve"> does not guarantee effective oversight.</w:t>
-      </w:r>
-    </w:p>
-    <w:p>
-      <w:pPr>
-        <w:pStyle w:val="Heading3"/>
-      </w:pPr>
-      <w:r>
-        <w:t>Explain the added worked example · 1</w:t>
-      </w:r>
-    </w:p>
-    <w:p>
-      <w:pPr>
-        <w:spacing w:line="336" w:lineRule="auto" w:after="180"/>
-      </w:pPr>
-      <w:r>
-        <w:rPr>
-          <w:b w:val="0"/>
-        </w:rPr>
-        <w:t>Begin by writing the question the procedure is intended to answer. Identify the information already supplied, the information it will produce and the information still missing.</w:t>
-      </w:r>
-    </w:p>
-    <w:p>
-      <w:pPr>
-        <w:spacing w:line="336" w:lineRule="auto" w:after="180"/>
-      </w:pPr>
-      <w:r>
-        <w:rPr>
-          <w:b w:val="0"/>
-        </w:rPr>
         <w:t>These are constructed classroom examples; they do not require live accounts, private records or an external service. Do not treat a plausible explanation as a measured outcome.</w:t>
-      </w:r>
-    </w:p>
-    <w:p>
-      <w:pPr>
-        <w:spacing w:line="336" w:lineRule="auto" w:after="180"/>
-      </w:pPr>
-      <w:r>
-        <w:rPr>
-          <w:b w:val="0"/>
-        </w:rPr>
-        <w:t xml:space="preserve">For this fictional </w:t>
-      </w:r>
-      <w:r>
-        <w:rPr>
-          <w:b/>
-        </w:rPr>
-        <w:t>workflow</w:t>
-      </w:r>
-      <w:r>
-        <w:rPr>
-          <w:b w:val="0"/>
-        </w:rPr>
-        <w:t xml:space="preserve"> the assistant drafts a room request but only the coordinator can approve and submit it. </w:t>
-      </w:r>
-      <w:r>
-        <w:rPr>
-          <w:b/>
-        </w:rPr>
-        <w:t>Review packet</w:t>
-      </w:r>
-      <w:r>
-        <w:rPr>
-          <w:b w:val="0"/>
-        </w:rPr>
-        <w:t>s include sources, uncertainty, requested action and the exact version.</w:t>
-      </w:r>
-    </w:p>
-    <w:p>
-      <w:pPr>
-        <w:spacing w:line="336" w:lineRule="auto" w:after="180"/>
-      </w:pPr>
-      <w:r>
-        <w:rPr>
-          <w:b w:val="0"/>
-        </w:rPr>
-        <w:t>Any material change requires new approval.</w:t>
-      </w:r>
-    </w:p>
-    <w:p>
-      <w:pPr>
-        <w:pStyle w:val="Heading3"/>
-      </w:pPr>
-      <w:r>
-        <w:t>Explain the added worked example · 2</w:t>
       </w:r>
     </w:p>
     <w:p>
@@ -1582,48 +2238,6 @@
         <w:rPr>
           <w:b w:val="0"/>
         </w:rPr>
-        <w:t>Coordinator approves draft v1 for room B. Assistant changes room to C in v2 and submits using the old approval.</w:t>
-      </w:r>
-    </w:p>
-    <w:p>
-      <w:pPr>
-        <w:spacing w:line="336" w:lineRule="auto" w:after="180"/>
-      </w:pPr>
-      <w:r>
-        <w:rPr>
-          <w:b w:val="0"/>
-        </w:rPr>
-        <w:t xml:space="preserve">The submission violates </w:t>
-      </w:r>
-      <w:r>
-        <w:rPr>
-          <w:b/>
-        </w:rPr>
-        <w:t>version-bound approval</w:t>
-      </w:r>
-      <w:r>
-        <w:rPr>
-          <w:b w:val="0"/>
-        </w:rPr>
-        <w:t>. Preserve v1 approval, request review of v2 and prevent submission until its exact action is approved.</w:t>
-      </w:r>
-    </w:p>
-    <w:p>
-      <w:pPr>
-        <w:pStyle w:val="Heading3"/>
-      </w:pPr>
-      <w:r>
-        <w:t>Model the reasoning aloud · 3</w:t>
-      </w:r>
-    </w:p>
-    <w:p>
-      <w:pPr>
-        <w:spacing w:line="336" w:lineRule="auto" w:after="180"/>
-      </w:pPr>
-      <w:r>
-        <w:rPr>
-          <w:b w:val="0"/>
-        </w:rPr>
         <w:t xml:space="preserve">Compare the intermediate </w:t>
       </w:r>
       <w:r>
@@ -1797,73 +2411,10 @@
     </w:p>
     <w:p>
       <w:pPr>
-        <w:spacing w:line="336" w:lineRule="auto" w:after="180"/>
-      </w:pPr>
-      <w:r>
-        <w:rPr>
-          <w:b w:val="0"/>
-        </w:rPr>
-        <w:t>A human approval belongs to the exact draft and action reviewed.</w:t>
-      </w:r>
-    </w:p>
-    <w:p>
-      <w:pPr>
         <w:pStyle w:val="Heading3"/>
       </w:pPr>
       <w:r>
         <w:t>The facts we will use</w:t>
-      </w:r>
-    </w:p>
-    <w:p>
-      <w:pPr>
-        <w:pStyle w:val="Heading3"/>
-      </w:pPr>
-      <w:r>
-        <w:t>Supplied facts</w:t>
-      </w:r>
-    </w:p>
-    <w:p>
-      <w:pPr>
-        <w:spacing w:line="336" w:lineRule="auto" w:after="180"/>
-        <w:shd w:fill="F1F6FC"/>
-      </w:pPr>
-      <w:r>
-        <w:rPr>
-          <w:b w:val="0"/>
-        </w:rPr>
-        <w:t>A teacher approves study handout H1 for classroom printing. H2 adds a pupil email address and proposes public posting. No H2 approval exists.</w:t>
-      </w:r>
-    </w:p>
-    <w:p>
-      <w:pPr>
-        <w:pStyle w:val="Heading3"/>
-      </w:pPr>
-      <w:r>
-        <w:t>Supplied facts</w:t>
-      </w:r>
-    </w:p>
-    <w:p>
-      <w:pPr>
-        <w:spacing w:line="336" w:lineRule="auto" w:after="180"/>
-        <w:shd w:fill="F1F6FC"/>
-      </w:pPr>
-      <w:r>
-        <w:rPr>
-          <w:b w:val="0"/>
-        </w:rPr>
-        <w:t xml:space="preserve">All </w:t>
-      </w:r>
-      <w:r>
-        <w:rPr>
-          <w:b/>
-        </w:rPr>
-        <w:t>input</w:t>
-      </w:r>
-      <w:r>
-        <w:rPr>
-          <w:b w:val="0"/>
-        </w:rPr>
-        <w:t>s and outcomes in this worked example are invented classroom data; no real model run is claimed.</w:t>
       </w:r>
     </w:p>
     <w:p>
@@ -1871,7 +2422,7 @@
         <w:drawing>
           <wp:inline xmlns:a="http://schemas.openxmlformats.org/drawingml/2006/main" xmlns:pic="http://schemas.openxmlformats.org/drawingml/2006/picture">
             <wp:extent cx="5486400" cy="5185229"/>
-            <wp:docPr id="1" name="Picture 1" descr="Human AI Workflow. Identify approval: The recorded approval covers H1 and classroom printing.. Inspect change: H2 changes both content and distribution scope.. Require review: Stop public posting and show H2’s changed content and intended audience to the reviewer."/>
+            <wp:docPr id="2" name="Picture 2" descr="Human AI Workflow. Identify approval: The recorded approval covers H1 and classroom printing.. Inspect change: H2 changes both content and distribution scope.. Require review: Stop public posting and show H2’s changed content and intended audience to the reviewer."/>
             <wp:cNvGraphicFramePr>
               <a:graphicFrameLocks noChangeAspect="1"/>
             </wp:cNvGraphicFramePr>
@@ -1883,7 +2434,7 @@
                     <pic:cNvPicPr/>
                   </pic:nvPicPr>
                   <pic:blipFill>
-                    <a:blip r:embed="rId9"/>
+                    <a:blip r:embed="rId10"/>
                     <a:stretch>
                       <a:fillRect/>
                     </a:stretch>
@@ -1907,114 +2458,7 @@
         <w:pStyle w:val="Heading3"/>
       </w:pPr>
       <w:r>
-        <w:t>Read the picture one step at a time</w:t>
-      </w:r>
-    </w:p>
-    <w:tbl>
-      <w:tblPr>
-        <w:tblStyle w:val="LightShading-Accent1"/>
-        <w:tblW w:type="auto" w:w="0"/>
-        <w:tblLook w:firstColumn="1" w:firstRow="1" w:lastColumn="0" w:lastRow="0" w:noHBand="0" w:noVBand="1" w:val="04A0"/>
-      </w:tblPr>
-      <w:tblGrid>
-        <w:gridCol w:w="5112"/>
-        <w:gridCol w:w="5112"/>
-      </w:tblGrid>
-      <w:tr>
-        <w:trPr>
-          <w:tblHeader/>
-        </w:trPr>
-        <w:tc>
-          <w:tcPr>
-            <w:tcW w:type="dxa" w:w="5112"/>
-          </w:tcPr>
-          <w:p>
-            <w:r>
-              <w:t>Step</w:t>
-            </w:r>
-          </w:p>
-        </w:tc>
-        <w:tc>
-          <w:tcPr>
-            <w:tcW w:type="dxa" w:w="5112"/>
-          </w:tcPr>
-          <w:p>
-            <w:r>
-              <w:t>What happens and why</w:t>
-            </w:r>
-          </w:p>
-        </w:tc>
-      </w:tr>
-      <w:tr>
-        <w:tc>
-          <w:tcPr>
-            <w:tcW w:type="dxa" w:w="5112"/>
-          </w:tcPr>
-          <w:p>
-            <w:r>
-              <w:t>1. Identify approval</w:t>
-            </w:r>
-          </w:p>
-        </w:tc>
-        <w:tc>
-          <w:tcPr>
-            <w:tcW w:type="dxa" w:w="5112"/>
-          </w:tcPr>
-          <w:p>
-            <w:r>
-              <w:t>The recorded approval covers H1 and classroom printing.</w:t>
-            </w:r>
-          </w:p>
-        </w:tc>
-      </w:tr>
-      <w:tr>
-        <w:tc>
-          <w:tcPr>
-            <w:tcW w:type="dxa" w:w="5112"/>
-          </w:tcPr>
-          <w:p>
-            <w:r>
-              <w:t>2. Inspect change</w:t>
-            </w:r>
-          </w:p>
-        </w:tc>
-        <w:tc>
-          <w:tcPr>
-            <w:tcW w:type="dxa" w:w="5112"/>
-          </w:tcPr>
-          <w:p>
-            <w:r>
-              <w:t>H2 changes both content and distribution scope.</w:t>
-            </w:r>
-          </w:p>
-        </w:tc>
-      </w:tr>
-      <w:tr>
-        <w:tc>
-          <w:tcPr>
-            <w:tcW w:type="dxa" w:w="5112"/>
-          </w:tcPr>
-          <w:p>
-            <w:r>
-              <w:t>3. Require review</w:t>
-            </w:r>
-          </w:p>
-        </w:tc>
-        <w:tc>
-          <w:tcPr>
-            <w:tcW w:type="dxa" w:w="5112"/>
-          </w:tcPr>
-          <w:p>
-            <w:r>
-              <w:t>Stop public posting and show H2’s changed content and intended audience to the reviewer.</w:t>
-            </w:r>
-          </w:p>
-        </w:tc>
-      </w:tr>
-    </w:tbl>
-    <w:p>
-      <w:r>
-        <w:t>Match each pictured step to the supplied facts. This is a worked teaching case, not an independent assessment.</w:t>
+        <w:t>Why this result follows</w:t>
       </w:r>
     </w:p>
     <w:p>
@@ -2022,7 +2466,7 @@
         <w:pStyle w:val="Heading3"/>
       </w:pPr>
       <w:r>
-        <w:t>Why this result follows</w:t>
+        <w:t>What this example does not establish</w:t>
       </w:r>
     </w:p>
     <w:p>
@@ -2030,43 +2474,349 @@
         <w:pStyle w:val="Heading3"/>
       </w:pPr>
       <w:r>
-        <w:t>Why the result follows</w:t>
+        <w:t>Change one thing in the pictured case</w:t>
+      </w:r>
+    </w:p>
+    <w:p>
+      <w:pPr>
+        <w:pStyle w:val="Heading3"/>
+      </w:pPr>
+      <w:r>
+        <w:t>Ask while showing the picture</w:t>
+      </w:r>
+    </w:p>
+    <w:p>
+      <w:pPr>
+        <w:pStyle w:val="Heading1"/>
+      </w:pPr>
+      <w:r>
+        <w:t>03. Guide the explanation, then remove help</w:t>
+      </w:r>
+    </w:p>
+    <w:p>
+      <w:r>
+        <w:t>Collect each learner’s reasoning before showing feedback.</w:t>
+      </w:r>
+    </w:p>
+    <w:p>
+      <w:pPr>
+        <w:pStyle w:val="Heading2"/>
+      </w:pPr>
+      <w:r>
+        <w:t>Main completion prompt</w:t>
       </w:r>
     </w:p>
     <w:p>
       <w:pPr>
         <w:spacing w:line="336" w:lineRule="auto" w:after="180"/>
-        <w:shd w:fill="F1F6FC"/>
-      </w:pPr>
-      <w:r>
-        <w:rPr>
-          <w:b w:val="0"/>
-        </w:rPr>
-        <w:t xml:space="preserve">Read the picture in order. Stop public posting and show H2’s changed content and intended audience to the reviewer. The arrows show which recorded </w:t>
+      </w:pPr>
+      <w:r>
+        <w:rPr>
+          <w:b w:val="0"/>
+        </w:rPr>
+        <w:t>Completion task: Coordinator approves draft v1 for room B. Assistant changes room to C in v2 and submits using the old approval. Show the intermediate steps and give the conclusion with its scope.</w:t>
+      </w:r>
+    </w:p>
+    <w:p>
+      <w:pPr>
+        <w:pStyle w:val="Heading2"/>
+      </w:pPr>
+      <w:r>
+        <w:t>Expected reasoning and fading help</w:t>
+      </w:r>
+    </w:p>
+    <w:p>
+      <w:pPr>
+        <w:spacing w:line="336" w:lineRule="auto" w:after="180"/>
+      </w:pPr>
+      <w:r>
+        <w:rPr>
+          <w:b w:val="0"/>
+        </w:rPr>
+        <w:t xml:space="preserve">Teacher check: Teacher explanation: The submission violates </w:t>
       </w:r>
       <w:r>
         <w:rPr>
           <w:b/>
         </w:rPr>
+        <w:t>version-bound approval</w:t>
+      </w:r>
+      <w:r>
+        <w:rPr>
+          <w:b w:val="0"/>
+        </w:rPr>
+        <w:t>. Preserve v1 approval, request review of v2 and prevent submission until its exact action is approved.</w:t>
+      </w:r>
+    </w:p>
+    <w:p>
+      <w:pPr>
+        <w:spacing w:line="336" w:lineRule="auto" w:after="180"/>
+      </w:pPr>
+      <w:r>
+        <w:rPr>
+          <w:b w:val="0"/>
+        </w:rPr>
+        <w:t xml:space="preserve">Start by identifying the given </w:t>
+      </w:r>
+      <w:r>
+        <w:rPr>
+          <w:b/>
+        </w:rPr>
         <w:t>input</w:t>
       </w:r>
       <w:r>
         <w:rPr>
           <w:b w:val="0"/>
         </w:rPr>
-        <w:t xml:space="preserve"> or intermediate result each decision uses.</w:t>
+        <w:t>s together. Leave the intermediate steps blank. If needed, model one step, then withdraw that help on the next step. Move to a full trace only when the partial trace is understood.</w:t>
       </w:r>
     </w:p>
     <w:p>
       <w:pPr>
         <w:spacing w:line="336" w:lineRule="auto" w:after="180"/>
-        <w:shd w:fill="F1F6FC"/>
-      </w:pPr>
-      <w:r>
-        <w:rPr>
-          <w:b w:val="0"/>
-        </w:rPr>
-        <w:t>Explain the deciding step aloud before checking the changed case; pointing to the final answer alone does not show how it follows.</w:t>
+      </w:pPr>
+      <w:r>
+        <w:rPr>
+          <w:b w:val="0"/>
+        </w:rPr>
+        <w:t>For partners, alternate explainer and checker; collect a response from every learner before discussion.</w:t>
+      </w:r>
+    </w:p>
+    <w:p>
+      <w:pPr>
+        <w:pStyle w:val="Heading2"/>
+      </w:pPr>
+      <w:r>
+        <w:t>Individual misconception check</w:t>
+      </w:r>
+    </w:p>
+    <w:p>
+      <w:pPr>
+        <w:spacing w:line="336" w:lineRule="auto" w:after="180"/>
+      </w:pPr>
+      <w:r>
+        <w:rPr>
+          <w:b w:val="0"/>
+        </w:rPr>
+        <w:t>Use the worked case for Human review and consequential use. Proposed explanation: “The worked result establishes every future case”. Decide whether this explanation is supported.</w:t>
+      </w:r>
+    </w:p>
+    <w:p>
+      <w:pPr>
+        <w:spacing w:line="336" w:lineRule="auto" w:after="180"/>
+      </w:pPr>
+      <w:r>
+        <w:rPr>
+          <w:b w:val="0"/>
+        </w:rPr>
+        <w:t>Point to the step or supplied fact that decides; explain your repair if needed.</w:t>
+      </w:r>
+    </w:p>
+    <w:p>
+      <w:pPr>
+        <w:spacing w:line="336" w:lineRule="auto" w:after="180"/>
+      </w:pPr>
+      <w:r>
+        <w:rPr>
+          <w:b w:val="0"/>
+        </w:rPr>
+        <w:t xml:space="preserve">Expected correction: Review effectiveness depends on usable </w:t>
+      </w:r>
+      <w:r>
+        <w:rPr>
+          <w:b/>
+        </w:rPr>
+        <w:t>evidence</w:t>
+      </w:r>
+      <w:r>
+        <w:rPr>
+          <w:b w:val="0"/>
+        </w:rPr>
+        <w:t xml:space="preserve">, time and authority; a checkbox is not </w:t>
+      </w:r>
+      <w:r>
+        <w:rPr>
+          <w:b/>
+        </w:rPr>
+        <w:t>evidence</w:t>
+      </w:r>
+      <w:r>
+        <w:rPr>
+          <w:b w:val="0"/>
+        </w:rPr>
+        <w:t xml:space="preserve"> of informed review.</w:t>
+      </w:r>
+    </w:p>
+    <w:p>
+      <w:pPr>
+        <w:spacing w:line="336" w:lineRule="auto" w:after="180"/>
+      </w:pPr>
+      <w:r>
+        <w:rPr>
+          <w:b w:val="0"/>
+        </w:rPr>
+        <w:t>Collect explanations, not only yes/no votes. If a misunderstanding is common, re-model the relevant step for the class.</w:t>
+      </w:r>
+    </w:p>
+    <w:p>
+      <w:pPr>
+        <w:spacing w:line="336" w:lineRule="auto" w:after="180"/>
+      </w:pPr>
+      <w:r>
+        <w:rPr>
+          <w:b w:val="0"/>
+        </w:rPr>
+        <w:t>If it affects a few learners, give a short targeted group explanation while others solve a more demanding variation.</w:t>
+      </w:r>
+    </w:p>
+    <w:p>
+      <w:pPr>
+        <w:pStyle w:val="Heading2"/>
+      </w:pPr>
+      <w:r>
+        <w:t>Pictorial question and changed-case reasoning</w:t>
+      </w:r>
+    </w:p>
+    <w:p>
+      <w:pPr>
+        <w:spacing w:line="336" w:lineRule="auto" w:after="180"/>
+      </w:pPr>
+      <w:r>
+        <w:rPr>
+          <w:b w:val="0"/>
+        </w:rPr>
+        <w:t xml:space="preserve">Why can H1’s approval not automatically approve H2? Point to the relevant step in the picture, then write the changed result and the rule or </w:t>
+      </w:r>
+      <w:r>
+        <w:rPr>
+          <w:b/>
+        </w:rPr>
+        <w:t>evidence</w:t>
+      </w:r>
+      <w:r>
+        <w:rPr>
+          <w:b w:val="0"/>
+        </w:rPr>
+        <w:t xml:space="preserve"> that supports it.</w:t>
+      </w:r>
+    </w:p>
+    <w:p>
+      <w:pPr>
+        <w:spacing w:line="336" w:lineRule="auto" w:after="180"/>
+      </w:pPr>
+      <w:r>
+        <w:rPr>
+          <w:b w:val="0"/>
+        </w:rPr>
+        <w:t>The reviewer did not approve the added personal detail or public audience. Approval must match the version and action. Changed-case check: The original approval covers that declared action.</w:t>
+      </w:r>
+    </w:p>
+    <w:p>
+      <w:pPr>
+        <w:spacing w:line="336" w:lineRule="auto" w:after="180"/>
+      </w:pPr>
+      <w:r>
+        <w:rPr>
+          <w:b w:val="0"/>
+        </w:rPr>
+        <w:t>Both the approved content and its distribution scope now match.</w:t>
+      </w:r>
+    </w:p>
+    <w:p>
+      <w:pPr>
+        <w:spacing w:line="336" w:lineRule="auto" w:after="180"/>
+      </w:pPr>
+      <w:r>
+        <w:rPr>
+          <w:b w:val="0"/>
+        </w:rPr>
+        <w:t>Changed-case reasoning: The original approval covers that declared action. Both the approved content and its distribution scope now match.</w:t>
+      </w:r>
+    </w:p>
+    <w:p>
+      <w:pPr>
+        <w:spacing w:line="336" w:lineRule="auto" w:after="180"/>
+      </w:pPr>
+      <w:r>
+        <w:rPr>
+          <w:b w:val="0"/>
+        </w:rPr>
+        <w:t xml:space="preserve">Collect each learner’s explanation before discussion. Use the first missing connection between </w:t>
+      </w:r>
+      <w:r>
+        <w:rPr>
+          <w:b/>
+        </w:rPr>
+        <w:t>input</w:t>
+      </w:r>
+      <w:r>
+        <w:rPr>
+          <w:b w:val="0"/>
+        </w:rPr>
+        <w:t xml:space="preserve">, deciding step and result to choose support. This question is worked-case practice, not fresh mastery </w:t>
+      </w:r>
+      <w:r>
+        <w:rPr>
+          <w:b/>
+        </w:rPr>
+        <w:t>evidence</w:t>
+      </w:r>
+      <w:r>
+        <w:rPr>
+          <w:b w:val="0"/>
+        </w:rPr>
+        <w:t>.</w:t>
+      </w:r>
+    </w:p>
+    <w:p>
+      <w:pPr>
+        <w:pStyle w:val="Heading2"/>
+      </w:pPr>
+      <w:r>
+        <w:t>Keep each learner explaining</w:t>
+      </w:r>
+    </w:p>
+    <w:p>
+      <w:pPr>
+        <w:pStyle w:val="ListBullet"/>
+      </w:pPr>
+      <w:r>
+        <w:t>Ask: Which facts are given, and which would we have to assume? Learners mark relevant details before discussing answers.</w:t>
+      </w:r>
+    </w:p>
+    <w:p>
+      <w:pPr>
+        <w:pStyle w:val="ListBullet"/>
+      </w:pPr>
+      <w:r>
+        <w:t>Say: Predict first. Show the rule, information path or calculation that would produce the result. A correct guess is not yet an explanation.</w:t>
+      </w:r>
+    </w:p>
+    <w:p>
+      <w:pPr>
+        <w:pStyle w:val="ListBullet"/>
+      </w:pPr>
+      <w:r>
+        <w:t>In pairs, one learner solves while the other checks evidence; exchange roles. Remove the worked answer before independent assessment.</w:t>
+      </w:r>
+    </w:p>
+    <w:p>
+      <w:pPr>
+        <w:pStyle w:val="Heading2"/>
+      </w:pPr>
+      <w:r>
+        <w:t>Earlier wording, alternatives and picture transcripts · reference / check after trying</w:t>
+      </w:r>
+    </w:p>
+    <w:p>
+      <w:pPr>
+        <w:spacing w:line="336" w:lineRule="auto" w:after="180"/>
+      </w:pPr>
+      <w:r>
+        <w:rPr>
+          <w:b w:val="0"/>
+        </w:rPr>
+        <w:t>Demonstrate and guide practice</w:t>
       </w:r>
     </w:p>
     <w:p>
@@ -2074,7 +2824,63 @@
         <w:pStyle w:val="Heading3"/>
       </w:pPr>
       <w:r>
-        <w:t>What this example does not establish</w:t>
+        <w:t>Board sequence</w:t>
+      </w:r>
+    </w:p>
+    <w:p>
+      <w:pPr>
+        <w:spacing w:line="336" w:lineRule="auto" w:after="180"/>
+      </w:pPr>
+      <w:r>
+        <w:rPr>
+          <w:b w:val="0"/>
+        </w:rPr>
+        <w:t>Write the given facts: An AI drafts, verifies and submits a student's assessment without review.</w:t>
+      </w:r>
+    </w:p>
+    <w:p>
+      <w:pPr>
+        <w:spacing w:line="336" w:lineRule="auto" w:after="180"/>
+      </w:pPr>
+      <w:r>
+        <w:rPr>
+          <w:b w:val="0"/>
+        </w:rPr>
+        <w:t>Write the question to explain: Where should responsibility remain?</w:t>
+      </w:r>
+    </w:p>
+    <w:p>
+      <w:pPr>
+        <w:spacing w:line="336" w:lineRule="auto" w:after="180"/>
+      </w:pPr>
+      <w:r>
+        <w:rPr>
+          <w:b w:val="0"/>
+        </w:rPr>
+        <w:t xml:space="preserve">Reveal after </w:t>
+      </w:r>
+      <w:r>
+        <w:rPr>
+          <w:b/>
+        </w:rPr>
+        <w:t>prediction</w:t>
+      </w:r>
+      <w:r>
+        <w:rPr>
+          <w:b w:val="0"/>
+        </w:rPr>
+        <w:t>s: The student reviews, verifies, follows class rules and remains responsible. Submission requires authorisation and must not bypass learning.</w:t>
+      </w:r>
+    </w:p>
+    <w:p>
+      <w:pPr>
+        <w:spacing w:line="336" w:lineRule="auto" w:after="180"/>
+      </w:pPr>
+      <w:r>
+        <w:rPr>
+          <w:b w:val="0"/>
+        </w:rPr>
+        <w:t>Use the earlier changed question as optional later practice. Reserve Inspect the new report-distribution scope independently for the first independent attempt before hints or feedback.</w:t>
       </w:r>
     </w:p>
     <w:p>
@@ -2082,374 +2888,18 @@
         <w:pStyle w:val="Heading3"/>
       </w:pPr>
       <w:r>
-        <w:t>Keep the stated limit</w:t>
+        <w:t>Classroom dialogue</w:t>
       </w:r>
     </w:p>
     <w:p>
       <w:pPr>
         <w:spacing w:line="336" w:lineRule="auto" w:after="180"/>
-        <w:shd w:fill="FFF5E6"/>
-      </w:pPr>
-      <w:r>
-        <w:rPr>
-          <w:b w:val="0"/>
-        </w:rPr>
-        <w:t xml:space="preserve">Human review helps only when the reviewer sees the material changes, </w:t>
-      </w:r>
-      <w:r>
-        <w:rPr>
-          <w:b/>
-        </w:rPr>
-        <w:t>evidence</w:t>
-      </w:r>
-      <w:r>
-        <w:rPr>
-          <w:b w:val="0"/>
-        </w:rPr>
-        <w:t xml:space="preserve"> and actual consequences.</w:t>
-      </w:r>
-    </w:p>
-    <w:p>
-      <w:pPr>
-        <w:pStyle w:val="Heading3"/>
-      </w:pPr>
-      <w:r>
-        <w:t>Change one thing in the pictured case</w:t>
-      </w:r>
-    </w:p>
-    <w:p>
-      <w:pPr>
-        <w:pStyle w:val="Heading3"/>
-      </w:pPr>
-      <w:r>
-        <w:t>Change one thing</w:t>
-      </w:r>
-    </w:p>
-    <w:p>
-      <w:pPr>
-        <w:spacing w:line="336" w:lineRule="auto" w:after="180"/>
-        <w:shd w:fill="F5F1FB"/>
-      </w:pPr>
-      <w:r>
-        <w:rPr>
-          <w:b w:val="0"/>
-        </w:rPr>
-        <w:t>Change: H2 is replaced with unchanged H1 for classroom printing.</w:t>
-      </w:r>
-    </w:p>
-    <w:p>
-      <w:pPr>
-        <w:pStyle w:val="Heading3"/>
-      </w:pPr>
-      <w:r>
-        <w:t>Predicted result</w:t>
-      </w:r>
-    </w:p>
-    <w:p>
-      <w:pPr>
-        <w:spacing w:line="336" w:lineRule="auto" w:after="180"/>
-        <w:shd w:fill="F1F6FC"/>
-      </w:pPr>
-      <w:r>
-        <w:rPr>
-          <w:b/>
-        </w:rPr>
-        <w:t>Prediction</w:t>
-      </w:r>
-      <w:r>
-        <w:rPr>
-          <w:b w:val="0"/>
-        </w:rPr>
-        <w:t>: The original approval covers that declared action.</w:t>
-      </w:r>
-    </w:p>
-    <w:p>
-      <w:pPr>
-        <w:pStyle w:val="Heading3"/>
-      </w:pPr>
-      <w:r>
-        <w:t>Why the result follows</w:t>
-      </w:r>
-    </w:p>
-    <w:p>
-      <w:pPr>
-        <w:spacing w:line="336" w:lineRule="auto" w:after="180"/>
-        <w:shd w:fill="F1F6FC"/>
-      </w:pPr>
-      <w:r>
-        <w:rPr>
-          <w:b w:val="0"/>
-        </w:rPr>
-        <w:t>Reason: Both the approved content and its distribution scope now match.</w:t>
-      </w:r>
-    </w:p>
-    <w:p>
-      <w:pPr>
-        <w:pStyle w:val="Heading3"/>
-      </w:pPr>
-      <w:r>
-        <w:t>Ask while showing the picture</w:t>
-      </w:r>
-    </w:p>
-    <w:p>
-      <w:pPr>
-        <w:pStyle w:val="Heading3"/>
-      </w:pPr>
-      <w:r>
-        <w:t>Ask while showing the picture · 4</w:t>
-      </w:r>
-    </w:p>
-    <w:p>
-      <w:pPr>
-        <w:spacing w:line="336" w:lineRule="auto" w:after="180"/>
-      </w:pPr>
-      <w:r>
-        <w:rPr>
-          <w:b w:val="0"/>
-        </w:rPr>
-        <w:t xml:space="preserve">Cover the result. Ask learners to name the </w:t>
-      </w:r>
-      <w:r>
-        <w:rPr>
-          <w:b/>
-        </w:rPr>
-        <w:t>input</w:t>
-      </w:r>
-      <w:r>
-        <w:rPr>
-          <w:b w:val="0"/>
-        </w:rPr>
-        <w:t xml:space="preserve">s and predict the next step. Uncover one step, connect the icon to the actual procedure, and explain its </w:t>
-      </w:r>
-      <w:r>
-        <w:rPr>
-          <w:b/>
-        </w:rPr>
-        <w:t>evidence</w:t>
-      </w:r>
-      <w:r>
-        <w:rPr>
-          <w:b w:val="0"/>
-        </w:rPr>
-        <w:t>. Then change the supplied condition and compare.</w:t>
-      </w:r>
-    </w:p>
-    <w:p>
-      <w:pPr>
-        <w:spacing w:line="336" w:lineRule="auto" w:after="180"/>
-      </w:pPr>
-      <w:r>
-        <w:rPr>
-          <w:b w:val="0"/>
-        </w:rPr>
-        <w:t>The picture is a representation; it does not document execution of a real AI model.</w:t>
-      </w:r>
-    </w:p>
-    <w:p>
-      <w:pPr>
-        <w:pStyle w:val="Heading1"/>
-      </w:pPr>
-      <w:r>
-        <w:t>03. Demonstrate and guide practice</w:t>
-      </w:r>
-    </w:p>
-    <w:p>
-      <w:r>
-        <w:t>Demonstrate Human AI Workflow, reduce support deliberately and check individual reasoning before discussing answers.</w:t>
-      </w:r>
-    </w:p>
-    <w:p>
-      <w:pPr>
-        <w:pStyle w:val="Heading3"/>
-      </w:pPr>
-      <w:r>
-        <w:t>Board sequence</w:t>
-      </w:r>
-    </w:p>
-    <w:p>
-      <w:pPr>
-        <w:pStyle w:val="Heading3"/>
-      </w:pPr>
-      <w:r>
-        <w:t>1. Put the facts on the board</w:t>
-      </w:r>
-    </w:p>
-    <w:p>
-      <w:pPr>
-        <w:spacing w:line="336" w:lineRule="auto" w:after="180"/>
-        <w:shd w:fill="F4F9FC"/>
-      </w:pPr>
-      <w:r>
-        <w:rPr>
-          <w:b w:val="0"/>
-        </w:rPr>
-        <w:t>Write the given facts: An AI drafts, verifies and submits a student's assessment without review.</w:t>
-      </w:r>
-    </w:p>
-    <w:p>
-      <w:pPr>
-        <w:pStyle w:val="Heading3"/>
-      </w:pPr>
-      <w:r>
-        <w:t>2. State the decision to explain</w:t>
-      </w:r>
-    </w:p>
-    <w:p>
-      <w:pPr>
-        <w:spacing w:line="336" w:lineRule="auto" w:after="180"/>
-        <w:shd w:fill="F5F1FB"/>
-      </w:pPr>
-      <w:r>
-        <w:rPr>
-          <w:b w:val="0"/>
-        </w:rPr>
-        <w:t>Write the question to explain: Where should responsibility remain?</w:t>
-      </w:r>
-    </w:p>
-    <w:p>
-      <w:pPr>
-        <w:pStyle w:val="Heading3"/>
-      </w:pPr>
-      <w:r>
-        <w:t>3. Reveal the worked reasoning</w:t>
-      </w:r>
-    </w:p>
-    <w:p>
-      <w:pPr>
-        <w:spacing w:line="336" w:lineRule="auto" w:after="180"/>
-        <w:shd w:fill="F1F6FC"/>
-      </w:pPr>
-      <w:r>
-        <w:rPr>
-          <w:b w:val="0"/>
-        </w:rPr>
-        <w:t xml:space="preserve">Reveal after </w:t>
-      </w:r>
-      <w:r>
-        <w:rPr>
-          <w:b/>
-        </w:rPr>
-        <w:t>prediction</w:t>
-      </w:r>
-      <w:r>
-        <w:rPr>
-          <w:b w:val="0"/>
-        </w:rPr>
-        <w:t>s: The student reviews, verifies, follows class rules and remains responsible. Submission requires authorisation and must not bypass learning.</w:t>
-      </w:r>
-    </w:p>
-    <w:p>
-      <w:pPr>
-        <w:pStyle w:val="Heading3"/>
-      </w:pPr>
-      <w:r>
-        <w:t>Hold back the independent task</w:t>
-      </w:r>
-    </w:p>
-    <w:p>
-      <w:pPr>
-        <w:spacing w:line="336" w:lineRule="auto" w:after="180"/>
-        <w:shd w:fill="F5F1FB"/>
-      </w:pPr>
-      <w:r>
-        <w:rPr>
-          <w:b w:val="0"/>
-        </w:rPr>
-        <w:t xml:space="preserve">Keep for an independent attempt: A </w:t>
-      </w:r>
-      <w:r>
-        <w:rPr>
-          <w:b/>
-        </w:rPr>
-        <w:t>workflow</w:t>
-      </w:r>
-      <w:r>
-        <w:rPr>
-          <w:b w:val="0"/>
-        </w:rPr>
-        <w:t xml:space="preserve"> drafts a class email, checks its claims and then sends it. Where should approval occur, and what should the approver see?</w:t>
-      </w:r>
-    </w:p>
-    <w:p>
-      <w:pPr>
-        <w:pStyle w:val="Heading3"/>
-      </w:pPr>
-      <w:r>
-        <w:t>Classroom dialogue</w:t>
-      </w:r>
-    </w:p>
-    <w:p>
-      <w:pPr>
-        <w:pStyle w:val="Heading3"/>
-      </w:pPr>
-      <w:r>
-        <w:t>Ask the class</w:t>
-      </w:r>
-    </w:p>
-    <w:p>
-      <w:pPr>
-        <w:spacing w:line="336" w:lineRule="auto" w:after="180"/>
-        <w:shd w:fill="F5F1FB"/>
-      </w:pPr>
-      <w:r>
-        <w:rPr>
-          <w:b w:val="0"/>
-        </w:rPr>
-        <w:t>Ask: Which facts are given, and which would we have to assume? Learners mark relevant details before discussing answers.</w:t>
-      </w:r>
-    </w:p>
-    <w:p>
-      <w:pPr>
-        <w:pStyle w:val="Heading3"/>
-      </w:pPr>
-      <w:r>
-        <w:t>Language to model</w:t>
-      </w:r>
-    </w:p>
-    <w:p>
-      <w:pPr>
-        <w:spacing w:line="336" w:lineRule="auto" w:after="180"/>
-        <w:shd w:fill="F1F6F8"/>
-      </w:pPr>
-      <w:r>
-        <w:rPr>
-          <w:b w:val="0"/>
-        </w:rPr>
-        <w:t>Say: Predict first. Show the rule, information path or calculation that would produce the result. A correct guess is not yet an explanation.</w:t>
-      </w:r>
-    </w:p>
-    <w:p>
-      <w:pPr>
-        <w:spacing w:line="336" w:lineRule="auto" w:after="180"/>
       </w:pPr>
       <w:r>
         <w:rPr>
           <w:b w:val="0"/>
         </w:rPr>
         <w:t>Reveal reasoning one step at a time. Explain why a tempting alternative fails. Write units and denominators for arithmetic, trace conditions for decisions, and identify supporting sources for claims.</w:t>
-      </w:r>
-    </w:p>
-    <w:p>
-      <w:pPr>
-        <w:spacing w:line="336" w:lineRule="auto" w:after="180"/>
-      </w:pPr>
-      <w:r>
-        <w:rPr>
-          <w:b w:val="0"/>
-        </w:rPr>
-        <w:t xml:space="preserve">In pairs, one learner solves while the other checks </w:t>
-      </w:r>
-      <w:r>
-        <w:rPr>
-          <w:b/>
-        </w:rPr>
-        <w:t>evidence</w:t>
-      </w:r>
-      <w:r>
-        <w:rPr>
-          <w:b w:val="0"/>
-        </w:rPr>
-        <w:t>; exchange roles. Remove the worked answer before independent assessment.</w:t>
       </w:r>
     </w:p>
     <w:p>
@@ -2786,422 +3236,114 @@
         <w:pStyle w:val="Heading3"/>
       </w:pPr>
       <w:r>
-        <w:t>Completion practice</w:t>
+        <w:t>Individual reasoning check</w:t>
+      </w:r>
+    </w:p>
+    <w:p>
+      <w:pPr>
+        <w:pStyle w:val="Heading3"/>
+      </w:pPr>
+      <w:r>
+        <w:t>Pictorial practice question</w:t>
+      </w:r>
+    </w:p>
+    <w:p>
+      <w:pPr>
+        <w:pStyle w:val="Heading3"/>
+      </w:pPr>
+      <w:r>
+        <w:t>Reasoned teacher answer</w:t>
+      </w:r>
+    </w:p>
+    <w:p>
+      <w:pPr>
+        <w:pStyle w:val="Heading1"/>
+      </w:pPr>
+      <w:r>
+        <w:t>04. Run the supplied investigation</w:t>
+      </w:r>
+    </w:p>
+    <w:p>
+      <w:r>
+        <w:t>Keep expected results, observed paper traces and remaining limits distinguishable.</w:t>
+      </w:r>
+    </w:p>
+    <w:p>
+      <w:pPr>
+        <w:pStyle w:val="Heading2"/>
+      </w:pPr>
+      <w:r>
+        <w:t>Supplied materials and answer guidance</w:t>
       </w:r>
     </w:p>
     <w:p>
       <w:pPr>
         <w:spacing w:line="336" w:lineRule="auto" w:after="180"/>
-        <w:shd w:fill="F5F1FB"/>
-      </w:pPr>
-      <w:r>
-        <w:rPr>
-          <w:b w:val="0"/>
-        </w:rPr>
-        <w:t>Completion task: Coordinator approves draft v1 for room B. Assistant changes room to C in v2 and submits using the old approval. Show the intermediate steps and give the conclusion with its scope.</w:t>
-      </w:r>
-    </w:p>
-    <w:p>
-      <w:pPr>
-        <w:pStyle w:val="Heading3"/>
-      </w:pPr>
-      <w:r>
-        <w:t>Reasoning to listen for</w:t>
+      </w:pPr>
+      <w:r>
+        <w:rPr>
+          <w:b w:val="0"/>
+        </w:rPr>
+        <w:t>Room cards A eligible coordinator action, no actual submission; B missing source; C unsupported capacity; D changed version; E wrong actor; F inadequate evidence packet. H1 approval covers unchanged classroom printing only, not H2 public posting. Independent R1 read-only approval does not cover R2 email distribution; reviewer needs exact content/version, recipients, purpose and authorised approval before any send.</w:t>
       </w:r>
     </w:p>
     <w:p>
       <w:pPr>
         <w:spacing w:line="336" w:lineRule="auto" w:after="180"/>
-        <w:shd w:fill="F1F6FC"/>
-      </w:pPr>
-      <w:r>
-        <w:rPr>
-          <w:b w:val="0"/>
-        </w:rPr>
-        <w:t xml:space="preserve">Teacher check: Teacher explanation: The submission violates </w:t>
-      </w:r>
-      <w:r>
-        <w:rPr>
-          <w:b/>
-        </w:rPr>
-        <w:t>version-bound approval</w:t>
-      </w:r>
-      <w:r>
-        <w:rPr>
-          <w:b w:val="0"/>
-        </w:rPr>
-        <w:t>. Preserve v1 approval, request review of v2 and prevent submission until its exact action is approved.</w:t>
-      </w:r>
-    </w:p>
-    <w:p>
-      <w:pPr>
-        <w:spacing w:line="336" w:lineRule="auto" w:after="180"/>
-      </w:pPr>
-      <w:r>
-        <w:rPr>
-          <w:b w:val="0"/>
-        </w:rPr>
-        <w:t xml:space="preserve">Start by identifying the given </w:t>
-      </w:r>
-      <w:r>
-        <w:rPr>
-          <w:b/>
-        </w:rPr>
-        <w:t>input</w:t>
-      </w:r>
-      <w:r>
-        <w:rPr>
-          <w:b w:val="0"/>
-        </w:rPr>
-        <w:t>s together. Leave the intermediate steps blank. If needed, model one step, then withdraw that help on the next step. Move to a full trace only when the partial trace is understood.</w:t>
-      </w:r>
-    </w:p>
-    <w:p>
-      <w:pPr>
-        <w:spacing w:line="336" w:lineRule="auto" w:after="180"/>
-      </w:pPr>
-      <w:r>
-        <w:rPr>
-          <w:b w:val="0"/>
-        </w:rPr>
-        <w:t>For partners, alternate explainer and checker; collect a response from every learner before discussion.</w:t>
-      </w:r>
-    </w:p>
-    <w:p>
-      <w:pPr>
-        <w:pStyle w:val="Heading3"/>
-      </w:pPr>
-      <w:r>
-        <w:t>Individual reasoning check</w:t>
-      </w:r>
-    </w:p>
-    <w:p>
-      <w:pPr>
-        <w:spacing w:line="336" w:lineRule="auto" w:after="180"/>
-      </w:pPr>
-      <w:r>
-        <w:rPr>
-          <w:b w:val="0"/>
-        </w:rPr>
-        <w:t>Use the worked case for Human review and consequential use. Proposed explanation: “The worked result establishes every future case”. Decide whether this explanation is supported.</w:t>
-      </w:r>
-    </w:p>
-    <w:p>
-      <w:pPr>
-        <w:spacing w:line="336" w:lineRule="auto" w:after="180"/>
-      </w:pPr>
-      <w:r>
-        <w:rPr>
-          <w:b w:val="0"/>
-        </w:rPr>
-        <w:t>Point to the step or supplied fact that decides; explain your repair if needed.</w:t>
-      </w:r>
-    </w:p>
-    <w:p>
-      <w:pPr>
-        <w:pStyle w:val="Heading3"/>
-      </w:pPr>
-      <w:r>
-        <w:t>Expected repair</w:t>
-      </w:r>
-    </w:p>
-    <w:p>
-      <w:pPr>
-        <w:spacing w:line="336" w:lineRule="auto" w:after="180"/>
-        <w:shd w:fill="F1F6FC"/>
-      </w:pPr>
-      <w:r>
-        <w:rPr>
-          <w:b w:val="0"/>
-        </w:rPr>
-        <w:t xml:space="preserve">Expected correction: Review effectiveness depends on usable </w:t>
-      </w:r>
-      <w:r>
-        <w:rPr>
-          <w:b/>
-        </w:rPr>
-        <w:t>evidence</w:t>
-      </w:r>
-      <w:r>
-        <w:rPr>
-          <w:b w:val="0"/>
-        </w:rPr>
-        <w:t xml:space="preserve">, time and authority; a checkbox is not </w:t>
-      </w:r>
-      <w:r>
-        <w:rPr>
-          <w:b/>
-        </w:rPr>
-        <w:t>evidence</w:t>
-      </w:r>
-      <w:r>
-        <w:rPr>
-          <w:b w:val="0"/>
-        </w:rPr>
-        <w:t xml:space="preserve"> of informed review.</w:t>
-      </w:r>
-    </w:p>
-    <w:p>
-      <w:pPr>
-        <w:spacing w:line="336" w:lineRule="auto" w:after="180"/>
-      </w:pPr>
-      <w:r>
-        <w:rPr>
-          <w:b w:val="0"/>
-        </w:rPr>
-        <w:t>Collect explanations, not only yes/no votes. If a misunderstanding is common, re-model the relevant step for the class.</w:t>
-      </w:r>
-    </w:p>
-    <w:p>
-      <w:pPr>
-        <w:spacing w:line="336" w:lineRule="auto" w:after="180"/>
-      </w:pPr>
-      <w:r>
-        <w:rPr>
-          <w:b w:val="0"/>
-        </w:rPr>
-        <w:t>If it affects a few learners, give a short targeted group explanation while others solve a more demanding variation.</w:t>
-      </w:r>
-    </w:p>
-    <w:p>
-      <w:pPr>
-        <w:pStyle w:val="Heading3"/>
-      </w:pPr>
-      <w:r>
-        <w:t>Pictorial practice question</w:t>
-      </w:r>
-    </w:p>
-    <w:p>
-      <w:pPr>
-        <w:spacing w:line="336" w:lineRule="auto" w:after="180"/>
-      </w:pPr>
-      <w:r>
-        <w:rPr>
-          <w:b w:val="0"/>
-        </w:rPr>
-        <w:t xml:space="preserve">Why can H1’s approval not automatically approve H2? Point to the relevant step in the picture, then write the changed result and the rule or </w:t>
-      </w:r>
-      <w:r>
-        <w:rPr>
-          <w:b/>
-        </w:rPr>
-        <w:t>evidence</w:t>
-      </w:r>
-      <w:r>
-        <w:rPr>
-          <w:b w:val="0"/>
-        </w:rPr>
-        <w:t xml:space="preserve"> that supports it.</w:t>
-      </w:r>
-    </w:p>
-    <w:p>
-      <w:pPr>
-        <w:pStyle w:val="Heading3"/>
-      </w:pPr>
-      <w:r>
-        <w:t>Reasoned teacher answer</w:t>
-      </w:r>
-    </w:p>
-    <w:p>
-      <w:pPr>
-        <w:spacing w:line="336" w:lineRule="auto" w:after="180"/>
-      </w:pPr>
-      <w:r>
-        <w:rPr>
-          <w:b w:val="0"/>
-        </w:rPr>
-        <w:t>The reviewer did not approve the added personal detail or public audience. Approval must match the version and action. Changed-case check: The original approval covers that declared action.</w:t>
-      </w:r>
-    </w:p>
-    <w:p>
-      <w:pPr>
-        <w:spacing w:line="336" w:lineRule="auto" w:after="180"/>
-      </w:pPr>
-      <w:r>
-        <w:rPr>
-          <w:b w:val="0"/>
-        </w:rPr>
-        <w:t>Both the approved content and its distribution scope now match.</w:t>
-      </w:r>
-    </w:p>
-    <w:p>
-      <w:pPr>
-        <w:spacing w:line="336" w:lineRule="auto" w:after="180"/>
-      </w:pPr>
-      <w:r>
-        <w:rPr>
-          <w:b w:val="0"/>
-        </w:rPr>
-        <w:t>Changed-case reasoning: The original approval covers that declared action. Both the approved content and its distribution scope now match.</w:t>
-      </w:r>
-    </w:p>
-    <w:p>
-      <w:pPr>
-        <w:spacing w:line="336" w:lineRule="auto" w:after="180"/>
-      </w:pPr>
-      <w:r>
-        <w:rPr>
-          <w:b w:val="0"/>
-        </w:rPr>
-        <w:t xml:space="preserve">Collect each learner’s explanation before discussion. Use the first missing connection between </w:t>
-      </w:r>
-      <w:r>
-        <w:rPr>
-          <w:b/>
-        </w:rPr>
-        <w:t>input</w:t>
-      </w:r>
-      <w:r>
-        <w:rPr>
-          <w:b w:val="0"/>
-        </w:rPr>
-        <w:t xml:space="preserve">, deciding step and result to choose support. This question is worked-case practice, not fresh mastery </w:t>
-      </w:r>
-      <w:r>
-        <w:rPr>
-          <w:b/>
-        </w:rPr>
-        <w:t>evidence</w:t>
-      </w:r>
-      <w:r>
-        <w:rPr>
-          <w:b w:val="0"/>
-        </w:rPr>
-        <w:t>.</w:t>
-      </w:r>
-    </w:p>
-    <w:p>
-      <w:pPr>
-        <w:pStyle w:val="Heading1"/>
-      </w:pPr>
-      <w:r>
-        <w:t>04. Run the weekly evidence lab</w:t>
-      </w:r>
-    </w:p>
-    <w:p>
-      <w:r>
-        <w:t>Run the Human AI Workflow investigation and use the first unsupported step to choose a teaching response.</w:t>
-      </w:r>
-    </w:p>
-    <w:p>
-      <w:pPr>
-        <w:spacing w:line="336" w:lineRule="auto" w:after="180"/>
-      </w:pPr>
-      <w:r>
-        <w:rPr>
-          <w:b w:val="0"/>
-        </w:rPr>
-        <w:t>Words You Can Use to Reason</w:t>
-      </w:r>
-    </w:p>
-    <w:p>
-      <w:pPr>
-        <w:spacing w:line="336" w:lineRule="auto" w:after="180"/>
-      </w:pPr>
-      <w:r>
-        <w:rPr>
-          <w:b w:val="0"/>
-        </w:rPr>
-        <w:t>A definition matters when you can recognize the idea, use it, and contrast it with a near-miss.</w:t>
-      </w:r>
-    </w:p>
-    <w:p>
-      <w:pPr>
-        <w:spacing w:line="336" w:lineRule="auto" w:after="180"/>
-      </w:pPr>
-      <w:r>
-        <w:rPr>
-          <w:b w:val="0"/>
-        </w:rPr>
+      </w:pPr>
+      <w:r>
+        <w:rPr>
+          <w:b w:val="0"/>
+        </w:rPr>
+        <w:t>A person in the loop is not automatically effective oversight.</w:t>
+      </w:r>
+    </w:p>
+    <w:p>
+      <w:pPr>
+        <w:pStyle w:val="Heading2"/>
+      </w:pPr>
+      <w:r>
+        <w:t>Run and record</w:t>
+      </w:r>
+    </w:p>
+    <w:p>
+      <w:pPr>
+        <w:pStyle w:val="ListNumber"/>
+      </w:pPr>
+      <w:r>
         <w:t>Predict → Test → Record → Explain</w:t>
       </w:r>
     </w:p>
     <w:p>
       <w:pPr>
-        <w:spacing w:line="336" w:lineRule="auto" w:after="180"/>
-      </w:pPr>
-      <w:r>
-        <w:rPr>
-          <w:b w:val="0"/>
-        </w:rPr>
+        <w:pStyle w:val="ListNumber"/>
+      </w:pPr>
+      <w:r>
         <w:t>Keep expected and actual results separate. Surprises are useful data when recorded honestly.</w:t>
       </w:r>
     </w:p>
     <w:p>
       <w:pPr>
-        <w:spacing w:line="336" w:lineRule="auto" w:after="180"/>
-      </w:pPr>
-      <w:r>
-        <w:rPr>
-          <w:b w:val="0"/>
-        </w:rPr>
-        <w:t xml:space="preserve">Allocate tasks on a </w:t>
-      </w:r>
-      <w:r>
-        <w:rPr>
-          <w:b/>
-        </w:rPr>
-        <w:t>workflow</w:t>
-      </w:r>
-      <w:r>
-        <w:rPr>
-          <w:b w:val="0"/>
-        </w:rPr>
-        <w:t xml:space="preserve"> map, justify each owner, simulate a failed tool or unsupported claim, and verify the stop/</w:t>
-      </w:r>
-      <w:r>
-        <w:rPr>
-          <w:b/>
-        </w:rPr>
-        <w:t>escalation</w:t>
-      </w:r>
-      <w:r>
-        <w:rPr>
-          <w:b w:val="0"/>
-        </w:rPr>
-        <w:t xml:space="preserve"> path.</w:t>
-      </w:r>
-    </w:p>
-    <w:p>
-      <w:pPr>
-        <w:spacing w:line="336" w:lineRule="auto" w:after="180"/>
-        <w:shd w:fill="F5F1FB"/>
-      </w:pPr>
-      <w:r>
-        <w:rPr>
-          <w:b w:val="0"/>
-        </w:rPr>
+        <w:pStyle w:val="ListNumber"/>
+      </w:pPr>
+      <w:r>
+        <w:t>Use the six complete room-workflow cards and explicit coordinator-only approval/submission rule. Assign owners, preserve exact content/version/action, show the review packet and trace evidence failures or wrong-actor stops. These are supplied paper simulations, not actual approvals or submissions.</w:t>
+      </w:r>
+    </w:p>
+    <w:p>
+      <w:pPr>
+        <w:pStyle w:val="ListNumber"/>
+      </w:pPr>
+      <w:r>
         <w:t>What did the hardest test teach you that the normal test did not?</w:t>
       </w:r>
     </w:p>
     <w:p>
       <w:pPr>
-        <w:pStyle w:val="Heading3"/>
-      </w:pPr>
-      <w:r>
-        <w:t>Make the lab runnable</w:t>
-      </w:r>
-    </w:p>
-    <w:p>
-      <w:pPr>
-        <w:spacing w:line="336" w:lineRule="auto" w:after="180"/>
-      </w:pPr>
-      <w:r>
-        <w:rPr>
-          <w:b w:val="0"/>
-        </w:rPr>
-        <w:t>Use the concrete case as the shared normal case and the independent question as a second case. Each pair creates a boundary or missing-information case and predicts its result before testing.</w:t>
-      </w:r>
-    </w:p>
-    <w:p>
-      <w:pPr>
-        <w:spacing w:line="336" w:lineRule="auto" w:after="180"/>
-      </w:pPr>
-      <w:r>
-        <w:rPr>
-          <w:b w:val="0"/>
-        </w:rPr>
-        <w:t>Keep the expected result separate from an observed mistake.</w:t>
+        <w:pStyle w:val="Heading2"/>
+      </w:pPr>
+      <w:r>
+        <w:t>Keep an inspectable record</w:t>
       </w:r>
     </w:p>
     <w:tbl>
@@ -3352,10 +3494,10 @@
     </w:tbl>
     <w:p>
       <w:pPr>
-        <w:pStyle w:val="Heading3"/>
-      </w:pPr>
-      <w:r>
-        <w:t>Diagnose and reteach</w:t>
+        <w:pStyle w:val="Heading2"/>
+      </w:pPr>
+      <w:r>
+        <w:t>Diagnose the first misunderstanding</w:t>
       </w:r>
     </w:p>
     <w:p>
@@ -3366,7 +3508,31 @@
         <w:rPr>
           <w:b w:val="0"/>
         </w:rPr>
-        <w:t>For guessing, return to given facts and request a trace. For vocabulary without application, use one example and one non-example. For arithmetic errors, check the setup before the calculation.</w:t>
+        <w:t xml:space="preserve">The worked result establishes every future case: Review effectiveness depends on usable </w:t>
+      </w:r>
+      <w:r>
+        <w:rPr>
+          <w:b/>
+        </w:rPr>
+        <w:t>evidence</w:t>
+      </w:r>
+      <w:r>
+        <w:rPr>
+          <w:b w:val="0"/>
+        </w:rPr>
+        <w:t xml:space="preserve">, time and authority; a checkbox is not </w:t>
+      </w:r>
+      <w:r>
+        <w:rPr>
+          <w:b/>
+        </w:rPr>
+        <w:t>evidence</w:t>
+      </w:r>
+      <w:r>
+        <w:rPr>
+          <w:b w:val="0"/>
+        </w:rPr>
+        <w:t xml:space="preserve"> of informed review.</w:t>
       </w:r>
     </w:p>
     <w:p>
@@ -3377,15 +3543,31 @@
         <w:rPr>
           <w:b w:val="0"/>
         </w:rPr>
-        <w:t>Finish with a different uncoached case before recording mastery.</w:t>
-      </w:r>
-    </w:p>
-    <w:p>
-      <w:pPr>
-        <w:pStyle w:val="Heading3"/>
-      </w:pPr>
-      <w:r>
-        <w:t>Address these additional misconceptions</w:t>
+        <w:t xml:space="preserve">A missing </w:t>
+      </w:r>
+      <w:r>
+        <w:rPr>
+          <w:b/>
+        </w:rPr>
+        <w:t>input</w:t>
+      </w:r>
+      <w:r>
+        <w:rPr>
+          <w:b w:val="0"/>
+        </w:rPr>
+        <w:t xml:space="preserve"> may be replaced without recording the change: A replacement changes the </w:t>
+      </w:r>
+      <w:r>
+        <w:rPr>
+          <w:b/>
+        </w:rPr>
+        <w:t>evidence</w:t>
+      </w:r>
+      <w:r>
+        <w:rPr>
+          <w:b w:val="0"/>
+        </w:rPr>
+        <w:t xml:space="preserve"> or contract. Record the change and its justification; do not silently turn unknown into a measured value.</w:t>
       </w:r>
     </w:p>
     <w:p>
@@ -3396,7 +3578,7 @@
         <w:rPr>
           <w:b w:val="0"/>
         </w:rPr>
-        <w:t xml:space="preserve">The worked result establishes every future case: Review effectiveness depends on usable </w:t>
+        <w:t xml:space="preserve">Repeating an assessed case is new independent </w:t>
       </w:r>
       <w:r>
         <w:rPr>
@@ -3408,85 +3590,15 @@
         <w:rPr>
           <w:b w:val="0"/>
         </w:rPr>
-        <w:t xml:space="preserve">, time and authority; a checkbox is not </w:t>
-      </w:r>
-      <w:r>
-        <w:rPr>
-          <w:b/>
-        </w:rPr>
-        <w:t>evidence</w:t>
-      </w:r>
-      <w:r>
-        <w:rPr>
-          <w:b w:val="0"/>
-        </w:rPr>
-        <w:t xml:space="preserve"> of informed review.</w:t>
-      </w:r>
-    </w:p>
-    <w:p>
-      <w:pPr>
-        <w:spacing w:line="336" w:lineRule="auto" w:after="180"/>
-      </w:pPr>
-      <w:r>
-        <w:rPr>
-          <w:b w:val="0"/>
-        </w:rPr>
-        <w:t xml:space="preserve">A missing </w:t>
-      </w:r>
-      <w:r>
-        <w:rPr>
-          <w:b/>
-        </w:rPr>
-        <w:t>input</w:t>
-      </w:r>
-      <w:r>
-        <w:rPr>
-          <w:b w:val="0"/>
-        </w:rPr>
-        <w:t xml:space="preserve"> may be replaced without recording the change: A replacement changes the </w:t>
-      </w:r>
-      <w:r>
-        <w:rPr>
-          <w:b/>
-        </w:rPr>
-        <w:t>evidence</w:t>
-      </w:r>
-      <w:r>
-        <w:rPr>
-          <w:b w:val="0"/>
-        </w:rPr>
-        <w:t xml:space="preserve"> or contract. Record the change and its justification; do not silently turn unknown into a measured value.</w:t>
-      </w:r>
-    </w:p>
-    <w:p>
-      <w:pPr>
-        <w:spacing w:line="336" w:lineRule="auto" w:after="180"/>
-      </w:pPr>
-      <w:r>
-        <w:rPr>
-          <w:b w:val="0"/>
-        </w:rPr>
-        <w:t xml:space="preserve">Repeating an assessed case is new independent </w:t>
-      </w:r>
-      <w:r>
-        <w:rPr>
-          <w:b/>
-        </w:rPr>
-        <w:t>evidence</w:t>
-      </w:r>
-      <w:r>
-        <w:rPr>
-          <w:b w:val="0"/>
-        </w:rPr>
         <w:t>: A replay checks consistency. An example used for feedback or revision cannot later be described as untouched final evaluation.</w:t>
       </w:r>
     </w:p>
     <w:p>
       <w:pPr>
-        <w:pStyle w:val="Heading3"/>
-      </w:pPr>
-      <w:r>
-        <w:t>Match the support to the first error</w:t>
+        <w:pStyle w:val="Heading2"/>
+      </w:pPr>
+      <w:r>
+        <w:t>Choose support from the response</w:t>
       </w:r>
     </w:p>
     <w:tbl>
@@ -3659,15 +3771,757 @@
     </w:p>
     <w:p>
       <w:pPr>
+        <w:pStyle w:val="Heading2"/>
+      </w:pPr>
+      <w:r>
+        <w:t>Earlier wording, alternatives and picture transcripts · reference / check after trying</w:t>
+      </w:r>
+    </w:p>
+    <w:p>
+      <w:pPr>
+        <w:spacing w:line="336" w:lineRule="auto" w:after="180"/>
+      </w:pPr>
+      <w:r>
+        <w:rPr>
+          <w:b w:val="0"/>
+        </w:rPr>
+        <w:t>Run the weekly evidence lab</w:t>
+      </w:r>
+    </w:p>
+    <w:p>
+      <w:pPr>
+        <w:spacing w:line="336" w:lineRule="auto" w:after="180"/>
+      </w:pPr>
+      <w:r>
+        <w:rPr>
+          <w:b w:val="0"/>
+        </w:rPr>
+        <w:t>Words You Can Use to Reason</w:t>
+      </w:r>
+    </w:p>
+    <w:p>
+      <w:pPr>
+        <w:spacing w:line="336" w:lineRule="auto" w:after="180"/>
+      </w:pPr>
+      <w:r>
+        <w:rPr>
+          <w:b w:val="0"/>
+        </w:rPr>
+        <w:t>A definition matters when you can recognize the idea, use it, and contrast it with a near-miss.</w:t>
+      </w:r>
+    </w:p>
+    <w:p>
+      <w:pPr>
+        <w:pStyle w:val="Heading3"/>
+      </w:pPr>
+      <w:r>
+        <w:t>Make the lab runnable</w:t>
+      </w:r>
+    </w:p>
+    <w:p>
+      <w:pPr>
+        <w:spacing w:line="336" w:lineRule="auto" w:after="180"/>
+      </w:pPr>
+      <w:r>
+        <w:rPr>
+          <w:b w:val="0"/>
+        </w:rPr>
+        <w:t>Use the supplied investigation for shared practice. Keep predictions and observed paper-trace results separate. Reserve Inspect the new report-distribution scope independently for the individual first attempt before feedback; do not use the reserved case as a paired lab task.</w:t>
+      </w:r>
+    </w:p>
+    <w:p>
+      <w:pPr>
+        <w:pStyle w:val="Heading3"/>
+      </w:pPr>
+      <w:r>
+        <w:t>Diagnose and reteach</w:t>
+      </w:r>
+    </w:p>
+    <w:p>
+      <w:pPr>
+        <w:spacing w:line="336" w:lineRule="auto" w:after="180"/>
+      </w:pPr>
+      <w:r>
+        <w:rPr>
+          <w:b w:val="0"/>
+        </w:rPr>
+        <w:t>For guessing, return to given facts and request a trace. For vocabulary without application, use one example and one non-example. For arithmetic errors, check the setup before the calculation.</w:t>
+      </w:r>
+    </w:p>
+    <w:p>
+      <w:pPr>
+        <w:spacing w:line="336" w:lineRule="auto" w:after="180"/>
+      </w:pPr>
+      <w:r>
+        <w:rPr>
+          <w:b w:val="0"/>
+        </w:rPr>
+        <w:t>Finish with a different uncoached case before recording mastery.</w:t>
+      </w:r>
+    </w:p>
+    <w:p>
+      <w:pPr>
+        <w:pStyle w:val="Heading3"/>
+      </w:pPr>
+      <w:r>
+        <w:t>Address these additional misconceptions</w:t>
+      </w:r>
+    </w:p>
+    <w:p>
+      <w:pPr>
+        <w:pStyle w:val="Heading3"/>
+      </w:pPr>
+      <w:r>
+        <w:t>Match the support to the first error</w:t>
+      </w:r>
+    </w:p>
+    <w:p>
+      <w:pPr>
         <w:pStyle w:val="Heading1"/>
       </w:pPr>
       <w:r>
-        <w:t>05. Assess and explain the answers</w:t>
-      </w:r>
-    </w:p>
-    <w:p>
-      <w:r>
-        <w:t>Use the Human AI Workflow questions, teacher keys and criteria after the relevant attempts. Previously discussed cases are practice; protect the separately selected independent task.</w:t>
+        <w:t>05. Assess the selected new case</w:t>
+      </w:r>
+    </w:p>
+    <w:p>
+      <w:r>
+        <w:t>Keep this key until after the first attempt; accept valid alternatives with defensible reasoning.</w:t>
+      </w:r>
+    </w:p>
+    <w:p>
+      <w:pPr>
+        <w:pStyle w:val="Heading2"/>
+      </w:pPr>
+      <w:r>
+        <w:t>Selected independent question and key</w:t>
+      </w:r>
+    </w:p>
+    <w:p>
+      <w:pPr>
+        <w:spacing w:line="336" w:lineRule="auto" w:after="180"/>
+      </w:pPr>
+      <w:r>
+        <w:rPr>
+          <w:b w:val="0"/>
+        </w:rPr>
+        <w:t>Selected case: Teacher approves read-only report R1. System adds email distribution in R2. What permission is missing and what should the reviewer see?</w:t>
+      </w:r>
+    </w:p>
+    <w:p>
+      <w:pPr>
+        <w:spacing w:line="336" w:lineRule="auto" w:after="180"/>
+      </w:pPr>
+      <w:r>
+        <w:rPr>
+          <w:b w:val="0"/>
+        </w:rPr>
+        <w:t>Teacher explanation: Email distribution is a new side effect not covered by report approval. Show recipient, content/version and purpose; require authorised approval before sending.</w:t>
+      </w:r>
+    </w:p>
+    <w:p>
+      <w:pPr>
+        <w:pStyle w:val="Heading2"/>
+      </w:pPr>
+      <w:r>
+        <w:t>Judge explanation, trace and limits</w:t>
+      </w:r>
+    </w:p>
+    <w:tbl>
+      <w:tblPr>
+        <w:tblStyle w:val="LightShading-Accent1"/>
+        <w:tblW w:type="auto" w:w="0"/>
+        <w:tblLook w:firstColumn="1" w:firstRow="1" w:lastColumn="0" w:lastRow="0" w:noHBand="0" w:noVBand="1" w:val="04A0"/>
+      </w:tblPr>
+      <w:tblGrid>
+        <w:gridCol w:w="5112"/>
+        <w:gridCol w:w="5112"/>
+      </w:tblGrid>
+      <w:tr>
+        <w:trPr>
+          <w:tblHeader/>
+        </w:trPr>
+        <w:tc>
+          <w:tcPr>
+            <w:tcW w:type="dxa" w:w="5112"/>
+          </w:tcPr>
+          <w:p>
+            <w:r>
+              <w:t>Dimension</w:t>
+            </w:r>
+          </w:p>
+        </w:tc>
+        <w:tc>
+          <w:tcPr>
+            <w:tcW w:type="dxa" w:w="5112"/>
+          </w:tcPr>
+          <w:p>
+            <w:r>
+              <w:t>Evidence required</w:t>
+            </w:r>
+          </w:p>
+        </w:tc>
+      </w:tr>
+      <w:tr>
+        <w:tc>
+          <w:tcPr>
+            <w:tcW w:type="dxa" w:w="5112"/>
+          </w:tcPr>
+          <w:p>
+            <w:r>
+              <w:t>Explanation</w:t>
+            </w:r>
+          </w:p>
+        </w:tc>
+        <w:tc>
+          <w:tcPr>
+            <w:tcW w:type="dxa" w:w="5112"/>
+          </w:tcPr>
+          <w:p>
+            <w:r>
+              <w:t>Names the applicable idea or procedure and ties it to the supplied facts.</w:t>
+            </w:r>
+          </w:p>
+        </w:tc>
+      </w:tr>
+      <w:tr>
+        <w:tc>
+          <w:tcPr>
+            <w:tcW w:type="dxa" w:w="5112"/>
+          </w:tcPr>
+          <w:p>
+            <w:r>
+              <w:t>Trace and result</w:t>
+            </w:r>
+          </w:p>
+        </w:tc>
+        <w:tc>
+          <w:tcPr>
+            <w:tcW w:type="dxa" w:w="5112"/>
+          </w:tcPr>
+          <w:p>
+            <w:r>
+              <w:t>Preserves the given inputs and shows the relevant intermediate steps; distinguishes a prediction from an observed execution.</w:t>
+            </w:r>
+          </w:p>
+        </w:tc>
+      </w:tr>
+      <w:tr>
+        <w:tc>
+          <w:tcPr>
+            <w:tcW w:type="dxa" w:w="5112"/>
+          </w:tcPr>
+          <w:p>
+            <w:r>
+              <w:t>Limits</w:t>
+            </w:r>
+          </w:p>
+        </w:tc>
+        <w:tc>
+          <w:tcPr>
+            <w:tcW w:type="dxa" w:w="5112"/>
+          </w:tcPr>
+          <w:p>
+            <w:r>
+              <w:t>States the assumptions, missing evidence or conditions under which the result would change.</w:t>
+            </w:r>
+          </w:p>
+        </w:tc>
+      </w:tr>
+    </w:tbl>
+    <w:p>
+      <w:pPr>
+        <w:spacing w:line="336" w:lineRule="auto" w:after="180"/>
+      </w:pPr>
+      <w:r>
+        <w:rPr>
+          <w:b w:val="0"/>
+        </w:rPr>
+        <w:t>Record each dimension as not yet, with support, or independent. Accept a valid alternative procedure with a defensible trace.</w:t>
+      </w:r>
+    </w:p>
+    <w:p>
+      <w:pPr>
+        <w:spacing w:line="336" w:lineRule="auto" w:after="180"/>
+      </w:pPr>
+      <w:r>
+        <w:rPr>
+          <w:b w:val="0"/>
+        </w:rPr>
+        <w:t xml:space="preserve">Do not penalise an honestly recorded model failure if the learner correctly explains its </w:t>
+      </w:r>
+      <w:r>
+        <w:rPr>
+          <w:b/>
+        </w:rPr>
+        <w:t>evidence</w:t>
+      </w:r>
+      <w:r>
+        <w:rPr>
+          <w:b w:val="0"/>
+        </w:rPr>
+        <w:t xml:space="preserve"> and limits.</w:t>
+      </w:r>
+    </w:p>
+    <w:p>
+      <w:pPr>
+        <w:pStyle w:val="Heading2"/>
+      </w:pPr>
+      <w:r>
+        <w:t>Give one usable repair action</w:t>
+      </w:r>
+    </w:p>
+    <w:p>
+      <w:pPr>
+        <w:spacing w:line="336" w:lineRule="auto" w:after="180"/>
+      </w:pPr>
+      <w:r>
+        <w:rPr>
+          <w:b w:val="0"/>
+        </w:rPr>
+        <w:t>Name the earliest unsupported step and give one action to repair it. Have the learner make that repair now and explain why. Then assess the relevant skill on a fresh, fully specified case.</w:t>
+      </w:r>
+    </w:p>
+    <w:p>
+      <w:pPr>
+        <w:spacing w:line="336" w:lineRule="auto" w:after="180"/>
+      </w:pPr>
+      <w:r>
+        <w:rPr>
+          <w:b w:val="0"/>
+        </w:rPr>
+        <w:t>Confirm it was not previously practised with feedback; solve and check the new case before assigning it. A follow-up design prompt is a starting brief, not automatically an equivalent test.</w:t>
+      </w:r>
+    </w:p>
+    <w:p>
+      <w:pPr>
+        <w:pStyle w:val="Heading2"/>
+      </w:pPr>
+      <w:r>
+        <w:t>W1 Explain the mechanism</w:t>
+      </w:r>
+    </w:p>
+    <w:p>
+      <w:pPr>
+        <w:spacing w:line="336" w:lineRule="auto" w:after="180"/>
+      </w:pPr>
+      <w:r>
+        <w:rPr>
+          <w:b w:val="0"/>
+        </w:rPr>
+        <w:t xml:space="preserve">Explain the weekly </w:t>
+      </w:r>
+      <w:r>
+        <w:rPr>
+          <w:b/>
+        </w:rPr>
+        <w:t>mechanism</w:t>
+      </w:r>
+      <w:r>
+        <w:rPr>
+          <w:b w:val="0"/>
+        </w:rPr>
+        <w:t xml:space="preserve"> in your own words. Use the worked scenario to name its </w:t>
+      </w:r>
+      <w:r>
+        <w:rPr>
+          <w:b/>
+        </w:rPr>
+        <w:t>input</w:t>
+      </w:r>
+      <w:r>
+        <w:rPr>
+          <w:b w:val="0"/>
+        </w:rPr>
+        <w:t xml:space="preserve">, decision rule and </w:t>
+      </w:r>
+      <w:r>
+        <w:rPr>
+          <w:b/>
+        </w:rPr>
+        <w:t>output</w:t>
+      </w:r>
+      <w:r>
+        <w:rPr>
+          <w:b w:val="0"/>
+        </w:rPr>
+        <w:t>.</w:t>
+      </w:r>
+    </w:p>
+    <w:p>
+      <w:pPr>
+        <w:spacing w:line="336" w:lineRule="auto" w:after="180"/>
+      </w:pPr>
+      <w:r>
+        <w:rPr>
+          <w:b w:val="0"/>
+        </w:rPr>
+        <w:t xml:space="preserve">Teacher explanation: Human review needs a responsible actor, </w:t>
+      </w:r>
+      <w:r>
+        <w:rPr>
+          <w:b/>
+        </w:rPr>
+        <w:t>evidence</w:t>
+      </w:r>
+      <w:r>
+        <w:rPr>
+          <w:b w:val="0"/>
+        </w:rPr>
+        <w:t xml:space="preserve"> packet and explicit authority. Adding a person to a </w:t>
+      </w:r>
+      <w:r>
+        <w:rPr>
+          <w:b/>
+        </w:rPr>
+        <w:t>workflow</w:t>
+      </w:r>
+      <w:r>
+        <w:rPr>
+          <w:b w:val="0"/>
+        </w:rPr>
+        <w:t xml:space="preserve"> does not guarantee effective oversight.</w:t>
+      </w:r>
+    </w:p>
+    <w:p>
+      <w:pPr>
+        <w:spacing w:line="336" w:lineRule="auto" w:after="180"/>
+      </w:pPr>
+      <w:r>
+        <w:rPr>
+          <w:b w:val="0"/>
+        </w:rPr>
+        <w:t xml:space="preserve">For this fictional </w:t>
+      </w:r>
+      <w:r>
+        <w:rPr>
+          <w:b/>
+        </w:rPr>
+        <w:t>workflow</w:t>
+      </w:r>
+      <w:r>
+        <w:rPr>
+          <w:b w:val="0"/>
+        </w:rPr>
+        <w:t xml:space="preserve"> the assistant drafts a room request but only the coordinator can approve and submit it. </w:t>
+      </w:r>
+      <w:r>
+        <w:rPr>
+          <w:b/>
+        </w:rPr>
+        <w:t>Review packet</w:t>
+      </w:r>
+      <w:r>
+        <w:rPr>
+          <w:b w:val="0"/>
+        </w:rPr>
+        <w:t>s include sources, uncertainty, requested action and the exact version.</w:t>
+      </w:r>
+    </w:p>
+    <w:p>
+      <w:pPr>
+        <w:spacing w:line="336" w:lineRule="auto" w:after="180"/>
+      </w:pPr>
+      <w:r>
+        <w:rPr>
+          <w:b w:val="0"/>
+        </w:rPr>
+        <w:t>Any material change requires new approval.</w:t>
+      </w:r>
+    </w:p>
+    <w:p>
+      <w:pPr>
+        <w:pStyle w:val="Heading2"/>
+      </w:pPr>
+      <w:r>
+        <w:t>W2 Trace the worked case</w:t>
+      </w:r>
+    </w:p>
+    <w:p>
+      <w:pPr>
+        <w:spacing w:line="336" w:lineRule="auto" w:after="180"/>
+      </w:pPr>
+      <w:r>
+        <w:rPr>
+          <w:b w:val="0"/>
+        </w:rPr>
+        <w:t>Coordinator approves draft v1 for room B. Assistant changes room to C in v2 and submits using the old approval. Show the intermediate steps and give the conclusion with its scope.</w:t>
+      </w:r>
+    </w:p>
+    <w:p>
+      <w:pPr>
+        <w:spacing w:line="336" w:lineRule="auto" w:after="180"/>
+      </w:pPr>
+      <w:r>
+        <w:rPr>
+          <w:b w:val="0"/>
+        </w:rPr>
+        <w:t xml:space="preserve">Teacher explanation: The submission violates </w:t>
+      </w:r>
+      <w:r>
+        <w:rPr>
+          <w:b/>
+        </w:rPr>
+        <w:t>version-bound approval</w:t>
+      </w:r>
+      <w:r>
+        <w:rPr>
+          <w:b w:val="0"/>
+        </w:rPr>
+        <w:t>. Preserve v1 approval, request review of v2 and prevent submission until its exact action is approved.</w:t>
+      </w:r>
+    </w:p>
+    <w:p>
+      <w:pPr>
+        <w:pStyle w:val="Heading2"/>
+      </w:pPr>
+      <w:r>
+        <w:t>W3 Audit the limit</w:t>
+      </w:r>
+    </w:p>
+    <w:p>
+      <w:pPr>
+        <w:spacing w:line="336" w:lineRule="auto" w:after="180"/>
+      </w:pPr>
+      <w:r>
+        <w:rPr>
+          <w:b w:val="0"/>
+        </w:rPr>
+        <w:t xml:space="preserve">A report omits this qualification: Review effectiveness depends on usable </w:t>
+      </w:r>
+      <w:r>
+        <w:rPr>
+          <w:b/>
+        </w:rPr>
+        <w:t>evidence</w:t>
+      </w:r>
+      <w:r>
+        <w:rPr>
+          <w:b w:val="0"/>
+        </w:rPr>
+        <w:t xml:space="preserve">, time and authority; a checkbox is not </w:t>
+      </w:r>
+      <w:r>
+        <w:rPr>
+          <w:b/>
+        </w:rPr>
+        <w:t>evidence</w:t>
+      </w:r>
+      <w:r>
+        <w:rPr>
+          <w:b w:val="0"/>
+        </w:rPr>
+        <w:t xml:space="preserve"> of informed review.</w:t>
+      </w:r>
+    </w:p>
+    <w:p>
+      <w:pPr>
+        <w:spacing w:line="336" w:lineRule="auto" w:after="180"/>
+      </w:pPr>
+      <w:r>
+        <w:rPr>
+          <w:b w:val="0"/>
+        </w:rPr>
+        <w:t>Explain how omitting it could change a reader's interpretation, and write an accurate replacement.</w:t>
+      </w:r>
+    </w:p>
+    <w:p>
+      <w:pPr>
+        <w:spacing w:line="336" w:lineRule="auto" w:after="180"/>
+      </w:pPr>
+      <w:r>
+        <w:rPr>
+          <w:b w:val="0"/>
+        </w:rPr>
+        <w:t xml:space="preserve">Teacher explanation: Review effectiveness depends on usable </w:t>
+      </w:r>
+      <w:r>
+        <w:rPr>
+          <w:b/>
+        </w:rPr>
+        <w:t>evidence</w:t>
+      </w:r>
+      <w:r>
+        <w:rPr>
+          <w:b w:val="0"/>
+        </w:rPr>
+        <w:t xml:space="preserve">, time and authority; a checkbox is not </w:t>
+      </w:r>
+      <w:r>
+        <w:rPr>
+          <w:b/>
+        </w:rPr>
+        <w:t>evidence</w:t>
+      </w:r>
+      <w:r>
+        <w:rPr>
+          <w:b w:val="0"/>
+        </w:rPr>
+        <w:t xml:space="preserve"> of informed review.</w:t>
+      </w:r>
+    </w:p>
+    <w:p>
+      <w:pPr>
+        <w:spacing w:line="336" w:lineRule="auto" w:after="180"/>
+      </w:pPr>
+      <w:r>
+        <w:rPr>
+          <w:b w:val="0"/>
+        </w:rPr>
+        <w:t xml:space="preserve">State the observed result separately from the unverified or out-of-scope claim; preserve the original </w:t>
+      </w:r>
+      <w:r>
+        <w:rPr>
+          <w:b/>
+        </w:rPr>
+        <w:t>evidence</w:t>
+      </w:r>
+      <w:r>
+        <w:rPr>
+          <w:b w:val="0"/>
+        </w:rPr>
+        <w:t xml:space="preserve"> rather than inventing a missing fact.</w:t>
+      </w:r>
+    </w:p>
+    <w:p>
+      <w:pPr>
+        <w:pStyle w:val="Heading2"/>
+      </w:pPr>
+      <w:r>
+        <w:t>W5 Design a revealing follow-up</w:t>
+      </w:r>
+    </w:p>
+    <w:p>
+      <w:pPr>
+        <w:spacing w:line="336" w:lineRule="auto" w:after="180"/>
+      </w:pPr>
+      <w:r>
+        <w:rPr>
+          <w:b w:val="0"/>
+        </w:rPr>
+        <w:t>For the worked scenario, propose one additional case that could reveal a failure, describe its expected outcome before running it, and explain what would need to remain fixed for a fair comparison.</w:t>
+      </w:r>
+    </w:p>
+    <w:p>
+      <w:pPr>
+        <w:spacing w:line="336" w:lineRule="auto" w:after="180"/>
+      </w:pPr>
+      <w:r>
+        <w:rPr>
+          <w:b w:val="0"/>
+        </w:rPr>
+        <w:t>Do not reuse W4 as a new final test after receiving feedback.</w:t>
+      </w:r>
+    </w:p>
+    <w:p>
+      <w:pPr>
+        <w:spacing w:line="336" w:lineRule="auto" w:after="180"/>
+      </w:pPr>
+      <w:r>
+        <w:rPr>
+          <w:b w:val="0"/>
+        </w:rPr>
+        <w:t xml:space="preserve">Teacher explanation: Accept a concrete variant of the worked </w:t>
+      </w:r>
+      <w:r>
+        <w:rPr>
+          <w:b/>
+        </w:rPr>
+        <w:t>input</w:t>
+      </w:r>
+      <w:r>
+        <w:rPr>
+          <w:b w:val="0"/>
+        </w:rPr>
+        <w:t xml:space="preserve"> or a missing/conflicting/boundary condition, with an expectation derived from the declared procedure.</w:t>
+      </w:r>
+    </w:p>
+    <w:p>
+      <w:pPr>
+        <w:spacing w:line="336" w:lineRule="auto" w:after="180"/>
+      </w:pPr>
+      <w:r>
+        <w:rPr>
+          <w:b w:val="0"/>
+        </w:rPr>
+        <w:t xml:space="preserve">Require preserved settings, original </w:t>
+      </w:r>
+      <w:r>
+        <w:rPr>
+          <w:b/>
+        </w:rPr>
+        <w:t>output</w:t>
+      </w:r>
+      <w:r>
+        <w:rPr>
+          <w:b w:val="0"/>
+        </w:rPr>
+        <w:t xml:space="preserve">s and data roles. Review effectiveness depends on usable </w:t>
+      </w:r>
+      <w:r>
+        <w:rPr>
+          <w:b/>
+        </w:rPr>
+        <w:t>evidence</w:t>
+      </w:r>
+      <w:r>
+        <w:rPr>
+          <w:b w:val="0"/>
+        </w:rPr>
+        <w:t xml:space="preserve">, time and authority; a checkbox is not </w:t>
+      </w:r>
+      <w:r>
+        <w:rPr>
+          <w:b/>
+        </w:rPr>
+        <w:t>evidence</w:t>
+      </w:r>
+      <w:r>
+        <w:rPr>
+          <w:b w:val="0"/>
+        </w:rPr>
+        <w:t xml:space="preserve"> of informed review.</w:t>
+      </w:r>
+    </w:p>
+    <w:p>
+      <w:pPr>
+        <w:spacing w:line="336" w:lineRule="auto" w:after="180"/>
+      </w:pPr>
+      <w:r>
+        <w:rPr>
+          <w:b w:val="0"/>
+        </w:rPr>
+        <w:t xml:space="preserve">The new case should test this particular </w:t>
+      </w:r>
+      <w:r>
+        <w:rPr>
+          <w:b/>
+        </w:rPr>
+        <w:t>mechanism</w:t>
+      </w:r>
+      <w:r>
+        <w:rPr>
+          <w:b w:val="0"/>
+        </w:rPr>
+        <w:t xml:space="preserve"> rather than merely restate the original result.</w:t>
+      </w:r>
+    </w:p>
+    <w:p>
+      <w:pPr>
+        <w:pStyle w:val="Heading2"/>
+      </w:pPr>
+      <w:r>
+        <w:t>Earlier wording, alternatives and picture transcripts · reference / check after trying</w:t>
+      </w:r>
+    </w:p>
+    <w:p>
+      <w:pPr>
+        <w:spacing w:line="336" w:lineRule="auto" w:after="180"/>
+      </w:pPr>
+      <w:r>
+        <w:rPr>
+          <w:b w:val="0"/>
+        </w:rPr>
+        <w:t>Assess and explain the answers</w:t>
       </w:r>
     </w:p>
     <w:p>
@@ -3680,22 +4534,44 @@
     </w:p>
     <w:p>
       <w:pPr>
+        <w:spacing w:line="336" w:lineRule="auto" w:after="180"/>
+      </w:pPr>
+      <w:r>
+        <w:rPr>
+          <w:b w:val="0"/>
+        </w:rPr>
+        <w:t>The student reviews, verifies, follows class rules and remains responsible. Submission requires authorisation and must not bypass learning.</w:t>
+      </w:r>
+    </w:p>
+    <w:p>
+      <w:pPr>
         <w:pStyle w:val="Heading3"/>
       </w:pPr>
       <w:r>
-        <w:t>Teacher key · Worked case answer</w:t>
+        <w:t>Additional transfer practice question</w:t>
       </w:r>
     </w:p>
     <w:p>
       <w:pPr>
         <w:spacing w:line="336" w:lineRule="auto" w:after="180"/>
-        <w:shd w:fill="F1F6FC"/>
-      </w:pPr>
-      <w:r>
-        <w:rPr>
-          <w:b w:val="0"/>
-        </w:rPr>
-        <w:t>The student reviews, verifies, follows class rules and remains responsible. Submission requires authorisation and must not bypass learning.</w:t>
+      </w:pPr>
+      <w:r>
+        <w:rPr>
+          <w:b w:val="0"/>
+        </w:rPr>
+        <w:t xml:space="preserve">A </w:t>
+      </w:r>
+      <w:r>
+        <w:rPr>
+          <w:b/>
+        </w:rPr>
+        <w:t>workflow</w:t>
+      </w:r>
+      <w:r>
+        <w:rPr>
+          <w:b w:val="0"/>
+        </w:rPr>
+        <w:t xml:space="preserve"> drafts a class email, checks its claims and then sends it. Where should approval occur, and what should the approver see?</w:t>
       </w:r>
     </w:p>
     <w:p>
@@ -3703,61 +4579,12 @@
         <w:pStyle w:val="Heading3"/>
       </w:pPr>
       <w:r>
-        <w:t>Independent question</w:t>
-      </w:r>
-    </w:p>
-    <w:p>
-      <w:pPr>
-        <w:pStyle w:val="Heading3"/>
-      </w:pPr>
-      <w:r>
-        <w:t>Independent question · withhold the key</w:t>
+        <w:t>Reasoned practice answer</w:t>
       </w:r>
     </w:p>
     <w:p>
       <w:pPr>
         <w:spacing w:line="336" w:lineRule="auto" w:after="180"/>
-        <w:shd w:fill="F5F1FB"/>
-      </w:pPr>
-      <w:r>
-        <w:rPr>
-          <w:b w:val="0"/>
-        </w:rPr>
-        <w:t xml:space="preserve">A </w:t>
-      </w:r>
-      <w:r>
-        <w:rPr>
-          <w:b/>
-        </w:rPr>
-        <w:t>workflow</w:t>
-      </w:r>
-      <w:r>
-        <w:rPr>
-          <w:b w:val="0"/>
-        </w:rPr>
-        <w:t xml:space="preserve"> drafts a class email, checks its claims and then sends it. Where should approval occur, and what should the approver see?</w:t>
-      </w:r>
-    </w:p>
-    <w:p>
-      <w:pPr>
-        <w:pStyle w:val="Heading3"/>
-      </w:pPr>
-      <w:r>
-        <w:t>Expected independent answer</w:t>
-      </w:r>
-    </w:p>
-    <w:p>
-      <w:pPr>
-        <w:pStyle w:val="Heading3"/>
-      </w:pPr>
-      <w:r>
-        <w:t>Teacher key · Expected independent answer</w:t>
-      </w:r>
-    </w:p>
-    <w:p>
-      <w:pPr>
-        <w:spacing w:line="336" w:lineRule="auto" w:after="180"/>
-        <w:shd w:fill="F1F6FC"/>
       </w:pPr>
       <w:r>
         <w:rPr>
@@ -4075,34 +4902,86 @@
     </w:p>
     <w:p>
       <w:pPr>
+        <w:spacing w:line="336" w:lineRule="auto" w:after="180"/>
+      </w:pPr>
+      <w:r>
+        <w:rPr>
+          <w:b w:val="0"/>
+        </w:rPr>
+        <w:t>Student plans and drafts, uses permitted assistance, verifies claims and sources, revises in their own understanding and discloses assistance as required by class rules.</w:t>
+      </w:r>
+    </w:p>
+    <w:p>
+      <w:pPr>
+        <w:spacing w:line="336" w:lineRule="auto" w:after="180"/>
+      </w:pPr>
+      <w:r>
+        <w:rPr>
+          <w:b w:val="0"/>
+        </w:rPr>
+        <w:t>Submission remains an authorised student action; the tool must not bypass review or the learning task.</w:t>
+      </w:r>
+    </w:p>
+    <w:p>
+      <w:pPr>
         <w:pStyle w:val="Heading3"/>
       </w:pPr>
       <w:r>
-        <w:t>Teacher key · Original transfer answer</w:t>
+        <w:t>Explanations for the additional workbook examples</w:t>
+      </w:r>
+    </w:p>
+    <w:p>
+      <w:pPr>
+        <w:pStyle w:val="Heading3"/>
+      </w:pPr>
+      <w:r>
+        <w:t>W1 Explain the mechanism</w:t>
+      </w:r>
+    </w:p>
+    <w:p>
+      <w:pPr>
+        <w:pStyle w:val="Heading3"/>
+      </w:pPr>
+      <w:r>
+        <w:t>W2 Trace the worked case</w:t>
+      </w:r>
+    </w:p>
+    <w:p>
+      <w:pPr>
+        <w:pStyle w:val="Heading3"/>
+      </w:pPr>
+      <w:r>
+        <w:t>W3 Audit the limit</w:t>
+      </w:r>
+    </w:p>
+    <w:p>
+      <w:pPr>
+        <w:pStyle w:val="Heading3"/>
+      </w:pPr>
+      <w:r>
+        <w:t>W4 Apply a new case independently</w:t>
       </w:r>
     </w:p>
     <w:p>
       <w:pPr>
         <w:spacing w:line="336" w:lineRule="auto" w:after="180"/>
-        <w:shd w:fill="F1F6FC"/>
-      </w:pPr>
-      <w:r>
-        <w:rPr>
-          <w:b w:val="0"/>
-        </w:rPr>
-        <w:t>Student plans and drafts, uses permitted assistance, verifies claims and sources, revises in their own understanding and discloses assistance as required by class rules.</w:t>
+      </w:pPr>
+      <w:r>
+        <w:rPr>
+          <w:b w:val="0"/>
+        </w:rPr>
+        <w:t>Teacher approves read-only report R1. System adds email distribution in R2. What permission is missing and what should the reviewer see?</w:t>
       </w:r>
     </w:p>
     <w:p>
       <w:pPr>
         <w:spacing w:line="336" w:lineRule="auto" w:after="180"/>
-        <w:shd w:fill="F1F6FC"/>
-      </w:pPr>
-      <w:r>
-        <w:rPr>
-          <w:b w:val="0"/>
-        </w:rPr>
-        <w:t>Submission remains an authorised student action; the tool must not bypass review or the learning task.</w:t>
+      </w:pPr>
+      <w:r>
+        <w:rPr>
+          <w:b w:val="0"/>
+        </w:rPr>
+        <w:t>Teacher explanation: Email distribution is a new side effect not covered by report approval. Show recipient, content/version and purpose; require authorised approval before sending.</w:t>
       </w:r>
     </w:p>
     <w:p>
@@ -4110,7 +4989,7 @@
         <w:pStyle w:val="Heading3"/>
       </w:pPr>
       <w:r>
-        <w:t>Explanations for the additional workbook examples</w:t>
+        <w:t>W5 Design a revealing follow-up</w:t>
       </w:r>
     </w:p>
     <w:p>
@@ -4118,7 +4997,7 @@
         <w:pStyle w:val="Heading3"/>
       </w:pPr>
       <w:r>
-        <w:t>W1 Explain the mechanism</w:t>
+        <w:t>Assess independent transfer</w:t>
       </w:r>
     </w:p>
     <w:p>
@@ -4126,1028 +5005,244 @@
         <w:pStyle w:val="Heading3"/>
       </w:pPr>
       <w:r>
-        <w:t>Workbook question · W1</w:t>
+        <w:t>Selected case answer</w:t>
+      </w:r>
+    </w:p>
+    <w:p>
+      <w:pPr>
+        <w:pStyle w:val="Heading3"/>
+      </w:pPr>
+      <w:r>
+        <w:t>Feedback that the learner uses</w:t>
+      </w:r>
+    </w:p>
+    <w:p>
+      <w:pPr>
+        <w:pStyle w:val="Heading1"/>
+      </w:pPr>
+      <w:r>
+        <w:t>06. Connect, adapt and return</w:t>
+      </w:r>
+    </w:p>
+    <w:p>
+      <w:r>
+        <w:t>Retain the project evidence and revisit the reasoning on a changed case.</w:t>
+      </w:r>
+    </w:p>
+    <w:p>
+      <w:pPr>
+        <w:pStyle w:val="Heading2"/>
+      </w:pPr>
+      <w:r>
+        <w:t>Project evidence to keep</w:t>
       </w:r>
     </w:p>
     <w:p>
       <w:pPr>
         <w:spacing w:line="336" w:lineRule="auto" w:after="180"/>
-        <w:shd w:fill="F5F1FB"/>
-      </w:pPr>
-      <w:r>
-        <w:rPr>
-          <w:b w:val="0"/>
-        </w:rPr>
-        <w:t xml:space="preserve">Explain the weekly </w:t>
+      </w:pPr>
+      <w:r>
+        <w:rPr>
+          <w:b w:val="0"/>
+        </w:rPr>
+        <w:t>AI drafts; sources ground; validators check; learner chooses; teacher governs classroom use.</w:t>
+      </w:r>
+    </w:p>
+    <w:p>
+      <w:pPr>
+        <w:spacing w:line="336" w:lineRule="auto" w:after="180"/>
+      </w:pPr>
+      <w:r>
+        <w:rPr>
+          <w:b w:val="0"/>
+        </w:rPr>
+        <w:t xml:space="preserve">Keep the decision, </w:t>
       </w:r>
       <w:r>
         <w:rPr>
           <w:b/>
         </w:rPr>
+        <w:t>input</w:t>
+      </w:r>
+      <w:r>
+        <w:rPr>
+          <w:b w:val="0"/>
+        </w:rPr>
+        <w:t xml:space="preserve">, result, explanation and remaining limitation in the project </w:t>
+      </w:r>
+      <w:r>
+        <w:rPr>
+          <w:b/>
+        </w:rPr>
+        <w:t>evidence</w:t>
+      </w:r>
+      <w:r>
+        <w:rPr>
+          <w:b w:val="0"/>
+        </w:rPr>
+        <w:t xml:space="preserve"> record. Retrieve this record next week rather than restarting the project.</w:t>
+      </w:r>
+    </w:p>
+    <w:p>
+      <w:pPr>
+        <w:spacing w:line="336" w:lineRule="auto" w:after="180"/>
+      </w:pPr>
+      <w:r>
+        <w:rPr>
+          <w:b w:val="0"/>
+        </w:rPr>
+        <w:t xml:space="preserve">For your Verified Study Buddy, save the </w:t>
+      </w:r>
+      <w:r>
+        <w:rPr>
+          <w:b/>
+        </w:rPr>
+        <w:t>input</w:t>
+      </w:r>
+      <w:r>
+        <w:rPr>
+          <w:b w:val="0"/>
+        </w:rPr>
+        <w:t>, procedure, observed result and limitation of this check.</w:t>
+      </w:r>
+    </w:p>
+    <w:p>
+      <w:pPr>
+        <w:spacing w:line="336" w:lineRule="auto" w:after="180"/>
+      </w:pPr>
+      <w:r>
+        <w:rPr>
+          <w:b w:val="0"/>
+        </w:rPr>
+        <w:t>Label this worked example as practice; use a different, previously unreviewed case when checking independent understanding.</w:t>
+      </w:r>
+    </w:p>
+    <w:p>
+      <w:pPr>
+        <w:pStyle w:val="Heading2"/>
+      </w:pPr>
+      <w:r>
+        <w:t>Support while preserving the reasoning goal</w:t>
+      </w:r>
+    </w:p>
+    <w:p>
+      <w:pPr>
+        <w:spacing w:line="336" w:lineRule="auto" w:after="180"/>
+      </w:pPr>
+      <w:r>
+        <w:rPr>
+          <w:b w:val="0"/>
+        </w:rPr>
+        <w:t xml:space="preserve">Provide one short approved passage; separate instruction, </w:t>
+      </w:r>
+      <w:r>
+        <w:rPr>
+          <w:b/>
+        </w:rPr>
+        <w:t>input</w:t>
+      </w:r>
+      <w:r>
+        <w:rPr>
+          <w:b w:val="0"/>
+        </w:rPr>
+        <w:t xml:space="preserve">, </w:t>
+      </w:r>
+      <w:r>
+        <w:rPr>
+          <w:b/>
+        </w:rPr>
+        <w:t>output</w:t>
+      </w:r>
+      <w:r>
+        <w:rPr>
+          <w:b w:val="0"/>
+        </w:rPr>
+        <w:t xml:space="preserve"> and </w:t>
+      </w:r>
+      <w:r>
+        <w:rPr>
+          <w:b/>
+        </w:rPr>
+        <w:t>evidence</w:t>
+      </w:r>
+      <w:r>
+        <w:rPr>
+          <w:b w:val="0"/>
+        </w:rPr>
+        <w:t>. Stretch: introduce an unsupported claim or conflicting source and validate claim by claim with a fallback.</w:t>
+      </w:r>
+    </w:p>
+    <w:p>
+      <w:pPr>
+        <w:spacing w:line="336" w:lineRule="auto" w:after="180"/>
+      </w:pPr>
+      <w:r>
+        <w:rPr>
+          <w:b w:val="0"/>
+        </w:rPr>
+        <w:t xml:space="preserve">Provide an </w:t>
+      </w:r>
+      <w:r>
+        <w:rPr>
+          <w:b/>
+        </w:rPr>
+        <w:t>input</w:t>
+      </w:r>
+      <w:r>
+        <w:rPr>
+          <w:b w:val="0"/>
+        </w:rPr>
+        <w:t>/procedure/result/limit frame and a calculator when needed. Ask students to identify the first step before completing the whole trace.</w:t>
+      </w:r>
+    </w:p>
+    <w:p>
+      <w:pPr>
+        <w:spacing w:line="336" w:lineRule="auto" w:after="180"/>
+      </w:pPr>
+      <w:r>
+        <w:rPr>
+          <w:b w:val="0"/>
+        </w:rPr>
+        <w:t xml:space="preserve">Extension: compare two concrete variants of this </w:t>
+      </w:r>
+      <w:r>
+        <w:rPr>
+          <w:b/>
+        </w:rPr>
         <w:t>mechanism</w:t>
       </w:r>
       <w:r>
         <w:rPr>
           <w:b w:val="0"/>
         </w:rPr>
-        <w:t xml:space="preserve"> in your own words. Use the worked scenario to name its </w:t>
-      </w:r>
-      <w:r>
-        <w:rPr>
-          <w:b/>
-        </w:rPr>
-        <w:t>input</w:t>
-      </w:r>
-      <w:r>
-        <w:rPr>
-          <w:b w:val="0"/>
-        </w:rPr>
-        <w:t xml:space="preserve">, decision rule and </w:t>
-      </w:r>
-      <w:r>
-        <w:rPr>
-          <w:b/>
-        </w:rPr>
-        <w:t>output</w:t>
-      </w:r>
-      <w:r>
-        <w:rPr>
-          <w:b w:val="0"/>
-        </w:rPr>
-        <w:t>.</w:t>
-      </w:r>
-    </w:p>
-    <w:p>
-      <w:pPr>
-        <w:pStyle w:val="Heading3"/>
-      </w:pPr>
-      <w:r>
-        <w:t>Teacher reasoning · W1</w:t>
+        <w:t xml:space="preserve"> while holding unrelated conditions fixed; report both successful and unsuccessful outcomes.</w:t>
       </w:r>
     </w:p>
     <w:p>
       <w:pPr>
         <w:spacing w:line="336" w:lineRule="auto" w:after="180"/>
-        <w:shd w:fill="F1F6FC"/>
-      </w:pPr>
-      <w:r>
-        <w:rPr>
-          <w:b w:val="0"/>
-        </w:rPr>
-        <w:t xml:space="preserve">Teacher explanation: Human review needs a responsible actor, </w:t>
-      </w:r>
-      <w:r>
-        <w:rPr>
-          <w:b/>
-        </w:rPr>
-        <w:t>evidence</w:t>
-      </w:r>
-      <w:r>
-        <w:rPr>
-          <w:b w:val="0"/>
-        </w:rPr>
-        <w:t xml:space="preserve"> packet and explicit authority. Adding a person to a </w:t>
-      </w:r>
-      <w:r>
-        <w:rPr>
-          <w:b/>
-        </w:rPr>
-        <w:t>workflow</w:t>
-      </w:r>
-      <w:r>
-        <w:rPr>
-          <w:b w:val="0"/>
-        </w:rPr>
-        <w:t xml:space="preserve"> does not guarantee effective oversight.</w:t>
+      </w:pPr>
+      <w:r>
+        <w:rPr>
+          <w:b w:val="0"/>
+        </w:rPr>
+        <w:t>W4: Email distribution is a new side effect not covered by report approval. Show recipient, content/version and purpose; require authorised approval before sending. Require intermediate reasoning and the stated scope.</w:t>
       </w:r>
     </w:p>
     <w:p>
       <w:pPr>
         <w:spacing w:line="336" w:lineRule="auto" w:after="180"/>
-        <w:shd w:fill="F1F6FC"/>
-      </w:pPr>
-      <w:r>
-        <w:rPr>
-          <w:b w:val="0"/>
-        </w:rPr>
-        <w:t xml:space="preserve">For this fictional </w:t>
-      </w:r>
-      <w:r>
-        <w:rPr>
-          <w:b/>
-        </w:rPr>
-        <w:t>workflow</w:t>
-      </w:r>
-      <w:r>
-        <w:rPr>
-          <w:b w:val="0"/>
-        </w:rPr>
-        <w:t xml:space="preserve"> the assistant drafts a room request but only the coordinator can approve and submit it. </w:t>
-      </w:r>
-      <w:r>
-        <w:rPr>
-          <w:b/>
-        </w:rPr>
-        <w:t>Review packet</w:t>
-      </w:r>
-      <w:r>
-        <w:rPr>
-          <w:b w:val="0"/>
-        </w:rPr>
-        <w:t>s include sources, uncertainty, requested action and the exact version.</w:t>
+      </w:pPr>
+      <w:r>
+        <w:rPr>
+          <w:b w:val="0"/>
+        </w:rPr>
+        <w:t>Fresh retry: Approval permits sending to one named recipient; proposed action adds two more. Expected reasoning: Recipient scope changed; block the expanded send and request review of the new destination list.</w:t>
       </w:r>
     </w:p>
     <w:p>
       <w:pPr>
         <w:spacing w:line="336" w:lineRule="auto" w:after="180"/>
-        <w:shd w:fill="F1F6FC"/>
-      </w:pPr>
-      <w:r>
-        <w:rPr>
-          <w:b w:val="0"/>
-        </w:rPr>
-        <w:t>Any material change requires new approval.</w:t>
-      </w:r>
-    </w:p>
-    <w:p>
-      <w:pPr>
-        <w:pStyle w:val="Heading3"/>
-      </w:pPr>
-      <w:r>
-        <w:t>W2 Trace the worked case</w:t>
-      </w:r>
-    </w:p>
-    <w:p>
-      <w:pPr>
-        <w:pStyle w:val="Heading3"/>
-      </w:pPr>
-      <w:r>
-        <w:t>Workbook question · W2</w:t>
-      </w:r>
-    </w:p>
-    <w:p>
-      <w:pPr>
-        <w:spacing w:line="336" w:lineRule="auto" w:after="180"/>
-        <w:shd w:fill="F5F1FB"/>
-      </w:pPr>
-      <w:r>
-        <w:rPr>
-          <w:b w:val="0"/>
-        </w:rPr>
-        <w:t>Coordinator approves draft v1 for room B. Assistant changes room to C in v2 and submits using the old approval. Show the intermediate steps and give the conclusion with its scope.</w:t>
-      </w:r>
-    </w:p>
-    <w:p>
-      <w:pPr>
-        <w:pStyle w:val="Heading3"/>
-      </w:pPr>
-      <w:r>
-        <w:t>Teacher reasoning · W2</w:t>
-      </w:r>
-    </w:p>
-    <w:p>
-      <w:pPr>
-        <w:spacing w:line="336" w:lineRule="auto" w:after="180"/>
-        <w:shd w:fill="F1F6FC"/>
-      </w:pPr>
-      <w:r>
-        <w:rPr>
-          <w:b w:val="0"/>
-        </w:rPr>
-        <w:t xml:space="preserve">Teacher explanation: The submission violates </w:t>
-      </w:r>
-      <w:r>
-        <w:rPr>
-          <w:b/>
-        </w:rPr>
-        <w:t>version-bound approval</w:t>
-      </w:r>
-      <w:r>
-        <w:rPr>
-          <w:b w:val="0"/>
-        </w:rPr>
-        <w:t>. Preserve v1 approval, request review of v2 and prevent submission until its exact action is approved.</w:t>
-      </w:r>
-    </w:p>
-    <w:p>
-      <w:pPr>
-        <w:pStyle w:val="Heading3"/>
-      </w:pPr>
-      <w:r>
-        <w:t>W3 Audit the limit</w:t>
-      </w:r>
-    </w:p>
-    <w:p>
-      <w:pPr>
-        <w:pStyle w:val="Heading3"/>
-      </w:pPr>
-      <w:r>
-        <w:t>Workbook question · W3</w:t>
-      </w:r>
-    </w:p>
-    <w:p>
-      <w:pPr>
-        <w:spacing w:line="336" w:lineRule="auto" w:after="180"/>
-        <w:shd w:fill="F5F1FB"/>
-      </w:pPr>
-      <w:r>
-        <w:rPr>
-          <w:b w:val="0"/>
-        </w:rPr>
-        <w:t xml:space="preserve">A report omits this qualification: Review effectiveness depends on usable </w:t>
-      </w:r>
-      <w:r>
-        <w:rPr>
-          <w:b/>
-        </w:rPr>
-        <w:t>evidence</w:t>
-      </w:r>
-      <w:r>
-        <w:rPr>
-          <w:b w:val="0"/>
-        </w:rPr>
-        <w:t xml:space="preserve">, time and authority; a checkbox is not </w:t>
-      </w:r>
-      <w:r>
-        <w:rPr>
-          <w:b/>
-        </w:rPr>
-        <w:t>evidence</w:t>
-      </w:r>
-      <w:r>
-        <w:rPr>
-          <w:b w:val="0"/>
-        </w:rPr>
-        <w:t xml:space="preserve"> of informed review.</w:t>
-      </w:r>
-    </w:p>
-    <w:p>
-      <w:pPr>
-        <w:spacing w:line="336" w:lineRule="auto" w:after="180"/>
-        <w:shd w:fill="F5F1FB"/>
-      </w:pPr>
-      <w:r>
-        <w:rPr>
-          <w:b w:val="0"/>
-        </w:rPr>
-        <w:t>Explain how omitting it could change a reader's interpretation, and write an accurate replacement.</w:t>
-      </w:r>
-    </w:p>
-    <w:p>
-      <w:pPr>
-        <w:pStyle w:val="Heading3"/>
-      </w:pPr>
-      <w:r>
-        <w:t>Teacher reasoning · W3</w:t>
-      </w:r>
-    </w:p>
-    <w:p>
-      <w:pPr>
-        <w:spacing w:line="336" w:lineRule="auto" w:after="180"/>
-        <w:shd w:fill="F1F6FC"/>
-      </w:pPr>
-      <w:r>
-        <w:rPr>
-          <w:b w:val="0"/>
-        </w:rPr>
-        <w:t xml:space="preserve">Teacher explanation: Review effectiveness depends on usable </w:t>
-      </w:r>
-      <w:r>
-        <w:rPr>
-          <w:b/>
-        </w:rPr>
-        <w:t>evidence</w:t>
-      </w:r>
-      <w:r>
-        <w:rPr>
-          <w:b w:val="0"/>
-        </w:rPr>
-        <w:t xml:space="preserve">, time and authority; a checkbox is not </w:t>
-      </w:r>
-      <w:r>
-        <w:rPr>
-          <w:b/>
-        </w:rPr>
-        <w:t>evidence</w:t>
-      </w:r>
-      <w:r>
-        <w:rPr>
-          <w:b w:val="0"/>
-        </w:rPr>
-        <w:t xml:space="preserve"> of informed review.</w:t>
-      </w:r>
-    </w:p>
-    <w:p>
-      <w:pPr>
-        <w:spacing w:line="336" w:lineRule="auto" w:after="180"/>
-        <w:shd w:fill="F1F6FC"/>
-      </w:pPr>
-      <w:r>
-        <w:rPr>
-          <w:b w:val="0"/>
-        </w:rPr>
-        <w:t xml:space="preserve">State the observed result separately from the unverified or out-of-scope claim; preserve the original </w:t>
-      </w:r>
-      <w:r>
-        <w:rPr>
-          <w:b/>
-        </w:rPr>
-        <w:t>evidence</w:t>
-      </w:r>
-      <w:r>
-        <w:rPr>
-          <w:b w:val="0"/>
-        </w:rPr>
-        <w:t xml:space="preserve"> rather than inventing a missing fact.</w:t>
-      </w:r>
-    </w:p>
-    <w:p>
-      <w:pPr>
-        <w:pStyle w:val="Heading3"/>
-      </w:pPr>
-      <w:r>
-        <w:t>W4 Apply a new case independently</w:t>
-      </w:r>
-    </w:p>
-    <w:p>
-      <w:pPr>
-        <w:pStyle w:val="Heading3"/>
-      </w:pPr>
-      <w:r>
-        <w:t>Workbook question · W4</w:t>
-      </w:r>
-    </w:p>
-    <w:p>
-      <w:pPr>
-        <w:spacing w:line="336" w:lineRule="auto" w:after="180"/>
-        <w:shd w:fill="F5F1FB"/>
-      </w:pPr>
-      <w:r>
-        <w:rPr>
-          <w:b w:val="0"/>
-        </w:rPr>
-        <w:t>Teacher approves read-only report R1. System adds email distribution in R2. What permission is missing and what should the reviewer see?</w:t>
-      </w:r>
-    </w:p>
-    <w:p>
-      <w:pPr>
-        <w:pStyle w:val="Heading3"/>
-      </w:pPr>
-      <w:r>
-        <w:t>Teacher reasoning · W4</w:t>
-      </w:r>
-    </w:p>
-    <w:p>
-      <w:pPr>
-        <w:spacing w:line="336" w:lineRule="auto" w:after="180"/>
-        <w:shd w:fill="F1F6FC"/>
-      </w:pPr>
-      <w:r>
-        <w:rPr>
-          <w:b w:val="0"/>
-        </w:rPr>
-        <w:t>Teacher explanation: Email distribution is a new side effect not covered by report approval. Show recipient, content/version and purpose; require authorised approval before sending.</w:t>
-      </w:r>
-    </w:p>
-    <w:p>
-      <w:pPr>
-        <w:pStyle w:val="Heading3"/>
-      </w:pPr>
-      <w:r>
-        <w:t>W5 Design a revealing follow-up</w:t>
-      </w:r>
-    </w:p>
-    <w:p>
-      <w:pPr>
-        <w:pStyle w:val="Heading3"/>
-      </w:pPr>
-      <w:r>
-        <w:t>Workbook question · W5</w:t>
-      </w:r>
-    </w:p>
-    <w:p>
-      <w:pPr>
-        <w:spacing w:line="336" w:lineRule="auto" w:after="180"/>
-        <w:shd w:fill="F5F1FB"/>
-      </w:pPr>
-      <w:r>
-        <w:rPr>
-          <w:b w:val="0"/>
-        </w:rPr>
-        <w:t>For the worked scenario, propose one additional case that could reveal a failure, describe its expected outcome before running it, and explain what would need to remain fixed for a fair comparison.</w:t>
-      </w:r>
-    </w:p>
-    <w:p>
-      <w:pPr>
-        <w:spacing w:line="336" w:lineRule="auto" w:after="180"/>
-        <w:shd w:fill="F5F1FB"/>
-      </w:pPr>
-      <w:r>
-        <w:rPr>
-          <w:b w:val="0"/>
-        </w:rPr>
-        <w:t>Do not reuse W4 as a new final test after receiving feedback.</w:t>
-      </w:r>
-    </w:p>
-    <w:p>
-      <w:pPr>
-        <w:pStyle w:val="Heading3"/>
-      </w:pPr>
-      <w:r>
-        <w:t>Teacher reasoning · W5</w:t>
-      </w:r>
-    </w:p>
-    <w:p>
-      <w:pPr>
-        <w:spacing w:line="336" w:lineRule="auto" w:after="180"/>
-        <w:shd w:fill="F1F6FC"/>
-      </w:pPr>
-      <w:r>
-        <w:rPr>
-          <w:b w:val="0"/>
-        </w:rPr>
-        <w:t xml:space="preserve">Teacher explanation: Accept a concrete variant of the worked </w:t>
-      </w:r>
-      <w:r>
-        <w:rPr>
-          <w:b/>
-        </w:rPr>
-        <w:t>input</w:t>
-      </w:r>
-      <w:r>
-        <w:rPr>
-          <w:b w:val="0"/>
-        </w:rPr>
-        <w:t xml:space="preserve"> or a missing/conflicting/boundary condition, with an expectation derived from the declared procedure.</w:t>
-      </w:r>
-    </w:p>
-    <w:p>
-      <w:pPr>
-        <w:spacing w:line="336" w:lineRule="auto" w:after="180"/>
-        <w:shd w:fill="F1F6FC"/>
-      </w:pPr>
-      <w:r>
-        <w:rPr>
-          <w:b w:val="0"/>
-        </w:rPr>
-        <w:t xml:space="preserve">Require preserved settings, original </w:t>
-      </w:r>
-      <w:r>
-        <w:rPr>
-          <w:b/>
-        </w:rPr>
-        <w:t>output</w:t>
-      </w:r>
-      <w:r>
-        <w:rPr>
-          <w:b w:val="0"/>
-        </w:rPr>
-        <w:t xml:space="preserve">s and data roles. Review effectiveness depends on usable </w:t>
-      </w:r>
-      <w:r>
-        <w:rPr>
-          <w:b/>
-        </w:rPr>
-        <w:t>evidence</w:t>
-      </w:r>
-      <w:r>
-        <w:rPr>
-          <w:b w:val="0"/>
-        </w:rPr>
-        <w:t xml:space="preserve">, time and authority; a checkbox is not </w:t>
-      </w:r>
-      <w:r>
-        <w:rPr>
-          <w:b/>
-        </w:rPr>
-        <w:t>evidence</w:t>
-      </w:r>
-      <w:r>
-        <w:rPr>
-          <w:b w:val="0"/>
-        </w:rPr>
-        <w:t xml:space="preserve"> of informed review.</w:t>
-      </w:r>
-    </w:p>
-    <w:p>
-      <w:pPr>
-        <w:spacing w:line="336" w:lineRule="auto" w:after="180"/>
-        <w:shd w:fill="F1F6FC"/>
-      </w:pPr>
-      <w:r>
-        <w:rPr>
-          <w:b w:val="0"/>
-        </w:rPr>
-        <w:t xml:space="preserve">The new case should test this particular </w:t>
-      </w:r>
-      <w:r>
-        <w:rPr>
-          <w:b/>
-        </w:rPr>
-        <w:t>mechanism</w:t>
-      </w:r>
-      <w:r>
-        <w:rPr>
-          <w:b w:val="0"/>
-        </w:rPr>
-        <w:t xml:space="preserve"> rather than merely restate the original result.</w:t>
-      </w:r>
-    </w:p>
-    <w:p>
-      <w:pPr>
-        <w:pStyle w:val="Heading3"/>
-      </w:pPr>
-      <w:r>
-        <w:t>Assess independent transfer</w:t>
-      </w:r>
-    </w:p>
-    <w:p>
-      <w:pPr>
-        <w:pStyle w:val="Heading3"/>
-      </w:pPr>
-      <w:r>
-        <w:t>Independent question · withhold the key</w:t>
-      </w:r>
-    </w:p>
-    <w:p>
-      <w:pPr>
-        <w:spacing w:line="336" w:lineRule="auto" w:after="180"/>
-        <w:shd w:fill="F5F1FB"/>
-      </w:pPr>
-      <w:r>
-        <w:rPr>
-          <w:b w:val="0"/>
-        </w:rPr>
-        <w:t>Selected case: Teacher approves read-only report R1. System adds email distribution in R2. What permission is missing and what should the reviewer see?</w:t>
-      </w:r>
-    </w:p>
-    <w:p>
-      <w:pPr>
-        <w:pStyle w:val="Heading3"/>
-      </w:pPr>
-      <w:r>
-        <w:t>Selected case answer</w:t>
-      </w:r>
-    </w:p>
-    <w:p>
-      <w:pPr>
-        <w:pStyle w:val="Heading3"/>
-      </w:pPr>
-      <w:r>
-        <w:t>Teacher key · Selected case answer</w:t>
-      </w:r>
-    </w:p>
-    <w:p>
-      <w:pPr>
-        <w:spacing w:line="336" w:lineRule="auto" w:after="180"/>
-        <w:shd w:fill="F1F6FC"/>
-      </w:pPr>
-      <w:r>
-        <w:rPr>
-          <w:b w:val="0"/>
-        </w:rPr>
-        <w:t>Teacher explanation: Email distribution is a new side effect not covered by report approval. Show recipient, content/version and purpose; require authorised approval before sending.</w:t>
-      </w:r>
-    </w:p>
-    <w:tbl>
-      <w:tblPr>
-        <w:tblStyle w:val="LightShading-Accent1"/>
-        <w:tblW w:type="auto" w:w="0"/>
-        <w:tblLook w:firstColumn="1" w:firstRow="1" w:lastColumn="0" w:lastRow="0" w:noHBand="0" w:noVBand="1" w:val="04A0"/>
-      </w:tblPr>
-      <w:tblGrid>
-        <w:gridCol w:w="5112"/>
-        <w:gridCol w:w="5112"/>
-      </w:tblGrid>
-      <w:tr>
-        <w:trPr>
-          <w:tblHeader/>
-        </w:trPr>
-        <w:tc>
-          <w:tcPr>
-            <w:tcW w:type="dxa" w:w="5112"/>
-          </w:tcPr>
-          <w:p>
-            <w:r>
-              <w:t>Dimension</w:t>
-            </w:r>
-          </w:p>
-        </w:tc>
-        <w:tc>
-          <w:tcPr>
-            <w:tcW w:type="dxa" w:w="5112"/>
-          </w:tcPr>
-          <w:p>
-            <w:r>
-              <w:t>Evidence required</w:t>
-            </w:r>
-          </w:p>
-        </w:tc>
-      </w:tr>
-      <w:tr>
-        <w:tc>
-          <w:tcPr>
-            <w:tcW w:type="dxa" w:w="5112"/>
-          </w:tcPr>
-          <w:p>
-            <w:r>
-              <w:t>Explanation</w:t>
-            </w:r>
-          </w:p>
-        </w:tc>
-        <w:tc>
-          <w:tcPr>
-            <w:tcW w:type="dxa" w:w="5112"/>
-          </w:tcPr>
-          <w:p>
-            <w:r>
-              <w:t>Names the applicable idea or procedure and ties it to the supplied facts.</w:t>
-            </w:r>
-          </w:p>
-        </w:tc>
-      </w:tr>
-      <w:tr>
-        <w:tc>
-          <w:tcPr>
-            <w:tcW w:type="dxa" w:w="5112"/>
-          </w:tcPr>
-          <w:p>
-            <w:r>
-              <w:t>Trace and result</w:t>
-            </w:r>
-          </w:p>
-        </w:tc>
-        <w:tc>
-          <w:tcPr>
-            <w:tcW w:type="dxa" w:w="5112"/>
-          </w:tcPr>
-          <w:p>
-            <w:r>
-              <w:t>Preserves the given inputs and shows the relevant intermediate steps; distinguishes a prediction from an observed execution.</w:t>
-            </w:r>
-          </w:p>
-        </w:tc>
-      </w:tr>
-      <w:tr>
-        <w:tc>
-          <w:tcPr>
-            <w:tcW w:type="dxa" w:w="5112"/>
-          </w:tcPr>
-          <w:p>
-            <w:r>
-              <w:t>Limits</w:t>
-            </w:r>
-          </w:p>
-        </w:tc>
-        <w:tc>
-          <w:tcPr>
-            <w:tcW w:type="dxa" w:w="5112"/>
-          </w:tcPr>
-          <w:p>
-            <w:r>
-              <w:t>States the assumptions, missing evidence or conditions under which the result would change.</w:t>
-            </w:r>
-          </w:p>
-        </w:tc>
-      </w:tr>
-    </w:tbl>
-    <w:p>
-      <w:pPr>
-        <w:pStyle w:val="Heading3"/>
-      </w:pPr>
-      <w:r>
-        <w:t>Teacher key · Selected case answer</w:t>
-      </w:r>
-    </w:p>
-    <w:p>
-      <w:pPr>
-        <w:spacing w:line="336" w:lineRule="auto" w:after="180"/>
-        <w:shd w:fill="F1F6FC"/>
-      </w:pPr>
-      <w:r>
-        <w:rPr>
-          <w:b w:val="0"/>
-        </w:rPr>
-        <w:t>Record each dimension as not yet, with support, or independent. Accept a valid alternative procedure with a defensible trace.</w:t>
-      </w:r>
-    </w:p>
-    <w:p>
-      <w:pPr>
-        <w:spacing w:line="336" w:lineRule="auto" w:after="180"/>
-        <w:shd w:fill="F1F6FC"/>
-      </w:pPr>
-      <w:r>
-        <w:rPr>
-          <w:b w:val="0"/>
-        </w:rPr>
-        <w:t xml:space="preserve">Do not penalise an honestly recorded model failure if the learner correctly explains its </w:t>
-      </w:r>
-      <w:r>
-        <w:rPr>
-          <w:b/>
-        </w:rPr>
-        <w:t>evidence</w:t>
-      </w:r>
-      <w:r>
-        <w:rPr>
-          <w:b w:val="0"/>
-        </w:rPr>
-        <w:t xml:space="preserve"> and limits.</w:t>
-      </w:r>
-    </w:p>
-    <w:p>
-      <w:pPr>
-        <w:pStyle w:val="Heading3"/>
-      </w:pPr>
-      <w:r>
-        <w:t>Feedback that the learner uses</w:t>
-      </w:r>
-    </w:p>
-    <w:p>
-      <w:pPr>
-        <w:spacing w:line="336" w:lineRule="auto" w:after="180"/>
-      </w:pPr>
-      <w:r>
-        <w:rPr>
-          <w:b w:val="0"/>
-        </w:rPr>
-        <w:t>Name the earliest unsupported step and give one action to repair it. Have the learner make that repair now and explain why. Then assess the relevant skill on a fresh, fully specified case.</w:t>
-      </w:r>
-    </w:p>
-    <w:p>
-      <w:pPr>
-        <w:spacing w:line="336" w:lineRule="auto" w:after="180"/>
-      </w:pPr>
-      <w:r>
-        <w:rPr>
-          <w:b w:val="0"/>
-        </w:rPr>
-        <w:t>Confirm it was not previously practised with feedback; solve and check the new case before assigning it. A follow-up design prompt is a starting brief, not automatically an equivalent test.</w:t>
-      </w:r>
-    </w:p>
-    <w:p>
-      <w:pPr>
-        <w:pStyle w:val="Heading1"/>
-      </w:pPr>
-      <w:r>
-        <w:t>06. Connect and extend learning</w:t>
-      </w:r>
-    </w:p>
-    <w:p>
-      <w:r>
-        <w:t>Connect Human AI Workflow to Verified Study Buddy, adapt support and plan a later changed-case check.</w:t>
-      </w:r>
-    </w:p>
-    <w:p>
-      <w:pPr>
-        <w:pStyle w:val="Heading3"/>
-      </w:pPr>
-      <w:r>
-        <w:t>Verified Study Buddy</w:t>
-      </w:r>
-    </w:p>
-    <w:p>
-      <w:pPr>
-        <w:spacing w:line="336" w:lineRule="auto" w:after="180"/>
-      </w:pPr>
-      <w:r>
-        <w:rPr>
-          <w:b w:val="0"/>
-        </w:rPr>
-        <w:t>AI drafts; sources ground; validators check; learner chooses; teacher governs classroom use.</w:t>
-      </w:r>
-    </w:p>
-    <w:p>
-      <w:pPr>
-        <w:spacing w:line="336" w:lineRule="auto" w:after="180"/>
-      </w:pPr>
-      <w:r>
-        <w:rPr>
-          <w:b w:val="0"/>
-        </w:rPr>
-        <w:t xml:space="preserve">Keep the decision, </w:t>
-      </w:r>
-      <w:r>
-        <w:rPr>
-          <w:b/>
-        </w:rPr>
-        <w:t>input</w:t>
-      </w:r>
-      <w:r>
-        <w:rPr>
-          <w:b w:val="0"/>
-        </w:rPr>
-        <w:t xml:space="preserve">, result, explanation and remaining limitation in the project </w:t>
-      </w:r>
-      <w:r>
-        <w:rPr>
-          <w:b/>
-        </w:rPr>
-        <w:t>evidence</w:t>
-      </w:r>
-      <w:r>
-        <w:rPr>
-          <w:b w:val="0"/>
-        </w:rPr>
-        <w:t xml:space="preserve"> record. Retrieve this record next week rather than restarting the project.</w:t>
-      </w:r>
-    </w:p>
-    <w:p>
-      <w:pPr>
-        <w:pStyle w:val="Heading3"/>
-      </w:pPr>
-      <w:r>
-        <w:t>Support and stretch</w:t>
-      </w:r>
-    </w:p>
-    <w:p>
-      <w:pPr>
-        <w:spacing w:line="336" w:lineRule="auto" w:after="180"/>
-      </w:pPr>
-      <w:r>
-        <w:rPr>
-          <w:b w:val="0"/>
-        </w:rPr>
-        <w:t xml:space="preserve">Provide one short approved passage; separate instruction, </w:t>
-      </w:r>
-      <w:r>
-        <w:rPr>
-          <w:b/>
-        </w:rPr>
-        <w:t>input</w:t>
-      </w:r>
-      <w:r>
-        <w:rPr>
-          <w:b w:val="0"/>
-        </w:rPr>
-        <w:t xml:space="preserve">, </w:t>
-      </w:r>
-      <w:r>
-        <w:rPr>
-          <w:b/>
-        </w:rPr>
-        <w:t>output</w:t>
-      </w:r>
-      <w:r>
-        <w:rPr>
-          <w:b w:val="0"/>
-        </w:rPr>
-        <w:t xml:space="preserve"> and </w:t>
-      </w:r>
-      <w:r>
-        <w:rPr>
-          <w:b/>
-        </w:rPr>
-        <w:t>evidence</w:t>
-      </w:r>
-      <w:r>
-        <w:rPr>
-          <w:b w:val="0"/>
-        </w:rPr>
-        <w:t>. Stretch: introduce an unsupported claim or conflicting source and validate claim by claim with a fallback.</w:t>
-      </w:r>
-    </w:p>
-    <w:p>
-      <w:pPr>
-        <w:pStyle w:val="Heading3"/>
-      </w:pPr>
-      <w:r>
-        <w:t>Exit reflection</w:t>
-      </w:r>
-    </w:p>
-    <w:p>
-      <w:pPr>
-        <w:spacing w:line="336" w:lineRule="auto" w:after="180"/>
-      </w:pPr>
-      <w:r>
-        <w:rPr>
-          <w:b w:val="0"/>
-        </w:rPr>
-        <w:t xml:space="preserve">Ask for one decision the learner can now justify and one situation requiring more </w:t>
-      </w:r>
-      <w:r>
-        <w:rPr>
-          <w:b/>
-        </w:rPr>
-        <w:t>evidence</w:t>
-      </w:r>
-      <w:r>
-        <w:rPr>
-          <w:b w:val="0"/>
-        </w:rPr>
-        <w:t xml:space="preserve"> or human review. Confidence ratings are separate from correct independent performance.</w:t>
-      </w:r>
-    </w:p>
-    <w:p>
-      <w:pPr>
-        <w:pStyle w:val="Heading3"/>
-      </w:pPr>
-      <w:r>
-        <w:t>Bridge to the next week</w:t>
-      </w:r>
-    </w:p>
-    <w:p>
-      <w:pPr>
-        <w:spacing w:line="336" w:lineRule="auto" w:after="180"/>
-      </w:pPr>
-      <w:r>
-        <w:rPr>
-          <w:b w:val="0"/>
-        </w:rPr>
-        <w:t xml:space="preserve">Next: Week 33: Capstone Design. Retrieve today’s </w:t>
-      </w:r>
-      <w:r>
-        <w:rPr>
-          <w:b/>
-        </w:rPr>
-        <w:t>evidence</w:t>
-      </w:r>
-      <w:r>
-        <w:rPr>
-          <w:b w:val="0"/>
-        </w:rPr>
-        <w:t xml:space="preserve"> and identify what carries forward and what is new.</w:t>
-      </w:r>
-    </w:p>
-    <w:p>
-      <w:pPr>
-        <w:pStyle w:val="Heading3"/>
-      </w:pPr>
-      <w:r>
-        <w:t>Support and fresh reassessment</w:t>
-      </w:r>
-    </w:p>
-    <w:p>
-      <w:pPr>
-        <w:spacing w:line="336" w:lineRule="auto" w:after="180"/>
-      </w:pPr>
-      <w:r>
-        <w:rPr>
-          <w:b w:val="0"/>
-        </w:rPr>
-        <w:t xml:space="preserve">Provide an </w:t>
-      </w:r>
-      <w:r>
-        <w:rPr>
-          <w:b/>
-        </w:rPr>
-        <w:t>input</w:t>
-      </w:r>
-      <w:r>
-        <w:rPr>
-          <w:b w:val="0"/>
-        </w:rPr>
-        <w:t>/procedure/result/limit frame and a calculator when needed. Ask students to identify the first step before completing the whole trace.</w:t>
-      </w:r>
-    </w:p>
-    <w:p>
-      <w:pPr>
-        <w:spacing w:line="336" w:lineRule="auto" w:after="180"/>
-      </w:pPr>
-      <w:r>
-        <w:rPr>
-          <w:b w:val="0"/>
-        </w:rPr>
-        <w:t xml:space="preserve">Extension: compare two concrete variants of this </w:t>
-      </w:r>
-      <w:r>
-        <w:rPr>
-          <w:b/>
-        </w:rPr>
-        <w:t>mechanism</w:t>
-      </w:r>
-      <w:r>
-        <w:rPr>
-          <w:b w:val="0"/>
-        </w:rPr>
-        <w:t xml:space="preserve"> while holding unrelated conditions fixed; report both successful and unsuccessful outcomes.</w:t>
-      </w:r>
-    </w:p>
-    <w:p>
-      <w:pPr>
-        <w:spacing w:line="336" w:lineRule="auto" w:after="180"/>
-      </w:pPr>
-      <w:r>
-        <w:rPr>
-          <w:b w:val="0"/>
-        </w:rPr>
-        <w:t>W4: Email distribution is a new side effect not covered by report approval. Show recipient, content/version and purpose; require authorised approval before sending. Require intermediate reasoning and the stated scope.</w:t>
-      </w:r>
-    </w:p>
-    <w:p>
-      <w:pPr>
-        <w:spacing w:line="336" w:lineRule="auto" w:after="180"/>
-      </w:pPr>
-      <w:r>
-        <w:rPr>
-          <w:b w:val="0"/>
-        </w:rPr>
-        <w:t>Fresh retry: Approval permits sending to one named recipient; proposed action adds two more. Expected reasoning: Recipient scope changed; block the expanded send and request review of the new destination list.</w:t>
-      </w:r>
-    </w:p>
-    <w:p>
-      <w:pPr>
-        <w:spacing w:line="336" w:lineRule="auto" w:after="180"/>
       </w:pPr>
       <w:r>
         <w:rPr>
@@ -5158,33 +5253,10 @@
     </w:p>
     <w:p>
       <w:pPr>
-        <w:spacing w:line="336" w:lineRule="auto" w:after="180"/>
-      </w:pPr>
-      <w:r>
-        <w:rPr>
-          <w:b w:val="0"/>
-        </w:rPr>
-        <w:t xml:space="preserve">Next connection: Latency cost and resource use. Preserve the current case record and retrieve its </w:t>
-      </w:r>
-      <w:r>
-        <w:rPr>
-          <w:b/>
-        </w:rPr>
-        <w:t>evidence</w:t>
-      </w:r>
-      <w:r>
-        <w:rPr>
-          <w:b w:val="0"/>
-        </w:rPr>
-        <w:t xml:space="preserve"> boundary before moving on.</w:t>
-      </w:r>
-    </w:p>
-    <w:p>
-      <w:pPr>
-        <w:pStyle w:val="Heading3"/>
-      </w:pPr>
-      <w:r>
-        <w:t>Plan the delayed return</w:t>
+        <w:pStyle w:val="Heading2"/>
+      </w:pPr>
+      <w:r>
+        <w:t>Plan the delayed check</w:t>
       </w:r>
     </w:p>
     <w:p>
@@ -5401,71 +5473,188 @@
     </w:p>
     <w:p>
       <w:pPr>
+        <w:pStyle w:val="Heading2"/>
+      </w:pPr>
+      <w:r>
+        <w:t>Bridge to next week</w:t>
+      </w:r>
+    </w:p>
+    <w:p>
+      <w:pPr>
+        <w:spacing w:line="336" w:lineRule="auto" w:after="180"/>
+      </w:pPr>
+      <w:r>
+        <w:rPr>
+          <w:b w:val="0"/>
+        </w:rPr>
+        <w:t xml:space="preserve">Ask for one decision the learner can now justify and one situation requiring more </w:t>
+      </w:r>
+      <w:r>
+        <w:rPr>
+          <w:b/>
+        </w:rPr>
+        <w:t>evidence</w:t>
+      </w:r>
+      <w:r>
+        <w:rPr>
+          <w:b w:val="0"/>
+        </w:rPr>
+        <w:t xml:space="preserve"> or human review. Confidence ratings are separate from correct independent performance.</w:t>
+      </w:r>
+    </w:p>
+    <w:p>
+      <w:pPr>
+        <w:spacing w:line="336" w:lineRule="auto" w:after="180"/>
+      </w:pPr>
+      <w:r>
+        <w:rPr>
+          <w:b w:val="0"/>
+        </w:rPr>
+        <w:t xml:space="preserve">Next: Week 33: Capstone Design. Retrieve today’s </w:t>
+      </w:r>
+      <w:r>
+        <w:rPr>
+          <w:b/>
+        </w:rPr>
+        <w:t>evidence</w:t>
+      </w:r>
+      <w:r>
+        <w:rPr>
+          <w:b w:val="0"/>
+        </w:rPr>
+        <w:t xml:space="preserve"> and identify what carries forward and what is new.</w:t>
+      </w:r>
+    </w:p>
+    <w:p>
+      <w:pPr>
+        <w:spacing w:line="336" w:lineRule="auto" w:after="180"/>
+      </w:pPr>
+      <w:r>
+        <w:rPr>
+          <w:b w:val="0"/>
+        </w:rPr>
+        <w:t xml:space="preserve">Next is Week 33: Capstone Design. Carry forward the user need, </w:t>
+      </w:r>
+      <w:r>
+        <w:rPr>
+          <w:b/>
+        </w:rPr>
+        <w:t>evidence</w:t>
+      </w:r>
+      <w:r>
+        <w:rPr>
+          <w:b w:val="0"/>
+        </w:rPr>
+        <w:t xml:space="preserve"> boundaries, owner map and exact review/approval rules into a buildable project plan.</w:t>
+      </w:r>
+    </w:p>
+    <w:p>
+      <w:pPr>
+        <w:pStyle w:val="Heading2"/>
+      </w:pPr>
+      <w:r>
+        <w:t>Earlier wording, alternatives and picture transcripts · reference / check after trying</w:t>
+      </w:r>
+    </w:p>
+    <w:p>
+      <w:pPr>
+        <w:spacing w:line="336" w:lineRule="auto" w:after="180"/>
+      </w:pPr>
+      <w:r>
+        <w:rPr>
+          <w:b w:val="0"/>
+        </w:rPr>
+        <w:t>Connect and extend learning</w:t>
+      </w:r>
+    </w:p>
+    <w:p>
+      <w:pPr>
         <w:pStyle w:val="Heading3"/>
       </w:pPr>
       <w:r>
+        <w:t>Verified Study Buddy</w:t>
+      </w:r>
+    </w:p>
+    <w:p>
+      <w:pPr>
+        <w:pStyle w:val="Heading3"/>
+      </w:pPr>
+      <w:r>
+        <w:t>Support and stretch</w:t>
+      </w:r>
+    </w:p>
+    <w:p>
+      <w:pPr>
+        <w:pStyle w:val="Heading3"/>
+      </w:pPr>
+      <w:r>
+        <w:t>Exit reflection</w:t>
+      </w:r>
+    </w:p>
+    <w:p>
+      <w:pPr>
+        <w:pStyle w:val="Heading3"/>
+      </w:pPr>
+      <w:r>
+        <w:t>Bridge to the next week</w:t>
+      </w:r>
+    </w:p>
+    <w:p>
+      <w:pPr>
+        <w:pStyle w:val="Heading3"/>
+      </w:pPr>
+      <w:r>
+        <w:t>Support and fresh reassessment</w:t>
+      </w:r>
+    </w:p>
+    <w:p>
+      <w:pPr>
+        <w:pStyle w:val="Heading3"/>
+      </w:pPr>
+      <w:r>
+        <w:t>Plan the delayed return</w:t>
+      </w:r>
+    </w:p>
+    <w:p>
+      <w:pPr>
+        <w:pStyle w:val="Heading3"/>
+      </w:pPr>
+      <w:r>
         <w:t>Project evidence from this case</w:t>
       </w:r>
     </w:p>
     <w:p>
       <w:pPr>
+        <w:pStyle w:val="Heading1"/>
+      </w:pPr>
+      <w:r>
+        <w:t>Reference bank and extra practice</w:t>
+      </w:r>
+    </w:p>
+    <w:p>
+      <w:pPr>
+        <w:pStyle w:val="Heading1"/>
+      </w:pPr>
+      <w:r>
+        <w:t>07. Reference: alternative planning checklist</w:t>
+      </w:r>
+    </w:p>
+    <w:p>
+      <w:r>
+        <w:t>Use as a reminder alongside the main route rather than teaching the cycle twice.</w:t>
+      </w:r>
+    </w:p>
+    <w:p>
+      <w:pPr>
+        <w:pStyle w:val="Heading2"/>
+      </w:pPr>
+      <w:r>
+        <w:t>Preparation and schedule</w:t>
+      </w:r>
+    </w:p>
+    <w:p>
+      <w:pPr>
         <w:spacing w:line="336" w:lineRule="auto" w:after="180"/>
-      </w:pPr>
-      <w:r>
-        <w:rPr>
-          <w:b w:val="0"/>
-        </w:rPr>
-        <w:t xml:space="preserve">For your Verified Study Buddy, save the </w:t>
-      </w:r>
-      <w:r>
-        <w:rPr>
-          <w:b/>
-        </w:rPr>
-        <w:t>input</w:t>
-      </w:r>
-      <w:r>
-        <w:rPr>
-          <w:b w:val="0"/>
-        </w:rPr>
-        <w:t>, procedure, observed result and limitation of this check.</w:t>
-      </w:r>
-    </w:p>
-    <w:p>
-      <w:pPr>
-        <w:spacing w:line="336" w:lineRule="auto" w:after="180"/>
-      </w:pPr>
-      <w:r>
-        <w:rPr>
-          <w:b w:val="0"/>
-        </w:rPr>
-        <w:t>Label this worked example as practice; use a different, previously unreviewed case when checking independent understanding.</w:t>
-      </w:r>
-    </w:p>
-    <w:p>
-      <w:pPr>
-        <w:pStyle w:val="Heading1"/>
-      </w:pPr>
-      <w:r>
-        <w:t>07. Prepare, teach and assess</w:t>
-      </w:r>
-    </w:p>
-    <w:p>
-      <w:r>
-        <w:t>Use this preparation summary alongside the detailed Human AI Workflow lesson; it is a checklist rather than a replacement for the full sequence.</w:t>
-      </w:r>
-    </w:p>
-    <w:p>
-      <w:pPr>
-        <w:pStyle w:val="Heading3"/>
-      </w:pPr>
-      <w:r>
-        <w:t>Teaching target</w:t>
-      </w:r>
-    </w:p>
-    <w:p>
-      <w:pPr>
-        <w:spacing w:line="336" w:lineRule="auto" w:after="180"/>
-        <w:shd w:fill="EDF7F3"/>
       </w:pPr>
       <w:r>
         <w:rPr>
@@ -5654,6 +5843,14 @@
     </w:tbl>
     <w:p>
       <w:pPr>
+        <w:pStyle w:val="Heading2"/>
+      </w:pPr>
+      <w:r>
+        <w:t>Practice and assessment reminders</w:t>
+      </w:r>
+    </w:p>
+    <w:p>
+      <w:pPr>
         <w:spacing w:line="336" w:lineRule="auto" w:after="180"/>
       </w:pPr>
       <w:r>
@@ -5665,16 +5862,7 @@
     </w:p>
     <w:p>
       <w:pPr>
-        <w:pStyle w:val="Heading3"/>
-      </w:pPr>
-      <w:r>
-        <w:t>Supported practice answer</w:t>
-      </w:r>
-    </w:p>
-    <w:p>
-      <w:pPr>
         <w:spacing w:line="336" w:lineRule="auto" w:after="180"/>
-        <w:shd w:fill="F1F6FC"/>
       </w:pPr>
       <w:r>
         <w:rPr>
@@ -5719,16 +5907,7 @@
     </w:p>
     <w:p>
       <w:pPr>
-        <w:pStyle w:val="Heading3"/>
-      </w:pPr>
-      <w:r>
-        <w:t>Repair the misconception</w:t>
-      </w:r>
-    </w:p>
-    <w:p>
-      <w:pPr>
         <w:spacing w:line="336" w:lineRule="auto" w:after="180"/>
-        <w:shd w:fill="FFF5E6"/>
       </w:pPr>
       <w:r>
         <w:rPr>
@@ -5763,16 +5942,7 @@
     </w:p>
     <w:p>
       <w:pPr>
-        <w:pStyle w:val="Heading3"/>
-      </w:pPr>
-      <w:r>
-        <w:t>Support without giving away the answer</w:t>
-      </w:r>
-    </w:p>
-    <w:p>
-      <w:pPr>
         <w:spacing w:line="336" w:lineRule="auto" w:after="180"/>
-        <w:shd w:fill="F1F6F8"/>
       </w:pPr>
       <w:r>
         <w:rPr>
@@ -5795,16 +5965,7 @@
     </w:p>
     <w:p>
       <w:pPr>
-        <w:pStyle w:val="Heading3"/>
-      </w:pPr>
-      <w:r>
-        <w:t>Extend the reasoning</w:t>
-      </w:r>
-    </w:p>
-    <w:p>
-      <w:pPr>
         <w:spacing w:line="336" w:lineRule="auto" w:after="180"/>
-        <w:shd w:fill="F5F1FB"/>
       </w:pPr>
       <w:r>
         <w:rPr>
@@ -5828,7 +5989,6 @@
     <w:p>
       <w:pPr>
         <w:spacing w:line="336" w:lineRule="auto" w:after="180"/>
-        <w:shd w:fill="F5F1FB"/>
       </w:pPr>
       <w:r>
         <w:rPr>
@@ -5839,16 +5999,7 @@
     </w:p>
     <w:p>
       <w:pPr>
-        <w:pStyle w:val="Heading3"/>
-      </w:pPr>
-      <w:r>
-        <w:t>Protect the independent attempt</w:t>
-      </w:r>
-    </w:p>
-    <w:p>
-      <w:pPr>
         <w:spacing w:line="336" w:lineRule="auto" w:after="180"/>
-        <w:shd w:fill="FFF5E6"/>
       </w:pPr>
       <w:r>
         <w:rPr>
@@ -6043,16 +6194,7 @@
     </w:tbl>
     <w:p>
       <w:pPr>
-        <w:pStyle w:val="Heading3"/>
-      </w:pPr>
-      <w:r>
-        <w:t>Project checkpoint</w:t>
-      </w:r>
-    </w:p>
-    <w:p>
-      <w:pPr>
         <w:spacing w:line="336" w:lineRule="auto" w:after="180"/>
-        <w:shd w:fill="EDF7F3"/>
       </w:pPr>
       <w:r>
         <w:rPr>
@@ -6101,12 +6243,20 @@
         <w:pStyle w:val="Heading1"/>
       </w:pPr>
       <w:r>
-        <w:t>08. Use feedback, labs and repair paths</w:t>
-      </w:r>
-    </w:p>
-    <w:p>
-      <w:r>
-        <w:t>Use feedback, earlier review and portfolios purposefully. Apply the coding routine only when this lesson has an executable lab.</w:t>
+        <w:t>08. Reference: feedback and records</w:t>
+      </w:r>
+    </w:p>
+    <w:p>
+      <w:r>
+        <w:t>Use digital tools where they help retain an explanation and its evidence.</w:t>
+      </w:r>
+    </w:p>
+    <w:p>
+      <w:pPr>
+        <w:pStyle w:val="Heading2"/>
+      </w:pPr>
+      <w:r>
+        <w:t>Keep practice and independent evidence separate</w:t>
       </w:r>
     </w:p>
     <w:p>
@@ -6145,10 +6295,52 @@
     </w:p>
     <w:p>
       <w:pPr>
-        <w:pStyle w:val="Heading3"/>
-      </w:pPr>
-      <w:r>
-        <w:t>For later coding lessons</w:t>
+        <w:pStyle w:val="Heading2"/>
+      </w:pPr>
+      <w:r>
+        <w:t>Repair and portfolio records</w:t>
+      </w:r>
+    </w:p>
+    <w:p>
+      <w:pPr>
+        <w:spacing w:line="336" w:lineRule="auto" w:after="180"/>
+      </w:pPr>
+      <w:r>
+        <w:rPr>
+          <w:b w:val="0"/>
+        </w:rPr>
+        <w:t>Use the earlier worked-explanation links to address a specific missing building block, then return to the current question. Adapt this suggestion after observing the learner; it is not an automatic diagnosis.</w:t>
+      </w:r>
+    </w:p>
+    <w:p>
+      <w:pPr>
+        <w:spacing w:line="336" w:lineRule="auto" w:after="180"/>
+      </w:pPr>
+      <w:r>
+        <w:rPr>
+          <w:b w:val="0"/>
+        </w:rPr>
+        <w:t xml:space="preserve">Collect the completed-work portfolio as </w:t>
+      </w:r>
+      <w:r>
+        <w:rPr>
+          <w:b/>
+        </w:rPr>
+        <w:t>evidence</w:t>
+      </w:r>
+      <w:r>
+        <w:rPr>
+          <w:b w:val="0"/>
+        </w:rPr>
+        <w:t>. Record support separately from correctness, and assess explanation, trace/test and limitations. Progress ticks and quiz selections alone do not establish mastery.</w:t>
+      </w:r>
+    </w:p>
+    <w:p>
+      <w:pPr>
+        <w:pStyle w:val="Heading2"/>
+      </w:pPr>
+      <w:r>
+        <w:t>Earlier wording, alternatives and picture transcripts · reference / check after trying</w:t>
       </w:r>
     </w:p>
     <w:p>
@@ -6159,7 +6351,6 @@
     <w:p>
       <w:pPr>
         <w:spacing w:line="336" w:lineRule="auto" w:after="180"/>
-        <w:shd w:fill="F1F6F8"/>
       </w:pPr>
       <w:r>
         <w:rPr>
@@ -6182,77 +6373,20 @@
     </w:p>
     <w:p>
       <w:pPr>
-        <w:spacing w:line="336" w:lineRule="auto" w:after="180"/>
-      </w:pPr>
-      <w:r>
-        <w:rPr>
-          <w:b w:val="0"/>
-        </w:rPr>
-        <w:t>Use the earlier worked-explanation links to address a specific missing building block, then return to the current question. Adapt this suggestion after observing the learner; it is not an automatic diagnosis.</w:t>
-      </w:r>
-    </w:p>
-    <w:p>
-      <w:pPr>
-        <w:spacing w:line="336" w:lineRule="auto" w:after="180"/>
-      </w:pPr>
-      <w:r>
-        <w:rPr>
-          <w:b w:val="0"/>
-        </w:rPr>
-        <w:t xml:space="preserve">Collect the completed-work portfolio as </w:t>
-      </w:r>
-      <w:r>
-        <w:rPr>
-          <w:b/>
-        </w:rPr>
-        <w:t>evidence</w:t>
-      </w:r>
-      <w:r>
-        <w:rPr>
-          <w:b w:val="0"/>
-        </w:rPr>
-        <w:t>. Record support separately from correctness, and assess explanation, trace/test and limitations. Progress ticks and quiz selections alone do not establish mastery.</w:t>
-      </w:r>
-    </w:p>
-    <w:p>
-      <w:pPr>
         <w:pStyle w:val="Heading1"/>
       </w:pPr>
       <w:r>
-        <w:t>09. Visual concept journey</w:t>
-      </w:r>
-    </w:p>
-    <w:p>
-      <w:r>
-        <w:t>Show one Human AI Workflow graphic at a time, request a prediction and discuss its trace before the independent assessment.</w:t>
-      </w:r>
-    </w:p>
-    <w:p>
-      <w:pPr>
-        <w:spacing w:line="336" w:lineRule="auto" w:after="180"/>
-      </w:pPr>
-      <w:r>
-        <w:rPr>
-          <w:b w:val="0"/>
-        </w:rPr>
-        <w:t xml:space="preserve">Use one picture at a time. Hide a worked result before asking for a </w:t>
-      </w:r>
-      <w:r>
-        <w:rPr>
-          <w:b/>
-        </w:rPr>
-        <w:t>prediction</w:t>
-      </w:r>
-      <w:r>
-        <w:rPr>
-          <w:b w:val="0"/>
-        </w:rPr>
-        <w:t>, then reveal it for feedback. These are supported teaching cases; retain the separate independent assessment for a fresh first attempt.</w:t>
-      </w:r>
-    </w:p>
-    <w:p>
-      <w:pPr>
-        <w:pStyle w:val="Heading3"/>
+        <w:t>09. Reference: teach with the six pictures</w:t>
+      </w:r>
+    </w:p>
+    <w:p>
+      <w:r>
+        <w:t>Choose the picture for the teaching move and connect it to the explanation.</w:t>
+      </w:r>
+    </w:p>
+    <w:p>
+      <w:pPr>
+        <w:pStyle w:val="Heading2"/>
       </w:pPr>
       <w:r>
         <w:t>01. Human AI Workflow: the case</w:t>
@@ -6263,7 +6397,7 @@
         <w:drawing>
           <wp:inline xmlns:a="http://schemas.openxmlformats.org/drawingml/2006/main" xmlns:pic="http://schemas.openxmlformats.org/drawingml/2006/picture">
             <wp:extent cx="5486400" cy="3142488"/>
-            <wp:docPr id="2" name="Picture 2" descr="A human approval belongs to the exact draft and action reviewed. Supplied facts: A teacher approves study handout H1 for classroom printing. H2 adds a pupil email address and proposes public posting. No H2 approval exists. All inputs and outcomes in this worked example are invented classroom data; no real model run is claimed."/>
+            <wp:docPr id="3" name="Picture 3" descr="A human approval belongs to the exact draft and action reviewed. Supplied facts: A teacher approves study handout H1 for classroom printing. H2 adds a pupil email address and proposes public posting. No H2 approval exists. All inputs and outcomes in this worked example are invented classroom data; no real model run is claimed."/>
             <wp:cNvGraphicFramePr>
               <a:graphicFrameLocks noChangeAspect="1"/>
             </wp:cNvGraphicFramePr>
@@ -6275,7 +6409,7 @@
                     <pic:cNvPicPr/>
                   </pic:nvPicPr>
                   <pic:blipFill>
-                    <a:blip r:embed="rId10"/>
+                    <a:blip r:embed="rId11"/>
                     <a:stretch>
                       <a:fillRect/>
                     </a:stretch>
@@ -6331,7 +6465,6 @@
     <w:p>
       <w:pPr>
         <w:spacing w:line="336" w:lineRule="auto" w:after="180"/>
-        <w:shd w:fill="F5F1FB"/>
       </w:pPr>
       <w:r>
         <w:rPr>
@@ -6342,16 +6475,7 @@
     </w:p>
     <w:p>
       <w:pPr>
-        <w:pStyle w:val="Heading3"/>
-      </w:pPr>
-      <w:r>
-        <w:t>Discuss while showing the picture</w:t>
-      </w:r>
-    </w:p>
-    <w:p>
-      <w:pPr>
         <w:spacing w:line="336" w:lineRule="auto" w:after="180"/>
-        <w:shd w:fill="F1F6F8"/>
       </w:pPr>
       <w:r>
         <w:rPr>
@@ -6362,7 +6486,7 @@
     </w:p>
     <w:p>
       <w:pPr>
-        <w:pStyle w:val="Heading3"/>
+        <w:pStyle w:val="Heading2"/>
       </w:pPr>
       <w:r>
         <w:t>02. Follow the deciding steps</w:t>
@@ -6373,7 +6497,7 @@
         <w:drawing>
           <wp:inline xmlns:a="http://schemas.openxmlformats.org/drawingml/2006/main" xmlns:pic="http://schemas.openxmlformats.org/drawingml/2006/picture">
             <wp:extent cx="5486400" cy="3337560"/>
-            <wp:docPr id="3" name="Picture 3" descr="Identify approval: The recorded approval covers H1 and classroom printing. → Inspect change: H2 changes both content and distribution scope. → Require review: Stop public posting and show H2’s changed content and intended audience to the reviewer."/>
+            <wp:docPr id="4" name="Picture 4" descr="Identify approval: The recorded approval covers H1 and classroom printing. → Inspect change: H2 changes both content and distribution scope. → Require review: Stop public posting and show H2’s changed content and intended audience to the reviewer."/>
             <wp:cNvGraphicFramePr>
               <a:graphicFrameLocks noChangeAspect="1"/>
             </wp:cNvGraphicFramePr>
@@ -6385,7 +6509,7 @@
                     <pic:cNvPicPr/>
                   </pic:nvPicPr>
                   <pic:blipFill>
-                    <a:blip r:embed="rId11"/>
+                    <a:blip r:embed="rId9"/>
                     <a:stretch>
                       <a:fillRect/>
                     </a:stretch>
@@ -6418,7 +6542,6 @@
     <w:p>
       <w:pPr>
         <w:spacing w:line="336" w:lineRule="auto" w:after="180"/>
-        <w:shd w:fill="F5F1FB"/>
       </w:pPr>
       <w:r>
         <w:rPr>
@@ -6441,16 +6564,7 @@
     </w:p>
     <w:p>
       <w:pPr>
-        <w:pStyle w:val="Heading3"/>
-      </w:pPr>
-      <w:r>
-        <w:t>Discuss while showing the picture</w:t>
-      </w:r>
-    </w:p>
-    <w:p>
-      <w:pPr>
         <w:spacing w:line="336" w:lineRule="auto" w:after="180"/>
-        <w:shd w:fill="F1F6F8"/>
       </w:pPr>
       <w:r>
         <w:rPr>
@@ -6473,7 +6587,7 @@
     </w:p>
     <w:p>
       <w:pPr>
-        <w:pStyle w:val="Heading3"/>
+        <w:pStyle w:val="Heading2"/>
       </w:pPr>
       <w:r>
         <w:t>03. Human review and consequential use — evidence trace</w:t>
@@ -6484,7 +6598,7 @@
         <w:drawing>
           <wp:inline xmlns:a="http://schemas.openxmlformats.org/drawingml/2006/main" xmlns:pic="http://schemas.openxmlformats.org/drawingml/2006/picture">
             <wp:extent cx="5486400" cy="3297936"/>
-            <wp:docPr id="4" name="Picture 4" descr="Human review and consequential use — evidence trace. Coordinator approves draft v1 for room B. Assistant changes room to C in v2 and submits using the old approval. | For this fictional workflow the assistant drafts a room request but only the coordinator can approve and submit it. Review packets include sources, uncertainty, requested action and the exact version. Any material change requires new approval. | The submission violates version-bound approval. Preserve v1 approval, request review of v2 and prevent submission until its exact action is approved."/>
+            <wp:docPr id="5" name="Picture 5" descr="Human review and consequential use — evidence trace. Coordinator approves draft v1 for room B. Assistant changes room to C in v2 and submits using the old approval. | For this fictional workflow the assistant drafts a room request but only the coordinator can approve and submit it. Review packets include sources, uncertainty, requested action and the exact version. Any material change requires new approval. | The submission violates version-bound approval. Preserve v1 approval, request review of v2 and prevent submission until its exact action is approved."/>
             <wp:cNvGraphicFramePr>
               <a:graphicFrameLocks noChangeAspect="1"/>
             </wp:cNvGraphicFramePr>
@@ -6604,7 +6718,6 @@
     <w:p>
       <w:pPr>
         <w:spacing w:line="336" w:lineRule="auto" w:after="180"/>
-        <w:shd w:fill="F5F1FB"/>
       </w:pPr>
       <w:r>
         <w:rPr>
@@ -6615,16 +6728,7 @@
     </w:p>
     <w:p>
       <w:pPr>
-        <w:pStyle w:val="Heading3"/>
-      </w:pPr>
-      <w:r>
-        <w:t>Discuss while showing the picture</w:t>
-      </w:r>
-    </w:p>
-    <w:p>
-      <w:pPr>
         <w:spacing w:line="336" w:lineRule="auto" w:after="180"/>
-        <w:shd w:fill="F1F6F8"/>
       </w:pPr>
       <w:r>
         <w:rPr>
@@ -6635,7 +6739,7 @@
     </w:p>
     <w:p>
       <w:pPr>
-        <w:pStyle w:val="Heading3"/>
+        <w:pStyle w:val="Heading2"/>
       </w:pPr>
       <w:r>
         <w:t>04. Change one thing. Trace what follows.</w:t>
@@ -6646,7 +6750,7 @@
         <w:drawing>
           <wp:inline xmlns:a="http://schemas.openxmlformats.org/drawingml/2006/main" xmlns:pic="http://schemas.openxmlformats.org/drawingml/2006/picture">
             <wp:extent cx="5486400" cy="3041904"/>
-            <wp:docPr id="5" name="Picture 5" descr="Original case: Stop public posting and show H2’s changed content and intended audience to the reviewer. Changed condition: H2 is replaced with unchanged H1 for classroom printing. Expected result: The original approval covers that declared action. Reason: Both the approved content and its distribution scope now match."/>
+            <wp:docPr id="6" name="Picture 6" descr="Original case: Stop public posting and show H2’s changed content and intended audience to the reviewer. Changed condition: H2 is replaced with unchanged H1 for classroom printing. Expected result: The original approval covers that declared action. Reason: Both the approved content and its distribution scope now match."/>
             <wp:cNvGraphicFramePr>
               <a:graphicFrameLocks noChangeAspect="1"/>
             </wp:cNvGraphicFramePr>
@@ -6702,7 +6806,6 @@
     <w:p>
       <w:pPr>
         <w:spacing w:line="336" w:lineRule="auto" w:after="180"/>
-        <w:shd w:fill="F5F1FB"/>
       </w:pPr>
       <w:r>
         <w:rPr>
@@ -6713,16 +6816,7 @@
     </w:p>
     <w:p>
       <w:pPr>
-        <w:pStyle w:val="Heading3"/>
-      </w:pPr>
-      <w:r>
-        <w:t>Discuss while showing the picture</w:t>
-      </w:r>
-    </w:p>
-    <w:p>
-      <w:pPr>
         <w:spacing w:line="336" w:lineRule="auto" w:after="180"/>
-        <w:shd w:fill="F1F6F8"/>
       </w:pPr>
       <w:r>
         <w:rPr>
@@ -6734,7 +6828,6 @@
     <w:p>
       <w:pPr>
         <w:spacing w:line="336" w:lineRule="auto" w:after="180"/>
-        <w:shd w:fill="F1F6F8"/>
       </w:pPr>
       <w:r>
         <w:rPr>
@@ -6745,7 +6838,7 @@
     </w:p>
     <w:p>
       <w:pPr>
-        <w:pStyle w:val="Heading3"/>
+        <w:pStyle w:val="Heading2"/>
       </w:pPr>
       <w:r>
         <w:t>05. Connect the explanation to its limit</w:t>
@@ -6756,7 +6849,7 @@
         <w:drawing>
           <wp:inline xmlns:a="http://schemas.openxmlformats.org/drawingml/2006/main" xmlns:pic="http://schemas.openxmlformats.org/drawingml/2006/picture">
             <wp:extent cx="5486400" cy="2834640"/>
-            <wp:docPr id="6" name="Picture 6" descr="Read the picture in order. Stop public posting and show H2’s changed content and intended audience to the reviewer. The arrows show which recorded input or intermediate result each decision uses. Explain the deciding step aloud before checking the changed case; pointing to the final answer alone does not show how it follows. Limit: Human review helps only when the reviewer sees the material changes, evidence and actual consequences."/>
+            <wp:docPr id="7" name="Picture 7" descr="Read the picture in order. Stop public posting and show H2’s changed content and intended audience to the reviewer. The arrows show which recorded input or intermediate result each decision uses. Explain the deciding step aloud before checking the changed case; pointing to the final answer alone does not show how it follows. Limit: Human review helps only when the reviewer sees the material changes, evidence and actual consequences."/>
             <wp:cNvGraphicFramePr>
               <a:graphicFrameLocks noChangeAspect="1"/>
             </wp:cNvGraphicFramePr>
@@ -6847,7 +6940,6 @@
     <w:p>
       <w:pPr>
         <w:spacing w:line="336" w:lineRule="auto" w:after="180"/>
-        <w:shd w:fill="F5F1FB"/>
       </w:pPr>
       <w:r>
         <w:rPr>
@@ -6858,16 +6950,7 @@
     </w:p>
     <w:p>
       <w:pPr>
-        <w:pStyle w:val="Heading3"/>
-      </w:pPr>
-      <w:r>
-        <w:t>Discuss while showing the picture</w:t>
-      </w:r>
-    </w:p>
-    <w:p>
-      <w:pPr>
         <w:spacing w:line="336" w:lineRule="auto" w:after="180"/>
-        <w:shd w:fill="F1F6F8"/>
       </w:pPr>
       <w:r>
         <w:rPr>
@@ -6879,7 +6962,6 @@
     <w:p>
       <w:pPr>
         <w:spacing w:line="336" w:lineRule="auto" w:after="180"/>
-        <w:shd w:fill="F1F6F8"/>
       </w:pPr>
       <w:r>
         <w:rPr>
@@ -6902,7 +6984,7 @@
     </w:p>
     <w:p>
       <w:pPr>
-        <w:pStyle w:val="Heading3"/>
+        <w:pStyle w:val="Heading2"/>
       </w:pPr>
       <w:r>
         <w:t>06. Make the idea visible in your project</w:t>
@@ -6913,7 +6995,7 @@
         <w:drawing>
           <wp:inline xmlns:a="http://schemas.openxmlformats.org/drawingml/2006/main" xmlns:pic="http://schemas.openxmlformats.org/drawingml/2006/picture">
             <wp:extent cx="5486400" cy="3681984"/>
-            <wp:docPr id="7" name="Picture 7" descr="For your Verified Study Buddy, save the input, procedure, observed result and limitation of this check. Label this worked example as practice; use a different, previously unreviewed case when checking independent understanding. Draw your input, deciding step, result and limit. Supported question: Why can H1’s approval not automatically approve H2? Point to the relevant step in the picture, then write the changed result and the rule or evidence that supports it."/>
+            <wp:docPr id="8" name="Picture 8" descr="For your Verified Study Buddy, save the input, procedure, observed result and limitation of this check. Label this worked example as practice; use a different, previously unreviewed case when checking independent understanding. Draw your input, deciding step, result and limit. Supported question: Why can H1’s approval not automatically approve H2? Point to the relevant step in the picture, then write the changed result and the rule or evidence that supports it."/>
             <wp:cNvGraphicFramePr>
               <a:graphicFrameLocks noChangeAspect="1"/>
             </wp:cNvGraphicFramePr>
@@ -7016,7 +7098,6 @@
     <w:p>
       <w:pPr>
         <w:spacing w:line="336" w:lineRule="auto" w:after="180"/>
-        <w:shd w:fill="F5F1FB"/>
       </w:pPr>
       <w:r>
         <w:rPr>
@@ -7039,58 +7120,126 @@
     </w:p>
     <w:p>
       <w:pPr>
+        <w:spacing w:line="336" w:lineRule="auto" w:after="180"/>
+      </w:pPr>
+      <w:r>
+        <w:rPr>
+          <w:b w:val="0"/>
+        </w:rPr>
+        <w:t xml:space="preserve">Teacher prompt: Draw your project trace and justify the deciding step using </w:t>
+      </w:r>
+      <w:r>
+        <w:rPr>
+          <w:b/>
+        </w:rPr>
+        <w:t>evidence</w:t>
+      </w:r>
+      <w:r>
+        <w:rPr>
+          <w:b w:val="0"/>
+        </w:rPr>
+        <w:t>. Ask learners to describe one label or arrow in ordinary words. Use the adjacent transcript if the image is difficult to see.</w:t>
+      </w:r>
+    </w:p>
+    <w:p>
+      <w:pPr>
+        <w:spacing w:line="336" w:lineRule="auto" w:after="180"/>
+      </w:pPr>
+      <w:r>
+        <w:rPr>
+          <w:b w:val="0"/>
+        </w:rPr>
+        <w:t>Supported practice key: The reviewer did not approve the added personal detail or public audience. Approval must match the version and action. Changed-case check: The original approval covers that declared action.</w:t>
+      </w:r>
+    </w:p>
+    <w:p>
+      <w:pPr>
+        <w:spacing w:line="336" w:lineRule="auto" w:after="180"/>
+      </w:pPr>
+      <w:r>
+        <w:rPr>
+          <w:b w:val="0"/>
+        </w:rPr>
+        <w:t>Both the approved content and its distribution scope now match.</w:t>
+      </w:r>
+    </w:p>
+    <w:p>
+      <w:pPr>
+        <w:pStyle w:val="Heading2"/>
+      </w:pPr>
+      <w:r>
+        <w:t>Earlier wording, alternatives and picture transcripts · reference / check after trying</w:t>
+      </w:r>
+    </w:p>
+    <w:p>
+      <w:pPr>
+        <w:spacing w:line="336" w:lineRule="auto" w:after="180"/>
+      </w:pPr>
+      <w:r>
+        <w:rPr>
+          <w:b w:val="0"/>
+        </w:rPr>
+        <w:t xml:space="preserve">Use one picture at a time. Hide a worked result before asking for a </w:t>
+      </w:r>
+      <w:r>
+        <w:rPr>
+          <w:b/>
+        </w:rPr>
+        <w:t>prediction</w:t>
+      </w:r>
+      <w:r>
+        <w:rPr>
+          <w:b w:val="0"/>
+        </w:rPr>
+        <w:t>, then reveal it for feedback. These are supported teaching cases; retain the separate independent assessment for a fresh first attempt.</w:t>
+      </w:r>
+    </w:p>
+    <w:p>
+      <w:pPr>
         <w:pStyle w:val="Heading3"/>
       </w:pPr>
       <w:r>
-        <w:t>Discuss while showing the picture</w:t>
-      </w:r>
-    </w:p>
-    <w:p>
-      <w:pPr>
-        <w:spacing w:line="336" w:lineRule="auto" w:after="180"/>
-        <w:shd w:fill="F1F6F8"/>
-      </w:pPr>
-      <w:r>
-        <w:rPr>
-          <w:b w:val="0"/>
-        </w:rPr>
-        <w:t xml:space="preserve">Teacher prompt: Draw your project trace and justify the deciding step using </w:t>
-      </w:r>
-      <w:r>
-        <w:rPr>
-          <w:b/>
-        </w:rPr>
-        <w:t>evidence</w:t>
-      </w:r>
-      <w:r>
-        <w:rPr>
-          <w:b w:val="0"/>
-        </w:rPr>
-        <w:t>. Ask learners to describe one label or arrow in ordinary words. Use the adjacent transcript if the image is difficult to see.</w:t>
-      </w:r>
-    </w:p>
-    <w:p>
-      <w:pPr>
-        <w:spacing w:line="336" w:lineRule="auto" w:after="180"/>
-        <w:shd w:fill="F1F6F8"/>
-      </w:pPr>
-      <w:r>
-        <w:rPr>
-          <w:b w:val="0"/>
-        </w:rPr>
-        <w:t>Supported practice key: The reviewer did not approve the added personal detail or public audience. Approval must match the version and action. Changed-case check: The original approval covers that declared action.</w:t>
-      </w:r>
-    </w:p>
-    <w:p>
-      <w:pPr>
-        <w:spacing w:line="336" w:lineRule="auto" w:after="180"/>
-        <w:shd w:fill="F1F6F8"/>
-      </w:pPr>
-      <w:r>
-        <w:rPr>
-          <w:b w:val="0"/>
-        </w:rPr>
-        <w:t>Both the approved content and its distribution scope now match.</w:t>
+        <w:t>01. Human AI Workflow: the case</w:t>
+      </w:r>
+    </w:p>
+    <w:p>
+      <w:pPr>
+        <w:pStyle w:val="Heading3"/>
+      </w:pPr>
+      <w:r>
+        <w:t>02. Follow the deciding steps</w:t>
+      </w:r>
+    </w:p>
+    <w:p>
+      <w:pPr>
+        <w:pStyle w:val="Heading3"/>
+      </w:pPr>
+      <w:r>
+        <w:t>03. Human review and consequential use — evidence trace</w:t>
+      </w:r>
+    </w:p>
+    <w:p>
+      <w:pPr>
+        <w:pStyle w:val="Heading3"/>
+      </w:pPr>
+      <w:r>
+        <w:t>04. Change one thing. Trace what follows.</w:t>
+      </w:r>
+    </w:p>
+    <w:p>
+      <w:pPr>
+        <w:pStyle w:val="Heading3"/>
+      </w:pPr>
+      <w:r>
+        <w:t>05. Connect the explanation to its limit</w:t>
+      </w:r>
+    </w:p>
+    <w:p>
+      <w:pPr>
+        <w:pStyle w:val="Heading3"/>
+      </w:pPr>
+      <w:r>
+        <w:t>06. Make the idea visible in your project</w:t>
       </w:r>
     </w:p>
     <w:sectPr>
